--- a/template_2.docx
+++ b/template_2.docx
@@ -5,49 +5,49 @@
     <w:p>
       <w:pPr>
         <w:pBdr/>
-        <w:spacing w:line="360" w:lineRule="auto"/>
+        <w:spacing w:after="0" w:afterAutospacing="0" w:line="360" w:lineRule="auto"/>
         <w:ind/>
         <w:jc w:val="center"/>
         <w:rPr>
-          <w:rFonts w:ascii="宋体" w:hAnsi="宋体" w:cs="宋体"/>
-          <w:sz w:val="24"/>
-          <w:szCs w:val="24"/>
+          <w:rFonts w:ascii="SimHei" w:hAnsi="SimHei" w:eastAsia="SimHei" w:cs="SimHei"/>
+          <w:sz w:val="30"/>
+          <w:szCs w:val="30"/>
           <w:highlight w:val="none"/>
         </w:rPr>
       </w:pPr>
       <w:r>
         <w:rPr>
-          <w:rFonts w:ascii="宋体" w:hAnsi="宋体" w:cs="宋体"/>
-          <w:sz w:val="24"/>
-          <w:szCs w:val="24"/>
-          <w:highlight w:val="none"/>
+          <w:rFonts w:ascii="SimHei" w:hAnsi="SimHei" w:eastAsia="SimHei" w:cs="SimHei"/>
+          <w:sz w:val="30"/>
+          <w:szCs w:val="30"/>
+        </w:rPr>
+        <w:t xml:space="preserve">摘  要</w:t>
+      </w:r>
+      <w:r>
+        <w:rPr>
+          <w:rFonts w:ascii="SimHei" w:hAnsi="SimHei" w:cs="SimHei"/>
+          <w:sz w:val="30"/>
+          <w:szCs w:val="30"/>
         </w:rPr>
       </w:r>
       <w:r>
         <w:rPr>
-          <w:rFonts w:ascii="宋体" w:hAnsi="宋体" w:cs="宋体"/>
-          <w:sz w:val="24"/>
-          <w:szCs w:val="24"/>
-          <w:highlight w:val="none"/>
-        </w:rPr>
-      </w:r>
-      <w:r>
-        <w:rPr>
-          <w:rFonts w:ascii="宋体" w:hAnsi="宋体" w:cs="宋体"/>
-          <w:sz w:val="24"/>
-          <w:szCs w:val="24"/>
+          <w:rFonts w:ascii="SimHei" w:hAnsi="SimHei" w:eastAsia="SimHei" w:cs="SimHei"/>
+          <w:sz w:val="30"/>
+          <w:szCs w:val="30"/>
           <w:highlight w:val="none"/>
         </w:rPr>
       </w:r>
     </w:p>
     <w:p>
       <w:pPr>
-        <w:pBdr/>
-        <w:spacing w:line="360" w:lineRule="auto"/>
-        <w:ind/>
-        <w:jc w:val="center"/>
+        <w:suppressLineNumbers w:val="false"/>
+        <w:pBdr/>
+        <w:spacing w:after="0" w:afterAutospacing="0" w:line="360" w:lineRule="auto"/>
+        <w:ind w:firstLine="482"/>
+        <w:jc w:val="left"/>
         <w:rPr>
-          <w:rFonts w:ascii="宋体" w:hAnsi="宋体" w:cs="宋体"/>
+          <w:rFonts w:ascii="宋体" w:hAnsi="宋体" w:eastAsia="宋体" w:cs="宋体"/>
           <w:sz w:val="24"/>
           <w:szCs w:val="24"/>
           <w:highlight w:val="none"/>
@@ -55,42 +55,13 @@
       </w:pPr>
       <w:r>
         <w:rPr>
-          <w:rFonts w:ascii="宋体" w:hAnsi="宋体" w:cs="宋体"/>
+          <w:rFonts w:ascii="宋体" w:hAnsi="宋体" w:eastAsia="宋体" w:cs="宋体"/>
           <w:sz w:val="24"/>
           <w:szCs w:val="24"/>
           <w:highlight w:val="none"/>
         </w:rPr>
+        <w:t xml:space="preserve">{{abstract}}</w:t>
       </w:r>
-      <w:r>
-        <w:rPr>
-          <w:rFonts w:ascii="宋体" w:hAnsi="宋体" w:cs="宋体"/>
-          <w:sz w:val="24"/>
-          <w:szCs w:val="24"/>
-          <w:highlight w:val="none"/>
-        </w:rPr>
-      </w:r>
-      <w:r>
-        <w:rPr>
-          <w:rFonts w:ascii="宋体" w:hAnsi="宋体" w:cs="宋体"/>
-          <w:sz w:val="24"/>
-          <w:szCs w:val="24"/>
-          <w:highlight w:val="none"/>
-        </w:rPr>
-      </w:r>
-    </w:p>
-    <w:p>
-      <w:pPr>
-        <w:pBdr/>
-        <w:spacing w:line="360" w:lineRule="auto"/>
-        <w:ind/>
-        <w:jc w:val="center"/>
-        <w:rPr>
-          <w:rFonts w:ascii="宋体" w:hAnsi="宋体" w:cs="宋体"/>
-          <w:sz w:val="24"/>
-          <w:szCs w:val="24"/>
-          <w:highlight w:val="none"/>
-        </w:rPr>
-      </w:pPr>
       <w:r>
         <w:rPr>
           <w:rFonts w:ascii="宋体" w:hAnsi="宋体" w:eastAsia="宋体" w:cs="宋体"/>
@@ -101,7 +72,30 @@
       </w:r>
       <w:r>
         <w:rPr>
-          <w:rFonts w:ascii="宋体" w:hAnsi="宋体" w:cs="宋体"/>
+          <w:rFonts w:ascii="宋体" w:hAnsi="宋体" w:eastAsia="宋体" w:cs="宋体"/>
+          <w:sz w:val="24"/>
+          <w:szCs w:val="24"/>
+          <w:highlight w:val="none"/>
+        </w:rPr>
+      </w:r>
+    </w:p>
+    <w:p>
+      <w:pPr>
+        <w:suppressLineNumbers w:val="false"/>
+        <w:pBdr/>
+        <w:spacing w:after="0" w:afterAutospacing="0" w:afterLines="0" w:line="360" w:lineRule="auto"/>
+        <w:ind w:firstLine="482"/>
+        <w:jc w:val="left"/>
+        <w:rPr>
+          <w:rFonts w:ascii="宋体" w:hAnsi="宋体" w:eastAsia="宋体" w:cs="宋体"/>
+          <w:sz w:val="24"/>
+          <w:szCs w:val="24"/>
+          <w:highlight w:val="none"/>
+        </w:rPr>
+      </w:pPr>
+      <w:r>
+        <w:rPr>
+          <w:rFonts w:ascii="宋体" w:hAnsi="宋体" w:eastAsia="宋体" w:cs="宋体"/>
           <w:sz w:val="24"/>
           <w:szCs w:val="24"/>
           <w:highlight w:val="none"/>
@@ -109,7 +103,15 @@
       </w:r>
       <w:r>
         <w:rPr>
-          <w:rFonts w:ascii="宋体" w:hAnsi="宋体" w:cs="宋体"/>
+          <w:rFonts w:ascii="宋体" w:hAnsi="宋体" w:eastAsia="宋体" w:cs="宋体"/>
+          <w:sz w:val="24"/>
+          <w:szCs w:val="24"/>
+          <w:highlight w:val="none"/>
+        </w:rPr>
+      </w:r>
+      <w:r>
+        <w:rPr>
+          <w:rFonts w:ascii="宋体" w:hAnsi="宋体" w:eastAsia="宋体" w:cs="宋体"/>
           <w:sz w:val="24"/>
           <w:szCs w:val="24"/>
           <w:highlight w:val="none"/>
@@ -118,225 +120,68 @@
     </w:p>
     <w:p>
       <w:pPr>
-        <w:pBdr/>
-        <w:spacing/>
-        <w:ind/>
-        <w:jc w:val="center"/>
+        <w:suppressLineNumbers w:val="false"/>
+        <w:pBdr/>
+        <w:spacing w:after="0" w:afterAutospacing="0" w:line="240" w:lineRule="auto"/>
+        <w:ind w:firstLine="482"/>
+        <w:jc w:val="left"/>
         <w:rPr>
-          <w:rFonts w:ascii="黑体" w:hAnsi="黑体" w:eastAsia="黑体" w:cs="黑体"/>
-          <w:sz w:val="44"/>
-          <w:szCs w:val="44"/>
+          <w:rFonts w:ascii="宋体" w:hAnsi="宋体" w:eastAsia="宋体" w:cs="宋体"/>
+          <w:sz w:val="24"/>
+          <w:szCs w:val="24"/>
           <w:highlight w:val="none"/>
         </w:rPr>
       </w:pPr>
       <w:r>
         <w:rPr>
           <w:rFonts w:ascii="黑体" w:hAnsi="黑体" w:eastAsia="黑体" w:cs="黑体"/>
-          <w:sz w:val="44"/>
-          <w:szCs w:val="44"/>
+          <w:sz w:val="24"/>
+          <w:szCs w:val="24"/>
+          <w:highlight w:val="none"/>
         </w:rPr>
-        <w:t>大理大学本科毕业设计</w:t>
+        <w:t xml:space="preserve">关键字</w:t>
       </w:r>
       <w:r>
         <w:rPr>
           <w:rFonts w:ascii="黑体" w:hAnsi="黑体" w:eastAsia="黑体" w:cs="黑体"/>
-          <w:sz w:val="44"/>
-          <w:szCs w:val="44"/>
+          <w:sz w:val="24"/>
+          <w:szCs w:val="24"/>
+          <w:highlight w:val="none"/>
         </w:rPr>
+        <w:t xml:space="preserve">：</w:t>
       </w:r>
       <w:r>
         <w:rPr>
-          <w:rFonts w:ascii="黑体" w:hAnsi="黑体" w:eastAsia="黑体" w:cs="黑体"/>
-          <w:sz w:val="44"/>
-          <w:szCs w:val="44"/>
+          <w:rFonts w:ascii="宋体" w:hAnsi="宋体" w:eastAsia="宋体" w:cs="宋体"/>
+          <w:sz w:val="24"/>
+          <w:szCs w:val="24"/>
           <w:highlight w:val="none"/>
         </w:rPr>
-      </w:r>
-    </w:p>
-    <w:p>
-      <w:pPr>
-        <w:pBdr/>
-        <w:spacing/>
-        <w:ind/>
-        <w:jc w:val="center"/>
-        <w:rPr>
-          <w:rFonts w:ascii="SimHei" w:hAnsi="SimHei" w:cs="SimHei"/>
-          <w:sz w:val="36"/>
-          <w:szCs w:val="36"/>
-        </w:rPr>
-      </w:pPr>
-      <w:r>
-        <w:rPr>
-          <w:rFonts w:ascii="SimHei" w:hAnsi="SimHei" w:cs="SimHei"/>
-          <w:sz w:val="36"/>
-          <w:szCs w:val="36"/>
-        </w:rPr>
+        <w:t xml:space="preserve">{{keywords}}</w:t>
       </w:r>
       <w:r>
         <w:rPr>
-          <w:rFonts w:ascii="SimHei" w:hAnsi="SimHei" w:cs="SimHei"/>
-          <w:sz w:val="36"/>
-          <w:szCs w:val="36"/>
-        </w:rPr>
-      </w:r>
-      <w:r>
-        <w:rPr>
-          <w:rFonts w:ascii="SimHei" w:hAnsi="SimHei" w:cs="SimHei"/>
-          <w:sz w:val="36"/>
-          <w:szCs w:val="36"/>
-        </w:rPr>
-      </w:r>
-    </w:p>
-    <w:p>
-      <w:pPr>
-        <w:pBdr/>
-        <w:spacing w:after="0" w:before="0" w:line="360" w:lineRule="auto"/>
-        <w:ind/>
-        <w:jc w:val="center"/>
-        <w:rPr>
-          <w:rFonts w:ascii="黑体" w:hAnsi="黑体" w:cs="黑体"/>
-          <w:sz w:val="36"/>
-          <w:szCs w:val="36"/>
-        </w:rPr>
-      </w:pPr>
-      <w:r>
-        <w:rPr>
-          <w:rFonts w:ascii="黑体" w:hAnsi="黑体" w:eastAsia="黑体" w:cs="黑体"/>
-          <w:sz w:val="36"/>
-          <w:szCs w:val="36"/>
-        </w:rPr>
-        <w:t>基于深度学习的图像识别算法研究</w:t>
-      </w:r>
-      <w:r>
-        <w:rPr>
-          <w:rFonts w:ascii="黑体" w:hAnsi="黑体" w:eastAsia="黑体" w:cs="黑体"/>
-          <w:sz w:val="36"/>
-          <w:szCs w:val="36"/>
-        </w:rPr>
-      </w:r>
-      <w:r>
-        <w:rPr>
-          <w:rFonts w:ascii="黑体" w:hAnsi="黑体" w:cs="黑体"/>
-          <w:sz w:val="36"/>
-          <w:szCs w:val="36"/>
-        </w:rPr>
-      </w:r>
-    </w:p>
-    <w:p>
-      <w:pPr>
-        <w:pBdr/>
-        <w:spacing w:after="0" w:before="0" w:line="360" w:lineRule="auto"/>
-        <w:ind/>
-        <w:jc w:val="center"/>
-        <w:rPr>
-          <w:rFonts w:ascii="黑体" w:hAnsi="黑体" w:cs="黑体"/>
-          <w:sz w:val="28"/>
-          <w:szCs w:val="28"/>
-        </w:rPr>
-      </w:pPr>
-      <w:r>
-        <w:rPr>
-          <w:rFonts w:ascii="黑体" w:hAnsi="黑体" w:eastAsia="黑体" w:cs="黑体"/>
-          <w:sz w:val="28"/>
-          <w:szCs w:val="28"/>
-        </w:rPr>
-        <w:t>——以卷积神经网络为例</w:t>
-      </w:r>
-      <w:r>
-        <w:rPr>
-          <w:rFonts w:ascii="黑体" w:hAnsi="黑体" w:eastAsia="黑体" w:cs="黑体"/>
-          <w:sz w:val="28"/>
-          <w:szCs w:val="28"/>
-        </w:rPr>
-      </w:r>
-      <w:r>
-        <w:rPr>
-          <w:rFonts w:ascii="黑体" w:hAnsi="黑体" w:cs="黑体"/>
-          <w:sz w:val="28"/>
-          <w:szCs w:val="28"/>
-        </w:rPr>
-      </w:r>
-    </w:p>
-    <w:p>
-      <w:pPr>
-        <w:pBdr/>
-        <w:spacing w:after="0" w:before="0" w:line="360" w:lineRule="auto"/>
-        <w:ind/>
-        <w:jc w:val="center"/>
-        <w:rPr>
-          <w:rFonts w:ascii="Times New Roman" w:hAnsi="Times New Roman" w:cs="Times New Roman"/>
-          <w:b/>
-          <w:sz w:val="30"/>
-          <w:szCs w:val="30"/>
-        </w:rPr>
-      </w:pPr>
-      <w:r>
-        <w:rPr>
-          <w:rFonts w:ascii="Times New Roman" w:hAnsi="Times New Roman" w:cs="Times New Roman"/>
-          <w:b/>
-          <w:sz w:val="30"/>
-          <w:szCs w:val="30"/>
-        </w:rPr>
-        <w:t>Research on Image Recognition Algorithm Based on Deep Learning</w:t>
-      </w:r>
-      <w:r>
-        <w:rPr>
-          <w:rFonts w:ascii="Times New Roman" w:hAnsi="Times New Roman" w:cs="Times New Roman"/>
-          <w:b/>
-          <w:sz w:val="30"/>
-          <w:szCs w:val="30"/>
-        </w:rPr>
-      </w:r>
-      <w:r>
-        <w:rPr>
-          <w:rFonts w:ascii="Times New Roman" w:hAnsi="Times New Roman" w:cs="Times New Roman"/>
-          <w:b/>
-          <w:sz w:val="30"/>
-          <w:szCs w:val="30"/>
-        </w:rPr>
-      </w:r>
-    </w:p>
-    <w:p>
-      <w:pPr>
-        <w:pBdr/>
-        <w:spacing w:after="0" w:before="0" w:line="360" w:lineRule="auto"/>
-        <w:ind/>
-        <w:jc w:val="center"/>
-        <w:rPr>
-          <w:rFonts w:ascii="Times New Roman" w:hAnsi="Times New Roman" w:cs="Times New Roman"/>
-          <w:sz w:val="24"/>
-          <w:szCs w:val="24"/>
-        </w:rPr>
-      </w:pPr>
-      <w:r>
-        <w:rPr>
-          <w:rFonts w:ascii="Times New Roman" w:hAnsi="Times New Roman" w:cs="Times New Roman"/>
-          <w:sz w:val="24"/>
-          <w:szCs w:val="24"/>
-        </w:rPr>
-        <w:t>——A Case Study of Convolutional Neural Network</w:t>
-      </w:r>
-      <w:r>
-        <w:rPr>
-          <w:rFonts w:ascii="Times New Roman" w:hAnsi="Times New Roman" w:cs="Times New Roman"/>
+          <w:rFonts w:ascii="宋体" w:hAnsi="宋体" w:cs="宋体"/>
           <w:sz w:val="24"/>
           <w:szCs w:val="24"/>
         </w:rPr>
       </w:r>
       <w:r>
         <w:rPr>
-          <w:rFonts w:ascii="Times New Roman" w:hAnsi="Times New Roman" w:cs="Times New Roman"/>
+          <w:rFonts w:ascii="宋体" w:hAnsi="宋体" w:eastAsia="宋体" w:cs="宋体"/>
           <w:sz w:val="24"/>
           <w:szCs w:val="24"/>
+          <w:highlight w:val="none"/>
         </w:rPr>
       </w:r>
     </w:p>
     <w:p>
       <w:pPr>
-        <w:pBdr/>
-        <w:spacing/>
-        <w:ind/>
-        <w:jc w:val="center"/>
+        <w:suppressLineNumbers w:val="false"/>
+        <w:pBdr/>
+        <w:shd w:val="nil" w:color="auto"/>
+        <w:spacing/>
+        <w:ind/>
         <w:rPr>
           <w:rFonts w:ascii="宋体" w:hAnsi="宋体" w:cs="宋体"/>
           <w:sz w:val="24"/>
@@ -345,10 +190,11 @@
       </w:pPr>
       <w:r>
         <w:rPr>
-          <w:rFonts w:ascii="Times New Roman" w:hAnsi="Times New Roman" w:cs="Times New Roman"/>
+          <w:rFonts w:ascii="宋体" w:hAnsi="宋体" w:cs="宋体"/>
           <w:sz w:val="24"/>
           <w:szCs w:val="24"/>
         </w:rPr>
+        <w:br w:type="page" w:clear="all"/>
       </w:r>
       <w:r>
         <w:rPr>
@@ -365,912 +211,216 @@
         </w:rPr>
       </w:r>
     </w:p>
-    <w:tbl>
-      <w:tblPr>
-        <w:tblInd w:w="0" w:type="dxa"/>
-        <w:tblW w:w="8452" w:type="dxa"/>
-        <w:tblBorders/>
-        <w:tblLayout w:type="fixed"/>
-        <w:tblLook w:val="04A0" w:firstRow="1" w:lastRow="0" w:firstColumn="1" w:lastColumn="0" w:noHBand="0" w:noVBand="1"/>
-      </w:tblPr>
-      <w:tblGrid>
-        <w:gridCol w:w="1780"/>
-        <w:gridCol w:w="6672"/>
-      </w:tblGrid>
-      <w:tr>
-        <w:trPr>
-          <w:trHeight w:val="578"/>
-        </w:trPr>
-        <w:tc>
-          <w:tcPr>
-            <w:tcBorders>
-              <w:top w:val="none" w:color="000000" w:sz="4" w:space="0"/>
-              <w:left w:val="none" w:color="000000" w:sz="4" w:space="0"/>
-              <w:bottom w:val="none" w:color="000000" w:sz="4" w:space="0"/>
-              <w:right w:val="none" w:color="000000" w:sz="4" w:space="0"/>
-            </w:tcBorders>
-            <w:tcMar>
-              <w:left w:w="0" w:type="dxa"/>
-              <w:top w:w="0" w:type="dxa"/>
-              <w:right w:w="0" w:type="dxa"/>
-              <w:bottom w:w="0" w:type="dxa"/>
-            </w:tcMar>
-            <w:tcW w:w="1780" w:type="dxa"/>
-            <w:vAlign w:val="bottom"/>
-          </w:tcPr>
-          <w:p>
-            <w:pPr>
-              <w:pBdr/>
-              <w:spacing w:after="0" w:before="0" w:line="360" w:lineRule="auto"/>
-              <w:ind/>
-              <w:jc w:val="right"/>
-              <w:rPr>
-                <w:rFonts w:ascii="宋体" w:hAnsi="宋体" w:cs="宋体"/>
-                <w:sz w:val="24"/>
-                <w:szCs w:val="24"/>
-              </w:rPr>
-            </w:pPr>
-            <w:r>
-              <w:rPr>
-                <w:rFonts w:ascii="宋体" w:hAnsi="宋体" w:cs="宋体"/>
-                <w:sz w:val="24"/>
-                <w:szCs w:val="24"/>
-              </w:rPr>
-              <w:t xml:space="preserve">学        院</w:t>
-            </w:r>
-            <w:r>
-              <w:rPr>
-                <w:rFonts w:ascii="宋体" w:hAnsi="宋体" w:cs="宋体"/>
-                <w:sz w:val="24"/>
-                <w:szCs w:val="24"/>
-              </w:rPr>
-              <w:t xml:space="preserve">：</w:t>
-            </w:r>
-            <w:r>
-              <w:rPr>
-                <w:rFonts w:ascii="宋体" w:hAnsi="宋体" w:cs="宋体"/>
-                <w:sz w:val="24"/>
-                <w:szCs w:val="24"/>
-              </w:rPr>
-            </w:r>
-            <w:r>
-              <w:rPr>
-                <w:rFonts w:ascii="宋体" w:hAnsi="宋体" w:cs="宋体"/>
-                <w:sz w:val="24"/>
-                <w:szCs w:val="24"/>
-              </w:rPr>
-            </w:r>
-          </w:p>
-        </w:tc>
-        <w:tc>
-          <w:tcPr>
-            <w:tcBorders>
-              <w:top w:val="none" w:color="000000" w:sz="4" w:space="0"/>
-              <w:left w:val="none" w:color="000000" w:sz="4" w:space="0"/>
-              <w:bottom w:val="single" w:color="000000" w:sz="4" w:space="0"/>
-              <w:right w:val="none" w:color="000000" w:sz="4" w:space="0"/>
-            </w:tcBorders>
-            <w:tcMar>
-              <w:left w:w="0" w:type="dxa"/>
-              <w:top w:w="0" w:type="dxa"/>
-              <w:right w:w="0" w:type="dxa"/>
-              <w:bottom w:w="0" w:type="dxa"/>
-            </w:tcMar>
-            <w:tcW w:w="6672" w:type="dxa"/>
-            <w:vAlign w:val="bottom"/>
-          </w:tcPr>
-          <w:p>
-            <w:pPr>
-              <w:pBdr/>
-              <w:spacing w:after="0" w:before="0" w:line="360" w:lineRule="auto"/>
-              <w:ind/>
-              <w:jc w:val="center"/>
-              <w:rPr>
-                <w:rFonts w:ascii="宋体" w:hAnsi="宋体" w:cs="宋体"/>
-                <w:sz w:val="24"/>
-                <w:szCs w:val="24"/>
-                <w:u w:val="none"/>
-              </w:rPr>
-            </w:pPr>
-            <w:r>
-              <w:rPr>
-                <w:rFonts w:ascii="宋体" w:hAnsi="宋体" w:cs="宋体"/>
-                <w:sz w:val="24"/>
-                <w:szCs w:val="24"/>
-                <w:u w:val="none"/>
-              </w:rPr>
-              <w:t>数学与计算机学院</w:t>
-            </w:r>
-            <w:r>
-              <w:rPr>
-                <w:rFonts w:ascii="宋体" w:hAnsi="宋体" w:cs="宋体"/>
-                <w:sz w:val="24"/>
-                <w:szCs w:val="24"/>
-                <w:u w:val="none"/>
-              </w:rPr>
-            </w:r>
-          </w:p>
-        </w:tc>
-      </w:tr>
-      <w:tr>
-        <w:trPr>
-          <w:trHeight w:val="578"/>
-        </w:trPr>
-        <w:tc>
-          <w:tcPr>
-            <w:tcBorders>
-              <w:top w:val="none" w:color="000000" w:sz="4" w:space="0"/>
-              <w:left w:val="none" w:color="000000" w:sz="4" w:space="0"/>
-              <w:bottom w:val="none" w:color="000000" w:sz="4" w:space="0"/>
-              <w:right w:val="none" w:color="000000" w:sz="4" w:space="0"/>
-            </w:tcBorders>
-            <w:tcMar>
-              <w:left w:w="0" w:type="dxa"/>
-              <w:top w:w="0" w:type="dxa"/>
-              <w:right w:w="0" w:type="dxa"/>
-              <w:bottom w:w="0" w:type="dxa"/>
-            </w:tcMar>
-            <w:tcW w:w="1780" w:type="dxa"/>
-            <w:vAlign w:val="bottom"/>
-          </w:tcPr>
-          <w:p>
-            <w:pPr>
-              <w:pBdr/>
-              <w:spacing w:after="0" w:before="0" w:line="360" w:lineRule="auto"/>
-              <w:ind/>
-              <w:jc w:val="right"/>
-              <w:rPr>
-                <w:rFonts w:ascii="宋体" w:hAnsi="宋体" w:cs="宋体"/>
-                <w:sz w:val="24"/>
-                <w:szCs w:val="24"/>
-              </w:rPr>
-            </w:pPr>
-            <w:r>
-              <w:rPr>
-                <w:rFonts w:ascii="宋体" w:hAnsi="宋体" w:cs="宋体"/>
-                <w:sz w:val="24"/>
-                <w:szCs w:val="24"/>
-              </w:rPr>
-              <w:t xml:space="preserve">学生    </w:t>
-            </w:r>
-            <w:r>
-              <w:rPr>
-                <w:rFonts w:ascii="宋体" w:hAnsi="宋体" w:cs="宋体"/>
-                <w:sz w:val="24"/>
-                <w:szCs w:val="24"/>
-              </w:rPr>
-              <w:t xml:space="preserve">姓名</w:t>
-            </w:r>
-            <w:r>
-              <w:rPr>
-                <w:rFonts w:ascii="宋体" w:hAnsi="宋体" w:cs="宋体"/>
-                <w:sz w:val="24"/>
-                <w:szCs w:val="24"/>
-              </w:rPr>
-              <w:t xml:space="preserve">：</w:t>
-            </w:r>
-            <w:r>
-              <w:rPr>
-                <w:rFonts w:ascii="宋体" w:hAnsi="宋体" w:cs="宋体"/>
-                <w:sz w:val="24"/>
-                <w:szCs w:val="24"/>
-              </w:rPr>
-            </w:r>
-            <w:r>
-              <w:rPr>
-                <w:rFonts w:ascii="宋体" w:hAnsi="宋体" w:cs="宋体"/>
-                <w:sz w:val="24"/>
-                <w:szCs w:val="24"/>
-              </w:rPr>
-            </w:r>
-          </w:p>
-        </w:tc>
-        <w:tc>
-          <w:tcPr>
-            <w:tcBorders>
-              <w:top w:val="single" w:color="000000" w:sz="4" w:space="0"/>
-              <w:left w:val="none" w:color="000000" w:sz="4" w:space="0"/>
-              <w:bottom w:val="single" w:color="000000" w:sz="4" w:space="0"/>
-              <w:right w:val="none" w:color="000000" w:sz="4" w:space="0"/>
-            </w:tcBorders>
-            <w:tcMar>
-              <w:left w:w="0" w:type="dxa"/>
-              <w:top w:w="0" w:type="dxa"/>
-              <w:right w:w="0" w:type="dxa"/>
-              <w:bottom w:w="0" w:type="dxa"/>
-            </w:tcMar>
-            <w:tcW w:w="6672" w:type="dxa"/>
-            <w:vAlign w:val="bottom"/>
-          </w:tcPr>
-          <w:p>
-            <w:pPr>
-              <w:pBdr/>
-              <w:spacing w:after="0" w:before="0" w:line="360" w:lineRule="auto"/>
-              <w:ind/>
-              <w:jc w:val="center"/>
-              <w:rPr>
-                <w:rFonts w:ascii="宋体" w:hAnsi="宋体" w:cs="宋体"/>
-                <w:sz w:val="24"/>
-                <w:szCs w:val="24"/>
-                <w:u w:val="none"/>
-              </w:rPr>
-            </w:pPr>
-            <w:r>
-              <w:rPr>
-                <w:rFonts w:ascii="宋体" w:hAnsi="宋体" w:cs="宋体"/>
-                <w:sz w:val="24"/>
-                <w:szCs w:val="24"/>
-                <w:u w:val="none"/>
-              </w:rPr>
-              <w:t>张三</w:t>
-            </w:r>
-            <w:r>
-              <w:rPr>
-                <w:rFonts w:ascii="宋体" w:hAnsi="宋体" w:cs="宋体"/>
-                <w:sz w:val="24"/>
-                <w:szCs w:val="24"/>
-                <w:u w:val="none"/>
-              </w:rPr>
-            </w:r>
-          </w:p>
-        </w:tc>
-      </w:tr>
-      <w:tr>
-        <w:trPr>
-          <w:trHeight w:val="578"/>
-        </w:trPr>
-        <w:tc>
-          <w:tcPr>
-            <w:tcBorders>
-              <w:top w:val="none" w:color="000000" w:sz="4" w:space="0"/>
-              <w:left w:val="none" w:color="000000" w:sz="4" w:space="0"/>
-              <w:bottom w:val="none" w:color="000000" w:sz="4" w:space="0"/>
-              <w:right w:val="none" w:color="000000" w:sz="4" w:space="0"/>
-            </w:tcBorders>
-            <w:tcMar>
-              <w:left w:w="0" w:type="dxa"/>
-              <w:top w:w="0" w:type="dxa"/>
-              <w:right w:w="0" w:type="dxa"/>
-              <w:bottom w:w="0" w:type="dxa"/>
-            </w:tcMar>
-            <w:tcW w:w="1780" w:type="dxa"/>
-            <w:vAlign w:val="bottom"/>
-          </w:tcPr>
-          <w:p>
-            <w:pPr>
-              <w:pBdr/>
-              <w:spacing w:after="0" w:before="0" w:line="360" w:lineRule="auto"/>
-              <w:ind/>
-              <w:jc w:val="right"/>
-              <w:rPr>
-                <w:rFonts w:ascii="宋体" w:hAnsi="宋体" w:cs="宋体"/>
-                <w:sz w:val="24"/>
-                <w:szCs w:val="24"/>
-              </w:rPr>
-            </w:pPr>
-            <w:r>
-              <w:rPr>
-                <w:rFonts w:ascii="宋体" w:hAnsi="宋体" w:cs="宋体"/>
-                <w:sz w:val="24"/>
-                <w:szCs w:val="24"/>
-              </w:rPr>
-              <w:t xml:space="preserve">学        号</w:t>
-            </w:r>
-            <w:r>
-              <w:rPr>
-                <w:rFonts w:ascii="宋体" w:hAnsi="宋体" w:cs="宋体"/>
-                <w:sz w:val="24"/>
-                <w:szCs w:val="24"/>
-              </w:rPr>
-              <w:t xml:space="preserve">：</w:t>
-            </w:r>
-            <w:r>
-              <w:rPr>
-                <w:rFonts w:ascii="宋体" w:hAnsi="宋体" w:cs="宋体"/>
-                <w:sz w:val="24"/>
-                <w:szCs w:val="24"/>
-              </w:rPr>
-            </w:r>
-            <w:r>
-              <w:rPr>
-                <w:rFonts w:ascii="宋体" w:hAnsi="宋体" w:cs="宋体"/>
-                <w:sz w:val="24"/>
-                <w:szCs w:val="24"/>
-              </w:rPr>
-            </w:r>
-          </w:p>
-        </w:tc>
-        <w:tc>
-          <w:tcPr>
-            <w:tcBorders>
-              <w:top w:val="single" w:color="000000" w:sz="4" w:space="0"/>
-              <w:left w:val="none" w:color="000000" w:sz="4" w:space="0"/>
-              <w:bottom w:val="single" w:color="000000" w:sz="4" w:space="0"/>
-              <w:right w:val="none" w:color="000000" w:sz="4" w:space="0"/>
-            </w:tcBorders>
-            <w:tcMar>
-              <w:left w:w="0" w:type="dxa"/>
-              <w:top w:w="0" w:type="dxa"/>
-              <w:right w:w="0" w:type="dxa"/>
-              <w:bottom w:w="0" w:type="dxa"/>
-            </w:tcMar>
-            <w:tcW w:w="6672" w:type="dxa"/>
-            <w:vAlign w:val="bottom"/>
-          </w:tcPr>
-          <w:p>
-            <w:pPr>
-              <w:pBdr/>
-              <w:spacing w:after="0" w:before="0" w:line="360" w:lineRule="auto"/>
-              <w:ind/>
-              <w:jc w:val="center"/>
-              <w:rPr>
-                <w:rFonts w:ascii="宋体" w:hAnsi="宋体" w:cs="宋体"/>
-                <w:sz w:val="24"/>
-                <w:szCs w:val="24"/>
-                <w:u w:val="none"/>
-              </w:rPr>
-            </w:pPr>
-            <w:r>
-              <w:rPr>
-                <w:rFonts w:ascii="宋体" w:hAnsi="宋体" w:cs="宋体"/>
-                <w:sz w:val="24"/>
-                <w:szCs w:val="24"/>
-                <w:u w:val="none"/>
-              </w:rPr>
-              <w:t>20210501001</w:t>
-            </w:r>
-            <w:r>
-              <w:rPr>
-                <w:rFonts w:ascii="宋体" w:hAnsi="宋体" w:cs="宋体"/>
-                <w:sz w:val="24"/>
-                <w:szCs w:val="24"/>
-                <w:u w:val="none"/>
-              </w:rPr>
-            </w:r>
-          </w:p>
-        </w:tc>
-      </w:tr>
-      <w:tr>
-        <w:trPr>
-          <w:trHeight w:val="578"/>
-        </w:trPr>
-        <w:tc>
-          <w:tcPr>
-            <w:tcBorders>
-              <w:top w:val="none" w:color="000000" w:sz="4" w:space="0"/>
-              <w:left w:val="none" w:color="000000" w:sz="4" w:space="0"/>
-              <w:bottom w:val="none" w:color="000000" w:sz="4" w:space="0"/>
-              <w:right w:val="none" w:color="000000" w:sz="4" w:space="0"/>
-            </w:tcBorders>
-            <w:tcMar>
-              <w:left w:w="0" w:type="dxa"/>
-              <w:top w:w="0" w:type="dxa"/>
-              <w:right w:w="0" w:type="dxa"/>
-              <w:bottom w:w="0" w:type="dxa"/>
-            </w:tcMar>
-            <w:tcW w:w="1780" w:type="dxa"/>
-            <w:vAlign w:val="bottom"/>
-          </w:tcPr>
-          <w:p>
-            <w:pPr>
-              <w:pBdr/>
-              <w:spacing w:after="0" w:before="0" w:line="360" w:lineRule="auto"/>
-              <w:ind/>
-              <w:jc w:val="right"/>
-              <w:rPr>
-                <w:rFonts w:ascii="宋体" w:hAnsi="宋体" w:cs="宋体"/>
-                <w:sz w:val="24"/>
-                <w:szCs w:val="24"/>
-              </w:rPr>
-            </w:pPr>
-            <w:r>
-              <w:rPr>
-                <w:rFonts w:ascii="宋体" w:hAnsi="宋体" w:cs="宋体"/>
-                <w:sz w:val="24"/>
-                <w:szCs w:val="24"/>
-              </w:rPr>
-              <w:t xml:space="preserve">指导    </w:t>
-            </w:r>
-            <w:r>
-              <w:rPr>
-                <w:rFonts w:ascii="宋体" w:hAnsi="宋体" w:cs="宋体"/>
-                <w:sz w:val="24"/>
-                <w:szCs w:val="24"/>
-              </w:rPr>
-              <w:t xml:space="preserve">教师</w:t>
-            </w:r>
-            <w:r>
-              <w:rPr>
-                <w:rFonts w:ascii="宋体" w:hAnsi="宋体" w:cs="宋体"/>
-                <w:sz w:val="24"/>
-                <w:szCs w:val="24"/>
-              </w:rPr>
-              <w:t xml:space="preserve">：</w:t>
-            </w:r>
-            <w:r>
-              <w:rPr>
-                <w:rFonts w:ascii="宋体" w:hAnsi="宋体" w:cs="宋体"/>
-                <w:sz w:val="24"/>
-                <w:szCs w:val="24"/>
-              </w:rPr>
-            </w:r>
-            <w:r>
-              <w:rPr>
-                <w:rFonts w:ascii="宋体" w:hAnsi="宋体" w:cs="宋体"/>
-                <w:sz w:val="24"/>
-                <w:szCs w:val="24"/>
-              </w:rPr>
-            </w:r>
-          </w:p>
-        </w:tc>
-        <w:tc>
-          <w:tcPr>
-            <w:tcBorders>
-              <w:top w:val="single" w:color="000000" w:sz="4" w:space="0"/>
-              <w:left w:val="none" w:color="000000" w:sz="4" w:space="0"/>
-              <w:bottom w:val="single" w:color="000000" w:sz="4" w:space="0"/>
-              <w:right w:val="none" w:color="000000" w:sz="4" w:space="0"/>
-            </w:tcBorders>
-            <w:tcMar>
-              <w:left w:w="0" w:type="dxa"/>
-              <w:top w:w="0" w:type="dxa"/>
-              <w:right w:w="0" w:type="dxa"/>
-              <w:bottom w:w="0" w:type="dxa"/>
-            </w:tcMar>
-            <w:tcW w:w="6672" w:type="dxa"/>
-            <w:vAlign w:val="bottom"/>
-          </w:tcPr>
-          <w:p>
-            <w:pPr>
-              <w:pBdr/>
-              <w:spacing w:after="0" w:before="0" w:line="360" w:lineRule="auto"/>
-              <w:ind/>
-              <w:jc w:val="center"/>
-              <w:rPr>
-                <w:rFonts w:ascii="宋体" w:hAnsi="宋体" w:cs="宋体"/>
-                <w:sz w:val="24"/>
-                <w:szCs w:val="24"/>
-                <w:u w:val="none"/>
-              </w:rPr>
-            </w:pPr>
-            <w:r>
-              <w:rPr>
-                <w:rFonts w:ascii="宋体" w:hAnsi="宋体" w:cs="宋体"/>
-                <w:sz w:val="24"/>
-                <w:szCs w:val="24"/>
-                <w:u w:val="none"/>
-              </w:rPr>
-              <w:t>李四 教授</w:t>
-            </w:r>
-            <w:r>
-              <w:rPr>
-                <w:rFonts w:ascii="宋体" w:hAnsi="宋体" w:cs="宋体"/>
-                <w:sz w:val="24"/>
-                <w:szCs w:val="24"/>
-                <w:u w:val="none"/>
-              </w:rPr>
-            </w:r>
-          </w:p>
-        </w:tc>
-      </w:tr>
-      <w:tr>
-        <w:trPr>
-          <w:trHeight w:val="578"/>
-        </w:trPr>
-        <w:tc>
-          <w:tcPr>
-            <w:tcBorders>
-              <w:top w:val="none" w:color="000000" w:sz="4" w:space="0"/>
-              <w:left w:val="none" w:color="000000" w:sz="4" w:space="0"/>
-              <w:bottom w:val="none" w:color="000000" w:sz="4" w:space="0"/>
-              <w:right w:val="none" w:color="000000" w:sz="4" w:space="0"/>
-            </w:tcBorders>
-            <w:tcMar>
-              <w:left w:w="0" w:type="dxa"/>
-              <w:top w:w="0" w:type="dxa"/>
-              <w:right w:w="0" w:type="dxa"/>
-              <w:bottom w:w="0" w:type="dxa"/>
-            </w:tcMar>
-            <w:tcW w:w="1780" w:type="dxa"/>
-            <w:vAlign w:val="bottom"/>
-          </w:tcPr>
-          <w:p>
-            <w:pPr>
-              <w:pBdr/>
-              <w:spacing w:after="0" w:before="0" w:line="360" w:lineRule="auto"/>
-              <w:ind/>
-              <w:jc w:val="right"/>
-              <w:rPr>
-                <w:rFonts w:ascii="宋体" w:hAnsi="宋体" w:cs="宋体"/>
-                <w:sz w:val="24"/>
-                <w:szCs w:val="24"/>
-              </w:rPr>
-            </w:pPr>
-            <w:r>
-              <w:rPr>
-                <w:rFonts w:ascii="宋体" w:hAnsi="宋体" w:cs="宋体"/>
-                <w:sz w:val="24"/>
-                <w:szCs w:val="24"/>
-              </w:rPr>
-              <w:t xml:space="preserve">专        业</w:t>
-            </w:r>
-            <w:r>
-              <w:rPr>
-                <w:rFonts w:ascii="宋体" w:hAnsi="宋体" w:cs="宋体"/>
-                <w:sz w:val="24"/>
-                <w:szCs w:val="24"/>
-              </w:rPr>
-              <w:t xml:space="preserve">：</w:t>
-            </w:r>
-            <w:r>
-              <w:rPr>
-                <w:rFonts w:ascii="宋体" w:hAnsi="宋体" w:cs="宋体"/>
-                <w:sz w:val="24"/>
-                <w:szCs w:val="24"/>
-              </w:rPr>
-            </w:r>
-            <w:r>
-              <w:rPr>
-                <w:rFonts w:ascii="宋体" w:hAnsi="宋体" w:cs="宋体"/>
-                <w:sz w:val="24"/>
-                <w:szCs w:val="24"/>
-              </w:rPr>
-            </w:r>
-          </w:p>
-        </w:tc>
-        <w:tc>
-          <w:tcPr>
-            <w:tcBorders>
-              <w:top w:val="single" w:color="000000" w:sz="4" w:space="0"/>
-              <w:left w:val="none" w:color="000000" w:sz="4" w:space="0"/>
-              <w:bottom w:val="single" w:color="000000" w:sz="4" w:space="0"/>
-              <w:right w:val="none" w:color="000000" w:sz="4" w:space="0"/>
-            </w:tcBorders>
-            <w:tcMar>
-              <w:left w:w="0" w:type="dxa"/>
-              <w:top w:w="0" w:type="dxa"/>
-              <w:right w:w="0" w:type="dxa"/>
-              <w:bottom w:w="0" w:type="dxa"/>
-            </w:tcMar>
-            <w:tcW w:w="6672" w:type="dxa"/>
-            <w:vAlign w:val="bottom"/>
-          </w:tcPr>
-          <w:p>
-            <w:pPr>
-              <w:pBdr/>
-              <w:spacing w:after="0" w:before="0" w:line="360" w:lineRule="auto"/>
-              <w:ind/>
-              <w:jc w:val="center"/>
-              <w:rPr>
-                <w:rFonts w:ascii="宋体" w:hAnsi="宋体" w:cs="宋体"/>
-                <w:sz w:val="24"/>
-                <w:szCs w:val="24"/>
-                <w:u w:val="none"/>
-              </w:rPr>
-            </w:pPr>
-            <w:r>
-              <w:rPr>
-                <w:rFonts w:ascii="宋体" w:hAnsi="宋体" w:cs="宋体"/>
-                <w:sz w:val="24"/>
-                <w:szCs w:val="24"/>
-                <w:u w:val="none"/>
-              </w:rPr>
-              <w:t>计算机科学与技术</w:t>
-            </w:r>
-            <w:r>
-              <w:rPr>
-                <w:rFonts w:ascii="宋体" w:hAnsi="宋体" w:cs="宋体"/>
-                <w:sz w:val="24"/>
-                <w:szCs w:val="24"/>
-                <w:u w:val="none"/>
-              </w:rPr>
-            </w:r>
-          </w:p>
-        </w:tc>
-      </w:tr>
-      <w:tr>
-        <w:trPr>
-          <w:trHeight w:val="578"/>
-        </w:trPr>
-        <w:tc>
-          <w:tcPr>
-            <w:tcBorders>
-              <w:top w:val="none" w:color="000000" w:sz="4" w:space="0"/>
-              <w:left w:val="none" w:color="000000" w:sz="4" w:space="0"/>
-              <w:bottom w:val="none" w:color="000000" w:sz="4" w:space="0"/>
-              <w:right w:val="none" w:color="000000" w:sz="4" w:space="0"/>
-            </w:tcBorders>
-            <w:tcMar>
-              <w:left w:w="0" w:type="dxa"/>
-              <w:top w:w="0" w:type="dxa"/>
-              <w:right w:w="0" w:type="dxa"/>
-              <w:bottom w:w="0" w:type="dxa"/>
-            </w:tcMar>
-            <w:tcW w:w="1780" w:type="dxa"/>
-            <w:vAlign w:val="bottom"/>
-          </w:tcPr>
-          <w:p>
-            <w:pPr>
-              <w:pBdr/>
-              <w:spacing w:after="0" w:before="0" w:line="360" w:lineRule="auto"/>
-              <w:ind/>
-              <w:jc w:val="right"/>
-              <w:rPr>
-                <w:rFonts w:ascii="宋体" w:hAnsi="宋体" w:cs="宋体"/>
-                <w:sz w:val="24"/>
-                <w:szCs w:val="24"/>
-              </w:rPr>
-            </w:pPr>
-            <w:r>
-              <w:rPr>
-                <w:rFonts w:ascii="宋体" w:hAnsi="宋体" w:cs="宋体"/>
-                <w:sz w:val="24"/>
-                <w:szCs w:val="24"/>
-              </w:rPr>
-              <w:t xml:space="preserve">年级</w:t>
-            </w:r>
-            <w:r>
-              <w:rPr>
-                <w:rFonts w:ascii="宋体" w:hAnsi="宋体" w:cs="宋体"/>
-                <w:sz w:val="24"/>
-                <w:szCs w:val="24"/>
-              </w:rPr>
-              <w:t xml:space="preserve">（</w:t>
-            </w:r>
-            <w:r>
-              <w:rPr>
-                <w:rFonts w:ascii="宋体" w:hAnsi="宋体" w:cs="宋体"/>
-                <w:sz w:val="24"/>
-                <w:szCs w:val="24"/>
-              </w:rPr>
-              <w:t xml:space="preserve">班级</w:t>
-            </w:r>
-            <w:r>
-              <w:rPr>
-                <w:rFonts w:ascii="宋体" w:hAnsi="宋体" w:cs="宋体"/>
-                <w:sz w:val="24"/>
-                <w:szCs w:val="24"/>
-              </w:rPr>
-              <w:t xml:space="preserve">）</w:t>
-            </w:r>
-            <w:r>
-              <w:rPr>
-                <w:rFonts w:ascii="宋体" w:hAnsi="宋体" w:cs="宋体"/>
-                <w:sz w:val="24"/>
-                <w:szCs w:val="24"/>
-              </w:rPr>
-              <w:t xml:space="preserve">：</w:t>
-            </w:r>
-            <w:r>
-              <w:rPr>
-                <w:rFonts w:ascii="宋体" w:hAnsi="宋体" w:cs="宋体"/>
-                <w:sz w:val="24"/>
-                <w:szCs w:val="24"/>
-              </w:rPr>
-            </w:r>
-            <w:r>
-              <w:rPr>
-                <w:rFonts w:ascii="宋体" w:hAnsi="宋体" w:cs="宋体"/>
-                <w:sz w:val="24"/>
-                <w:szCs w:val="24"/>
-              </w:rPr>
-            </w:r>
-          </w:p>
-        </w:tc>
-        <w:tc>
-          <w:tcPr>
-            <w:tcBorders>
-              <w:top w:val="single" w:color="000000" w:sz="4" w:space="0"/>
-              <w:left w:val="none" w:color="000000" w:sz="4" w:space="0"/>
-              <w:bottom w:val="single" w:color="000000" w:sz="4" w:space="0"/>
-              <w:right w:val="none" w:color="000000" w:sz="4" w:space="0"/>
-            </w:tcBorders>
-            <w:tcMar>
-              <w:left w:w="0" w:type="dxa"/>
-              <w:top w:w="0" w:type="dxa"/>
-              <w:right w:w="0" w:type="dxa"/>
-              <w:bottom w:w="0" w:type="dxa"/>
-            </w:tcMar>
-            <w:tcW w:w="6672" w:type="dxa"/>
-            <w:vAlign w:val="bottom"/>
-          </w:tcPr>
-          <w:p>
-            <w:pPr>
-              <w:pBdr/>
-              <w:spacing w:after="0" w:before="0" w:line="360" w:lineRule="auto"/>
-              <w:ind/>
-              <w:jc w:val="center"/>
-              <w:rPr>
-                <w:rFonts w:ascii="宋体" w:hAnsi="宋体" w:cs="宋体"/>
-                <w:sz w:val="24"/>
-                <w:szCs w:val="24"/>
-                <w:u w:val="none"/>
-              </w:rPr>
-            </w:pPr>
-            <w:r>
-              <w:rPr>
-                <w:rFonts w:ascii="宋体" w:hAnsi="宋体" w:cs="宋体"/>
-                <w:sz w:val="24"/>
-                <w:szCs w:val="24"/>
-                <w:u w:val="none"/>
-              </w:rPr>
-              <w:t>2021级计算机1班</w:t>
-            </w:r>
-            <w:r>
-              <w:rPr>
-                <w:rFonts w:ascii="宋体" w:hAnsi="宋体" w:cs="宋体"/>
-                <w:sz w:val="24"/>
-                <w:szCs w:val="24"/>
-                <w:u w:val="none"/>
-              </w:rPr>
-            </w:r>
-          </w:p>
-        </w:tc>
-      </w:tr>
-      <w:tr>
-        <w:trPr>
-          <w:trHeight w:val="578"/>
-        </w:trPr>
-        <w:tc>
-          <w:tcPr>
-            <w:tcBorders>
-              <w:top w:val="none" w:color="000000" w:sz="4" w:space="0"/>
-              <w:left w:val="none" w:color="000000" w:sz="4" w:space="0"/>
-              <w:bottom w:val="none" w:color="000000" w:sz="4" w:space="0"/>
-              <w:right w:val="none" w:color="000000" w:sz="4" w:space="0"/>
-            </w:tcBorders>
-            <w:tcMar>
-              <w:left w:w="0" w:type="dxa"/>
-              <w:top w:w="0" w:type="dxa"/>
-              <w:right w:w="0" w:type="dxa"/>
-              <w:bottom w:w="0" w:type="dxa"/>
-            </w:tcMar>
-            <w:tcW w:w="1780" w:type="dxa"/>
-            <w:vAlign w:val="bottom"/>
-          </w:tcPr>
-          <w:p>
-            <w:pPr>
-              <w:pBdr/>
-              <w:spacing w:after="0" w:before="0" w:line="360" w:lineRule="auto"/>
-              <w:ind/>
-              <w:jc w:val="right"/>
-              <w:rPr>
-                <w:rFonts w:ascii="宋体" w:hAnsi="宋体" w:cs="宋体"/>
-                <w:sz w:val="24"/>
-                <w:szCs w:val="24"/>
-              </w:rPr>
-            </w:pPr>
-            <w:r>
-              <w:rPr>
-                <w:rFonts w:ascii="宋体" w:hAnsi="宋体" w:cs="宋体"/>
-                <w:sz w:val="24"/>
-                <w:szCs w:val="24"/>
-              </w:rPr>
-              <w:t xml:space="preserve">起止    </w:t>
-            </w:r>
-            <w:r>
-              <w:rPr>
-                <w:rFonts w:ascii="宋体" w:hAnsi="宋体" w:cs="宋体"/>
-                <w:sz w:val="24"/>
-                <w:szCs w:val="24"/>
-              </w:rPr>
-              <w:t xml:space="preserve">日期</w:t>
-            </w:r>
-            <w:r>
-              <w:rPr>
-                <w:rFonts w:ascii="宋体" w:hAnsi="宋体" w:cs="宋体"/>
-                <w:sz w:val="24"/>
-                <w:szCs w:val="24"/>
-              </w:rPr>
-              <w:t xml:space="preserve">：</w:t>
-            </w:r>
-            <w:r>
-              <w:rPr>
-                <w:rFonts w:ascii="宋体" w:hAnsi="宋体" w:cs="宋体"/>
-                <w:sz w:val="24"/>
-                <w:szCs w:val="24"/>
-              </w:rPr>
-            </w:r>
-            <w:r>
-              <w:rPr>
-                <w:rFonts w:ascii="宋体" w:hAnsi="宋体" w:cs="宋体"/>
-                <w:sz w:val="24"/>
-                <w:szCs w:val="24"/>
-              </w:rPr>
-            </w:r>
-          </w:p>
-        </w:tc>
-        <w:tc>
-          <w:tcPr>
-            <w:tcBorders>
-              <w:top w:val="single" w:color="000000" w:sz="4" w:space="0"/>
-              <w:left w:val="none" w:color="000000" w:sz="4" w:space="0"/>
-              <w:bottom w:val="single" w:color="000000" w:sz="4" w:space="0"/>
-              <w:right w:val="none" w:color="000000" w:sz="4" w:space="0"/>
-            </w:tcBorders>
-            <w:tcMar>
-              <w:left w:w="0" w:type="dxa"/>
-              <w:top w:w="0" w:type="dxa"/>
-              <w:right w:w="0" w:type="dxa"/>
-              <w:bottom w:w="0" w:type="dxa"/>
-            </w:tcMar>
-            <w:tcW w:w="6672" w:type="dxa"/>
-            <w:vAlign w:val="bottom"/>
-          </w:tcPr>
-          <w:p>
-            <w:pPr>
-              <w:pBdr/>
-              <w:spacing w:after="0" w:before="0" w:line="360" w:lineRule="auto"/>
-              <w:ind/>
-              <w:jc w:val="center"/>
-              <w:rPr>
-                <w:rFonts w:ascii="宋体" w:hAnsi="宋体" w:cs="宋体"/>
-                <w:sz w:val="24"/>
-                <w:szCs w:val="24"/>
-                <w:u w:val="none"/>
-              </w:rPr>
-            </w:pPr>
-            <w:r>
-              <w:rPr>
-                <w:rFonts w:ascii="宋体" w:hAnsi="宋体" w:cs="宋体"/>
-                <w:sz w:val="24"/>
-                <w:szCs w:val="24"/>
-                <w:u w:val="none"/>
-              </w:rPr>
-              <w:t>2024年9月 — 2025年5月</w:t>
-            </w:r>
-            <w:r>
-              <w:rPr>
-                <w:rFonts w:ascii="宋体" w:hAnsi="宋体" w:cs="宋体"/>
-                <w:sz w:val="24"/>
-                <w:szCs w:val="24"/>
-                <w:u w:val="none"/>
-              </w:rPr>
-            </w:r>
-          </w:p>
-        </w:tc>
-      </w:tr>
-    </w:tbl>
     <w:p>
       <w:pPr>
-        <w:pBdr/>
-        <w:spacing/>
-        <w:ind/>
+        <w:suppressLineNumbers w:val="false"/>
+        <w:pBdr/>
+        <w:spacing w:after="0" w:afterAutospacing="0" w:afterLines="0" w:line="360" w:lineRule="auto"/>
+        <w:ind w:firstLine="0"/>
         <w:jc w:val="center"/>
         <w:rPr>
-          <w:rFonts w:ascii="Times New Roman" w:hAnsi="Times New Roman" w:cs="Times New Roman"/>
-          <w:sz w:val="24"/>
-          <w:szCs w:val="24"/>
+          <w:rFonts w:ascii="Times New Roman" w:hAnsi="Times New Roman" w:eastAsia="Times New Roman" w:cs="Times New Roman"/>
+          <w:b/>
+          <w:bCs/>
+          <w:sz w:val="30"/>
+          <w:szCs w:val="30"/>
+          <w:highlight w:val="none"/>
         </w:rPr>
       </w:pPr>
+      <w:r>
+        <w:rPr>
+          <w:rFonts w:ascii="Times New Roman" w:hAnsi="Times New Roman" w:eastAsia="Times New Roman" w:cs="Times New Roman"/>
+          <w:b/>
+          <w:bCs/>
+          <w:sz w:val="30"/>
+          <w:szCs w:val="30"/>
+          <w:highlight w:val="none"/>
+        </w:rPr>
+        <w:t xml:space="preserve">Abstract</w:t>
+      </w:r>
       <w:r>
         <w:rPr>
           <w:rFonts w:ascii="Times New Roman" w:hAnsi="Times New Roman" w:cs="Times New Roman"/>
+          <w:b/>
+          <w:bCs/>
+          <w:sz w:val="30"/>
+          <w:szCs w:val="30"/>
+        </w:rPr>
+      </w:r>
+      <w:r>
+        <w:rPr>
+          <w:rFonts w:ascii="Times New Roman" w:hAnsi="Times New Roman" w:eastAsia="Times New Roman" w:cs="Times New Roman"/>
+          <w:b/>
+          <w:bCs/>
+          <w:sz w:val="30"/>
+          <w:szCs w:val="30"/>
+          <w:highlight w:val="none"/>
+        </w:rPr>
+      </w:r>
+    </w:p>
+    <w:p>
+      <w:pPr>
+        <w:suppressLineNumbers w:val="false"/>
+        <w:pBdr/>
+        <w:spacing w:after="0" w:afterAutospacing="0" w:afterLines="0" w:line="360" w:lineRule="auto"/>
+        <w:ind w:firstLine="482"/>
+        <w:jc w:val="left"/>
+        <w:rPr>
+          <w:rFonts w:ascii="Times New Roman" w:hAnsi="Times New Roman" w:eastAsia="Times New Roman" w:cs="Times New Roman"/>
+          <w:b w:val="0"/>
+          <w:bCs w:val="0"/>
           <w:sz w:val="24"/>
           <w:szCs w:val="24"/>
+          <w:highlight w:val="none"/>
+        </w:rPr>
+      </w:pPr>
+      <w:r>
+        <w:rPr>
+          <w:rFonts w:ascii="Times New Roman" w:hAnsi="Times New Roman" w:eastAsia="Times New Roman" w:cs="Times New Roman"/>
+          <w:b w:val="0"/>
+          <w:bCs w:val="0"/>
+          <w:sz w:val="24"/>
+          <w:szCs w:val="24"/>
+          <w:highlight w:val="none"/>
+        </w:rPr>
+        <w:t xml:space="preserve">{{abstract_en}}</w:t>
+      </w:r>
+      <w:r>
+        <w:rPr>
+          <w:rFonts w:ascii="Times New Roman" w:hAnsi="Times New Roman" w:eastAsia="Times New Roman" w:cs="Times New Roman"/>
+          <w:b w:val="0"/>
+          <w:bCs w:val="0"/>
+          <w:sz w:val="24"/>
+          <w:szCs w:val="24"/>
+          <w:highlight w:val="none"/>
+        </w:rPr>
+      </w:r>
+      <w:r>
+        <w:rPr>
+          <w:rFonts w:ascii="Times New Roman" w:hAnsi="Times New Roman" w:eastAsia="Times New Roman" w:cs="Times New Roman"/>
+          <w:b w:val="0"/>
+          <w:bCs w:val="0"/>
+          <w:sz w:val="24"/>
+          <w:szCs w:val="24"/>
+          <w:highlight w:val="none"/>
+        </w:rPr>
+      </w:r>
+    </w:p>
+    <w:p>
+      <w:pPr>
+        <w:suppressLineNumbers w:val="false"/>
+        <w:pBdr/>
+        <w:spacing w:after="0" w:afterAutospacing="0" w:afterLines="0" w:line="360" w:lineRule="auto"/>
+        <w:ind w:firstLine="482"/>
+        <w:jc w:val="left"/>
+        <w:rPr>
+          <w:rFonts w:ascii="Times New Roman" w:hAnsi="Times New Roman" w:eastAsia="Times New Roman" w:cs="Times New Roman"/>
+          <w:b w:val="0"/>
+          <w:bCs w:val="0"/>
+          <w:sz w:val="24"/>
+          <w:szCs w:val="24"/>
+          <w:highlight w:val="none"/>
+        </w:rPr>
+      </w:pPr>
+      <w:r>
+        <w:rPr>
+          <w:rFonts w:ascii="Times New Roman" w:hAnsi="Times New Roman" w:eastAsia="Times New Roman" w:cs="Times New Roman"/>
+          <w:b w:val="0"/>
+          <w:bCs w:val="0"/>
+          <w:sz w:val="24"/>
+          <w:szCs w:val="24"/>
+          <w:highlight w:val="none"/>
+        </w:rPr>
+      </w:r>
+      <w:r>
+        <w:rPr>
+          <w:rFonts w:ascii="Times New Roman" w:hAnsi="Times New Roman" w:eastAsia="Times New Roman" w:cs="Times New Roman"/>
+          <w:b w:val="0"/>
+          <w:bCs w:val="0"/>
+          <w:sz w:val="24"/>
+          <w:szCs w:val="24"/>
+          <w:highlight w:val="none"/>
+        </w:rPr>
+      </w:r>
+      <w:r>
+        <w:rPr>
+          <w:rFonts w:ascii="Times New Roman" w:hAnsi="Times New Roman" w:eastAsia="Times New Roman" w:cs="Times New Roman"/>
+          <w:b w:val="0"/>
+          <w:bCs w:val="0"/>
+          <w:sz w:val="24"/>
+          <w:szCs w:val="24"/>
+          <w:highlight w:val="none"/>
+        </w:rPr>
+      </w:r>
+    </w:p>
+    <w:p>
+      <w:pPr>
+        <w:suppressLineNumbers w:val="false"/>
+        <w:pBdr/>
+        <w:spacing w:after="0" w:afterAutospacing="0" w:afterLines="0" w:line="360" w:lineRule="auto"/>
+        <w:ind w:firstLine="0"/>
+        <w:jc w:val="left"/>
+        <w:rPr>
+          <w:rFonts w:ascii="Times New Roman" w:hAnsi="Times New Roman" w:cs="Times New Roman"/>
+          <w:b/>
+          <w:bCs/>
+          <w:sz w:val="30"/>
+          <w:szCs w:val="30"/>
+        </w:rPr>
+      </w:pPr>
+      <w:r>
+        <w:rPr>
+          <w:rFonts w:ascii="Times New Roman" w:hAnsi="Times New Roman" w:eastAsia="Times New Roman" w:cs="Times New Roman"/>
+          <w:b/>
+          <w:bCs/>
+          <w:sz w:val="24"/>
+          <w:szCs w:val="24"/>
+          <w:highlight w:val="none"/>
+        </w:rPr>
+        <w:t xml:space="preserve">Key Words:</w:t>
+      </w:r>
+      <w:r>
+        <w:rPr>
+          <w:rFonts w:ascii="Times New Roman" w:hAnsi="Times New Roman" w:eastAsia="Times New Roman" w:cs="Times New Roman"/>
+          <w:b w:val="0"/>
+          <w:bCs w:val="0"/>
+          <w:sz w:val="24"/>
+          <w:szCs w:val="24"/>
+          <w:highlight w:val="none"/>
+        </w:rPr>
+        <w:t xml:space="preserve">{{keywords_en}}</w:t>
+      </w:r>
+      <w:r>
+        <w:rPr>
+          <w:rFonts w:ascii="Times New Roman" w:hAnsi="Times New Roman" w:eastAsia="Times New Roman" w:cs="Times New Roman"/>
+          <w:b/>
+          <w:bCs/>
+          <w:sz w:val="30"/>
+          <w:szCs w:val="30"/>
+          <w:highlight w:val="none"/>
         </w:rPr>
       </w:r>
       <w:r>
         <w:rPr>
           <w:rFonts w:ascii="Times New Roman" w:hAnsi="Times New Roman" w:cs="Times New Roman"/>
-          <w:sz w:val="24"/>
-          <w:szCs w:val="24"/>
-        </w:rPr>
-      </w:r>
-      <w:r>
-        <w:rPr>
-          <w:rFonts w:ascii="Times New Roman" w:hAnsi="Times New Roman" w:cs="Times New Roman"/>
-          <w:sz w:val="24"/>
-          <w:szCs w:val="24"/>
+          <w:b/>
+          <w:bCs/>
+          <w:sz w:val="30"/>
+          <w:szCs w:val="30"/>
         </w:rPr>
       </w:r>
     </w:p>
     <w:sectPr>
+      <w:headerReference w:type="default" r:id="rId8"/>
+      <w:headerReference w:type="even" r:id="rId9"/>
+      <w:footerReference w:type="default" r:id="rId10"/>
+      <w:footerReference w:type="even" r:id="rId11"/>
       <w:footnotePr/>
       <w:endnotePr/>
-      <w:type w:val="continuous"/>
-      <w:pgSz w:h="16837" w:orient="portrait" w:w="11905"/>
-      <w:pgMar w:top="851" w:right="1800" w:bottom="992" w:left="1800" w:header="851" w:footer="992" w:gutter="0"/>
+      <w:type w:val="nextPage"/>
+      <w:pgSz w:h="16838" w:orient="portrait" w:w="11906"/>
+      <w:pgMar w:top="1440" w:right="1800" w:bottom="1440" w:left="1800" w:header="1417" w:footer="1134" w:gutter="0"/>
+      <w:pgNumType w:fmt="upperRoman"/>
       <w:cols w:num="1" w:sep="0" w:space="708" w:equalWidth="1"/>
     </w:sectPr>
   </w:body>
@@ -1310,6 +460,72 @@
 </w:endnotes>
 </file>
 
+<file path=word/footer1.xml><?xml version="1.0" encoding="utf-8"?>
+<w:ftr xmlns:wpc="http://schemas.microsoft.com/office/word/2010/wordprocessingCanvas" xmlns:mc="http://schemas.openxmlformats.org/markup-compatibility/2006" xmlns:o="urn:schemas-microsoft-com:office:office" xmlns:r="http://schemas.openxmlformats.org/officeDocument/2006/relationships" xmlns:m="http://schemas.openxmlformats.org/officeDocument/2006/math" xmlns:v="urn:schemas-microsoft-com:vml" xmlns:wp14="http://schemas.microsoft.com/office/word/2010/wordprocessingDrawing" xmlns:wp="http://schemas.openxmlformats.org/drawingml/2006/wordprocessingDrawing" xmlns:w10="urn:schemas-microsoft-com:office:word" xmlns:w="http://schemas.openxmlformats.org/wordprocessingml/2006/main" xmlns:w14="http://schemas.microsoft.com/office/word/2010/wordml" xmlns:w15="http://schemas.microsoft.com/office/word/2012/wordml" xmlns:wpg="http://schemas.microsoft.com/office/word/2010/wordprocessingGroup" xmlns:wpi="http://schemas.microsoft.com/office/word/2010/wordprocessingInk" xmlns:wne="http://schemas.microsoft.com/office/word/2006/wordml" xmlns:a="http://schemas.openxmlformats.org/drawingml/2006/main" xmlns:wps="http://schemas.microsoft.com/office/word/2010/wordprocessingShape" mc:Ignorable="w14 w15 wp14">
+  <w:p>
+    <w:pPr>
+      <w:pStyle w:val="947"/>
+      <w:pBdr/>
+      <w:spacing/>
+      <w:ind/>
+      <w:jc w:val="center"/>
+      <w:rPr/>
+    </w:pPr>
+    <w:fldSimple w:instr="PAGE \* MERGEFORMAT">
+      <w:r>
+        <w:t xml:space="preserve">1</w:t>
+      </w:r>
+    </w:fldSimple>
+    <w:r/>
+    <w:r/>
+  </w:p>
+  <w:p>
+    <w:pPr>
+      <w:pStyle w:val="947"/>
+      <w:pBdr/>
+      <w:spacing/>
+      <w:ind/>
+      <w:rPr/>
+    </w:pPr>
+    <w:r/>
+    <w:r/>
+  </w:p>
+</w:ftr>
+</file>
+
+<file path=word/footer2.xml><?xml version="1.0" encoding="utf-8"?>
+<w:ftr xmlns:wpc="http://schemas.microsoft.com/office/word/2010/wordprocessingCanvas" xmlns:mc="http://schemas.openxmlformats.org/markup-compatibility/2006" xmlns:o="urn:schemas-microsoft-com:office:office" xmlns:r="http://schemas.openxmlformats.org/officeDocument/2006/relationships" xmlns:m="http://schemas.openxmlformats.org/officeDocument/2006/math" xmlns:v="urn:schemas-microsoft-com:vml" xmlns:wp14="http://schemas.microsoft.com/office/word/2010/wordprocessingDrawing" xmlns:wp="http://schemas.openxmlformats.org/drawingml/2006/wordprocessingDrawing" xmlns:w10="urn:schemas-microsoft-com:office:word" xmlns:w="http://schemas.openxmlformats.org/wordprocessingml/2006/main" xmlns:w14="http://schemas.microsoft.com/office/word/2010/wordml" xmlns:w15="http://schemas.microsoft.com/office/word/2012/wordml" xmlns:wpg="http://schemas.microsoft.com/office/word/2010/wordprocessingGroup" xmlns:wpi="http://schemas.microsoft.com/office/word/2010/wordprocessingInk" xmlns:wne="http://schemas.microsoft.com/office/word/2006/wordml" xmlns:a="http://schemas.openxmlformats.org/drawingml/2006/main" xmlns:wps="http://schemas.microsoft.com/office/word/2010/wordprocessingShape" mc:Ignorable="w14 w15 wp14">
+  <w:p>
+    <w:pPr>
+      <w:pStyle w:val="947"/>
+      <w:pBdr/>
+      <w:spacing/>
+      <w:ind/>
+      <w:jc w:val="center"/>
+      <w:rPr/>
+    </w:pPr>
+    <w:fldSimple w:instr="PAGE \* MERGEFORMAT">
+      <w:r>
+        <w:t xml:space="preserve">1</w:t>
+      </w:r>
+    </w:fldSimple>
+    <w:r/>
+    <w:r/>
+  </w:p>
+  <w:p>
+    <w:pPr>
+      <w:pStyle w:val="947"/>
+      <w:pBdr/>
+      <w:spacing/>
+      <w:ind/>
+      <w:rPr/>
+    </w:pPr>
+    <w:r/>
+    <w:r/>
+  </w:p>
+</w:ftr>
+</file>
+
 <file path=word/footnotes.xml><?xml version="1.0" encoding="utf-8"?>
 <w:footnotes xmlns:wpc="http://schemas.microsoft.com/office/word/2010/wordprocessingCanvas" xmlns:mc="http://schemas.openxmlformats.org/markup-compatibility/2006" xmlns:o="urn:schemas-microsoft-com:office:office" xmlns:r="http://schemas.openxmlformats.org/officeDocument/2006/relationships" xmlns:m="http://schemas.openxmlformats.org/officeDocument/2006/math" xmlns:v="urn:schemas-microsoft-com:vml" xmlns:wp14="http://schemas.microsoft.com/office/word/2010/wordprocessingDrawing" xmlns:wp="http://schemas.openxmlformats.org/drawingml/2006/wordprocessingDrawing" xmlns:w10="urn:schemas-microsoft-com:office:word" xmlns:w="http://schemas.openxmlformats.org/wordprocessingml/2006/main" xmlns:w14="http://schemas.microsoft.com/office/word/2010/wordml" xmlns:w15="http://schemas.microsoft.com/office/word/2012/wordml" xmlns:wpg="http://schemas.microsoft.com/office/word/2010/wordprocessingGroup" xmlns:wpi="http://schemas.microsoft.com/office/word/2010/wordprocessingInk" xmlns:wne="http://schemas.microsoft.com/office/word/2006/wordml" xmlns:a="http://schemas.openxmlformats.org/drawingml/2006/main" xmlns:wps="http://schemas.microsoft.com/office/word/2010/wordprocessingShape" mc:Ignorable="w14 w15 wp14">
   <w:footnote w:type="separator" w:id="-1">
@@ -1343,21 +559,200 @@
 </w:footnotes>
 </file>
 
+<file path=word/header1.xml><?xml version="1.0" encoding="utf-8"?>
+<w:hdr xmlns:wpc="http://schemas.microsoft.com/office/word/2010/wordprocessingCanvas" xmlns:mc="http://schemas.openxmlformats.org/markup-compatibility/2006" xmlns:o="urn:schemas-microsoft-com:office:office" xmlns:r="http://schemas.openxmlformats.org/officeDocument/2006/relationships" xmlns:m="http://schemas.openxmlformats.org/officeDocument/2006/math" xmlns:v="urn:schemas-microsoft-com:vml" xmlns:wp14="http://schemas.microsoft.com/office/word/2010/wordprocessingDrawing" xmlns:wp="http://schemas.openxmlformats.org/drawingml/2006/wordprocessingDrawing" xmlns:w10="urn:schemas-microsoft-com:office:word" xmlns:w="http://schemas.openxmlformats.org/wordprocessingml/2006/main" xmlns:w14="http://schemas.microsoft.com/office/word/2010/wordml" xmlns:w15="http://schemas.microsoft.com/office/word/2012/wordml" xmlns:wpg="http://schemas.microsoft.com/office/word/2010/wordprocessingGroup" xmlns:wpi="http://schemas.microsoft.com/office/word/2010/wordprocessingInk" xmlns:wne="http://schemas.microsoft.com/office/word/2006/wordml" xmlns:a="http://schemas.openxmlformats.org/drawingml/2006/main" xmlns:wps="http://schemas.microsoft.com/office/word/2010/wordprocessingShape" mc:Ignorable="w14 w15 wp14">
+  <w:tbl>
+    <w:tblPr>
+      <w:tblStyle w:val="785"/>
+      <w:tblW w:w="0" w:type="auto"/>
+      <w:tblBorders/>
+      <w:tblLook w:val="04A0" w:firstRow="1" w:lastRow="0" w:firstColumn="1" w:lastColumn="0" w:noHBand="0" w:noVBand="1"/>
+    </w:tblPr>
+    <w:tblGrid>
+      <w:gridCol w:w="8306"/>
+    </w:tblGrid>
+    <w:tr>
+      <w:trPr/>
+      <w:tc>
+        <w:tcPr>
+          <w:tcBorders>
+            <w:top w:val="nil" w:color="000000" w:sz="4" w:space="0"/>
+            <w:left w:val="nil" w:color="000000" w:sz="4" w:space="0"/>
+            <w:bottom w:val="single" w:color="000000" w:sz="4" w:space="0"/>
+            <w:right w:val="nil" w:color="000000" w:sz="4" w:space="0"/>
+          </w:tcBorders>
+          <w:tcW w:w="8306" w:type="dxa"/>
+        </w:tcPr>
+        <w:p>
+          <w:pPr>
+            <w:pStyle w:val="945"/>
+            <w:suppressLineNumbers w:val="false"/>
+            <w:pBdr/>
+            <w:spacing w:after="0" w:afterAutospacing="0" w:before="0" w:line="240" w:lineRule="auto"/>
+            <w:ind/>
+            <w:jc w:val="center"/>
+            <w:rPr>
+              <w:rFonts w:ascii="宋体" w:hAnsi="宋体" w:eastAsia="宋体" w:cs="宋体"/>
+              <w:sz w:val="21"/>
+              <w:szCs w:val="21"/>
+            </w:rPr>
+          </w:pPr>
+          <w:r>
+            <w:rPr>
+              <w:rFonts w:ascii="宋体" w:hAnsi="宋体" w:eastAsia="宋体" w:cs="宋体"/>
+              <w:sz w:val="21"/>
+              <w:szCs w:val="21"/>
+            </w:rPr>
+            <w:t xml:space="preserve">摘  要</w:t>
+          </w:r>
+          <w:r>
+            <w:rPr>
+              <w:rFonts w:ascii="宋体" w:hAnsi="宋体" w:eastAsia="宋体" w:cs="宋体"/>
+              <w:sz w:val="21"/>
+              <w:szCs w:val="21"/>
+            </w:rPr>
+          </w:r>
+          <w:r>
+            <w:rPr>
+              <w:rFonts w:ascii="宋体" w:hAnsi="宋体" w:eastAsia="宋体" w:cs="宋体"/>
+              <w:sz w:val="21"/>
+              <w:szCs w:val="21"/>
+            </w:rPr>
+          </w:r>
+        </w:p>
+      </w:tc>
+    </w:tr>
+  </w:tbl>
+  <w:p>
+    <w:pPr>
+      <w:pStyle w:val="945"/>
+      <w:suppressLineNumbers w:val="false"/>
+      <w:pBdr/>
+      <w:spacing w:after="601" w:before="0" w:line="240" w:lineRule="auto"/>
+      <w:ind/>
+      <w:jc w:val="center"/>
+      <w:rPr>
+        <w:rFonts w:ascii="宋体" w:hAnsi="宋体" w:cs="宋体"/>
+        <w:sz w:val="21"/>
+        <w:szCs w:val="21"/>
+      </w:rPr>
+    </w:pPr>
+    <w:r>
+      <w:rPr>
+        <w:rFonts w:ascii="宋体" w:hAnsi="宋体" w:eastAsia="宋体" w:cs="宋体"/>
+        <w:sz w:val="21"/>
+        <w:szCs w:val="21"/>
+      </w:rPr>
+    </w:r>
+    <w:r/>
+    <w:r>
+      <w:rPr>
+        <w:rFonts w:ascii="宋体" w:hAnsi="宋体" w:eastAsia="宋体" w:cs="宋体"/>
+        <w:sz w:val="21"/>
+        <w:szCs w:val="21"/>
+      </w:rPr>
+    </w:r>
+    <w:r>
+      <w:rPr>
+        <w:rFonts w:ascii="宋体" w:hAnsi="宋体" w:cs="宋体"/>
+        <w:sz w:val="21"/>
+        <w:szCs w:val="21"/>
+      </w:rPr>
+    </w:r>
+  </w:p>
+</w:hdr>
+</file>
+
+<file path=word/header2.xml><?xml version="1.0" encoding="utf-8"?>
+<w:hdr xmlns:wpc="http://schemas.microsoft.com/office/word/2010/wordprocessingCanvas" xmlns:mc="http://schemas.openxmlformats.org/markup-compatibility/2006" xmlns:o="urn:schemas-microsoft-com:office:office" xmlns:r="http://schemas.openxmlformats.org/officeDocument/2006/relationships" xmlns:m="http://schemas.openxmlformats.org/officeDocument/2006/math" xmlns:v="urn:schemas-microsoft-com:vml" xmlns:wp14="http://schemas.microsoft.com/office/word/2010/wordprocessingDrawing" xmlns:wp="http://schemas.openxmlformats.org/drawingml/2006/wordprocessingDrawing" xmlns:w10="urn:schemas-microsoft-com:office:word" xmlns:w="http://schemas.openxmlformats.org/wordprocessingml/2006/main" xmlns:w14="http://schemas.microsoft.com/office/word/2010/wordml" xmlns:w15="http://schemas.microsoft.com/office/word/2012/wordml" xmlns:wpg="http://schemas.microsoft.com/office/word/2010/wordprocessingGroup" xmlns:wpi="http://schemas.microsoft.com/office/word/2010/wordprocessingInk" xmlns:wne="http://schemas.microsoft.com/office/word/2006/wordml" xmlns:a="http://schemas.openxmlformats.org/drawingml/2006/main" xmlns:wps="http://schemas.microsoft.com/office/word/2010/wordprocessingShape" mc:Ignorable="w14 w15 wp14">
+  <w:tbl>
+    <w:tblPr>
+      <w:tblStyle w:val="785"/>
+      <w:tblW w:w="0" w:type="auto"/>
+      <w:tblBorders/>
+      <w:tblLook w:val="04A0" w:firstRow="1" w:lastRow="0" w:firstColumn="1" w:lastColumn="0" w:noHBand="0" w:noVBand="1"/>
+    </w:tblPr>
+    <w:tblGrid>
+      <w:gridCol w:w="8306"/>
+    </w:tblGrid>
+    <w:tr>
+      <w:trPr/>
+      <w:tc>
+        <w:tcPr>
+          <w:tcBorders>
+            <w:top w:val="nil" w:color="000000" w:sz="4" w:space="0"/>
+            <w:left w:val="nil" w:color="000000" w:sz="4" w:space="0"/>
+            <w:bottom w:val="single" w:color="000000" w:sz="8" w:space="0"/>
+            <w:right w:val="nil" w:color="000000" w:sz="4" w:space="0"/>
+          </w:tcBorders>
+          <w:tcW w:w="8306" w:type="dxa"/>
+        </w:tcPr>
+        <w:p>
+          <w:pPr>
+            <w:pBdr/>
+            <w:spacing/>
+            <w:ind/>
+            <w:jc w:val="center"/>
+            <w:rPr>
+              <w:rFonts w:ascii="Times New Roman" w:hAnsi="Times New Roman" w:cs="Times New Roman"/>
+              <w:sz w:val="21"/>
+              <w:szCs w:val="21"/>
+            </w:rPr>
+          </w:pPr>
+          <w:r>
+            <w:rPr>
+              <w:rFonts w:ascii="Times New Roman" w:hAnsi="Times New Roman" w:eastAsia="Times New Roman" w:cs="Times New Roman"/>
+              <w:sz w:val="21"/>
+              <w:szCs w:val="21"/>
+            </w:rPr>
+            <w:t xml:space="preserve">Abstract</w:t>
+          </w:r>
+          <w:r>
+            <w:rPr>
+              <w:rFonts w:ascii="Times New Roman" w:hAnsi="Times New Roman" w:eastAsia="Times New Roman" w:cs="Times New Roman"/>
+              <w:sz w:val="21"/>
+              <w:szCs w:val="21"/>
+            </w:rPr>
+          </w:r>
+          <w:r>
+            <w:rPr>
+              <w:rFonts w:ascii="Times New Roman" w:hAnsi="Times New Roman" w:eastAsia="Times New Roman" w:cs="Times New Roman"/>
+              <w:sz w:val="21"/>
+              <w:szCs w:val="21"/>
+            </w:rPr>
+          </w:r>
+        </w:p>
+      </w:tc>
+    </w:tr>
+  </w:tbl>
+  <w:p>
+    <w:pPr>
+      <w:pBdr/>
+      <w:spacing/>
+      <w:ind/>
+      <w:rPr/>
+    </w:pPr>
+    <w:r/>
+    <w:r/>
+  </w:p>
+</w:hdr>
+</file>
+
 <file path=word/styles.xml><?xml version="1.0" encoding="utf-8"?>
 <w:styles xmlns:mc="http://schemas.openxmlformats.org/markup-compatibility/2006" xmlns:r="http://schemas.openxmlformats.org/officeDocument/2006/relationships" xmlns:w="http://schemas.openxmlformats.org/wordprocessingml/2006/main" xmlns:w14="http://schemas.microsoft.com/office/word/2010/wordml" xmlns:w15="http://schemas.microsoft.com/office/word/2012/wordml" mc:Ignorable="w14 w15">
   <w:docDefaults>
     <w:rPrDefault>
       <w:rPr>
-        <w:rFonts w:hint="default" w:ascii="等线" w:hAnsi="等线" w:eastAsia="Times New Roman" w:cs="等线"/>
+        <w:rFonts w:hint="default" w:asciiTheme="minorHAnsi" w:hAnsiTheme="minorHAnsi" w:eastAsiaTheme="minorHAnsi" w:cstheme="minorBidi"/>
         <w:sz w:val="22"/>
         <w:szCs w:val="22"/>
-        <w:lang w:val="zh-CN" w:eastAsia="zh-CN" w:bidi="ar-SA"/>
+        <w:lang w:val="zh-CN" w:eastAsia="en-US" w:bidi="ar-SA"/>
       </w:rPr>
     </w:rPrDefault>
     <w:pPrDefault>
       <w:pPr>
         <w:pBdr/>
-        <w:spacing/>
+        <w:spacing w:after="200" w:afterAutospacing="0" w:before="0" w:beforeAutospacing="0" w:line="276" w:lineRule="auto"/>
         <w:ind/>
       </w:pPr>
     </w:pPrDefault>
@@ -1501,202 +896,9 @@
     <w:lsdException w:name="Bibliography" w:uiPriority="37"/>
     <w:lsdException w:name="TOC Heading" w:uiPriority="39" w:qFormat="1"/>
   </w:latentStyles>
-  <w:style w:type="table" w:styleId="701" w:default="1">
-    <w:name w:val="Normal Table"/>
-    <w:uiPriority w:val="99"/>
-    <w:semiHidden/>
-    <w:unhideWhenUsed/>
-    <w:pPr>
-      <w:pBdr/>
-      <w:spacing/>
-      <w:ind/>
-    </w:pPr>
-    <w:tblPr>
-      <w:tblInd w:w="0" w:type="dxa"/>
-      <w:tblCellMar>
-        <w:left w:w="108" w:type="dxa"/>
-        <w:top w:w="0" w:type="dxa"/>
-        <w:right w:w="108" w:type="dxa"/>
-        <w:bottom w:w="0" w:type="dxa"/>
-      </w:tblCellMar>
-      <w:tblBorders/>
-    </w:tblPr>
-    <w:tcPr>
-      <w:tcBorders/>
-    </w:tcPr>
-    <w:tblStylePr w:type="band1Horz">
-      <w:pPr>
-        <w:pBdr/>
-        <w:spacing/>
-        <w:ind/>
-      </w:pPr>
-      <w:tblPr>
-        <w:tblBorders/>
-      </w:tblPr>
-      <w:tcPr>
-        <w:tcBorders/>
-      </w:tcPr>
-    </w:tblStylePr>
-    <w:tblStylePr w:type="band1Vert">
-      <w:pPr>
-        <w:pBdr/>
-        <w:spacing/>
-        <w:ind/>
-      </w:pPr>
-      <w:tblPr>
-        <w:tblBorders/>
-      </w:tblPr>
-      <w:tcPr>
-        <w:tcBorders/>
-      </w:tcPr>
-    </w:tblStylePr>
-    <w:tblStylePr w:type="band2Horz">
-      <w:pPr>
-        <w:pBdr/>
-        <w:spacing/>
-        <w:ind/>
-      </w:pPr>
-      <w:tblPr>
-        <w:tblBorders/>
-      </w:tblPr>
-      <w:tcPr>
-        <w:tcBorders/>
-      </w:tcPr>
-    </w:tblStylePr>
-    <w:tblStylePr w:type="band2Vert">
-      <w:pPr>
-        <w:pBdr/>
-        <w:spacing/>
-        <w:ind/>
-      </w:pPr>
-      <w:tblPr>
-        <w:tblBorders/>
-      </w:tblPr>
-      <w:tcPr>
-        <w:tcBorders/>
-      </w:tcPr>
-    </w:tblStylePr>
-    <w:tblStylePr w:type="firstCol">
-      <w:pPr>
-        <w:pBdr/>
-        <w:spacing/>
-        <w:ind/>
-      </w:pPr>
-      <w:tblPr>
-        <w:tblBorders/>
-      </w:tblPr>
-      <w:tcPr>
-        <w:tcBorders/>
-      </w:tcPr>
-    </w:tblStylePr>
-    <w:tblStylePr w:type="firstRow">
-      <w:pPr>
-        <w:pBdr/>
-        <w:spacing/>
-        <w:ind/>
-      </w:pPr>
-      <w:tblPr>
-        <w:tblBorders/>
-      </w:tblPr>
-      <w:tcPr>
-        <w:tcBorders/>
-      </w:tcPr>
-    </w:tblStylePr>
-    <w:tblStylePr w:type="lastCol">
-      <w:pPr>
-        <w:pBdr/>
-        <w:spacing/>
-        <w:ind/>
-      </w:pPr>
-      <w:tblPr>
-        <w:tblBorders/>
-      </w:tblPr>
-      <w:tcPr>
-        <w:tcBorders/>
-      </w:tcPr>
-    </w:tblStylePr>
-    <w:tblStylePr w:type="lastRow">
-      <w:pPr>
-        <w:pBdr/>
-        <w:spacing/>
-        <w:ind/>
-      </w:pPr>
-      <w:tblPr>
-        <w:tblBorders/>
-      </w:tblPr>
-      <w:tcPr>
-        <w:tcBorders/>
-      </w:tcPr>
-    </w:tblStylePr>
-    <w:tblStylePr w:type="nwCell">
-      <w:pPr>
-        <w:pBdr/>
-        <w:spacing/>
-        <w:ind/>
-      </w:pPr>
-      <w:tblPr>
-        <w:tblBorders/>
-      </w:tblPr>
-      <w:tcPr>
-        <w:tcBorders/>
-      </w:tcPr>
-    </w:tblStylePr>
-    <w:tblStylePr w:type="neCell">
-      <w:pPr>
-        <w:pBdr/>
-        <w:spacing/>
-        <w:ind/>
-      </w:pPr>
-      <w:tblPr>
-        <w:tblBorders/>
-      </w:tblPr>
-      <w:tcPr>
-        <w:tcBorders/>
-      </w:tcPr>
-    </w:tblStylePr>
-    <w:tblStylePr w:type="swCell">
-      <w:pPr>
-        <w:pBdr/>
-        <w:spacing/>
-        <w:ind/>
-      </w:pPr>
-      <w:tblPr>
-        <w:tblBorders/>
-      </w:tblPr>
-      <w:tcPr>
-        <w:tcBorders/>
-      </w:tcPr>
-    </w:tblStylePr>
-    <w:tblStylePr w:type="seCell">
-      <w:pPr>
-        <w:pBdr/>
-        <w:spacing/>
-        <w:ind/>
-      </w:pPr>
-      <w:tblPr>
-        <w:tblBorders/>
-      </w:tblPr>
-      <w:tcPr>
-        <w:tcBorders/>
-      </w:tcPr>
-    </w:tblStylePr>
-    <w:tblStylePr w:type="wholeTable">
-      <w:pPr>
-        <w:pBdr/>
-        <w:spacing/>
-        <w:ind/>
-      </w:pPr>
-      <w:tblPr>
-        <w:tblBorders/>
-      </w:tblPr>
-      <w:tcPr>
-        <w:tcBorders/>
-      </w:tcPr>
-    </w:tblStylePr>
-  </w:style>
-  <w:style w:type="table" w:styleId="702">
+  <w:style w:type="table" w:styleId="785">
     <w:name w:val="Table Grid"/>
-    <w:basedOn w:val="701"/>
+    <w:basedOn w:val="971"/>
     <w:uiPriority w:val="59"/>
     <w:pPr>
       <w:pBdr/>
@@ -1893,9 +1095,9 @@
       </w:tcPr>
     </w:tblStylePr>
   </w:style>
-  <w:style w:type="table" w:styleId="703">
+  <w:style w:type="table" w:styleId="786">
     <w:name w:val="Table Grid Light"/>
-    <w:basedOn w:val="701"/>
+    <w:basedOn w:val="971"/>
     <w:uiPriority w:val="59"/>
     <w:pPr>
       <w:pBdr/>
@@ -2092,9 +1294,9 @@
       </w:tcPr>
     </w:tblStylePr>
   </w:style>
-  <w:style w:type="table" w:styleId="704">
+  <w:style w:type="table" w:styleId="787">
     <w:name w:val="Plain Table 1"/>
-    <w:basedOn w:val="701"/>
+    <w:basedOn w:val="971"/>
     <w:uiPriority w:val="59"/>
     <w:pPr>
       <w:pBdr/>
@@ -2317,9 +1519,9 @@
       </w:tcPr>
     </w:tblStylePr>
   </w:style>
-  <w:style w:type="table" w:styleId="705">
+  <w:style w:type="table" w:styleId="788">
     <w:name w:val="Plain Table 2"/>
-    <w:basedOn w:val="701"/>
+    <w:basedOn w:val="971"/>
     <w:uiPriority w:val="59"/>
     <w:pPr>
       <w:pBdr/>
@@ -2550,9 +1752,9 @@
       </w:tcPr>
     </w:tblStylePr>
   </w:style>
-  <w:style w:type="table" w:styleId="706">
+  <w:style w:type="table" w:styleId="789">
     <w:name w:val="Plain Table 3"/>
-    <w:basedOn w:val="701"/>
+    <w:basedOn w:val="971"/>
     <w:uiPriority w:val="99"/>
     <w:pPr>
       <w:pBdr/>
@@ -2780,9 +1982,9 @@
       </w:tcPr>
     </w:tblStylePr>
   </w:style>
-  <w:style w:type="table" w:styleId="707">
+  <w:style w:type="table" w:styleId="790">
     <w:name w:val="Plain Table 4"/>
-    <w:basedOn w:val="701"/>
+    <w:basedOn w:val="971"/>
     <w:uiPriority w:val="99"/>
     <w:pPr>
       <w:pBdr/>
@@ -2996,9 +2198,9 @@
       </w:tcPr>
     </w:tblStylePr>
   </w:style>
-  <w:style w:type="table" w:styleId="708">
+  <w:style w:type="table" w:styleId="791">
     <w:name w:val="Plain Table 5"/>
-    <w:basedOn w:val="701"/>
+    <w:basedOn w:val="971"/>
     <w:uiPriority w:val="99"/>
     <w:pPr>
       <w:pBdr/>
@@ -3229,9 +2431,9 @@
       </w:tcPr>
     </w:tblStylePr>
   </w:style>
-  <w:style w:type="table" w:styleId="709">
+  <w:style w:type="table" w:styleId="792">
     <w:name w:val="Grid Table 1 Light"/>
-    <w:basedOn w:val="701"/>
+    <w:basedOn w:val="971"/>
     <w:uiPriority w:val="99"/>
     <w:pPr>
       <w:pBdr/>
@@ -3452,9 +2654,9 @@
       </w:tcPr>
     </w:tblStylePr>
   </w:style>
-  <w:style w:type="table" w:styleId="710">
+  <w:style w:type="table" w:styleId="793">
     <w:name w:val="Grid Table 1 Light - Accent 1"/>
-    <w:basedOn w:val="701"/>
+    <w:basedOn w:val="971"/>
     <w:uiPriority w:val="99"/>
     <w:pPr>
       <w:pBdr/>
@@ -3675,9 +2877,9 @@
       </w:tcPr>
     </w:tblStylePr>
   </w:style>
-  <w:style w:type="table" w:styleId="711">
+  <w:style w:type="table" w:styleId="794">
     <w:name w:val="Grid Table 1 Light - Accent 2"/>
-    <w:basedOn w:val="701"/>
+    <w:basedOn w:val="971"/>
     <w:uiPriority w:val="99"/>
     <w:pPr>
       <w:pBdr/>
@@ -3898,9 +3100,9 @@
       </w:tcPr>
     </w:tblStylePr>
   </w:style>
-  <w:style w:type="table" w:styleId="712">
+  <w:style w:type="table" w:styleId="795">
     <w:name w:val="Grid Table 1 Light - Accent 3"/>
-    <w:basedOn w:val="701"/>
+    <w:basedOn w:val="971"/>
     <w:uiPriority w:val="99"/>
     <w:pPr>
       <w:pBdr/>
@@ -4121,9 +3323,9 @@
       </w:tcPr>
     </w:tblStylePr>
   </w:style>
-  <w:style w:type="table" w:styleId="713">
+  <w:style w:type="table" w:styleId="796">
     <w:name w:val="Grid Table 1 Light - Accent 4"/>
-    <w:basedOn w:val="701"/>
+    <w:basedOn w:val="971"/>
     <w:uiPriority w:val="99"/>
     <w:pPr>
       <w:pBdr/>
@@ -4344,9 +3546,9 @@
       </w:tcPr>
     </w:tblStylePr>
   </w:style>
-  <w:style w:type="table" w:styleId="714">
+  <w:style w:type="table" w:styleId="797">
     <w:name w:val="Grid Table 1 Light - Accent 5"/>
-    <w:basedOn w:val="701"/>
+    <w:basedOn w:val="971"/>
     <w:uiPriority w:val="99"/>
     <w:pPr>
       <w:pBdr/>
@@ -4567,9 +3769,9 @@
       </w:tcPr>
     </w:tblStylePr>
   </w:style>
-  <w:style w:type="table" w:styleId="715">
+  <w:style w:type="table" w:styleId="798">
     <w:name w:val="Grid Table 1 Light - Accent 6"/>
-    <w:basedOn w:val="701"/>
+    <w:basedOn w:val="971"/>
     <w:uiPriority w:val="99"/>
     <w:pPr>
       <w:pBdr/>
@@ -4790,9 +3992,9 @@
       </w:tcPr>
     </w:tblStylePr>
   </w:style>
-  <w:style w:type="table" w:styleId="716">
+  <w:style w:type="table" w:styleId="799">
     <w:name w:val="Grid Table 2"/>
-    <w:basedOn w:val="701"/>
+    <w:basedOn w:val="971"/>
     <w:uiPriority w:val="99"/>
     <w:pPr>
       <w:pBdr/>
@@ -5022,9 +4224,9 @@
       </w:tcPr>
     </w:tblStylePr>
   </w:style>
-  <w:style w:type="table" w:styleId="717">
+  <w:style w:type="table" w:styleId="800">
     <w:name w:val="Grid Table 2 - Accent 1"/>
-    <w:basedOn w:val="701"/>
+    <w:basedOn w:val="971"/>
     <w:uiPriority w:val="99"/>
     <w:pPr>
       <w:pBdr/>
@@ -5059,7 +4261,7 @@
         <w:tblBorders/>
       </w:tblPr>
       <w:tcPr>
-        <w:shd w:val="clear" w:color="ffffff" w:themeColor="accent1" w:themeTint="34" w:fill="dbe5f2" w:themeFill="accent1" w:themeFillTint="34"/>
+        <w:shd w:val="clear" w:color="ffffff" w:themeColor="accent1" w:themeTint="34" w:fill="deebf6" w:themeFill="accent1" w:themeFillTint="34"/>
         <w:tcBorders/>
       </w:tcPr>
     </w:tblStylePr>
@@ -5078,7 +4280,7 @@
         <w:tblBorders/>
       </w:tblPr>
       <w:tcPr>
-        <w:shd w:val="clear" w:color="ffffff" w:themeColor="accent1" w:themeTint="34" w:fill="dbe5f2" w:themeFill="accent1" w:themeFillTint="34"/>
+        <w:shd w:val="clear" w:color="ffffff" w:themeColor="accent1" w:themeTint="34" w:fill="deebf6" w:themeFill="accent1" w:themeFillTint="34"/>
         <w:tcBorders/>
       </w:tcPr>
     </w:tblStylePr>
@@ -5254,9 +4456,9 @@
       </w:tcPr>
     </w:tblStylePr>
   </w:style>
-  <w:style w:type="table" w:styleId="718">
+  <w:style w:type="table" w:styleId="801">
     <w:name w:val="Grid Table 2 - Accent 2"/>
-    <w:basedOn w:val="701"/>
+    <w:basedOn w:val="971"/>
     <w:uiPriority w:val="99"/>
     <w:pPr>
       <w:pBdr/>
@@ -5291,7 +4493,7 @@
         <w:tblBorders/>
       </w:tblPr>
       <w:tcPr>
-        <w:shd w:val="clear" w:color="ffffff" w:themeColor="accent2" w:themeTint="32" w:fill="f3dddc" w:themeFill="accent2" w:themeFillTint="32"/>
+        <w:shd w:val="clear" w:color="ffffff" w:themeColor="accent2" w:themeTint="32" w:fill="fbe6d7" w:themeFill="accent2" w:themeFillTint="32"/>
         <w:tcBorders/>
       </w:tcPr>
     </w:tblStylePr>
@@ -5310,7 +4512,7 @@
         <w:tblBorders/>
       </w:tblPr>
       <w:tcPr>
-        <w:shd w:val="clear" w:color="ffffff" w:themeColor="accent2" w:themeTint="32" w:fill="f3dddc" w:themeFill="accent2" w:themeFillTint="32"/>
+        <w:shd w:val="clear" w:color="ffffff" w:themeColor="accent2" w:themeTint="32" w:fill="fbe6d7" w:themeFill="accent2" w:themeFillTint="32"/>
         <w:tcBorders/>
       </w:tcPr>
     </w:tblStylePr>
@@ -5486,9 +4688,9 @@
       </w:tcPr>
     </w:tblStylePr>
   </w:style>
-  <w:style w:type="table" w:styleId="719">
+  <w:style w:type="table" w:styleId="802">
     <w:name w:val="Grid Table 2 - Accent 3"/>
-    <w:basedOn w:val="701"/>
+    <w:basedOn w:val="971"/>
     <w:uiPriority w:val="99"/>
     <w:pPr>
       <w:pBdr/>
@@ -5523,7 +4725,7 @@
         <w:tblBorders/>
       </w:tblPr>
       <w:tcPr>
-        <w:shd w:val="clear" w:color="ffffff" w:themeColor="accent3" w:themeTint="34" w:fill="ebf1dd" w:themeFill="accent3" w:themeFillTint="34"/>
+        <w:shd w:val="clear" w:color="ffffff" w:themeColor="accent3" w:themeTint="34" w:fill="ededed" w:themeFill="accent3" w:themeFillTint="34"/>
         <w:tcBorders/>
       </w:tcPr>
     </w:tblStylePr>
@@ -5542,7 +4744,7 @@
         <w:tblBorders/>
       </w:tblPr>
       <w:tcPr>
-        <w:shd w:val="clear" w:color="ffffff" w:themeColor="accent3" w:themeTint="34" w:fill="ebf1dd" w:themeFill="accent3" w:themeFillTint="34"/>
+        <w:shd w:val="clear" w:color="ffffff" w:themeColor="accent3" w:themeTint="34" w:fill="ededed" w:themeFill="accent3" w:themeFillTint="34"/>
         <w:tcBorders/>
       </w:tcPr>
     </w:tblStylePr>
@@ -5718,9 +4920,9 @@
       </w:tcPr>
     </w:tblStylePr>
   </w:style>
-  <w:style w:type="table" w:styleId="720">
+  <w:style w:type="table" w:styleId="803">
     <w:name w:val="Grid Table 2 - Accent 4"/>
-    <w:basedOn w:val="701"/>
+    <w:basedOn w:val="971"/>
     <w:uiPriority w:val="99"/>
     <w:pPr>
       <w:pBdr/>
@@ -5755,7 +4957,7 @@
         <w:tblBorders/>
       </w:tblPr>
       <w:tcPr>
-        <w:shd w:val="clear" w:color="ffffff" w:themeColor="accent4" w:themeTint="34" w:fill="e5dfec" w:themeFill="accent4" w:themeFillTint="34"/>
+        <w:shd w:val="clear" w:color="ffffff" w:themeColor="accent4" w:themeTint="34" w:fill="fff2cb" w:themeFill="accent4" w:themeFillTint="34"/>
         <w:tcBorders/>
       </w:tcPr>
     </w:tblStylePr>
@@ -5774,7 +4976,7 @@
         <w:tblBorders/>
       </w:tblPr>
       <w:tcPr>
-        <w:shd w:val="clear" w:color="ffffff" w:themeColor="accent4" w:themeTint="34" w:fill="e5dfec" w:themeFill="accent4" w:themeFillTint="34"/>
+        <w:shd w:val="clear" w:color="ffffff" w:themeColor="accent4" w:themeTint="34" w:fill="fff2cb" w:themeFill="accent4" w:themeFillTint="34"/>
         <w:tcBorders/>
       </w:tcPr>
     </w:tblStylePr>
@@ -5950,9 +5152,9 @@
       </w:tcPr>
     </w:tblStylePr>
   </w:style>
-  <w:style w:type="table" w:styleId="721">
+  <w:style w:type="table" w:styleId="804">
     <w:name w:val="Grid Table 2 - Accent 5"/>
-    <w:basedOn w:val="701"/>
+    <w:basedOn w:val="971"/>
     <w:uiPriority w:val="99"/>
     <w:pPr>
       <w:pBdr/>
@@ -5987,7 +5189,7 @@
         <w:tblBorders/>
       </w:tblPr>
       <w:tcPr>
-        <w:shd w:val="clear" w:color="ffffff" w:themeColor="accent5" w:themeTint="34" w:fill="daeef3" w:themeFill="accent5" w:themeFillTint="34"/>
+        <w:shd w:val="clear" w:color="ffffff" w:themeColor="accent5" w:themeTint="34" w:fill="d9e2f3" w:themeFill="accent5" w:themeFillTint="34"/>
         <w:tcBorders/>
       </w:tcPr>
     </w:tblStylePr>
@@ -6006,7 +5208,7 @@
         <w:tblBorders/>
       </w:tblPr>
       <w:tcPr>
-        <w:shd w:val="clear" w:color="ffffff" w:themeColor="accent5" w:themeTint="34" w:fill="daeef3" w:themeFill="accent5" w:themeFillTint="34"/>
+        <w:shd w:val="clear" w:color="ffffff" w:themeColor="accent5" w:themeTint="34" w:fill="d9e2f3" w:themeFill="accent5" w:themeFillTint="34"/>
         <w:tcBorders/>
       </w:tcPr>
     </w:tblStylePr>
@@ -6182,9 +5384,9 @@
       </w:tcPr>
     </w:tblStylePr>
   </w:style>
-  <w:style w:type="table" w:styleId="722">
+  <w:style w:type="table" w:styleId="805">
     <w:name w:val="Grid Table 2 - Accent 6"/>
-    <w:basedOn w:val="701"/>
+    <w:basedOn w:val="971"/>
     <w:uiPriority w:val="99"/>
     <w:pPr>
       <w:pBdr/>
@@ -6219,7 +5421,7 @@
         <w:tblBorders/>
       </w:tblPr>
       <w:tcPr>
-        <w:shd w:val="clear" w:color="ffffff" w:themeColor="accent6" w:themeTint="34" w:fill="fdead9" w:themeFill="accent6" w:themeFillTint="34"/>
+        <w:shd w:val="clear" w:color="ffffff" w:themeColor="accent6" w:themeTint="34" w:fill="e2efd9" w:themeFill="accent6" w:themeFillTint="34"/>
         <w:tcBorders/>
       </w:tcPr>
     </w:tblStylePr>
@@ -6238,7 +5440,7 @@
         <w:tblBorders/>
       </w:tblPr>
       <w:tcPr>
-        <w:shd w:val="clear" w:color="ffffff" w:themeColor="accent6" w:themeTint="34" w:fill="fdead9" w:themeFill="accent6" w:themeFillTint="34"/>
+        <w:shd w:val="clear" w:color="ffffff" w:themeColor="accent6" w:themeTint="34" w:fill="e2efd9" w:themeFill="accent6" w:themeFillTint="34"/>
         <w:tcBorders/>
       </w:tcPr>
     </w:tblStylePr>
@@ -6414,9 +5616,9 @@
       </w:tcPr>
     </w:tblStylePr>
   </w:style>
-  <w:style w:type="table" w:styleId="723">
+  <w:style w:type="table" w:styleId="806">
     <w:name w:val="Grid Table 3"/>
-    <w:basedOn w:val="701"/>
+    <w:basedOn w:val="971"/>
     <w:uiPriority w:val="99"/>
     <w:pPr>
       <w:pBdr/>
@@ -6659,9 +5861,9 @@
       </w:tcPr>
     </w:tblStylePr>
   </w:style>
-  <w:style w:type="table" w:styleId="724">
+  <w:style w:type="table" w:styleId="807">
     <w:name w:val="Grid Table 3 - Accent 1"/>
-    <w:basedOn w:val="701"/>
+    <w:basedOn w:val="971"/>
     <w:uiPriority w:val="99"/>
     <w:pPr>
       <w:pBdr/>
@@ -6696,7 +5898,7 @@
         <w:tblBorders/>
       </w:tblPr>
       <w:tcPr>
-        <w:shd w:val="clear" w:color="ffffff" w:themeColor="accent1" w:themeTint="34" w:fill="dbe5f2" w:themeFill="accent1" w:themeFillTint="34"/>
+        <w:shd w:val="clear" w:color="ffffff" w:themeColor="accent1" w:themeTint="34" w:fill="deebf6" w:themeFill="accent1" w:themeFillTint="34"/>
         <w:tcBorders/>
       </w:tcPr>
     </w:tblStylePr>
@@ -6715,7 +5917,7 @@
         <w:tblBorders/>
       </w:tblPr>
       <w:tcPr>
-        <w:shd w:val="clear" w:color="ffffff" w:themeColor="accent1" w:themeTint="34" w:fill="dbe5f2" w:themeFill="accent1" w:themeFillTint="34"/>
+        <w:shd w:val="clear" w:color="ffffff" w:themeColor="accent1" w:themeTint="34" w:fill="deebf6" w:themeFill="accent1" w:themeFillTint="34"/>
         <w:tcBorders/>
       </w:tcPr>
     </w:tblStylePr>
@@ -6904,9 +6106,9 @@
       </w:tcPr>
     </w:tblStylePr>
   </w:style>
-  <w:style w:type="table" w:styleId="725">
+  <w:style w:type="table" w:styleId="808">
     <w:name w:val="Grid Table 3 - Accent 2"/>
-    <w:basedOn w:val="701"/>
+    <w:basedOn w:val="971"/>
     <w:uiPriority w:val="99"/>
     <w:pPr>
       <w:pBdr/>
@@ -6941,7 +6143,7 @@
         <w:tblBorders/>
       </w:tblPr>
       <w:tcPr>
-        <w:shd w:val="clear" w:color="ffffff" w:themeColor="accent2" w:themeTint="32" w:fill="f3dddc" w:themeFill="accent2" w:themeFillTint="32"/>
+        <w:shd w:val="clear" w:color="ffffff" w:themeColor="accent2" w:themeTint="32" w:fill="fbe6d7" w:themeFill="accent2" w:themeFillTint="32"/>
         <w:tcBorders/>
       </w:tcPr>
     </w:tblStylePr>
@@ -6960,7 +6162,7 @@
         <w:tblBorders/>
       </w:tblPr>
       <w:tcPr>
-        <w:shd w:val="clear" w:color="ffffff" w:themeColor="accent2" w:themeTint="32" w:fill="f3dddc" w:themeFill="accent2" w:themeFillTint="32"/>
+        <w:shd w:val="clear" w:color="ffffff" w:themeColor="accent2" w:themeTint="32" w:fill="fbe6d7" w:themeFill="accent2" w:themeFillTint="32"/>
         <w:tcBorders/>
       </w:tcPr>
     </w:tblStylePr>
@@ -7149,9 +6351,9 @@
       </w:tcPr>
     </w:tblStylePr>
   </w:style>
-  <w:style w:type="table" w:styleId="726">
+  <w:style w:type="table" w:styleId="809">
     <w:name w:val="Grid Table 3 - Accent 3"/>
-    <w:basedOn w:val="701"/>
+    <w:basedOn w:val="971"/>
     <w:uiPriority w:val="99"/>
     <w:pPr>
       <w:pBdr/>
@@ -7186,7 +6388,7 @@
         <w:tblBorders/>
       </w:tblPr>
       <w:tcPr>
-        <w:shd w:val="clear" w:color="ffffff" w:themeColor="accent3" w:themeTint="34" w:fill="ebf1dd" w:themeFill="accent3" w:themeFillTint="34"/>
+        <w:shd w:val="clear" w:color="ffffff" w:themeColor="accent3" w:themeTint="34" w:fill="ededed" w:themeFill="accent3" w:themeFillTint="34"/>
         <w:tcBorders/>
       </w:tcPr>
     </w:tblStylePr>
@@ -7205,7 +6407,7 @@
         <w:tblBorders/>
       </w:tblPr>
       <w:tcPr>
-        <w:shd w:val="clear" w:color="ffffff" w:themeColor="accent3" w:themeTint="34" w:fill="ebf1dd" w:themeFill="accent3" w:themeFillTint="34"/>
+        <w:shd w:val="clear" w:color="ffffff" w:themeColor="accent3" w:themeTint="34" w:fill="ededed" w:themeFill="accent3" w:themeFillTint="34"/>
         <w:tcBorders/>
       </w:tcPr>
     </w:tblStylePr>
@@ -7394,9 +6596,9 @@
       </w:tcPr>
     </w:tblStylePr>
   </w:style>
-  <w:style w:type="table" w:styleId="727">
+  <w:style w:type="table" w:styleId="810">
     <w:name w:val="Grid Table 3 - Accent 4"/>
-    <w:basedOn w:val="701"/>
+    <w:basedOn w:val="971"/>
     <w:uiPriority w:val="99"/>
     <w:pPr>
       <w:pBdr/>
@@ -7431,7 +6633,7 @@
         <w:tblBorders/>
       </w:tblPr>
       <w:tcPr>
-        <w:shd w:val="clear" w:color="ffffff" w:themeColor="accent4" w:themeTint="34" w:fill="e5dfec" w:themeFill="accent4" w:themeFillTint="34"/>
+        <w:shd w:val="clear" w:color="ffffff" w:themeColor="accent4" w:themeTint="34" w:fill="fff2cb" w:themeFill="accent4" w:themeFillTint="34"/>
         <w:tcBorders/>
       </w:tcPr>
     </w:tblStylePr>
@@ -7450,7 +6652,7 @@
         <w:tblBorders/>
       </w:tblPr>
       <w:tcPr>
-        <w:shd w:val="clear" w:color="ffffff" w:themeColor="accent4" w:themeTint="34" w:fill="e5dfec" w:themeFill="accent4" w:themeFillTint="34"/>
+        <w:shd w:val="clear" w:color="ffffff" w:themeColor="accent4" w:themeTint="34" w:fill="fff2cb" w:themeFill="accent4" w:themeFillTint="34"/>
         <w:tcBorders/>
       </w:tcPr>
     </w:tblStylePr>
@@ -7639,9 +6841,9 @@
       </w:tcPr>
     </w:tblStylePr>
   </w:style>
-  <w:style w:type="table" w:styleId="728">
+  <w:style w:type="table" w:styleId="811">
     <w:name w:val="Grid Table 3 - Accent 5"/>
-    <w:basedOn w:val="701"/>
+    <w:basedOn w:val="971"/>
     <w:uiPriority w:val="99"/>
     <w:pPr>
       <w:pBdr/>
@@ -7676,7 +6878,7 @@
         <w:tblBorders/>
       </w:tblPr>
       <w:tcPr>
-        <w:shd w:val="clear" w:color="ffffff" w:themeColor="accent5" w:themeTint="34" w:fill="daeef3" w:themeFill="accent5" w:themeFillTint="34"/>
+        <w:shd w:val="clear" w:color="ffffff" w:themeColor="accent5" w:themeTint="34" w:fill="d9e2f3" w:themeFill="accent5" w:themeFillTint="34"/>
         <w:tcBorders/>
       </w:tcPr>
     </w:tblStylePr>
@@ -7695,7 +6897,7 @@
         <w:tblBorders/>
       </w:tblPr>
       <w:tcPr>
-        <w:shd w:val="clear" w:color="ffffff" w:themeColor="accent5" w:themeTint="34" w:fill="daeef3" w:themeFill="accent5" w:themeFillTint="34"/>
+        <w:shd w:val="clear" w:color="ffffff" w:themeColor="accent5" w:themeTint="34" w:fill="d9e2f3" w:themeFill="accent5" w:themeFillTint="34"/>
         <w:tcBorders/>
       </w:tcPr>
     </w:tblStylePr>
@@ -7884,9 +7086,9 @@
       </w:tcPr>
     </w:tblStylePr>
   </w:style>
-  <w:style w:type="table" w:styleId="729">
+  <w:style w:type="table" w:styleId="812">
     <w:name w:val="Grid Table 3 - Accent 6"/>
-    <w:basedOn w:val="701"/>
+    <w:basedOn w:val="971"/>
     <w:uiPriority w:val="99"/>
     <w:pPr>
       <w:pBdr/>
@@ -7921,7 +7123,7 @@
         <w:tblBorders/>
       </w:tblPr>
       <w:tcPr>
-        <w:shd w:val="clear" w:color="ffffff" w:themeColor="accent6" w:themeTint="34" w:fill="fdead9" w:themeFill="accent6" w:themeFillTint="34"/>
+        <w:shd w:val="clear" w:color="ffffff" w:themeColor="accent6" w:themeTint="34" w:fill="e2efd9" w:themeFill="accent6" w:themeFillTint="34"/>
         <w:tcBorders/>
       </w:tcPr>
     </w:tblStylePr>
@@ -7940,7 +7142,7 @@
         <w:tblBorders/>
       </w:tblPr>
       <w:tcPr>
-        <w:shd w:val="clear" w:color="ffffff" w:themeColor="accent6" w:themeTint="34" w:fill="fdead9" w:themeFill="accent6" w:themeFillTint="34"/>
+        <w:shd w:val="clear" w:color="ffffff" w:themeColor="accent6" w:themeTint="34" w:fill="e2efd9" w:themeFill="accent6" w:themeFillTint="34"/>
         <w:tcBorders/>
       </w:tcPr>
     </w:tblStylePr>
@@ -8129,9 +7331,9 @@
       </w:tcPr>
     </w:tblStylePr>
   </w:style>
-  <w:style w:type="table" w:styleId="730">
+  <w:style w:type="table" w:styleId="813">
     <w:name w:val="Grid Table 4"/>
-    <w:basedOn w:val="701"/>
+    <w:basedOn w:val="971"/>
     <w:uiPriority w:val="59"/>
     <w:pPr>
       <w:pBdr/>
@@ -8362,9 +7564,9 @@
       </w:tcPr>
     </w:tblStylePr>
   </w:style>
-  <w:style w:type="table" w:styleId="731">
+  <w:style w:type="table" w:styleId="814">
     <w:name w:val="Grid Table 4 - Accent 1"/>
-    <w:basedOn w:val="701"/>
+    <w:basedOn w:val="971"/>
     <w:uiPriority w:val="59"/>
     <w:pPr>
       <w:pBdr/>
@@ -8402,7 +7604,7 @@
         <w:tblBorders/>
       </w:tblPr>
       <w:tcPr>
-        <w:shd w:val="clear" w:color="ffffff" w:themeColor="accent1" w:themeTint="32" w:fill="dce6f2" w:themeFill="accent1" w:themeFillTint="32"/>
+        <w:shd w:val="clear" w:color="ffffff" w:themeColor="accent1" w:themeTint="32" w:fill="dfebf7" w:themeFill="accent1" w:themeFillTint="32"/>
         <w:tcBorders/>
       </w:tcPr>
     </w:tblStylePr>
@@ -8421,7 +7623,7 @@
         <w:tblBorders/>
       </w:tblPr>
       <w:tcPr>
-        <w:shd w:val="clear" w:color="ffffff" w:themeColor="accent1" w:themeTint="32" w:fill="dce6f2" w:themeFill="accent1" w:themeFillTint="32"/>
+        <w:shd w:val="clear" w:color="ffffff" w:themeColor="accent1" w:themeTint="32" w:fill="dfebf7" w:themeFill="accent1" w:themeFillTint="32"/>
         <w:tcBorders/>
       </w:tcPr>
     </w:tblStylePr>
@@ -8484,7 +7686,7 @@
         <w:tblBorders/>
       </w:tblPr>
       <w:tcPr>
-        <w:shd w:val="clear" w:color="ffffff" w:themeColor="accent1" w:themeTint="EA" w:fill="5d8bc2" w:themeFill="accent1" w:themeFillTint="EA"/>
+        <w:shd w:val="clear" w:color="ffffff" w:themeColor="accent1" w:themeTint="EA" w:fill="69a3d8" w:themeFill="accent1" w:themeFillTint="EA"/>
         <w:tcBorders>
           <w:top w:val="single" w:color="000000" w:themeColor="accent1" w:themeTint="EA" w:sz="4" w:space="0"/>
           <w:left w:val="single" w:color="000000" w:themeColor="accent1" w:themeTint="EA" w:sz="4" w:space="0"/>
@@ -8595,9 +7797,9 @@
       </w:tcPr>
     </w:tblStylePr>
   </w:style>
-  <w:style w:type="table" w:styleId="732">
+  <w:style w:type="table" w:styleId="815">
     <w:name w:val="Grid Table 4 - Accent 2"/>
-    <w:basedOn w:val="701"/>
+    <w:basedOn w:val="971"/>
     <w:uiPriority w:val="59"/>
     <w:pPr>
       <w:pBdr/>
@@ -8635,7 +7837,7 @@
         <w:tblBorders/>
       </w:tblPr>
       <w:tcPr>
-        <w:shd w:val="clear" w:color="ffffff" w:themeColor="accent2" w:themeTint="32" w:fill="f3dddc" w:themeFill="accent2" w:themeFillTint="32"/>
+        <w:shd w:val="clear" w:color="ffffff" w:themeColor="accent2" w:themeTint="32" w:fill="fbe6d7" w:themeFill="accent2" w:themeFillTint="32"/>
         <w:tcBorders/>
       </w:tcPr>
     </w:tblStylePr>
@@ -8654,7 +7856,7 @@
         <w:tblBorders/>
       </w:tblPr>
       <w:tcPr>
-        <w:shd w:val="clear" w:color="ffffff" w:themeColor="accent2" w:themeTint="32" w:fill="f3dddc" w:themeFill="accent2" w:themeFillTint="32"/>
+        <w:shd w:val="clear" w:color="ffffff" w:themeColor="accent2" w:themeTint="32" w:fill="fbe6d7" w:themeFill="accent2" w:themeFillTint="32"/>
         <w:tcBorders/>
       </w:tcPr>
     </w:tblStylePr>
@@ -8717,7 +7919,7 @@
         <w:tblBorders/>
       </w:tblPr>
       <w:tcPr>
-        <w:shd w:val="clear" w:color="ffffff" w:themeColor="accent2" w:themeTint="97" w:fill="da9796" w:themeFill="accent2" w:themeFillTint="97"/>
+        <w:shd w:val="clear" w:color="ffffff" w:themeColor="accent2" w:themeTint="97" w:fill="f4b285" w:themeFill="accent2" w:themeFillTint="97"/>
         <w:tcBorders>
           <w:top w:val="single" w:color="000000" w:themeColor="accent2" w:themeTint="97" w:sz="4" w:space="0"/>
           <w:left w:val="single" w:color="000000" w:themeColor="accent2" w:themeTint="97" w:sz="4" w:space="0"/>
@@ -8828,9 +8030,9 @@
       </w:tcPr>
     </w:tblStylePr>
   </w:style>
-  <w:style w:type="table" w:styleId="733">
+  <w:style w:type="table" w:styleId="816">
     <w:name w:val="Grid Table 4 - Accent 3"/>
-    <w:basedOn w:val="701"/>
+    <w:basedOn w:val="971"/>
     <w:uiPriority w:val="59"/>
     <w:pPr>
       <w:pBdr/>
@@ -8868,7 +8070,7 @@
         <w:tblBorders/>
       </w:tblPr>
       <w:tcPr>
-        <w:shd w:val="clear" w:color="ffffff" w:themeColor="accent3" w:themeTint="34" w:fill="ebf1dd" w:themeFill="accent3" w:themeFillTint="34"/>
+        <w:shd w:val="clear" w:color="ffffff" w:themeColor="accent3" w:themeTint="34" w:fill="ededed" w:themeFill="accent3" w:themeFillTint="34"/>
         <w:tcBorders/>
       </w:tcPr>
     </w:tblStylePr>
@@ -8887,7 +8089,7 @@
         <w:tblBorders/>
       </w:tblPr>
       <w:tcPr>
-        <w:shd w:val="clear" w:color="ffffff" w:themeColor="accent3" w:themeTint="34" w:fill="ebf1dd" w:themeFill="accent3" w:themeFillTint="34"/>
+        <w:shd w:val="clear" w:color="ffffff" w:themeColor="accent3" w:themeTint="34" w:fill="ededed" w:themeFill="accent3" w:themeFillTint="34"/>
         <w:tcBorders/>
       </w:tcPr>
     </w:tblStylePr>
@@ -8950,7 +8152,7 @@
         <w:tblBorders/>
       </w:tblPr>
       <w:tcPr>
-        <w:shd w:val="clear" w:color="ffffff" w:themeColor="accent3" w:themeTint="FE" w:fill="9bbb5a" w:themeFill="accent3" w:themeFillTint="FE"/>
+        <w:shd w:val="clear" w:color="ffffff" w:themeColor="accent3" w:themeTint="FE" w:fill="a5a5a5" w:themeFill="accent3" w:themeFillTint="FE"/>
         <w:tcBorders>
           <w:top w:val="single" w:color="000000" w:themeColor="accent3" w:themeTint="FE" w:sz="4" w:space="0"/>
           <w:left w:val="single" w:color="000000" w:themeColor="accent3" w:themeTint="FE" w:sz="4" w:space="0"/>
@@ -9061,9 +8263,9 @@
       </w:tcPr>
     </w:tblStylePr>
   </w:style>
-  <w:style w:type="table" w:styleId="734">
+  <w:style w:type="table" w:styleId="817">
     <w:name w:val="Grid Table 4 - Accent 4"/>
-    <w:basedOn w:val="701"/>
+    <w:basedOn w:val="971"/>
     <w:uiPriority w:val="59"/>
     <w:pPr>
       <w:pBdr/>
@@ -9101,7 +8303,7 @@
         <w:tblBorders/>
       </w:tblPr>
       <w:tcPr>
-        <w:shd w:val="clear" w:color="ffffff" w:themeColor="accent4" w:themeTint="34" w:fill="e5dfec" w:themeFill="accent4" w:themeFillTint="34"/>
+        <w:shd w:val="clear" w:color="ffffff" w:themeColor="accent4" w:themeTint="34" w:fill="fff2cb" w:themeFill="accent4" w:themeFillTint="34"/>
         <w:tcBorders/>
       </w:tcPr>
     </w:tblStylePr>
@@ -9120,7 +8322,7 @@
         <w:tblBorders/>
       </w:tblPr>
       <w:tcPr>
-        <w:shd w:val="clear" w:color="ffffff" w:themeColor="accent4" w:themeTint="34" w:fill="e5dfec" w:themeFill="accent4" w:themeFillTint="34"/>
+        <w:shd w:val="clear" w:color="ffffff" w:themeColor="accent4" w:themeTint="34" w:fill="fff2cb" w:themeFill="accent4" w:themeFillTint="34"/>
         <w:tcBorders/>
       </w:tcPr>
     </w:tblStylePr>
@@ -9183,7 +8385,7 @@
         <w:tblBorders/>
       </w:tblPr>
       <w:tcPr>
-        <w:shd w:val="clear" w:color="ffffff" w:themeColor="accent4" w:themeTint="9A" w:fill="b2a1c7" w:themeFill="accent4" w:themeFillTint="9A"/>
+        <w:shd w:val="clear" w:color="ffffff" w:themeColor="accent4" w:themeTint="9A" w:fill="ffd965" w:themeFill="accent4" w:themeFillTint="9A"/>
         <w:tcBorders>
           <w:top w:val="single" w:color="000000" w:themeColor="accent4" w:themeTint="9A" w:sz="4" w:space="0"/>
           <w:left w:val="single" w:color="000000" w:themeColor="accent4" w:themeTint="9A" w:sz="4" w:space="0"/>
@@ -9294,9 +8496,9 @@
       </w:tcPr>
     </w:tblStylePr>
   </w:style>
-  <w:style w:type="table" w:styleId="735">
+  <w:style w:type="table" w:styleId="818">
     <w:name w:val="Grid Table 4 - Accent 5"/>
-    <w:basedOn w:val="701"/>
+    <w:basedOn w:val="971"/>
     <w:uiPriority w:val="59"/>
     <w:pPr>
       <w:pBdr/>
@@ -9334,7 +8536,7 @@
         <w:tblBorders/>
       </w:tblPr>
       <w:tcPr>
-        <w:shd w:val="clear" w:color="ffffff" w:themeColor="accent5" w:themeTint="34" w:fill="daeef3" w:themeFill="accent5" w:themeFillTint="34"/>
+        <w:shd w:val="clear" w:color="ffffff" w:themeColor="accent5" w:themeTint="34" w:fill="d9e2f3" w:themeFill="accent5" w:themeFillTint="34"/>
         <w:tcBorders/>
       </w:tcPr>
     </w:tblStylePr>
@@ -9353,7 +8555,7 @@
         <w:tblBorders/>
       </w:tblPr>
       <w:tcPr>
-        <w:shd w:val="clear" w:color="ffffff" w:themeColor="accent5" w:themeTint="34" w:fill="daeef3" w:themeFill="accent5" w:themeFillTint="34"/>
+        <w:shd w:val="clear" w:color="ffffff" w:themeColor="accent5" w:themeTint="34" w:fill="d9e2f3" w:themeFill="accent5" w:themeFillTint="34"/>
         <w:tcBorders/>
       </w:tcPr>
     </w:tblStylePr>
@@ -9416,7 +8618,7 @@
         <w:tblBorders/>
       </w:tblPr>
       <w:tcPr>
-        <w:shd w:val="clear" w:color="ffffff" w:themeColor="accent5" w:fill="4bacc6" w:themeFill="accent5"/>
+        <w:shd w:val="clear" w:color="ffffff" w:themeColor="accent5" w:fill="4472c4" w:themeFill="accent5"/>
         <w:tcBorders>
           <w:top w:val="single" w:color="000000" w:themeColor="accent5" w:sz="4" w:space="0"/>
           <w:left w:val="single" w:color="000000" w:themeColor="accent5" w:sz="4" w:space="0"/>
@@ -9527,9 +8729,9 @@
       </w:tcPr>
     </w:tblStylePr>
   </w:style>
-  <w:style w:type="table" w:styleId="736">
+  <w:style w:type="table" w:styleId="819">
     <w:name w:val="Grid Table 4 - Accent 6"/>
-    <w:basedOn w:val="701"/>
+    <w:basedOn w:val="971"/>
     <w:uiPriority w:val="59"/>
     <w:pPr>
       <w:pBdr/>
@@ -9567,7 +8769,7 @@
         <w:tblBorders/>
       </w:tblPr>
       <w:tcPr>
-        <w:shd w:val="clear" w:color="ffffff" w:themeColor="accent6" w:themeTint="34" w:fill="fdead9" w:themeFill="accent6" w:themeFillTint="34"/>
+        <w:shd w:val="clear" w:color="ffffff" w:themeColor="accent6" w:themeTint="34" w:fill="e2efd9" w:themeFill="accent6" w:themeFillTint="34"/>
         <w:tcBorders/>
       </w:tcPr>
     </w:tblStylePr>
@@ -9586,7 +8788,7 @@
         <w:tblBorders/>
       </w:tblPr>
       <w:tcPr>
-        <w:shd w:val="clear" w:color="ffffff" w:themeColor="accent6" w:themeTint="34" w:fill="fdead9" w:themeFill="accent6" w:themeFillTint="34"/>
+        <w:shd w:val="clear" w:color="ffffff" w:themeColor="accent6" w:themeTint="34" w:fill="e2efd9" w:themeFill="accent6" w:themeFillTint="34"/>
         <w:tcBorders/>
       </w:tcPr>
     </w:tblStylePr>
@@ -9649,7 +8851,7 @@
         <w:tblBorders/>
       </w:tblPr>
       <w:tcPr>
-        <w:shd w:val="clear" w:color="ffffff" w:themeColor="accent6" w:fill="f79646" w:themeFill="accent6"/>
+        <w:shd w:val="clear" w:color="ffffff" w:themeColor="accent6" w:fill="70ad47" w:themeFill="accent6"/>
         <w:tcBorders>
           <w:top w:val="single" w:color="000000" w:themeColor="accent6" w:sz="4" w:space="0"/>
           <w:left w:val="single" w:color="000000" w:themeColor="accent6" w:sz="4" w:space="0"/>
@@ -9760,9 +8962,9 @@
       </w:tcPr>
     </w:tblStylePr>
   </w:style>
-  <w:style w:type="table" w:styleId="737">
+  <w:style w:type="table" w:styleId="820">
     <w:name w:val="Grid Table 5 Dark"/>
-    <w:basedOn w:val="701"/>
+    <w:basedOn w:val="971"/>
     <w:uiPriority w:val="99"/>
     <w:pPr>
       <w:pBdr/>
@@ -9988,9 +9190,9 @@
       </w:tcPr>
     </w:tblStylePr>
   </w:style>
-  <w:style w:type="table" w:styleId="738">
+  <w:style w:type="table" w:styleId="821">
     <w:name w:val="Grid Table 5 Dark- Accent 1"/>
-    <w:basedOn w:val="701"/>
+    <w:basedOn w:val="971"/>
     <w:uiPriority w:val="99"/>
     <w:pPr>
       <w:pBdr/>
@@ -10009,7 +9211,7 @@
         <w:insideH w:val="single" w:color="000000" w:themeColor="light1" w:sz="4" w:space="0"/>
         <w:insideV w:val="single" w:color="000000" w:themeColor="light1" w:sz="4" w:space="0"/>
       </w:tblBorders>
-      <w:shd w:val="clear" w:color="ffffff" w:themeColor="accent1" w:themeTint="34" w:fill="dbe5f2" w:themeFill="accent1" w:themeFillTint="34"/>
+      <w:shd w:val="clear" w:color="ffffff" w:themeColor="accent1" w:themeTint="34" w:fill="deebf6" w:themeFill="accent1" w:themeFillTint="34"/>
     </w:tblPr>
     <w:tcPr>
       <w:tcBorders/>
@@ -10024,7 +9226,7 @@
         <w:tblBorders/>
       </w:tblPr>
       <w:tcPr>
-        <w:shd w:val="clear" w:color="ffffff" w:themeColor="accent1" w:themeTint="75" w:fill="aec5e1" w:themeFill="accent1" w:themeFillTint="75"/>
+        <w:shd w:val="clear" w:color="ffffff" w:themeColor="accent1" w:themeTint="75" w:fill="b4d1ec" w:themeFill="accent1" w:themeFillTint="75"/>
         <w:tcBorders/>
       </w:tcPr>
     </w:tblStylePr>
@@ -10038,7 +9240,7 @@
         <w:tblBorders/>
       </w:tblPr>
       <w:tcPr>
-        <w:shd w:val="clear" w:color="ffffff" w:themeColor="accent1" w:themeTint="75" w:fill="aec5e1" w:themeFill="accent1" w:themeFillTint="75"/>
+        <w:shd w:val="clear" w:color="ffffff" w:themeColor="accent1" w:themeTint="75" w:fill="b4d1ec" w:themeFill="accent1" w:themeFillTint="75"/>
         <w:tcBorders/>
       </w:tcPr>
     </w:tblStylePr>
@@ -10084,7 +9286,7 @@
         <w:tblBorders/>
       </w:tblPr>
       <w:tcPr>
-        <w:shd w:val="clear" w:color="ffffff" w:themeColor="accent1" w:fill="4f81bd" w:themeFill="accent1"/>
+        <w:shd w:val="clear" w:color="ffffff" w:themeColor="accent1" w:fill="5b9bd5" w:themeFill="accent1"/>
         <w:tcBorders/>
       </w:tcPr>
     </w:tblStylePr>
@@ -10104,7 +9306,7 @@
         <w:tblBorders/>
       </w:tblPr>
       <w:tcPr>
-        <w:shd w:val="clear" w:color="ffffff" w:themeColor="accent1" w:fill="4f81bd" w:themeFill="accent1"/>
+        <w:shd w:val="clear" w:color="ffffff" w:themeColor="accent1" w:fill="5b9bd5" w:themeFill="accent1"/>
         <w:tcBorders/>
       </w:tcPr>
     </w:tblStylePr>
@@ -10124,7 +9326,7 @@
         <w:tblBorders/>
       </w:tblPr>
       <w:tcPr>
-        <w:shd w:val="clear" w:color="ffffff" w:themeColor="accent1" w:fill="4f81bd" w:themeFill="accent1"/>
+        <w:shd w:val="clear" w:color="ffffff" w:themeColor="accent1" w:fill="5b9bd5" w:themeFill="accent1"/>
         <w:tcBorders/>
       </w:tcPr>
     </w:tblStylePr>
@@ -10144,7 +9346,7 @@
         <w:tblBorders/>
       </w:tblPr>
       <w:tcPr>
-        <w:shd w:val="clear" w:color="ffffff" w:themeColor="accent1" w:fill="4f81bd" w:themeFill="accent1"/>
+        <w:shd w:val="clear" w:color="ffffff" w:themeColor="accent1" w:fill="5b9bd5" w:themeFill="accent1"/>
         <w:tcBorders>
           <w:top w:val="single" w:color="000000" w:themeColor="light1" w:sz="4" w:space="0"/>
         </w:tcBorders>
@@ -10216,9 +9418,9 @@
       </w:tcPr>
     </w:tblStylePr>
   </w:style>
-  <w:style w:type="table" w:styleId="739">
+  <w:style w:type="table" w:styleId="822">
     <w:name w:val="Grid Table 5 Dark - Accent 2"/>
-    <w:basedOn w:val="701"/>
+    <w:basedOn w:val="971"/>
     <w:uiPriority w:val="99"/>
     <w:pPr>
       <w:pBdr/>
@@ -10237,7 +9439,7 @@
         <w:insideH w:val="single" w:color="000000" w:themeColor="light1" w:sz="4" w:space="0"/>
         <w:insideV w:val="single" w:color="000000" w:themeColor="light1" w:sz="4" w:space="0"/>
       </w:tblBorders>
-      <w:shd w:val="clear" w:color="ffffff" w:themeColor="accent2" w:themeTint="32" w:fill="f3dddc" w:themeFill="accent2" w:themeFillTint="32"/>
+      <w:shd w:val="clear" w:color="ffffff" w:themeColor="accent2" w:themeTint="32" w:fill="fbe6d7" w:themeFill="accent2" w:themeFillTint="32"/>
     </w:tblPr>
     <w:tcPr>
       <w:tcBorders/>
@@ -10252,7 +9454,7 @@
         <w:tblBorders/>
       </w:tblPr>
       <w:tcPr>
-        <w:shd w:val="clear" w:color="ffffff" w:themeColor="accent2" w:themeTint="75" w:fill="e2afad" w:themeFill="accent2" w:themeFillTint="75"/>
+        <w:shd w:val="clear" w:color="ffffff" w:themeColor="accent2" w:themeTint="75" w:fill="f7c3a0" w:themeFill="accent2" w:themeFillTint="75"/>
         <w:tcBorders/>
       </w:tcPr>
     </w:tblStylePr>
@@ -10266,7 +9468,7 @@
         <w:tblBorders/>
       </w:tblPr>
       <w:tcPr>
-        <w:shd w:val="clear" w:color="ffffff" w:themeColor="accent2" w:themeTint="75" w:fill="e2afad" w:themeFill="accent2" w:themeFillTint="75"/>
+        <w:shd w:val="clear" w:color="ffffff" w:themeColor="accent2" w:themeTint="75" w:fill="f7c3a0" w:themeFill="accent2" w:themeFillTint="75"/>
         <w:tcBorders/>
       </w:tcPr>
     </w:tblStylePr>
@@ -10312,7 +9514,7 @@
         <w:tblBorders/>
       </w:tblPr>
       <w:tcPr>
-        <w:shd w:val="clear" w:color="ffffff" w:themeColor="accent2" w:fill="c0504d" w:themeFill="accent2"/>
+        <w:shd w:val="clear" w:color="ffffff" w:themeColor="accent2" w:fill="ed7d31" w:themeFill="accent2"/>
         <w:tcBorders/>
       </w:tcPr>
     </w:tblStylePr>
@@ -10332,7 +9534,7 @@
         <w:tblBorders/>
       </w:tblPr>
       <w:tcPr>
-        <w:shd w:val="clear" w:color="ffffff" w:themeColor="accent2" w:fill="c0504d" w:themeFill="accent2"/>
+        <w:shd w:val="clear" w:color="ffffff" w:themeColor="accent2" w:fill="ed7d31" w:themeFill="accent2"/>
         <w:tcBorders/>
       </w:tcPr>
     </w:tblStylePr>
@@ -10352,7 +9554,7 @@
         <w:tblBorders/>
       </w:tblPr>
       <w:tcPr>
-        <w:shd w:val="clear" w:color="ffffff" w:themeColor="accent2" w:fill="c0504d" w:themeFill="accent2"/>
+        <w:shd w:val="clear" w:color="ffffff" w:themeColor="accent2" w:fill="ed7d31" w:themeFill="accent2"/>
         <w:tcBorders/>
       </w:tcPr>
     </w:tblStylePr>
@@ -10372,7 +9574,7 @@
         <w:tblBorders/>
       </w:tblPr>
       <w:tcPr>
-        <w:shd w:val="clear" w:color="ffffff" w:themeColor="accent2" w:fill="c0504d" w:themeFill="accent2"/>
+        <w:shd w:val="clear" w:color="ffffff" w:themeColor="accent2" w:fill="ed7d31" w:themeFill="accent2"/>
         <w:tcBorders>
           <w:top w:val="single" w:color="000000" w:themeColor="light1" w:sz="4" w:space="0"/>
         </w:tcBorders>
@@ -10444,9 +9646,9 @@
       </w:tcPr>
     </w:tblStylePr>
   </w:style>
-  <w:style w:type="table" w:styleId="740">
+  <w:style w:type="table" w:styleId="823">
     <w:name w:val="Grid Table 5 Dark - Accent 3"/>
-    <w:basedOn w:val="701"/>
+    <w:basedOn w:val="971"/>
     <w:uiPriority w:val="99"/>
     <w:pPr>
       <w:pBdr/>
@@ -10465,7 +9667,7 @@
         <w:insideH w:val="single" w:color="000000" w:themeColor="light1" w:sz="4" w:space="0"/>
         <w:insideV w:val="single" w:color="000000" w:themeColor="light1" w:sz="4" w:space="0"/>
       </w:tblBorders>
-      <w:shd w:val="clear" w:color="ffffff" w:themeColor="accent3" w:themeTint="34" w:fill="ebf1dd" w:themeFill="accent3" w:themeFillTint="34"/>
+      <w:shd w:val="clear" w:color="ffffff" w:themeColor="accent3" w:themeTint="34" w:fill="ededed" w:themeFill="accent3" w:themeFillTint="34"/>
     </w:tblPr>
     <w:tcPr>
       <w:tcBorders/>
@@ -10480,7 +9682,7 @@
         <w:tblBorders/>
       </w:tblPr>
       <w:tcPr>
-        <w:shd w:val="clear" w:color="ffffff" w:themeColor="accent3" w:themeTint="75" w:fill="d1e0b3" w:themeFill="accent3" w:themeFillTint="75"/>
+        <w:shd w:val="clear" w:color="ffffff" w:themeColor="accent3" w:themeTint="75" w:fill="d6d6d6" w:themeFill="accent3" w:themeFillTint="75"/>
         <w:tcBorders/>
       </w:tcPr>
     </w:tblStylePr>
@@ -10494,7 +9696,7 @@
         <w:tblBorders/>
       </w:tblPr>
       <w:tcPr>
-        <w:shd w:val="clear" w:color="ffffff" w:themeColor="accent3" w:themeTint="75" w:fill="d1e0b3" w:themeFill="accent3" w:themeFillTint="75"/>
+        <w:shd w:val="clear" w:color="ffffff" w:themeColor="accent3" w:themeTint="75" w:fill="d6d6d6" w:themeFill="accent3" w:themeFillTint="75"/>
         <w:tcBorders/>
       </w:tcPr>
     </w:tblStylePr>
@@ -10540,7 +9742,7 @@
         <w:tblBorders/>
       </w:tblPr>
       <w:tcPr>
-        <w:shd w:val="clear" w:color="ffffff" w:themeColor="accent3" w:fill="9bbb59" w:themeFill="accent3"/>
+        <w:shd w:val="clear" w:color="ffffff" w:themeColor="accent3" w:fill="a5a5a5" w:themeFill="accent3"/>
         <w:tcBorders/>
       </w:tcPr>
     </w:tblStylePr>
@@ -10560,7 +9762,7 @@
         <w:tblBorders/>
       </w:tblPr>
       <w:tcPr>
-        <w:shd w:val="clear" w:color="ffffff" w:themeColor="accent3" w:fill="9bbb59" w:themeFill="accent3"/>
+        <w:shd w:val="clear" w:color="ffffff" w:themeColor="accent3" w:fill="a5a5a5" w:themeFill="accent3"/>
         <w:tcBorders/>
       </w:tcPr>
     </w:tblStylePr>
@@ -10580,7 +9782,7 @@
         <w:tblBorders/>
       </w:tblPr>
       <w:tcPr>
-        <w:shd w:val="clear" w:color="ffffff" w:themeColor="accent3" w:fill="9bbb59" w:themeFill="accent3"/>
+        <w:shd w:val="clear" w:color="ffffff" w:themeColor="accent3" w:fill="a5a5a5" w:themeFill="accent3"/>
         <w:tcBorders/>
       </w:tcPr>
     </w:tblStylePr>
@@ -10600,7 +9802,7 @@
         <w:tblBorders/>
       </w:tblPr>
       <w:tcPr>
-        <w:shd w:val="clear" w:color="ffffff" w:themeColor="accent3" w:fill="9bbb59" w:themeFill="accent3"/>
+        <w:shd w:val="clear" w:color="ffffff" w:themeColor="accent3" w:fill="a5a5a5" w:themeFill="accent3"/>
         <w:tcBorders>
           <w:top w:val="single" w:color="000000" w:themeColor="light1" w:sz="4" w:space="0"/>
         </w:tcBorders>
@@ -10672,9 +9874,9 @@
       </w:tcPr>
     </w:tblStylePr>
   </w:style>
-  <w:style w:type="table" w:styleId="741">
+  <w:style w:type="table" w:styleId="824">
     <w:name w:val="Grid Table 5 Dark- Accent 4"/>
-    <w:basedOn w:val="701"/>
+    <w:basedOn w:val="971"/>
     <w:uiPriority w:val="99"/>
     <w:pPr>
       <w:pBdr/>
@@ -10693,7 +9895,7 @@
         <w:insideH w:val="single" w:color="000000" w:themeColor="light1" w:sz="4" w:space="0"/>
         <w:insideV w:val="single" w:color="000000" w:themeColor="light1" w:sz="4" w:space="0"/>
       </w:tblBorders>
-      <w:shd w:val="clear" w:color="ffffff" w:themeColor="accent4" w:themeTint="34" w:fill="e5dfec" w:themeFill="accent4" w:themeFillTint="34"/>
+      <w:shd w:val="clear" w:color="ffffff" w:themeColor="accent4" w:themeTint="34" w:fill="fff2cb" w:themeFill="accent4" w:themeFillTint="34"/>
     </w:tblPr>
     <w:tcPr>
       <w:tcBorders/>
@@ -10708,7 +9910,7 @@
         <w:tblBorders/>
       </w:tblPr>
       <w:tcPr>
-        <w:shd w:val="clear" w:color="ffffff" w:themeColor="accent4" w:themeTint="75" w:fill="c5b8d4" w:themeFill="accent4" w:themeFillTint="75"/>
+        <w:shd w:val="clear" w:color="ffffff" w:themeColor="accent4" w:themeTint="75" w:fill="ffe28a" w:themeFill="accent4" w:themeFillTint="75"/>
         <w:tcBorders/>
       </w:tcPr>
     </w:tblStylePr>
@@ -10722,7 +9924,7 @@
         <w:tblBorders/>
       </w:tblPr>
       <w:tcPr>
-        <w:shd w:val="clear" w:color="ffffff" w:themeColor="accent4" w:themeTint="75" w:fill="c5b8d4" w:themeFill="accent4" w:themeFillTint="75"/>
+        <w:shd w:val="clear" w:color="ffffff" w:themeColor="accent4" w:themeTint="75" w:fill="ffe28a" w:themeFill="accent4" w:themeFillTint="75"/>
         <w:tcBorders/>
       </w:tcPr>
     </w:tblStylePr>
@@ -10768,7 +9970,7 @@
         <w:tblBorders/>
       </w:tblPr>
       <w:tcPr>
-        <w:shd w:val="clear" w:color="ffffff" w:themeColor="accent4" w:fill="8064a2" w:themeFill="accent4"/>
+        <w:shd w:val="clear" w:color="ffffff" w:themeColor="accent4" w:fill="ffc000" w:themeFill="accent4"/>
         <w:tcBorders/>
       </w:tcPr>
     </w:tblStylePr>
@@ -10788,7 +9990,7 @@
         <w:tblBorders/>
       </w:tblPr>
       <w:tcPr>
-        <w:shd w:val="clear" w:color="ffffff" w:themeColor="accent4" w:fill="8064a2" w:themeFill="accent4"/>
+        <w:shd w:val="clear" w:color="ffffff" w:themeColor="accent4" w:fill="ffc000" w:themeFill="accent4"/>
         <w:tcBorders/>
       </w:tcPr>
     </w:tblStylePr>
@@ -10808,7 +10010,7 @@
         <w:tblBorders/>
       </w:tblPr>
       <w:tcPr>
-        <w:shd w:val="clear" w:color="ffffff" w:themeColor="accent4" w:fill="8064a2" w:themeFill="accent4"/>
+        <w:shd w:val="clear" w:color="ffffff" w:themeColor="accent4" w:fill="ffc000" w:themeFill="accent4"/>
         <w:tcBorders/>
       </w:tcPr>
     </w:tblStylePr>
@@ -10828,7 +10030,7 @@
         <w:tblBorders/>
       </w:tblPr>
       <w:tcPr>
-        <w:shd w:val="clear" w:color="ffffff" w:themeColor="accent4" w:fill="8064a2" w:themeFill="accent4"/>
+        <w:shd w:val="clear" w:color="ffffff" w:themeColor="accent4" w:fill="ffc000" w:themeFill="accent4"/>
         <w:tcBorders>
           <w:top w:val="single" w:color="000000" w:themeColor="light1" w:sz="4" w:space="0"/>
         </w:tcBorders>
@@ -10900,9 +10102,9 @@
       </w:tcPr>
     </w:tblStylePr>
   </w:style>
-  <w:style w:type="table" w:styleId="742">
+  <w:style w:type="table" w:styleId="825">
     <w:name w:val="Grid Table 5 Dark - Accent 5"/>
-    <w:basedOn w:val="701"/>
+    <w:basedOn w:val="971"/>
     <w:uiPriority w:val="99"/>
     <w:pPr>
       <w:pBdr/>
@@ -10921,7 +10123,7 @@
         <w:insideH w:val="single" w:color="000000" w:themeColor="light1" w:sz="4" w:space="0"/>
         <w:insideV w:val="single" w:color="000000" w:themeColor="light1" w:sz="4" w:space="0"/>
       </w:tblBorders>
-      <w:shd w:val="clear" w:color="ffffff" w:themeColor="accent5" w:themeTint="34" w:fill="daeef3" w:themeFill="accent5" w:themeFillTint="34"/>
+      <w:shd w:val="clear" w:color="ffffff" w:themeColor="accent5" w:themeTint="34" w:fill="d9e2f3" w:themeFill="accent5" w:themeFillTint="34"/>
     </w:tblPr>
     <w:tcPr>
       <w:tcBorders/>
@@ -10936,7 +10138,7 @@
         <w:tblBorders/>
       </w:tblPr>
       <w:tcPr>
-        <w:shd w:val="clear" w:color="ffffff" w:themeColor="accent5" w:themeTint="75" w:fill="acd9e5" w:themeFill="accent5" w:themeFillTint="75"/>
+        <w:shd w:val="clear" w:color="ffffff" w:themeColor="accent5" w:themeTint="75" w:fill="a9bee4" w:themeFill="accent5" w:themeFillTint="75"/>
         <w:tcBorders/>
       </w:tcPr>
     </w:tblStylePr>
@@ -10950,7 +10152,7 @@
         <w:tblBorders/>
       </w:tblPr>
       <w:tcPr>
-        <w:shd w:val="clear" w:color="ffffff" w:themeColor="accent5" w:themeTint="75" w:fill="acd9e5" w:themeFill="accent5" w:themeFillTint="75"/>
+        <w:shd w:val="clear" w:color="ffffff" w:themeColor="accent5" w:themeTint="75" w:fill="a9bee4" w:themeFill="accent5" w:themeFillTint="75"/>
         <w:tcBorders/>
       </w:tcPr>
     </w:tblStylePr>
@@ -10996,7 +10198,7 @@
         <w:tblBorders/>
       </w:tblPr>
       <w:tcPr>
-        <w:shd w:val="clear" w:color="ffffff" w:themeColor="accent5" w:fill="4bacc6" w:themeFill="accent5"/>
+        <w:shd w:val="clear" w:color="ffffff" w:themeColor="accent5" w:fill="4472c4" w:themeFill="accent5"/>
         <w:tcBorders/>
       </w:tcPr>
     </w:tblStylePr>
@@ -11016,7 +10218,7 @@
         <w:tblBorders/>
       </w:tblPr>
       <w:tcPr>
-        <w:shd w:val="clear" w:color="ffffff" w:themeColor="accent5" w:fill="4bacc6" w:themeFill="accent5"/>
+        <w:shd w:val="clear" w:color="ffffff" w:themeColor="accent5" w:fill="4472c4" w:themeFill="accent5"/>
         <w:tcBorders/>
       </w:tcPr>
     </w:tblStylePr>
@@ -11036,7 +10238,7 @@
         <w:tblBorders/>
       </w:tblPr>
       <w:tcPr>
-        <w:shd w:val="clear" w:color="ffffff" w:themeColor="accent5" w:fill="4bacc6" w:themeFill="accent5"/>
+        <w:shd w:val="clear" w:color="ffffff" w:themeColor="accent5" w:fill="4472c4" w:themeFill="accent5"/>
         <w:tcBorders/>
       </w:tcPr>
     </w:tblStylePr>
@@ -11056,7 +10258,7 @@
         <w:tblBorders/>
       </w:tblPr>
       <w:tcPr>
-        <w:shd w:val="clear" w:color="ffffff" w:themeColor="accent5" w:fill="4bacc6" w:themeFill="accent5"/>
+        <w:shd w:val="clear" w:color="ffffff" w:themeColor="accent5" w:fill="4472c4" w:themeFill="accent5"/>
         <w:tcBorders>
           <w:top w:val="single" w:color="000000" w:themeColor="light1" w:sz="4" w:space="0"/>
         </w:tcBorders>
@@ -11128,9 +10330,9 @@
       </w:tcPr>
     </w:tblStylePr>
   </w:style>
-  <w:style w:type="table" w:styleId="743">
+  <w:style w:type="table" w:styleId="826">
     <w:name w:val="Grid Table 5 Dark - Accent 6"/>
-    <w:basedOn w:val="701"/>
+    <w:basedOn w:val="971"/>
     <w:uiPriority w:val="99"/>
     <w:pPr>
       <w:pBdr/>
@@ -11149,7 +10351,7 @@
         <w:insideH w:val="single" w:color="000000" w:themeColor="light1" w:sz="4" w:space="0"/>
         <w:insideV w:val="single" w:color="000000" w:themeColor="light1" w:sz="4" w:space="0"/>
       </w:tblBorders>
-      <w:shd w:val="clear" w:color="ffffff" w:themeColor="accent6" w:themeTint="34" w:fill="fdead9" w:themeFill="accent6" w:themeFillTint="34"/>
+      <w:shd w:val="clear" w:color="ffffff" w:themeColor="accent6" w:themeTint="34" w:fill="e2efd9" w:themeFill="accent6" w:themeFillTint="34"/>
     </w:tblPr>
     <w:tcPr>
       <w:tcBorders/>
@@ -11164,7 +10366,7 @@
         <w:tblBorders/>
       </w:tblPr>
       <w:tcPr>
-        <w:shd w:val="clear" w:color="ffffff" w:themeColor="accent6" w:themeTint="75" w:fill="fbcfaa" w:themeFill="accent6" w:themeFillTint="75"/>
+        <w:shd w:val="clear" w:color="ffffff" w:themeColor="accent6" w:themeTint="75" w:fill="bddba8" w:themeFill="accent6" w:themeFillTint="75"/>
         <w:tcBorders/>
       </w:tcPr>
     </w:tblStylePr>
@@ -11178,7 +10380,7 @@
         <w:tblBorders/>
       </w:tblPr>
       <w:tcPr>
-        <w:shd w:val="clear" w:color="ffffff" w:themeColor="accent6" w:themeTint="75" w:fill="fbcfaa" w:themeFill="accent6" w:themeFillTint="75"/>
+        <w:shd w:val="clear" w:color="ffffff" w:themeColor="accent6" w:themeTint="75" w:fill="bddba8" w:themeFill="accent6" w:themeFillTint="75"/>
         <w:tcBorders/>
       </w:tcPr>
     </w:tblStylePr>
@@ -11224,7 +10426,7 @@
         <w:tblBorders/>
       </w:tblPr>
       <w:tcPr>
-        <w:shd w:val="clear" w:color="ffffff" w:themeColor="accent6" w:fill="f79646" w:themeFill="accent6"/>
+        <w:shd w:val="clear" w:color="ffffff" w:themeColor="accent6" w:fill="70ad47" w:themeFill="accent6"/>
         <w:tcBorders/>
       </w:tcPr>
     </w:tblStylePr>
@@ -11244,7 +10446,7 @@
         <w:tblBorders/>
       </w:tblPr>
       <w:tcPr>
-        <w:shd w:val="clear" w:color="ffffff" w:themeColor="accent6" w:fill="f79646" w:themeFill="accent6"/>
+        <w:shd w:val="clear" w:color="ffffff" w:themeColor="accent6" w:fill="70ad47" w:themeFill="accent6"/>
         <w:tcBorders/>
       </w:tcPr>
     </w:tblStylePr>
@@ -11264,7 +10466,7 @@
         <w:tblBorders/>
       </w:tblPr>
       <w:tcPr>
-        <w:shd w:val="clear" w:color="ffffff" w:themeColor="accent6" w:fill="f79646" w:themeFill="accent6"/>
+        <w:shd w:val="clear" w:color="ffffff" w:themeColor="accent6" w:fill="70ad47" w:themeFill="accent6"/>
         <w:tcBorders/>
       </w:tcPr>
     </w:tblStylePr>
@@ -11284,7 +10486,7 @@
         <w:tblBorders/>
       </w:tblPr>
       <w:tcPr>
-        <w:shd w:val="clear" w:color="ffffff" w:themeColor="accent6" w:fill="f79646" w:themeFill="accent6"/>
+        <w:shd w:val="clear" w:color="ffffff" w:themeColor="accent6" w:fill="70ad47" w:themeFill="accent6"/>
         <w:tcBorders>
           <w:top w:val="single" w:color="000000" w:themeColor="light1" w:sz="4" w:space="0"/>
         </w:tcBorders>
@@ -11356,9 +10558,9 @@
       </w:tcPr>
     </w:tblStylePr>
   </w:style>
-  <w:style w:type="table" w:styleId="744">
+  <w:style w:type="table" w:styleId="827">
     <w:name w:val="Grid Table 6 Colorful"/>
-    <w:basedOn w:val="701"/>
+    <w:basedOn w:val="971"/>
     <w:uiPriority w:val="99"/>
     <w:pPr>
       <w:pBdr/>
@@ -11586,9 +10788,9 @@
       </w:tcPr>
     </w:tblStylePr>
   </w:style>
-  <w:style w:type="table" w:styleId="745">
+  <w:style w:type="table" w:styleId="828">
     <w:name w:val="Grid Table 6 Colorful - Accent 1"/>
-    <w:basedOn w:val="701"/>
+    <w:basedOn w:val="971"/>
     <w:uiPriority w:val="99"/>
     <w:pPr>
       <w:pBdr/>
@@ -11626,7 +10828,7 @@
         <w:tblBorders/>
       </w:tblPr>
       <w:tcPr>
-        <w:shd w:val="clear" w:color="ffffff" w:themeColor="accent1" w:themeTint="34" w:fill="dbe5f2" w:themeFill="accent1" w:themeFillTint="34"/>
+        <w:shd w:val="clear" w:color="ffffff" w:themeColor="accent1" w:themeTint="34" w:fill="deebf6" w:themeFill="accent1" w:themeFillTint="34"/>
         <w:tcBorders/>
       </w:tcPr>
     </w:tblStylePr>
@@ -11640,7 +10842,7 @@
         <w:tblBorders/>
       </w:tblPr>
       <w:tcPr>
-        <w:shd w:val="clear" w:color="ffffff" w:themeColor="accent1" w:themeTint="34" w:fill="dbe5f2" w:themeFill="accent1" w:themeFillTint="34"/>
+        <w:shd w:val="clear" w:color="ffffff" w:themeColor="accent1" w:themeTint="34" w:fill="deebf6" w:themeFill="accent1" w:themeFillTint="34"/>
         <w:tcBorders/>
       </w:tcPr>
     </w:tblStylePr>
@@ -11678,7 +10880,7 @@
     <w:tblStylePr w:type="firstCol">
       <w:rPr>
         <w:b/>
-        <w:color w:val="3e6da5" w:themeColor="accent1" w:themeTint="80" w:themeShade="95"/>
+        <w:color w:val="307abd" w:themeColor="accent1" w:themeTint="80" w:themeShade="95"/>
       </w:rPr>
       <w:pPr>
         <w:pBdr/>
@@ -11695,7 +10897,7 @@
     <w:tblStylePr w:type="firstRow">
       <w:rPr>
         <w:b/>
-        <w:color w:val="3e6da5" w:themeColor="accent1" w:themeTint="80" w:themeShade="95"/>
+        <w:color w:val="307abd" w:themeColor="accent1" w:themeTint="80" w:themeShade="95"/>
       </w:rPr>
       <w:pPr>
         <w:pBdr/>
@@ -11714,7 +10916,7 @@
     <w:tblStylePr w:type="lastCol">
       <w:rPr>
         <w:b/>
-        <w:color w:val="3e6da5" w:themeColor="accent1" w:themeTint="80" w:themeShade="95"/>
+        <w:color w:val="307abd" w:themeColor="accent1" w:themeTint="80" w:themeShade="95"/>
       </w:rPr>
       <w:pPr>
         <w:pBdr/>
@@ -11731,7 +10933,7 @@
     <w:tblStylePr w:type="lastRow">
       <w:rPr>
         <w:b/>
-        <w:color w:val="3e6da5" w:themeColor="accent1" w:themeTint="80" w:themeShade="95"/>
+        <w:color w:val="307abd" w:themeColor="accent1" w:themeTint="80" w:themeShade="95"/>
       </w:rPr>
       <w:pPr>
         <w:pBdr/>
@@ -11816,9 +11018,9 @@
       </w:tcPr>
     </w:tblStylePr>
   </w:style>
-  <w:style w:type="table" w:styleId="746">
+  <w:style w:type="table" w:styleId="829">
     <w:name w:val="Grid Table 6 Colorful - Accent 2"/>
-    <w:basedOn w:val="701"/>
+    <w:basedOn w:val="971"/>
     <w:uiPriority w:val="99"/>
     <w:pPr>
       <w:pBdr/>
@@ -11856,7 +11058,7 @@
         <w:tblBorders/>
       </w:tblPr>
       <w:tcPr>
-        <w:shd w:val="clear" w:color="ffffff" w:themeColor="accent2" w:themeTint="32" w:fill="f3dddc" w:themeFill="accent2" w:themeFillTint="32"/>
+        <w:shd w:val="clear" w:color="ffffff" w:themeColor="accent2" w:themeTint="32" w:fill="fbe6d7" w:themeFill="accent2" w:themeFillTint="32"/>
         <w:tcBorders/>
       </w:tcPr>
     </w:tblStylePr>
@@ -11870,7 +11072,7 @@
         <w:tblBorders/>
       </w:tblPr>
       <w:tcPr>
-        <w:shd w:val="clear" w:color="ffffff" w:themeColor="accent2" w:themeTint="32" w:fill="f3dddc" w:themeFill="accent2" w:themeFillTint="32"/>
+        <w:shd w:val="clear" w:color="ffffff" w:themeColor="accent2" w:themeTint="32" w:fill="fbe6d7" w:themeFill="accent2" w:themeFillTint="32"/>
         <w:tcBorders/>
       </w:tcPr>
     </w:tblStylePr>
@@ -11908,7 +11110,7 @@
     <w:tblStylePr w:type="firstCol">
       <w:rPr>
         <w:b/>
-        <w:color w:val="9f3b38" w:themeColor="accent2" w:themeTint="97" w:themeShade="95"/>
+        <w:color w:val="cb5d12" w:themeColor="accent2" w:themeTint="97" w:themeShade="95"/>
       </w:rPr>
       <w:pPr>
         <w:pBdr/>
@@ -11925,7 +11127,7 @@
     <w:tblStylePr w:type="firstRow">
       <w:rPr>
         <w:b/>
-        <w:color w:val="9f3b38" w:themeColor="accent2" w:themeTint="97" w:themeShade="95"/>
+        <w:color w:val="cb5d12" w:themeColor="accent2" w:themeTint="97" w:themeShade="95"/>
       </w:rPr>
       <w:pPr>
         <w:pBdr/>
@@ -11944,7 +11146,7 @@
     <w:tblStylePr w:type="lastCol">
       <w:rPr>
         <w:b/>
-        <w:color w:val="9f3b38" w:themeColor="accent2" w:themeTint="97" w:themeShade="95"/>
+        <w:color w:val="cb5d12" w:themeColor="accent2" w:themeTint="97" w:themeShade="95"/>
       </w:rPr>
       <w:pPr>
         <w:pBdr/>
@@ -11961,7 +11163,7 @@
     <w:tblStylePr w:type="lastRow">
       <w:rPr>
         <w:b/>
-        <w:color w:val="9f3b38" w:themeColor="accent2" w:themeTint="97" w:themeShade="95"/>
+        <w:color w:val="cb5d12" w:themeColor="accent2" w:themeTint="97" w:themeShade="95"/>
       </w:rPr>
       <w:pPr>
         <w:pBdr/>
@@ -12046,9 +11248,9 @@
       </w:tcPr>
     </w:tblStylePr>
   </w:style>
-  <w:style w:type="table" w:styleId="747">
+  <w:style w:type="table" w:styleId="830">
     <w:name w:val="Grid Table 6 Colorful - Accent 3"/>
-    <w:basedOn w:val="701"/>
+    <w:basedOn w:val="971"/>
     <w:uiPriority w:val="99"/>
     <w:pPr>
       <w:pBdr/>
@@ -12086,7 +11288,7 @@
         <w:tblBorders/>
       </w:tblPr>
       <w:tcPr>
-        <w:shd w:val="clear" w:color="ffffff" w:themeColor="accent3" w:themeTint="34" w:fill="ebf1dd" w:themeFill="accent3" w:themeFillTint="34"/>
+        <w:shd w:val="clear" w:color="ffffff" w:themeColor="accent3" w:themeTint="34" w:fill="ededed" w:themeFill="accent3" w:themeFillTint="34"/>
         <w:tcBorders/>
       </w:tcPr>
     </w:tblStylePr>
@@ -12100,7 +11302,7 @@
         <w:tblBorders/>
       </w:tblPr>
       <w:tcPr>
-        <w:shd w:val="clear" w:color="ffffff" w:themeColor="accent3" w:themeTint="34" w:fill="ebf1dd" w:themeFill="accent3" w:themeFillTint="34"/>
+        <w:shd w:val="clear" w:color="ffffff" w:themeColor="accent3" w:themeTint="34" w:fill="ededed" w:themeFill="accent3" w:themeFillTint="34"/>
         <w:tcBorders/>
       </w:tcPr>
     </w:tblStylePr>
@@ -12138,7 +11340,7 @@
     <w:tblStylePr w:type="firstCol">
       <w:rPr>
         <w:b/>
-        <w:color w:val="5d732f" w:themeColor="accent3" w:themeTint="FE" w:themeShade="95"/>
+        <w:color w:val="616161" w:themeColor="accent3" w:themeTint="FE" w:themeShade="95"/>
       </w:rPr>
       <w:pPr>
         <w:pBdr/>
@@ -12155,7 +11357,7 @@
     <w:tblStylePr w:type="firstRow">
       <w:rPr>
         <w:b/>
-        <w:color w:val="5d732f" w:themeColor="accent3" w:themeTint="FE" w:themeShade="95"/>
+        <w:color w:val="616161" w:themeColor="accent3" w:themeTint="FE" w:themeShade="95"/>
       </w:rPr>
       <w:pPr>
         <w:pBdr/>
@@ -12174,7 +11376,7 @@
     <w:tblStylePr w:type="lastCol">
       <w:rPr>
         <w:b/>
-        <w:color w:val="5d732f" w:themeColor="accent3" w:themeTint="FE" w:themeShade="95"/>
+        <w:color w:val="616161" w:themeColor="accent3" w:themeTint="FE" w:themeShade="95"/>
       </w:rPr>
       <w:pPr>
         <w:pBdr/>
@@ -12191,7 +11393,7 @@
     <w:tblStylePr w:type="lastRow">
       <w:rPr>
         <w:b/>
-        <w:color w:val="5d732f" w:themeColor="accent3" w:themeTint="FE" w:themeShade="95"/>
+        <w:color w:val="616161" w:themeColor="accent3" w:themeTint="FE" w:themeShade="95"/>
       </w:rPr>
       <w:pPr>
         <w:pBdr/>
@@ -12276,9 +11478,9 @@
       </w:tcPr>
     </w:tblStylePr>
   </w:style>
-  <w:style w:type="table" w:styleId="748">
+  <w:style w:type="table" w:styleId="831">
     <w:name w:val="Grid Table 6 Colorful - Accent 4"/>
-    <w:basedOn w:val="701"/>
+    <w:basedOn w:val="971"/>
     <w:uiPriority w:val="99"/>
     <w:pPr>
       <w:pBdr/>
@@ -12316,7 +11518,7 @@
         <w:tblBorders/>
       </w:tblPr>
       <w:tcPr>
-        <w:shd w:val="clear" w:color="ffffff" w:themeColor="accent4" w:themeTint="34" w:fill="e5dfec" w:themeFill="accent4" w:themeFillTint="34"/>
+        <w:shd w:val="clear" w:color="ffffff" w:themeColor="accent4" w:themeTint="34" w:fill="fff2cb" w:themeFill="accent4" w:themeFillTint="34"/>
         <w:tcBorders/>
       </w:tcPr>
     </w:tblStylePr>
@@ -12330,7 +11532,7 @@
         <w:tblBorders/>
       </w:tblPr>
       <w:tcPr>
-        <w:shd w:val="clear" w:color="ffffff" w:themeColor="accent4" w:themeTint="34" w:fill="e5dfec" w:themeFill="accent4" w:themeFillTint="34"/>
+        <w:shd w:val="clear" w:color="ffffff" w:themeColor="accent4" w:themeTint="34" w:fill="fff2cb" w:themeFill="accent4" w:themeFillTint="34"/>
         <w:tcBorders/>
       </w:tcPr>
     </w:tblStylePr>
@@ -12368,7 +11570,7 @@
     <w:tblStylePr w:type="firstCol">
       <w:rPr>
         <w:b/>
-        <w:color w:val="674f84" w:themeColor="accent4" w:themeTint="9A" w:themeShade="95"/>
+        <w:color w:val="d09d00" w:themeColor="accent4" w:themeTint="9A" w:themeShade="95"/>
       </w:rPr>
       <w:pPr>
         <w:pBdr/>
@@ -12385,7 +11587,7 @@
     <w:tblStylePr w:type="firstRow">
       <w:rPr>
         <w:b/>
-        <w:color w:val="674f84" w:themeColor="accent4" w:themeTint="9A" w:themeShade="95"/>
+        <w:color w:val="d09d00" w:themeColor="accent4" w:themeTint="9A" w:themeShade="95"/>
       </w:rPr>
       <w:pPr>
         <w:pBdr/>
@@ -12404,7 +11606,7 @@
     <w:tblStylePr w:type="lastCol">
       <w:rPr>
         <w:b/>
-        <w:color w:val="674f84" w:themeColor="accent4" w:themeTint="9A" w:themeShade="95"/>
+        <w:color w:val="d09d00" w:themeColor="accent4" w:themeTint="9A" w:themeShade="95"/>
       </w:rPr>
       <w:pPr>
         <w:pBdr/>
@@ -12421,7 +11623,7 @@
     <w:tblStylePr w:type="lastRow">
       <w:rPr>
         <w:b/>
-        <w:color w:val="674f84" w:themeColor="accent4" w:themeTint="9A" w:themeShade="95"/>
+        <w:color w:val="d09d00" w:themeColor="accent4" w:themeTint="9A" w:themeShade="95"/>
       </w:rPr>
       <w:pPr>
         <w:pBdr/>
@@ -12506,9 +11708,9 @@
       </w:tcPr>
     </w:tblStylePr>
   </w:style>
-  <w:style w:type="table" w:styleId="749">
+  <w:style w:type="table" w:styleId="832">
     <w:name w:val="Grid Table 6 Colorful - Accent 5"/>
-    <w:basedOn w:val="701"/>
+    <w:basedOn w:val="971"/>
     <w:uiPriority w:val="99"/>
     <w:pPr>
       <w:pBdr/>
@@ -12546,7 +11748,7 @@
         <w:tblBorders/>
       </w:tblPr>
       <w:tcPr>
-        <w:shd w:val="clear" w:color="ffffff" w:themeColor="accent5" w:themeTint="34" w:fill="daeef3" w:themeFill="accent5" w:themeFillTint="34"/>
+        <w:shd w:val="clear" w:color="ffffff" w:themeColor="accent5" w:themeTint="34" w:fill="d9e2f3" w:themeFill="accent5" w:themeFillTint="34"/>
         <w:tcBorders/>
       </w:tcPr>
     </w:tblStylePr>
@@ -12560,7 +11762,7 @@
         <w:tblBorders/>
       </w:tblPr>
       <w:tcPr>
-        <w:shd w:val="clear" w:color="ffffff" w:themeColor="accent5" w:themeTint="34" w:fill="daeef3" w:themeFill="accent5" w:themeFillTint="34"/>
+        <w:shd w:val="clear" w:color="ffffff" w:themeColor="accent5" w:themeTint="34" w:fill="d9e2f3" w:themeFill="accent5" w:themeFillTint="34"/>
         <w:tcBorders/>
       </w:tcPr>
     </w:tblStylePr>
@@ -12598,7 +11800,7 @@
     <w:tblStylePr w:type="firstCol">
       <w:rPr>
         <w:b/>
-        <w:color w:val="266879" w:themeColor="accent5" w:themeShade="95"/>
+        <w:color w:val="254275" w:themeColor="accent5" w:themeShade="95"/>
       </w:rPr>
       <w:pPr>
         <w:pBdr/>
@@ -12615,7 +11817,7 @@
     <w:tblStylePr w:type="firstRow">
       <w:rPr>
         <w:b/>
-        <w:color w:val="266879" w:themeColor="accent5" w:themeShade="95"/>
+        <w:color w:val="254275" w:themeColor="accent5" w:themeShade="95"/>
       </w:rPr>
       <w:pPr>
         <w:pBdr/>
@@ -12634,7 +11836,7 @@
     <w:tblStylePr w:type="lastCol">
       <w:rPr>
         <w:b/>
-        <w:color w:val="266879" w:themeColor="accent5" w:themeShade="95"/>
+        <w:color w:val="254275" w:themeColor="accent5" w:themeShade="95"/>
       </w:rPr>
       <w:pPr>
         <w:pBdr/>
@@ -12651,7 +11853,7 @@
     <w:tblStylePr w:type="lastRow">
       <w:rPr>
         <w:b/>
-        <w:color w:val="266879" w:themeColor="accent5" w:themeShade="95"/>
+        <w:color w:val="254275" w:themeColor="accent5" w:themeShade="95"/>
       </w:rPr>
       <w:pPr>
         <w:pBdr/>
@@ -12736,9 +11938,9 @@
       </w:tcPr>
     </w:tblStylePr>
   </w:style>
-  <w:style w:type="table" w:styleId="750">
+  <w:style w:type="table" w:styleId="833">
     <w:name w:val="Grid Table 6 Colorful - Accent 6"/>
-    <w:basedOn w:val="701"/>
+    <w:basedOn w:val="971"/>
     <w:uiPriority w:val="99"/>
     <w:pPr>
       <w:pBdr/>
@@ -12776,7 +11978,7 @@
         <w:tblBorders/>
       </w:tblPr>
       <w:tcPr>
-        <w:shd w:val="clear" w:color="ffffff" w:themeColor="accent6" w:themeTint="34" w:fill="fdead9" w:themeFill="accent6" w:themeFillTint="34"/>
+        <w:shd w:val="clear" w:color="ffffff" w:themeColor="accent6" w:themeTint="34" w:fill="e2efd9" w:themeFill="accent6" w:themeFillTint="34"/>
         <w:tcBorders/>
       </w:tcPr>
     </w:tblStylePr>
@@ -12790,7 +11992,7 @@
         <w:tblBorders/>
       </w:tblPr>
       <w:tcPr>
-        <w:shd w:val="clear" w:color="ffffff" w:themeColor="accent6" w:themeTint="34" w:fill="fdead9" w:themeFill="accent6" w:themeFillTint="34"/>
+        <w:shd w:val="clear" w:color="ffffff" w:themeColor="accent6" w:themeTint="34" w:fill="e2efd9" w:themeFill="accent6" w:themeFillTint="34"/>
         <w:tcBorders/>
       </w:tcPr>
     </w:tblStylePr>
@@ -12828,7 +12030,7 @@
     <w:tblStylePr w:type="firstCol">
       <w:rPr>
         <w:b/>
-        <w:color w:val="266879" w:themeColor="accent5" w:themeShade="95"/>
+        <w:color w:val="254275" w:themeColor="accent5" w:themeShade="95"/>
       </w:rPr>
       <w:pPr>
         <w:pBdr/>
@@ -12845,7 +12047,7 @@
     <w:tblStylePr w:type="firstRow">
       <w:rPr>
         <w:b/>
-        <w:color w:val="266879" w:themeColor="accent5" w:themeShade="95"/>
+        <w:color w:val="254275" w:themeColor="accent5" w:themeShade="95"/>
       </w:rPr>
       <w:pPr>
         <w:pBdr/>
@@ -12864,7 +12066,7 @@
     <w:tblStylePr w:type="lastCol">
       <w:rPr>
         <w:b/>
-        <w:color w:val="266879" w:themeColor="accent5" w:themeShade="95"/>
+        <w:color w:val="254275" w:themeColor="accent5" w:themeShade="95"/>
       </w:rPr>
       <w:pPr>
         <w:pBdr/>
@@ -12881,7 +12083,7 @@
     <w:tblStylePr w:type="lastRow">
       <w:rPr>
         <w:b/>
-        <w:color w:val="266879" w:themeColor="accent5" w:themeShade="95"/>
+        <w:color w:val="254275" w:themeColor="accent5" w:themeShade="95"/>
       </w:rPr>
       <w:pPr>
         <w:pBdr/>
@@ -12966,9 +12168,9 @@
       </w:tcPr>
     </w:tblStylePr>
   </w:style>
-  <w:style w:type="table" w:styleId="751">
+  <w:style w:type="table" w:styleId="834">
     <w:name w:val="Grid Table 7 Colorful"/>
-    <w:basedOn w:val="701"/>
+    <w:basedOn w:val="971"/>
     <w:uiPriority w:val="99"/>
     <w:pPr>
       <w:pBdr/>
@@ -13220,9 +12422,9 @@
       </w:tcPr>
     </w:tblStylePr>
   </w:style>
-  <w:style w:type="table" w:styleId="752">
+  <w:style w:type="table" w:styleId="835">
     <w:name w:val="Grid Table 7 Colorful - Accent 1"/>
-    <w:basedOn w:val="701"/>
+    <w:basedOn w:val="971"/>
     <w:uiPriority w:val="99"/>
     <w:pPr>
       <w:pBdr/>
@@ -13246,19 +12448,19 @@
     <w:tblStylePr w:type="band1Horz">
       <w:rPr>
         <w:rFonts w:ascii="Arial" w:hAnsi="Arial"/>
-        <w:color w:val="3e6da5" w:themeColor="accent1" w:themeTint="80" w:themeShade="95"/>
-        <w:sz w:val="22"/>
-      </w:rPr>
-      <w:pPr>
-        <w:pBdr/>
-        <w:spacing/>
-        <w:ind/>
-      </w:pPr>
-      <w:tblPr>
-        <w:tblBorders/>
-      </w:tblPr>
-      <w:tcPr>
-        <w:shd w:val="clear" w:color="ffffff" w:themeColor="accent1" w:themeTint="34" w:fill="dbe5f2" w:themeFill="accent1" w:themeFillTint="34"/>
+        <w:color w:val="307abd" w:themeColor="accent1" w:themeTint="80" w:themeShade="95"/>
+        <w:sz w:val="22"/>
+      </w:rPr>
+      <w:pPr>
+        <w:pBdr/>
+        <w:spacing/>
+        <w:ind/>
+      </w:pPr>
+      <w:tblPr>
+        <w:tblBorders/>
+      </w:tblPr>
+      <w:tcPr>
+        <w:shd w:val="clear" w:color="ffffff" w:themeColor="accent1" w:themeTint="34" w:fill="deebf6" w:themeFill="accent1" w:themeFillTint="34"/>
         <w:tcBorders/>
       </w:tcPr>
     </w:tblStylePr>
@@ -13272,14 +12474,14 @@
         <w:tblBorders/>
       </w:tblPr>
       <w:tcPr>
-        <w:shd w:val="clear" w:color="ffffff" w:themeColor="accent1" w:themeTint="34" w:fill="dbe5f2" w:themeFill="accent1" w:themeFillTint="34"/>
+        <w:shd w:val="clear" w:color="ffffff" w:themeColor="accent1" w:themeTint="34" w:fill="deebf6" w:themeFill="accent1" w:themeFillTint="34"/>
         <w:tcBorders/>
       </w:tcPr>
     </w:tblStylePr>
     <w:tblStylePr w:type="band2Horz">
       <w:rPr>
         <w:rFonts w:ascii="Arial" w:hAnsi="Arial"/>
-        <w:color w:val="3e6da5" w:themeColor="accent1" w:themeTint="80" w:themeShade="95"/>
+        <w:color w:val="307abd" w:themeColor="accent1" w:themeTint="80" w:themeShade="95"/>
         <w:sz w:val="22"/>
       </w:rPr>
       <w:pPr>
@@ -13311,7 +12513,7 @@
       <w:rPr>
         <w:rFonts w:ascii="Arial" w:hAnsi="Arial"/>
         <w:i/>
-        <w:color w:val="3e6da5" w:themeColor="accent1" w:themeTint="80" w:themeShade="95"/>
+        <w:color w:val="307abd" w:themeColor="accent1" w:themeTint="80" w:themeShade="95"/>
         <w:sz w:val="22"/>
       </w:rPr>
       <w:pPr>
@@ -13337,7 +12539,7 @@
       <w:rPr>
         <w:rFonts w:ascii="Arial" w:hAnsi="Arial"/>
         <w:b/>
-        <w:color w:val="3e6da5" w:themeColor="accent1" w:themeTint="80" w:themeShade="95"/>
+        <w:color w:val="307abd" w:themeColor="accent1" w:themeTint="80" w:themeShade="95"/>
         <w:sz w:val="22"/>
       </w:rPr>
       <w:pPr>
@@ -13362,7 +12564,7 @@
       <w:rPr>
         <w:rFonts w:ascii="Arial" w:hAnsi="Arial"/>
         <w:i/>
-        <w:color w:val="3e6da5" w:themeColor="accent1" w:themeTint="80" w:themeShade="95"/>
+        <w:color w:val="307abd" w:themeColor="accent1" w:themeTint="80" w:themeShade="95"/>
         <w:sz w:val="22"/>
       </w:rPr>
       <w:pPr>
@@ -13387,7 +12589,7 @@
       <w:rPr>
         <w:rFonts w:ascii="Arial" w:hAnsi="Arial"/>
         <w:b/>
-        <w:color w:val="3e6da5" w:themeColor="accent1" w:themeTint="80" w:themeShade="95"/>
+        <w:color w:val="307abd" w:themeColor="accent1" w:themeTint="80" w:themeShade="95"/>
         <w:sz w:val="22"/>
       </w:rPr>
       <w:pPr>
@@ -13474,9 +12676,9 @@
       </w:tcPr>
     </w:tblStylePr>
   </w:style>
-  <w:style w:type="table" w:styleId="753">
+  <w:style w:type="table" w:styleId="836">
     <w:name w:val="Grid Table 7 Colorful - Accent 2"/>
-    <w:basedOn w:val="701"/>
+    <w:basedOn w:val="971"/>
     <w:uiPriority w:val="99"/>
     <w:pPr>
       <w:pBdr/>
@@ -13500,19 +12702,19 @@
     <w:tblStylePr w:type="band1Horz">
       <w:rPr>
         <w:rFonts w:ascii="Arial" w:hAnsi="Arial"/>
-        <w:color w:val="9f3b38" w:themeColor="accent2" w:themeTint="97" w:themeShade="95"/>
-        <w:sz w:val="22"/>
-      </w:rPr>
-      <w:pPr>
-        <w:pBdr/>
-        <w:spacing/>
-        <w:ind/>
-      </w:pPr>
-      <w:tblPr>
-        <w:tblBorders/>
-      </w:tblPr>
-      <w:tcPr>
-        <w:shd w:val="clear" w:color="ffffff" w:themeColor="accent2" w:themeTint="32" w:fill="f3dddc" w:themeFill="accent2" w:themeFillTint="32"/>
+        <w:color w:val="cb5d12" w:themeColor="accent2" w:themeTint="97" w:themeShade="95"/>
+        <w:sz w:val="22"/>
+      </w:rPr>
+      <w:pPr>
+        <w:pBdr/>
+        <w:spacing/>
+        <w:ind/>
+      </w:pPr>
+      <w:tblPr>
+        <w:tblBorders/>
+      </w:tblPr>
+      <w:tcPr>
+        <w:shd w:val="clear" w:color="ffffff" w:themeColor="accent2" w:themeTint="32" w:fill="fbe6d7" w:themeFill="accent2" w:themeFillTint="32"/>
         <w:tcBorders/>
       </w:tcPr>
     </w:tblStylePr>
@@ -13526,14 +12728,14 @@
         <w:tblBorders/>
       </w:tblPr>
       <w:tcPr>
-        <w:shd w:val="clear" w:color="ffffff" w:themeColor="accent2" w:themeTint="32" w:fill="f3dddc" w:themeFill="accent2" w:themeFillTint="32"/>
+        <w:shd w:val="clear" w:color="ffffff" w:themeColor="accent2" w:themeTint="32" w:fill="fbe6d7" w:themeFill="accent2" w:themeFillTint="32"/>
         <w:tcBorders/>
       </w:tcPr>
     </w:tblStylePr>
     <w:tblStylePr w:type="band2Horz">
       <w:rPr>
         <w:rFonts w:ascii="Arial" w:hAnsi="Arial"/>
-        <w:color w:val="9f3b38" w:themeColor="accent2" w:themeTint="97" w:themeShade="95"/>
+        <w:color w:val="cb5d12" w:themeColor="accent2" w:themeTint="97" w:themeShade="95"/>
         <w:sz w:val="22"/>
       </w:rPr>
       <w:pPr>
@@ -13565,7 +12767,7 @@
       <w:rPr>
         <w:rFonts w:ascii="Arial" w:hAnsi="Arial"/>
         <w:i/>
-        <w:color w:val="9f3b38" w:themeColor="accent2" w:themeTint="97" w:themeShade="95"/>
+        <w:color w:val="cb5d12" w:themeColor="accent2" w:themeTint="97" w:themeShade="95"/>
         <w:sz w:val="22"/>
       </w:rPr>
       <w:pPr>
@@ -13591,7 +12793,7 @@
       <w:rPr>
         <w:rFonts w:ascii="Arial" w:hAnsi="Arial"/>
         <w:b/>
-        <w:color w:val="9f3b38" w:themeColor="accent2" w:themeTint="97" w:themeShade="95"/>
+        <w:color w:val="cb5d12" w:themeColor="accent2" w:themeTint="97" w:themeShade="95"/>
         <w:sz w:val="22"/>
       </w:rPr>
       <w:pPr>
@@ -13616,7 +12818,7 @@
       <w:rPr>
         <w:rFonts w:ascii="Arial" w:hAnsi="Arial"/>
         <w:i/>
-        <w:color w:val="9f3b38" w:themeColor="accent2" w:themeTint="97" w:themeShade="95"/>
+        <w:color w:val="cb5d12" w:themeColor="accent2" w:themeTint="97" w:themeShade="95"/>
         <w:sz w:val="22"/>
       </w:rPr>
       <w:pPr>
@@ -13641,7 +12843,7 @@
       <w:rPr>
         <w:rFonts w:ascii="Arial" w:hAnsi="Arial"/>
         <w:b/>
-        <w:color w:val="9f3b38" w:themeColor="accent2" w:themeTint="97" w:themeShade="95"/>
+        <w:color w:val="cb5d12" w:themeColor="accent2" w:themeTint="97" w:themeShade="95"/>
         <w:sz w:val="22"/>
       </w:rPr>
       <w:pPr>
@@ -13728,9 +12930,9 @@
       </w:tcPr>
     </w:tblStylePr>
   </w:style>
-  <w:style w:type="table" w:styleId="754">
+  <w:style w:type="table" w:styleId="837">
     <w:name w:val="Grid Table 7 Colorful - Accent 3"/>
-    <w:basedOn w:val="701"/>
+    <w:basedOn w:val="971"/>
     <w:uiPriority w:val="99"/>
     <w:pPr>
       <w:pBdr/>
@@ -13754,19 +12956,19 @@
     <w:tblStylePr w:type="band1Horz">
       <w:rPr>
         <w:rFonts w:ascii="Arial" w:hAnsi="Arial"/>
-        <w:color w:val="5d732f" w:themeColor="accent3" w:themeTint="FE" w:themeShade="95"/>
-        <w:sz w:val="22"/>
-      </w:rPr>
-      <w:pPr>
-        <w:pBdr/>
-        <w:spacing/>
-        <w:ind/>
-      </w:pPr>
-      <w:tblPr>
-        <w:tblBorders/>
-      </w:tblPr>
-      <w:tcPr>
-        <w:shd w:val="clear" w:color="ffffff" w:themeColor="accent3" w:themeTint="34" w:fill="ebf1dd" w:themeFill="accent3" w:themeFillTint="34"/>
+        <w:color w:val="616161" w:themeColor="accent3" w:themeTint="FE" w:themeShade="95"/>
+        <w:sz w:val="22"/>
+      </w:rPr>
+      <w:pPr>
+        <w:pBdr/>
+        <w:spacing/>
+        <w:ind/>
+      </w:pPr>
+      <w:tblPr>
+        <w:tblBorders/>
+      </w:tblPr>
+      <w:tcPr>
+        <w:shd w:val="clear" w:color="ffffff" w:themeColor="accent3" w:themeTint="34" w:fill="ededed" w:themeFill="accent3" w:themeFillTint="34"/>
         <w:tcBorders/>
       </w:tcPr>
     </w:tblStylePr>
@@ -13780,14 +12982,14 @@
         <w:tblBorders/>
       </w:tblPr>
       <w:tcPr>
-        <w:shd w:val="clear" w:color="ffffff" w:themeColor="accent3" w:themeTint="34" w:fill="ebf1dd" w:themeFill="accent3" w:themeFillTint="34"/>
+        <w:shd w:val="clear" w:color="ffffff" w:themeColor="accent3" w:themeTint="34" w:fill="ededed" w:themeFill="accent3" w:themeFillTint="34"/>
         <w:tcBorders/>
       </w:tcPr>
     </w:tblStylePr>
     <w:tblStylePr w:type="band2Horz">
       <w:rPr>
         <w:rFonts w:ascii="Arial" w:hAnsi="Arial"/>
-        <w:color w:val="5d732f" w:themeColor="accent3" w:themeTint="FE" w:themeShade="95"/>
+        <w:color w:val="616161" w:themeColor="accent3" w:themeTint="FE" w:themeShade="95"/>
         <w:sz w:val="22"/>
       </w:rPr>
       <w:pPr>
@@ -13819,7 +13021,7 @@
       <w:rPr>
         <w:rFonts w:ascii="Arial" w:hAnsi="Arial"/>
         <w:i/>
-        <w:color w:val="5d732f" w:themeColor="accent3" w:themeTint="FE" w:themeShade="95"/>
+        <w:color w:val="616161" w:themeColor="accent3" w:themeTint="FE" w:themeShade="95"/>
         <w:sz w:val="22"/>
       </w:rPr>
       <w:pPr>
@@ -13845,7 +13047,7 @@
       <w:rPr>
         <w:rFonts w:ascii="Arial" w:hAnsi="Arial"/>
         <w:b/>
-        <w:color w:val="5d732f" w:themeColor="accent3" w:themeTint="FE" w:themeShade="95"/>
+        <w:color w:val="616161" w:themeColor="accent3" w:themeTint="FE" w:themeShade="95"/>
         <w:sz w:val="22"/>
       </w:rPr>
       <w:pPr>
@@ -13870,7 +13072,7 @@
       <w:rPr>
         <w:rFonts w:ascii="Arial" w:hAnsi="Arial"/>
         <w:i/>
-        <w:color w:val="5d732f" w:themeColor="accent3" w:themeTint="FE" w:themeShade="95"/>
+        <w:color w:val="616161" w:themeColor="accent3" w:themeTint="FE" w:themeShade="95"/>
         <w:sz w:val="22"/>
       </w:rPr>
       <w:pPr>
@@ -13895,7 +13097,7 @@
       <w:rPr>
         <w:rFonts w:ascii="Arial" w:hAnsi="Arial"/>
         <w:b/>
-        <w:color w:val="5d732f" w:themeColor="accent3" w:themeTint="FE" w:themeShade="95"/>
+        <w:color w:val="616161" w:themeColor="accent3" w:themeTint="FE" w:themeShade="95"/>
         <w:sz w:val="22"/>
       </w:rPr>
       <w:pPr>
@@ -13982,9 +13184,9 @@
       </w:tcPr>
     </w:tblStylePr>
   </w:style>
-  <w:style w:type="table" w:styleId="755">
+  <w:style w:type="table" w:styleId="838">
     <w:name w:val="Grid Table 7 Colorful - Accent 4"/>
-    <w:basedOn w:val="701"/>
+    <w:basedOn w:val="971"/>
     <w:uiPriority w:val="99"/>
     <w:pPr>
       <w:pBdr/>
@@ -14008,19 +13210,19 @@
     <w:tblStylePr w:type="band1Horz">
       <w:rPr>
         <w:rFonts w:ascii="Arial" w:hAnsi="Arial"/>
-        <w:color w:val="674f84" w:themeColor="accent4" w:themeTint="9A" w:themeShade="95"/>
-        <w:sz w:val="22"/>
-      </w:rPr>
-      <w:pPr>
-        <w:pBdr/>
-        <w:spacing/>
-        <w:ind/>
-      </w:pPr>
-      <w:tblPr>
-        <w:tblBorders/>
-      </w:tblPr>
-      <w:tcPr>
-        <w:shd w:val="clear" w:color="ffffff" w:themeColor="accent4" w:themeTint="34" w:fill="e5dfec" w:themeFill="accent4" w:themeFillTint="34"/>
+        <w:color w:val="d09d00" w:themeColor="accent4" w:themeTint="9A" w:themeShade="95"/>
+        <w:sz w:val="22"/>
+      </w:rPr>
+      <w:pPr>
+        <w:pBdr/>
+        <w:spacing/>
+        <w:ind/>
+      </w:pPr>
+      <w:tblPr>
+        <w:tblBorders/>
+      </w:tblPr>
+      <w:tcPr>
+        <w:shd w:val="clear" w:color="ffffff" w:themeColor="accent4" w:themeTint="34" w:fill="fff2cb" w:themeFill="accent4" w:themeFillTint="34"/>
         <w:tcBorders/>
       </w:tcPr>
     </w:tblStylePr>
@@ -14034,14 +13236,14 @@
         <w:tblBorders/>
       </w:tblPr>
       <w:tcPr>
-        <w:shd w:val="clear" w:color="ffffff" w:themeColor="accent4" w:themeTint="34" w:fill="e5dfec" w:themeFill="accent4" w:themeFillTint="34"/>
+        <w:shd w:val="clear" w:color="ffffff" w:themeColor="accent4" w:themeTint="34" w:fill="fff2cb" w:themeFill="accent4" w:themeFillTint="34"/>
         <w:tcBorders/>
       </w:tcPr>
     </w:tblStylePr>
     <w:tblStylePr w:type="band2Horz">
       <w:rPr>
         <w:rFonts w:ascii="Arial" w:hAnsi="Arial"/>
-        <w:color w:val="674f84" w:themeColor="accent4" w:themeTint="9A" w:themeShade="95"/>
+        <w:color w:val="d09d00" w:themeColor="accent4" w:themeTint="9A" w:themeShade="95"/>
         <w:sz w:val="22"/>
       </w:rPr>
       <w:pPr>
@@ -14073,7 +13275,7 @@
       <w:rPr>
         <w:rFonts w:ascii="Arial" w:hAnsi="Arial"/>
         <w:i/>
-        <w:color w:val="674f84" w:themeColor="accent4" w:themeTint="9A" w:themeShade="95"/>
+        <w:color w:val="d09d00" w:themeColor="accent4" w:themeTint="9A" w:themeShade="95"/>
         <w:sz w:val="22"/>
       </w:rPr>
       <w:pPr>
@@ -14099,7 +13301,7 @@
       <w:rPr>
         <w:rFonts w:ascii="Arial" w:hAnsi="Arial"/>
         <w:b/>
-        <w:color w:val="674f84" w:themeColor="accent4" w:themeTint="9A" w:themeShade="95"/>
+        <w:color w:val="d09d00" w:themeColor="accent4" w:themeTint="9A" w:themeShade="95"/>
         <w:sz w:val="22"/>
       </w:rPr>
       <w:pPr>
@@ -14124,7 +13326,7 @@
       <w:rPr>
         <w:rFonts w:ascii="Arial" w:hAnsi="Arial"/>
         <w:i/>
-        <w:color w:val="674f84" w:themeColor="accent4" w:themeTint="9A" w:themeShade="95"/>
+        <w:color w:val="d09d00" w:themeColor="accent4" w:themeTint="9A" w:themeShade="95"/>
         <w:sz w:val="22"/>
       </w:rPr>
       <w:pPr>
@@ -14149,7 +13351,7 @@
       <w:rPr>
         <w:rFonts w:ascii="Arial" w:hAnsi="Arial"/>
         <w:b/>
-        <w:color w:val="674f84" w:themeColor="accent4" w:themeTint="9A" w:themeShade="95"/>
+        <w:color w:val="d09d00" w:themeColor="accent4" w:themeTint="9A" w:themeShade="95"/>
         <w:sz w:val="22"/>
       </w:rPr>
       <w:pPr>
@@ -14236,9 +13438,9 @@
       </w:tcPr>
     </w:tblStylePr>
   </w:style>
-  <w:style w:type="table" w:styleId="756">
+  <w:style w:type="table" w:styleId="839">
     <w:name w:val="Grid Table 7 Colorful - Accent 5"/>
-    <w:basedOn w:val="701"/>
+    <w:basedOn w:val="971"/>
     <w:uiPriority w:val="99"/>
     <w:pPr>
       <w:pBdr/>
@@ -14262,19 +13464,19 @@
     <w:tblStylePr w:type="band1Horz">
       <w:rPr>
         <w:rFonts w:ascii="Arial" w:hAnsi="Arial"/>
-        <w:color w:val="266879" w:themeColor="accent5" w:themeShade="95"/>
-        <w:sz w:val="22"/>
-      </w:rPr>
-      <w:pPr>
-        <w:pBdr/>
-        <w:spacing/>
-        <w:ind/>
-      </w:pPr>
-      <w:tblPr>
-        <w:tblBorders/>
-      </w:tblPr>
-      <w:tcPr>
-        <w:shd w:val="clear" w:color="ffffff" w:themeColor="accent5" w:themeTint="34" w:fill="daeef3" w:themeFill="accent5" w:themeFillTint="34"/>
+        <w:color w:val="254275" w:themeColor="accent5" w:themeShade="95"/>
+        <w:sz w:val="22"/>
+      </w:rPr>
+      <w:pPr>
+        <w:pBdr/>
+        <w:spacing/>
+        <w:ind/>
+      </w:pPr>
+      <w:tblPr>
+        <w:tblBorders/>
+      </w:tblPr>
+      <w:tcPr>
+        <w:shd w:val="clear" w:color="ffffff" w:themeColor="accent5" w:themeTint="34" w:fill="d9e2f3" w:themeFill="accent5" w:themeFillTint="34"/>
         <w:tcBorders/>
       </w:tcPr>
     </w:tblStylePr>
@@ -14288,14 +13490,14 @@
         <w:tblBorders/>
       </w:tblPr>
       <w:tcPr>
-        <w:shd w:val="clear" w:color="ffffff" w:themeColor="accent5" w:themeTint="34" w:fill="daeef3" w:themeFill="accent5" w:themeFillTint="34"/>
+        <w:shd w:val="clear" w:color="ffffff" w:themeColor="accent5" w:themeTint="34" w:fill="d9e2f3" w:themeFill="accent5" w:themeFillTint="34"/>
         <w:tcBorders/>
       </w:tcPr>
     </w:tblStylePr>
     <w:tblStylePr w:type="band2Horz">
       <w:rPr>
         <w:rFonts w:ascii="Arial" w:hAnsi="Arial"/>
-        <w:color w:val="266879" w:themeColor="accent5" w:themeShade="95"/>
+        <w:color w:val="254275" w:themeColor="accent5" w:themeShade="95"/>
         <w:sz w:val="22"/>
       </w:rPr>
       <w:pPr>
@@ -14327,7 +13529,7 @@
       <w:rPr>
         <w:rFonts w:ascii="Arial" w:hAnsi="Arial"/>
         <w:i/>
-        <w:color w:val="266879" w:themeColor="accent5" w:themeShade="95"/>
+        <w:color w:val="254275" w:themeColor="accent5" w:themeShade="95"/>
         <w:sz w:val="22"/>
       </w:rPr>
       <w:pPr>
@@ -14353,7 +13555,7 @@
       <w:rPr>
         <w:rFonts w:ascii="Arial" w:hAnsi="Arial"/>
         <w:b/>
-        <w:color w:val="266879" w:themeColor="accent5" w:themeShade="95"/>
+        <w:color w:val="254275" w:themeColor="accent5" w:themeShade="95"/>
         <w:sz w:val="22"/>
       </w:rPr>
       <w:pPr>
@@ -14378,7 +13580,7 @@
       <w:rPr>
         <w:rFonts w:ascii="Arial" w:hAnsi="Arial"/>
         <w:i/>
-        <w:color w:val="266879" w:themeColor="accent5" w:themeShade="95"/>
+        <w:color w:val="254275" w:themeColor="accent5" w:themeShade="95"/>
         <w:sz w:val="22"/>
       </w:rPr>
       <w:pPr>
@@ -14403,7 +13605,7 @@
       <w:rPr>
         <w:rFonts w:ascii="Arial" w:hAnsi="Arial"/>
         <w:b/>
-        <w:color w:val="266879" w:themeColor="accent5" w:themeShade="95"/>
+        <w:color w:val="254275" w:themeColor="accent5" w:themeShade="95"/>
         <w:sz w:val="22"/>
       </w:rPr>
       <w:pPr>
@@ -14490,9 +13692,9 @@
       </w:tcPr>
     </w:tblStylePr>
   </w:style>
-  <w:style w:type="table" w:styleId="757">
+  <w:style w:type="table" w:styleId="840">
     <w:name w:val="Grid Table 7 Colorful - Accent 6"/>
-    <w:basedOn w:val="701"/>
+    <w:basedOn w:val="971"/>
     <w:uiPriority w:val="99"/>
     <w:pPr>
       <w:pBdr/>
@@ -14516,19 +13718,19 @@
     <w:tblStylePr w:type="band1Horz">
       <w:rPr>
         <w:rFonts w:ascii="Arial" w:hAnsi="Arial"/>
-        <w:color w:val="b25408" w:themeColor="accent6" w:themeShade="95"/>
-        <w:sz w:val="22"/>
-      </w:rPr>
-      <w:pPr>
-        <w:pBdr/>
-        <w:spacing/>
-        <w:ind/>
-      </w:pPr>
-      <w:tblPr>
-        <w:tblBorders/>
-      </w:tblPr>
-      <w:tcPr>
-        <w:shd w:val="clear" w:color="ffffff" w:themeColor="accent6" w:themeTint="34" w:fill="fdead9" w:themeFill="accent6" w:themeFillTint="34"/>
+        <w:color w:val="416529" w:themeColor="accent6" w:themeShade="95"/>
+        <w:sz w:val="22"/>
+      </w:rPr>
+      <w:pPr>
+        <w:pBdr/>
+        <w:spacing/>
+        <w:ind/>
+      </w:pPr>
+      <w:tblPr>
+        <w:tblBorders/>
+      </w:tblPr>
+      <w:tcPr>
+        <w:shd w:val="clear" w:color="ffffff" w:themeColor="accent6" w:themeTint="34" w:fill="e2efd9" w:themeFill="accent6" w:themeFillTint="34"/>
         <w:tcBorders/>
       </w:tcPr>
     </w:tblStylePr>
@@ -14542,14 +13744,14 @@
         <w:tblBorders/>
       </w:tblPr>
       <w:tcPr>
-        <w:shd w:val="clear" w:color="ffffff" w:themeColor="accent6" w:themeTint="34" w:fill="fdead9" w:themeFill="accent6" w:themeFillTint="34"/>
+        <w:shd w:val="clear" w:color="ffffff" w:themeColor="accent6" w:themeTint="34" w:fill="e2efd9" w:themeFill="accent6" w:themeFillTint="34"/>
         <w:tcBorders/>
       </w:tcPr>
     </w:tblStylePr>
     <w:tblStylePr w:type="band2Horz">
       <w:rPr>
         <w:rFonts w:ascii="Arial" w:hAnsi="Arial"/>
-        <w:color w:val="b25408" w:themeColor="accent6" w:themeShade="95"/>
+        <w:color w:val="416529" w:themeColor="accent6" w:themeShade="95"/>
         <w:sz w:val="22"/>
       </w:rPr>
       <w:pPr>
@@ -14581,7 +13783,7 @@
       <w:rPr>
         <w:rFonts w:ascii="Arial" w:hAnsi="Arial"/>
         <w:i/>
-        <w:color w:val="b25408" w:themeColor="accent6" w:themeShade="95"/>
+        <w:color w:val="416529" w:themeColor="accent6" w:themeShade="95"/>
         <w:sz w:val="22"/>
       </w:rPr>
       <w:pPr>
@@ -14607,7 +13809,7 @@
       <w:rPr>
         <w:rFonts w:ascii="Arial" w:hAnsi="Arial"/>
         <w:b/>
-        <w:color w:val="b25408" w:themeColor="accent6" w:themeShade="95"/>
+        <w:color w:val="416529" w:themeColor="accent6" w:themeShade="95"/>
         <w:sz w:val="22"/>
       </w:rPr>
       <w:pPr>
@@ -14632,7 +13834,7 @@
       <w:rPr>
         <w:rFonts w:ascii="Arial" w:hAnsi="Arial"/>
         <w:i/>
-        <w:color w:val="b25408" w:themeColor="accent6" w:themeShade="95"/>
+        <w:color w:val="416529" w:themeColor="accent6" w:themeShade="95"/>
         <w:sz w:val="22"/>
       </w:rPr>
       <w:pPr>
@@ -14657,7 +13859,7 @@
       <w:rPr>
         <w:rFonts w:ascii="Arial" w:hAnsi="Arial"/>
         <w:b/>
-        <w:color w:val="b25408" w:themeColor="accent6" w:themeShade="95"/>
+        <w:color w:val="416529" w:themeColor="accent6" w:themeShade="95"/>
         <w:sz w:val="22"/>
       </w:rPr>
       <w:pPr>
@@ -14744,9 +13946,9 @@
       </w:tcPr>
     </w:tblStylePr>
   </w:style>
-  <w:style w:type="table" w:styleId="758">
+  <w:style w:type="table" w:styleId="841">
     <w:name w:val="List Table 1 Light"/>
-    <w:basedOn w:val="701"/>
+    <w:basedOn w:val="971"/>
     <w:uiPriority w:val="99"/>
     <w:pPr>
       <w:pBdr/>
@@ -14960,9 +14162,9 @@
       </w:tcPr>
     </w:tblStylePr>
   </w:style>
-  <w:style w:type="table" w:styleId="759">
+  <w:style w:type="table" w:styleId="842">
     <w:name w:val="List Table 1 Light - Accent 1"/>
-    <w:basedOn w:val="701"/>
+    <w:basedOn w:val="971"/>
     <w:uiPriority w:val="99"/>
     <w:pPr>
       <w:pBdr/>
@@ -14988,7 +14190,7 @@
         <w:tblBorders/>
       </w:tblPr>
       <w:tcPr>
-        <w:shd w:val="clear" w:color="ffffff" w:themeColor="accent1" w:themeTint="40" w:fill="d3dfee" w:themeFill="accent1" w:themeFillTint="40"/>
+        <w:shd w:val="clear" w:color="ffffff" w:themeColor="accent1" w:themeTint="40" w:fill="d6e6f4" w:themeFill="accent1" w:themeFillTint="40"/>
         <w:tcBorders/>
       </w:tcPr>
     </w:tblStylePr>
@@ -15002,7 +14204,7 @@
         <w:tblBorders/>
       </w:tblPr>
       <w:tcPr>
-        <w:shd w:val="clear" w:color="ffffff" w:themeColor="accent1" w:themeTint="40" w:fill="d3dfee" w:themeFill="accent1" w:themeFillTint="40"/>
+        <w:shd w:val="clear" w:color="ffffff" w:themeColor="accent1" w:themeTint="40" w:fill="d6e6f4" w:themeFill="accent1" w:themeFillTint="40"/>
         <w:tcBorders/>
       </w:tcPr>
     </w:tblStylePr>
@@ -15176,9 +14378,9 @@
       </w:tcPr>
     </w:tblStylePr>
   </w:style>
-  <w:style w:type="table" w:styleId="760">
+  <w:style w:type="table" w:styleId="843">
     <w:name w:val="List Table 1 Light - Accent 2"/>
-    <w:basedOn w:val="701"/>
+    <w:basedOn w:val="971"/>
     <w:uiPriority w:val="99"/>
     <w:pPr>
       <w:pBdr/>
@@ -15204,7 +14406,7 @@
         <w:tblBorders/>
       </w:tblPr>
       <w:tcPr>
-        <w:shd w:val="clear" w:color="ffffff" w:themeColor="accent2" w:themeTint="40" w:fill="efd3d2" w:themeFill="accent2" w:themeFillTint="40"/>
+        <w:shd w:val="clear" w:color="ffffff" w:themeColor="accent2" w:themeTint="40" w:fill="fadecb" w:themeFill="accent2" w:themeFillTint="40"/>
         <w:tcBorders/>
       </w:tcPr>
     </w:tblStylePr>
@@ -15218,7 +14420,7 @@
         <w:tblBorders/>
       </w:tblPr>
       <w:tcPr>
-        <w:shd w:val="clear" w:color="ffffff" w:themeColor="accent2" w:themeTint="40" w:fill="efd3d2" w:themeFill="accent2" w:themeFillTint="40"/>
+        <w:shd w:val="clear" w:color="ffffff" w:themeColor="accent2" w:themeTint="40" w:fill="fadecb" w:themeFill="accent2" w:themeFillTint="40"/>
         <w:tcBorders/>
       </w:tcPr>
     </w:tblStylePr>
@@ -15392,9 +14594,9 @@
       </w:tcPr>
     </w:tblStylePr>
   </w:style>
-  <w:style w:type="table" w:styleId="761">
+  <w:style w:type="table" w:styleId="844">
     <w:name w:val="List Table 1 Light - Accent 3"/>
-    <w:basedOn w:val="701"/>
+    <w:basedOn w:val="971"/>
     <w:uiPriority w:val="99"/>
     <w:pPr>
       <w:pBdr/>
@@ -15420,7 +14622,7 @@
         <w:tblBorders/>
       </w:tblPr>
       <w:tcPr>
-        <w:shd w:val="clear" w:color="ffffff" w:themeColor="accent3" w:themeTint="40" w:fill="e6eed5" w:themeFill="accent3" w:themeFillTint="40"/>
+        <w:shd w:val="clear" w:color="ffffff" w:themeColor="accent3" w:themeTint="40" w:fill="e8e8e8" w:themeFill="accent3" w:themeFillTint="40"/>
         <w:tcBorders/>
       </w:tcPr>
     </w:tblStylePr>
@@ -15434,7 +14636,7 @@
         <w:tblBorders/>
       </w:tblPr>
       <w:tcPr>
-        <w:shd w:val="clear" w:color="ffffff" w:themeColor="accent3" w:themeTint="40" w:fill="e6eed5" w:themeFill="accent3" w:themeFillTint="40"/>
+        <w:shd w:val="clear" w:color="ffffff" w:themeColor="accent3" w:themeTint="40" w:fill="e8e8e8" w:themeFill="accent3" w:themeFillTint="40"/>
         <w:tcBorders/>
       </w:tcPr>
     </w:tblStylePr>
@@ -15608,9 +14810,9 @@
       </w:tcPr>
     </w:tblStylePr>
   </w:style>
-  <w:style w:type="table" w:styleId="762">
+  <w:style w:type="table" w:styleId="845">
     <w:name w:val="List Table 1 Light - Accent 4"/>
-    <w:basedOn w:val="701"/>
+    <w:basedOn w:val="971"/>
     <w:uiPriority w:val="99"/>
     <w:pPr>
       <w:pBdr/>
@@ -15636,7 +14838,7 @@
         <w:tblBorders/>
       </w:tblPr>
       <w:tcPr>
-        <w:shd w:val="clear" w:color="ffffff" w:themeColor="accent4" w:themeTint="40" w:fill="dfd8e8" w:themeFill="accent4" w:themeFillTint="40"/>
+        <w:shd w:val="clear" w:color="ffffff" w:themeColor="accent4" w:themeTint="40" w:fill="ffefbf" w:themeFill="accent4" w:themeFillTint="40"/>
         <w:tcBorders/>
       </w:tcPr>
     </w:tblStylePr>
@@ -15650,7 +14852,7 @@
         <w:tblBorders/>
       </w:tblPr>
       <w:tcPr>
-        <w:shd w:val="clear" w:color="ffffff" w:themeColor="accent4" w:themeTint="40" w:fill="dfd8e8" w:themeFill="accent4" w:themeFillTint="40"/>
+        <w:shd w:val="clear" w:color="ffffff" w:themeColor="accent4" w:themeTint="40" w:fill="ffefbf" w:themeFill="accent4" w:themeFillTint="40"/>
         <w:tcBorders/>
       </w:tcPr>
     </w:tblStylePr>
@@ -15824,9 +15026,9 @@
       </w:tcPr>
     </w:tblStylePr>
   </w:style>
-  <w:style w:type="table" w:styleId="763">
+  <w:style w:type="table" w:styleId="846">
     <w:name w:val="List Table 1 Light - Accent 5"/>
-    <w:basedOn w:val="701"/>
+    <w:basedOn w:val="971"/>
     <w:uiPriority w:val="99"/>
     <w:pPr>
       <w:pBdr/>
@@ -15852,7 +15054,7 @@
         <w:tblBorders/>
       </w:tblPr>
       <w:tcPr>
-        <w:shd w:val="clear" w:color="ffffff" w:themeColor="accent5" w:themeTint="40" w:fill="d2eaf1" w:themeFill="accent5" w:themeFillTint="40"/>
+        <w:shd w:val="clear" w:color="ffffff" w:themeColor="accent5" w:themeTint="40" w:fill="d0dcf0" w:themeFill="accent5" w:themeFillTint="40"/>
         <w:tcBorders/>
       </w:tcPr>
     </w:tblStylePr>
@@ -15866,7 +15068,7 @@
         <w:tblBorders/>
       </w:tblPr>
       <w:tcPr>
-        <w:shd w:val="clear" w:color="ffffff" w:themeColor="accent5" w:themeTint="40" w:fill="d2eaf1" w:themeFill="accent5" w:themeFillTint="40"/>
+        <w:shd w:val="clear" w:color="ffffff" w:themeColor="accent5" w:themeTint="40" w:fill="d0dcf0" w:themeFill="accent5" w:themeFillTint="40"/>
         <w:tcBorders/>
       </w:tcPr>
     </w:tblStylePr>
@@ -16040,9 +15242,9 @@
       </w:tcPr>
     </w:tblStylePr>
   </w:style>
-  <w:style w:type="table" w:styleId="764">
+  <w:style w:type="table" w:styleId="847">
     <w:name w:val="List Table 1 Light - Accent 6"/>
-    <w:basedOn w:val="701"/>
+    <w:basedOn w:val="971"/>
     <w:uiPriority w:val="99"/>
     <w:pPr>
       <w:pBdr/>
@@ -16068,7 +15270,7 @@
         <w:tblBorders/>
       </w:tblPr>
       <w:tcPr>
-        <w:shd w:val="clear" w:color="ffffff" w:themeColor="accent6" w:themeTint="40" w:fill="fde5d1" w:themeFill="accent6" w:themeFillTint="40"/>
+        <w:shd w:val="clear" w:color="ffffff" w:themeColor="accent6" w:themeTint="40" w:fill="dbecd0" w:themeFill="accent6" w:themeFillTint="40"/>
         <w:tcBorders/>
       </w:tcPr>
     </w:tblStylePr>
@@ -16082,7 +15284,7 @@
         <w:tblBorders/>
       </w:tblPr>
       <w:tcPr>
-        <w:shd w:val="clear" w:color="ffffff" w:themeColor="accent6" w:themeTint="40" w:fill="fde5d1" w:themeFill="accent6" w:themeFillTint="40"/>
+        <w:shd w:val="clear" w:color="ffffff" w:themeColor="accent6" w:themeTint="40" w:fill="dbecd0" w:themeFill="accent6" w:themeFillTint="40"/>
         <w:tcBorders/>
       </w:tcPr>
     </w:tblStylePr>
@@ -16256,9 +15458,9 @@
       </w:tcPr>
     </w:tblStylePr>
   </w:style>
-  <w:style w:type="table" w:styleId="765">
+  <w:style w:type="table" w:styleId="848">
     <w:name w:val="List Table 2"/>
-    <w:basedOn w:val="701"/>
+    <w:basedOn w:val="971"/>
     <w:uiPriority w:val="99"/>
     <w:pPr>
       <w:pBdr/>
@@ -16494,9 +15696,9 @@
       </w:tcPr>
     </w:tblStylePr>
   </w:style>
-  <w:style w:type="table" w:styleId="766">
+  <w:style w:type="table" w:styleId="849">
     <w:name w:val="List Table 2 - Accent 1"/>
-    <w:basedOn w:val="701"/>
+    <w:basedOn w:val="971"/>
     <w:uiPriority w:val="99"/>
     <w:pPr>
       <w:pBdr/>
@@ -16531,7 +15733,7 @@
         <w:tblBorders/>
       </w:tblPr>
       <w:tcPr>
-        <w:shd w:val="clear" w:color="ffffff" w:themeColor="accent1" w:themeTint="40" w:fill="d3dfee" w:themeFill="accent1" w:themeFillTint="40"/>
+        <w:shd w:val="clear" w:color="ffffff" w:themeColor="accent1" w:themeTint="40" w:fill="d6e6f4" w:themeFill="accent1" w:themeFillTint="40"/>
         <w:tcBorders/>
       </w:tcPr>
     </w:tblStylePr>
@@ -16550,7 +15752,7 @@
         <w:tblBorders/>
       </w:tblPr>
       <w:tcPr>
-        <w:shd w:val="clear" w:color="ffffff" w:themeColor="accent1" w:themeTint="40" w:fill="d3dfee" w:themeFill="accent1" w:themeFillTint="40"/>
+        <w:shd w:val="clear" w:color="ffffff" w:themeColor="accent1" w:themeTint="40" w:fill="d6e6f4" w:themeFill="accent1" w:themeFillTint="40"/>
         <w:tcBorders/>
       </w:tcPr>
     </w:tblStylePr>
@@ -16732,9 +15934,9 @@
       </w:tcPr>
     </w:tblStylePr>
   </w:style>
-  <w:style w:type="table" w:styleId="767">
+  <w:style w:type="table" w:styleId="850">
     <w:name w:val="List Table 2 - Accent 2"/>
-    <w:basedOn w:val="701"/>
+    <w:basedOn w:val="971"/>
     <w:uiPriority w:val="99"/>
     <w:pPr>
       <w:pBdr/>
@@ -16769,7 +15971,7 @@
         <w:tblBorders/>
       </w:tblPr>
       <w:tcPr>
-        <w:shd w:val="clear" w:color="ffffff" w:themeColor="accent2" w:themeTint="40" w:fill="efd3d2" w:themeFill="accent2" w:themeFillTint="40"/>
+        <w:shd w:val="clear" w:color="ffffff" w:themeColor="accent2" w:themeTint="40" w:fill="fadecb" w:themeFill="accent2" w:themeFillTint="40"/>
         <w:tcBorders/>
       </w:tcPr>
     </w:tblStylePr>
@@ -16788,7 +15990,7 @@
         <w:tblBorders/>
       </w:tblPr>
       <w:tcPr>
-        <w:shd w:val="clear" w:color="ffffff" w:themeColor="accent2" w:themeTint="40" w:fill="efd3d2" w:themeFill="accent2" w:themeFillTint="40"/>
+        <w:shd w:val="clear" w:color="ffffff" w:themeColor="accent2" w:themeTint="40" w:fill="fadecb" w:themeFill="accent2" w:themeFillTint="40"/>
         <w:tcBorders/>
       </w:tcPr>
     </w:tblStylePr>
@@ -16970,9 +16172,9 @@
       </w:tcPr>
     </w:tblStylePr>
   </w:style>
-  <w:style w:type="table" w:styleId="768">
+  <w:style w:type="table" w:styleId="851">
     <w:name w:val="List Table 2 - Accent 3"/>
-    <w:basedOn w:val="701"/>
+    <w:basedOn w:val="971"/>
     <w:uiPriority w:val="99"/>
     <w:pPr>
       <w:pBdr/>
@@ -17007,7 +16209,7 @@
         <w:tblBorders/>
       </w:tblPr>
       <w:tcPr>
-        <w:shd w:val="clear" w:color="ffffff" w:themeColor="accent3" w:themeTint="40" w:fill="e6eed5" w:themeFill="accent3" w:themeFillTint="40"/>
+        <w:shd w:val="clear" w:color="ffffff" w:themeColor="accent3" w:themeTint="40" w:fill="e8e8e8" w:themeFill="accent3" w:themeFillTint="40"/>
         <w:tcBorders/>
       </w:tcPr>
     </w:tblStylePr>
@@ -17026,7 +16228,7 @@
         <w:tblBorders/>
       </w:tblPr>
       <w:tcPr>
-        <w:shd w:val="clear" w:color="ffffff" w:themeColor="accent3" w:themeTint="40" w:fill="e6eed5" w:themeFill="accent3" w:themeFillTint="40"/>
+        <w:shd w:val="clear" w:color="ffffff" w:themeColor="accent3" w:themeTint="40" w:fill="e8e8e8" w:themeFill="accent3" w:themeFillTint="40"/>
         <w:tcBorders/>
       </w:tcPr>
     </w:tblStylePr>
@@ -17208,9 +16410,9 @@
       </w:tcPr>
     </w:tblStylePr>
   </w:style>
-  <w:style w:type="table" w:styleId="769">
+  <w:style w:type="table" w:styleId="852">
     <w:name w:val="List Table 2 - Accent 4"/>
-    <w:basedOn w:val="701"/>
+    <w:basedOn w:val="971"/>
     <w:uiPriority w:val="99"/>
     <w:pPr>
       <w:pBdr/>
@@ -17245,7 +16447,7 @@
         <w:tblBorders/>
       </w:tblPr>
       <w:tcPr>
-        <w:shd w:val="clear" w:color="ffffff" w:themeColor="accent4" w:themeTint="40" w:fill="dfd8e8" w:themeFill="accent4" w:themeFillTint="40"/>
+        <w:shd w:val="clear" w:color="ffffff" w:themeColor="accent4" w:themeTint="40" w:fill="ffefbf" w:themeFill="accent4" w:themeFillTint="40"/>
         <w:tcBorders/>
       </w:tcPr>
     </w:tblStylePr>
@@ -17264,7 +16466,7 @@
         <w:tblBorders/>
       </w:tblPr>
       <w:tcPr>
-        <w:shd w:val="clear" w:color="ffffff" w:themeColor="accent4" w:themeTint="40" w:fill="dfd8e8" w:themeFill="accent4" w:themeFillTint="40"/>
+        <w:shd w:val="clear" w:color="ffffff" w:themeColor="accent4" w:themeTint="40" w:fill="ffefbf" w:themeFill="accent4" w:themeFillTint="40"/>
         <w:tcBorders/>
       </w:tcPr>
     </w:tblStylePr>
@@ -17446,9 +16648,9 @@
       </w:tcPr>
     </w:tblStylePr>
   </w:style>
-  <w:style w:type="table" w:styleId="770">
+  <w:style w:type="table" w:styleId="853">
     <w:name w:val="List Table 2 - Accent 5"/>
-    <w:basedOn w:val="701"/>
+    <w:basedOn w:val="971"/>
     <w:uiPriority w:val="99"/>
     <w:pPr>
       <w:pBdr/>
@@ -17483,7 +16685,7 @@
         <w:tblBorders/>
       </w:tblPr>
       <w:tcPr>
-        <w:shd w:val="clear" w:color="ffffff" w:themeColor="accent5" w:themeTint="40" w:fill="d2eaf1" w:themeFill="accent5" w:themeFillTint="40"/>
+        <w:shd w:val="clear" w:color="ffffff" w:themeColor="accent5" w:themeTint="40" w:fill="d0dcf0" w:themeFill="accent5" w:themeFillTint="40"/>
         <w:tcBorders/>
       </w:tcPr>
     </w:tblStylePr>
@@ -17502,7 +16704,7 @@
         <w:tblBorders/>
       </w:tblPr>
       <w:tcPr>
-        <w:shd w:val="clear" w:color="ffffff" w:themeColor="accent5" w:themeTint="40" w:fill="d2eaf1" w:themeFill="accent5" w:themeFillTint="40"/>
+        <w:shd w:val="clear" w:color="ffffff" w:themeColor="accent5" w:themeTint="40" w:fill="d0dcf0" w:themeFill="accent5" w:themeFillTint="40"/>
         <w:tcBorders/>
       </w:tcPr>
     </w:tblStylePr>
@@ -17684,9 +16886,9 @@
       </w:tcPr>
     </w:tblStylePr>
   </w:style>
-  <w:style w:type="table" w:styleId="771">
+  <w:style w:type="table" w:styleId="854">
     <w:name w:val="List Table 2 - Accent 6"/>
-    <w:basedOn w:val="701"/>
+    <w:basedOn w:val="971"/>
     <w:uiPriority w:val="99"/>
     <w:pPr>
       <w:pBdr/>
@@ -17721,7 +16923,7 @@
         <w:tblBorders/>
       </w:tblPr>
       <w:tcPr>
-        <w:shd w:val="clear" w:color="ffffff" w:themeColor="accent6" w:themeTint="40" w:fill="fde5d1" w:themeFill="accent6" w:themeFillTint="40"/>
+        <w:shd w:val="clear" w:color="ffffff" w:themeColor="accent6" w:themeTint="40" w:fill="dbecd0" w:themeFill="accent6" w:themeFillTint="40"/>
         <w:tcBorders/>
       </w:tcPr>
     </w:tblStylePr>
@@ -17740,7 +16942,7 @@
         <w:tblBorders/>
       </w:tblPr>
       <w:tcPr>
-        <w:shd w:val="clear" w:color="ffffff" w:themeColor="accent6" w:themeTint="40" w:fill="fde5d1" w:themeFill="accent6" w:themeFillTint="40"/>
+        <w:shd w:val="clear" w:color="ffffff" w:themeColor="accent6" w:themeTint="40" w:fill="dbecd0" w:themeFill="accent6" w:themeFillTint="40"/>
         <w:tcBorders/>
       </w:tcPr>
     </w:tblStylePr>
@@ -17922,9 +17124,9 @@
       </w:tcPr>
     </w:tblStylePr>
   </w:style>
-  <w:style w:type="table" w:styleId="772">
+  <w:style w:type="table" w:styleId="855">
     <w:name w:val="List Table 3"/>
-    <w:basedOn w:val="701"/>
+    <w:basedOn w:val="971"/>
     <w:uiPriority w:val="99"/>
     <w:pPr>
       <w:pBdr/>
@@ -18150,9 +17352,9 @@
       </w:tcPr>
     </w:tblStylePr>
   </w:style>
-  <w:style w:type="table" w:styleId="773">
+  <w:style w:type="table" w:styleId="856">
     <w:name w:val="List Table 3 - Accent 1"/>
-    <w:basedOn w:val="701"/>
+    <w:basedOn w:val="971"/>
     <w:uiPriority w:val="99"/>
     <w:pPr>
       <w:pBdr/>
@@ -18274,7 +17476,7 @@
         <w:tblBorders/>
       </w:tblPr>
       <w:tcPr>
-        <w:shd w:val="clear" w:color="ffffff" w:themeColor="accent1" w:fill="4f81bd" w:themeFill="accent1"/>
+        <w:shd w:val="clear" w:color="ffffff" w:themeColor="accent1" w:fill="5b9bd5" w:themeFill="accent1"/>
         <w:tcBorders/>
       </w:tcPr>
     </w:tblStylePr>
@@ -18378,9 +17580,9 @@
       </w:tcPr>
     </w:tblStylePr>
   </w:style>
-  <w:style w:type="table" w:styleId="774">
+  <w:style w:type="table" w:styleId="857">
     <w:name w:val="List Table 3 - Accent 2"/>
-    <w:basedOn w:val="701"/>
+    <w:basedOn w:val="971"/>
     <w:uiPriority w:val="99"/>
     <w:pPr>
       <w:pBdr/>
@@ -18502,7 +17704,7 @@
         <w:tblBorders/>
       </w:tblPr>
       <w:tcPr>
-        <w:shd w:val="clear" w:color="ffffff" w:themeColor="accent2" w:themeTint="97" w:fill="da9796" w:themeFill="accent2" w:themeFillTint="97"/>
+        <w:shd w:val="clear" w:color="ffffff" w:themeColor="accent2" w:themeTint="97" w:fill="f4b285" w:themeFill="accent2" w:themeFillTint="97"/>
         <w:tcBorders/>
       </w:tcPr>
     </w:tblStylePr>
@@ -18606,9 +17808,9 @@
       </w:tcPr>
     </w:tblStylePr>
   </w:style>
-  <w:style w:type="table" w:styleId="775">
+  <w:style w:type="table" w:styleId="858">
     <w:name w:val="List Table 3 - Accent 3"/>
-    <w:basedOn w:val="701"/>
+    <w:basedOn w:val="971"/>
     <w:uiPriority w:val="99"/>
     <w:pPr>
       <w:pBdr/>
@@ -18730,7 +17932,7 @@
         <w:tblBorders/>
       </w:tblPr>
       <w:tcPr>
-        <w:shd w:val="clear" w:color="ffffff" w:themeColor="accent3" w:themeTint="98" w:fill="c3d69c" w:themeFill="accent3" w:themeFillTint="98"/>
+        <w:shd w:val="clear" w:color="ffffff" w:themeColor="accent3" w:themeTint="98" w:fill="c9c9c9" w:themeFill="accent3" w:themeFillTint="98"/>
         <w:tcBorders/>
       </w:tcPr>
     </w:tblStylePr>
@@ -18834,9 +18036,9 @@
       </w:tcPr>
     </w:tblStylePr>
   </w:style>
-  <w:style w:type="table" w:styleId="776">
+  <w:style w:type="table" w:styleId="859">
     <w:name w:val="List Table 3 - Accent 4"/>
-    <w:basedOn w:val="701"/>
+    <w:basedOn w:val="971"/>
     <w:uiPriority w:val="99"/>
     <w:pPr>
       <w:pBdr/>
@@ -18958,7 +18160,7 @@
         <w:tblBorders/>
       </w:tblPr>
       <w:tcPr>
-        <w:shd w:val="clear" w:color="ffffff" w:themeColor="accent4" w:themeTint="9A" w:fill="b2a1c7" w:themeFill="accent4" w:themeFillTint="9A"/>
+        <w:shd w:val="clear" w:color="ffffff" w:themeColor="accent4" w:themeTint="9A" w:fill="ffd965" w:themeFill="accent4" w:themeFillTint="9A"/>
         <w:tcBorders/>
       </w:tcPr>
     </w:tblStylePr>
@@ -19062,9 +18264,9 @@
       </w:tcPr>
     </w:tblStylePr>
   </w:style>
-  <w:style w:type="table" w:styleId="777">
+  <w:style w:type="table" w:styleId="860">
     <w:name w:val="List Table 3 - Accent 5"/>
-    <w:basedOn w:val="701"/>
+    <w:basedOn w:val="971"/>
     <w:uiPriority w:val="99"/>
     <w:pPr>
       <w:pBdr/>
@@ -19186,7 +18388,7 @@
         <w:tblBorders/>
       </w:tblPr>
       <w:tcPr>
-        <w:shd w:val="clear" w:color="ffffff" w:themeColor="accent5" w:themeTint="9A" w:fill="92cddd" w:themeFill="accent5" w:themeFillTint="9A"/>
+        <w:shd w:val="clear" w:color="ffffff" w:themeColor="accent5" w:themeTint="9A" w:fill="8eaadb" w:themeFill="accent5" w:themeFillTint="9A"/>
         <w:tcBorders/>
       </w:tcPr>
     </w:tblStylePr>
@@ -19290,9 +18492,9 @@
       </w:tcPr>
     </w:tblStylePr>
   </w:style>
-  <w:style w:type="table" w:styleId="778">
+  <w:style w:type="table" w:styleId="861">
     <w:name w:val="List Table 3 - Accent 6"/>
-    <w:basedOn w:val="701"/>
+    <w:basedOn w:val="971"/>
     <w:uiPriority w:val="99"/>
     <w:pPr>
       <w:pBdr/>
@@ -19414,7 +18616,7 @@
         <w:tblBorders/>
       </w:tblPr>
       <w:tcPr>
-        <w:shd w:val="clear" w:color="ffffff" w:themeColor="accent6" w:themeTint="98" w:fill="fac091" w:themeFill="accent6" w:themeFillTint="98"/>
+        <w:shd w:val="clear" w:color="ffffff" w:themeColor="accent6" w:themeTint="98" w:fill="a9d18f" w:themeFill="accent6" w:themeFillTint="98"/>
         <w:tcBorders/>
       </w:tcPr>
     </w:tblStylePr>
@@ -19518,9 +18720,9 @@
       </w:tcPr>
     </w:tblStylePr>
   </w:style>
-  <w:style w:type="table" w:styleId="779">
+  <w:style w:type="table" w:styleId="862">
     <w:name w:val="List Table 4"/>
-    <w:basedOn w:val="701"/>
+    <w:basedOn w:val="971"/>
     <w:uiPriority w:val="99"/>
     <w:pPr>
       <w:pBdr/>
@@ -19743,9 +18945,9 @@
       </w:tcPr>
     </w:tblStylePr>
   </w:style>
-  <w:style w:type="table" w:styleId="780">
+  <w:style w:type="table" w:styleId="863">
     <w:name w:val="List Table 4 - Accent 1"/>
-    <w:basedOn w:val="701"/>
+    <w:basedOn w:val="971"/>
     <w:uiPriority w:val="99"/>
     <w:pPr>
       <w:pBdr/>
@@ -19782,7 +18984,7 @@
         <w:tblBorders/>
       </w:tblPr>
       <w:tcPr>
-        <w:shd w:val="clear" w:color="ffffff" w:themeColor="accent1" w:themeTint="40" w:fill="d3dfee" w:themeFill="accent1" w:themeFillTint="40"/>
+        <w:shd w:val="clear" w:color="ffffff" w:themeColor="accent1" w:themeTint="40" w:fill="d6e6f4" w:themeFill="accent1" w:themeFillTint="40"/>
         <w:tcBorders/>
       </w:tcPr>
     </w:tblStylePr>
@@ -19801,7 +19003,7 @@
         <w:tblBorders/>
       </w:tblPr>
       <w:tcPr>
-        <w:shd w:val="clear" w:color="ffffff" w:themeColor="accent1" w:themeTint="40" w:fill="d3dfee" w:themeFill="accent1" w:themeFillTint="40"/>
+        <w:shd w:val="clear" w:color="ffffff" w:themeColor="accent1" w:themeTint="40" w:fill="d6e6f4" w:themeFill="accent1" w:themeFillTint="40"/>
         <w:tcBorders/>
       </w:tcPr>
     </w:tblStylePr>
@@ -19864,7 +19066,7 @@
         <w:tblBorders/>
       </w:tblPr>
       <w:tcPr>
-        <w:shd w:val="clear" w:color="ffffff" w:themeColor="accent1" w:fill="4f81bd" w:themeFill="accent1"/>
+        <w:shd w:val="clear" w:color="ffffff" w:themeColor="accent1" w:fill="5b9bd5" w:themeFill="accent1"/>
         <w:tcBorders/>
       </w:tcPr>
     </w:tblStylePr>
@@ -19968,9 +19170,9 @@
       </w:tcPr>
     </w:tblStylePr>
   </w:style>
-  <w:style w:type="table" w:styleId="781">
+  <w:style w:type="table" w:styleId="864">
     <w:name w:val="List Table 4 - Accent 2"/>
-    <w:basedOn w:val="701"/>
+    <w:basedOn w:val="971"/>
     <w:uiPriority w:val="99"/>
     <w:pPr>
       <w:pBdr/>
@@ -20007,7 +19209,7 @@
         <w:tblBorders/>
       </w:tblPr>
       <w:tcPr>
-        <w:shd w:val="clear" w:color="ffffff" w:themeColor="accent2" w:themeTint="40" w:fill="efd3d2" w:themeFill="accent2" w:themeFillTint="40"/>
+        <w:shd w:val="clear" w:color="ffffff" w:themeColor="accent2" w:themeTint="40" w:fill="fadecb" w:themeFill="accent2" w:themeFillTint="40"/>
         <w:tcBorders/>
       </w:tcPr>
     </w:tblStylePr>
@@ -20026,7 +19228,7 @@
         <w:tblBorders/>
       </w:tblPr>
       <w:tcPr>
-        <w:shd w:val="clear" w:color="ffffff" w:themeColor="accent2" w:themeTint="40" w:fill="efd3d2" w:themeFill="accent2" w:themeFillTint="40"/>
+        <w:shd w:val="clear" w:color="ffffff" w:themeColor="accent2" w:themeTint="40" w:fill="fadecb" w:themeFill="accent2" w:themeFillTint="40"/>
         <w:tcBorders/>
       </w:tcPr>
     </w:tblStylePr>
@@ -20089,7 +19291,7 @@
         <w:tblBorders/>
       </w:tblPr>
       <w:tcPr>
-        <w:shd w:val="clear" w:color="ffffff" w:themeColor="accent2" w:fill="c0504d" w:themeFill="accent2"/>
+        <w:shd w:val="clear" w:color="ffffff" w:themeColor="accent2" w:fill="ed7d31" w:themeFill="accent2"/>
         <w:tcBorders/>
       </w:tcPr>
     </w:tblStylePr>
@@ -20193,9 +19395,9 @@
       </w:tcPr>
     </w:tblStylePr>
   </w:style>
-  <w:style w:type="table" w:styleId="782">
+  <w:style w:type="table" w:styleId="865">
     <w:name w:val="List Table 4 - Accent 3"/>
-    <w:basedOn w:val="701"/>
+    <w:basedOn w:val="971"/>
     <w:uiPriority w:val="99"/>
     <w:pPr>
       <w:pBdr/>
@@ -20232,7 +19434,7 @@
         <w:tblBorders/>
       </w:tblPr>
       <w:tcPr>
-        <w:shd w:val="clear" w:color="ffffff" w:themeColor="accent3" w:themeTint="40" w:fill="e6eed5" w:themeFill="accent3" w:themeFillTint="40"/>
+        <w:shd w:val="clear" w:color="ffffff" w:themeColor="accent3" w:themeTint="40" w:fill="e8e8e8" w:themeFill="accent3" w:themeFillTint="40"/>
         <w:tcBorders/>
       </w:tcPr>
     </w:tblStylePr>
@@ -20251,7 +19453,7 @@
         <w:tblBorders/>
       </w:tblPr>
       <w:tcPr>
-        <w:shd w:val="clear" w:color="ffffff" w:themeColor="accent3" w:themeTint="40" w:fill="e6eed5" w:themeFill="accent3" w:themeFillTint="40"/>
+        <w:shd w:val="clear" w:color="ffffff" w:themeColor="accent3" w:themeTint="40" w:fill="e8e8e8" w:themeFill="accent3" w:themeFillTint="40"/>
         <w:tcBorders/>
       </w:tcPr>
     </w:tblStylePr>
@@ -20314,7 +19516,7 @@
         <w:tblBorders/>
       </w:tblPr>
       <w:tcPr>
-        <w:shd w:val="clear" w:color="ffffff" w:themeColor="accent3" w:fill="9bbb59" w:themeFill="accent3"/>
+        <w:shd w:val="clear" w:color="ffffff" w:themeColor="accent3" w:fill="a5a5a5" w:themeFill="accent3"/>
         <w:tcBorders/>
       </w:tcPr>
     </w:tblStylePr>
@@ -20418,9 +19620,9 @@
       </w:tcPr>
     </w:tblStylePr>
   </w:style>
-  <w:style w:type="table" w:styleId="783">
+  <w:style w:type="table" w:styleId="866">
     <w:name w:val="List Table 4 - Accent 4"/>
-    <w:basedOn w:val="701"/>
+    <w:basedOn w:val="971"/>
     <w:uiPriority w:val="99"/>
     <w:pPr>
       <w:pBdr/>
@@ -20457,7 +19659,7 @@
         <w:tblBorders/>
       </w:tblPr>
       <w:tcPr>
-        <w:shd w:val="clear" w:color="ffffff" w:themeColor="accent4" w:themeTint="40" w:fill="dfd8e8" w:themeFill="accent4" w:themeFillTint="40"/>
+        <w:shd w:val="clear" w:color="ffffff" w:themeColor="accent4" w:themeTint="40" w:fill="ffefbf" w:themeFill="accent4" w:themeFillTint="40"/>
         <w:tcBorders/>
       </w:tcPr>
     </w:tblStylePr>
@@ -20476,7 +19678,7 @@
         <w:tblBorders/>
       </w:tblPr>
       <w:tcPr>
-        <w:shd w:val="clear" w:color="ffffff" w:themeColor="accent4" w:themeTint="40" w:fill="dfd8e8" w:themeFill="accent4" w:themeFillTint="40"/>
+        <w:shd w:val="clear" w:color="ffffff" w:themeColor="accent4" w:themeTint="40" w:fill="ffefbf" w:themeFill="accent4" w:themeFillTint="40"/>
         <w:tcBorders/>
       </w:tcPr>
     </w:tblStylePr>
@@ -20539,7 +19741,7 @@
         <w:tblBorders/>
       </w:tblPr>
       <w:tcPr>
-        <w:shd w:val="clear" w:color="ffffff" w:themeColor="accent4" w:fill="8064a2" w:themeFill="accent4"/>
+        <w:shd w:val="clear" w:color="ffffff" w:themeColor="accent4" w:fill="ffc000" w:themeFill="accent4"/>
         <w:tcBorders/>
       </w:tcPr>
     </w:tblStylePr>
@@ -20643,9 +19845,9 @@
       </w:tcPr>
     </w:tblStylePr>
   </w:style>
-  <w:style w:type="table" w:styleId="784">
+  <w:style w:type="table" w:styleId="867">
     <w:name w:val="List Table 4 - Accent 5"/>
-    <w:basedOn w:val="701"/>
+    <w:basedOn w:val="971"/>
     <w:uiPriority w:val="99"/>
     <w:pPr>
       <w:pBdr/>
@@ -20682,7 +19884,7 @@
         <w:tblBorders/>
       </w:tblPr>
       <w:tcPr>
-        <w:shd w:val="clear" w:color="ffffff" w:themeColor="accent5" w:themeTint="40" w:fill="d2eaf1" w:themeFill="accent5" w:themeFillTint="40"/>
+        <w:shd w:val="clear" w:color="ffffff" w:themeColor="accent5" w:themeTint="40" w:fill="d0dcf0" w:themeFill="accent5" w:themeFillTint="40"/>
         <w:tcBorders/>
       </w:tcPr>
     </w:tblStylePr>
@@ -20701,7 +19903,7 @@
         <w:tblBorders/>
       </w:tblPr>
       <w:tcPr>
-        <w:shd w:val="clear" w:color="ffffff" w:themeColor="accent5" w:themeTint="40" w:fill="d2eaf1" w:themeFill="accent5" w:themeFillTint="40"/>
+        <w:shd w:val="clear" w:color="ffffff" w:themeColor="accent5" w:themeTint="40" w:fill="d0dcf0" w:themeFill="accent5" w:themeFillTint="40"/>
         <w:tcBorders/>
       </w:tcPr>
     </w:tblStylePr>
@@ -20764,7 +19966,7 @@
         <w:tblBorders/>
       </w:tblPr>
       <w:tcPr>
-        <w:shd w:val="clear" w:color="ffffff" w:themeColor="accent5" w:fill="4bacc6" w:themeFill="accent5"/>
+        <w:shd w:val="clear" w:color="ffffff" w:themeColor="accent5" w:fill="4472c4" w:themeFill="accent5"/>
         <w:tcBorders/>
       </w:tcPr>
     </w:tblStylePr>
@@ -20868,9 +20070,9 @@
       </w:tcPr>
     </w:tblStylePr>
   </w:style>
-  <w:style w:type="table" w:styleId="785">
+  <w:style w:type="table" w:styleId="868">
     <w:name w:val="List Table 4 - Accent 6"/>
-    <w:basedOn w:val="701"/>
+    <w:basedOn w:val="971"/>
     <w:uiPriority w:val="99"/>
     <w:pPr>
       <w:pBdr/>
@@ -20907,7 +20109,7 @@
         <w:tblBorders/>
       </w:tblPr>
       <w:tcPr>
-        <w:shd w:val="clear" w:color="ffffff" w:themeColor="accent6" w:themeTint="40" w:fill="fde5d1" w:themeFill="accent6" w:themeFillTint="40"/>
+        <w:shd w:val="clear" w:color="ffffff" w:themeColor="accent6" w:themeTint="40" w:fill="dbecd0" w:themeFill="accent6" w:themeFillTint="40"/>
         <w:tcBorders/>
       </w:tcPr>
     </w:tblStylePr>
@@ -20926,7 +20128,7 @@
         <w:tblBorders/>
       </w:tblPr>
       <w:tcPr>
-        <w:shd w:val="clear" w:color="ffffff" w:themeColor="accent6" w:themeTint="40" w:fill="fde5d1" w:themeFill="accent6" w:themeFillTint="40"/>
+        <w:shd w:val="clear" w:color="ffffff" w:themeColor="accent6" w:themeTint="40" w:fill="dbecd0" w:themeFill="accent6" w:themeFillTint="40"/>
         <w:tcBorders/>
       </w:tcPr>
     </w:tblStylePr>
@@ -20989,7 +20191,7 @@
         <w:tblBorders/>
       </w:tblPr>
       <w:tcPr>
-        <w:shd w:val="clear" w:color="ffffff" w:themeColor="accent6" w:fill="f79646" w:themeFill="accent6"/>
+        <w:shd w:val="clear" w:color="ffffff" w:themeColor="accent6" w:fill="70ad47" w:themeFill="accent6"/>
         <w:tcBorders/>
       </w:tcPr>
     </w:tblStylePr>
@@ -21093,9 +20295,9 @@
       </w:tcPr>
     </w:tblStylePr>
   </w:style>
-  <w:style w:type="table" w:styleId="786">
+  <w:style w:type="table" w:styleId="869">
     <w:name w:val="List Table 5 Dark"/>
-    <w:basedOn w:val="701"/>
+    <w:basedOn w:val="971"/>
     <w:uiPriority w:val="99"/>
     <w:pPr>
       <w:pBdr/>
@@ -21335,9 +20537,9 @@
       </w:tcPr>
     </w:tblStylePr>
   </w:style>
-  <w:style w:type="table" w:styleId="787">
+  <w:style w:type="table" w:styleId="870">
     <w:name w:val="List Table 5 Dark - Accent 1"/>
-    <w:basedOn w:val="701"/>
+    <w:basedOn w:val="971"/>
     <w:uiPriority w:val="99"/>
     <w:pPr>
       <w:pBdr/>
@@ -21354,7 +20556,7 @@
         <w:bottom w:val="single" w:color="000000" w:themeColor="accent1" w:sz="32" w:space="0"/>
         <w:right w:val="single" w:color="000000" w:themeColor="accent1" w:sz="32" w:space="0"/>
       </w:tblBorders>
-      <w:shd w:val="clear" w:color="ffffff" w:themeColor="accent1" w:fill="4f81bd" w:themeFill="accent1"/>
+      <w:shd w:val="clear" w:color="ffffff" w:themeColor="accent1" w:fill="5b9bd5" w:themeFill="accent1"/>
     </w:tblPr>
     <w:tcPr>
       <w:tcBorders/>
@@ -21369,7 +20571,7 @@
         <w:tblBorders/>
       </w:tblPr>
       <w:tcPr>
-        <w:shd w:val="clear" w:color="ffffff" w:themeColor="accent1" w:fill="4f81bd" w:themeFill="accent1"/>
+        <w:shd w:val="clear" w:color="ffffff" w:themeColor="accent1" w:fill="5b9bd5" w:themeFill="accent1"/>
         <w:tcBorders>
           <w:top w:val="single" w:color="000000" w:themeColor="light1" w:sz="4" w:space="0"/>
           <w:bottom w:val="single" w:color="000000" w:themeColor="light1" w:sz="4" w:space="0"/>
@@ -21386,7 +20588,7 @@
         <w:tblBorders/>
       </w:tblPr>
       <w:tcPr>
-        <w:shd w:val="clear" w:color="ffffff" w:themeColor="accent1" w:fill="4f81bd" w:themeFill="accent1"/>
+        <w:shd w:val="clear" w:color="ffffff" w:themeColor="accent1" w:fill="5b9bd5" w:themeFill="accent1"/>
         <w:tcBorders>
           <w:left w:val="single" w:color="000000" w:themeColor="light1" w:sz="4" w:space="0"/>
           <w:right w:val="single" w:color="000000" w:themeColor="light1" w:sz="4" w:space="0"/>
@@ -21403,7 +20605,7 @@
         <w:tblBorders/>
       </w:tblPr>
       <w:tcPr>
-        <w:shd w:val="clear" w:color="ffffff" w:themeColor="accent1" w:fill="4f81bd" w:themeFill="accent1"/>
+        <w:shd w:val="clear" w:color="ffffff" w:themeColor="accent1" w:fill="5b9bd5" w:themeFill="accent1"/>
         <w:tcBorders>
           <w:top w:val="single" w:color="000000" w:themeColor="light1" w:sz="4" w:space="0"/>
           <w:bottom w:val="single" w:color="000000" w:themeColor="light1" w:sz="4" w:space="0"/>
@@ -21464,7 +20666,7 @@
         <w:tblBorders/>
       </w:tblPr>
       <w:tcPr>
-        <w:shd w:val="clear" w:color="ffffff" w:themeColor="accent1" w:fill="4f81bd" w:themeFill="accent1"/>
+        <w:shd w:val="clear" w:color="ffffff" w:themeColor="accent1" w:fill="5b9bd5" w:themeFill="accent1"/>
         <w:tcBorders>
           <w:top w:val="single" w:color="000000" w:themeColor="accent1" w:sz="32" w:space="0"/>
           <w:bottom w:val="single" w:color="000000" w:themeColor="light1" w:sz="12" w:space="0"/>
@@ -21577,9 +20779,9 @@
       </w:tcPr>
     </w:tblStylePr>
   </w:style>
-  <w:style w:type="table" w:styleId="788">
+  <w:style w:type="table" w:styleId="871">
     <w:name w:val="List Table 5 Dark - Accent 2"/>
-    <w:basedOn w:val="701"/>
+    <w:basedOn w:val="971"/>
     <w:uiPriority w:val="99"/>
     <w:pPr>
       <w:pBdr/>
@@ -21596,7 +20798,7 @@
         <w:bottom w:val="single" w:color="000000" w:themeColor="accent2" w:themeTint="97" w:sz="32" w:space="0"/>
         <w:right w:val="single" w:color="000000" w:themeColor="accent2" w:themeTint="97" w:sz="32" w:space="0"/>
       </w:tblBorders>
-      <w:shd w:val="clear" w:color="ffffff" w:themeColor="accent2" w:themeTint="97" w:fill="da9796" w:themeFill="accent2" w:themeFillTint="97"/>
+      <w:shd w:val="clear" w:color="ffffff" w:themeColor="accent2" w:themeTint="97" w:fill="f4b285" w:themeFill="accent2" w:themeFillTint="97"/>
     </w:tblPr>
     <w:tcPr>
       <w:tcBorders/>
@@ -21611,7 +20813,7 @@
         <w:tblBorders/>
       </w:tblPr>
       <w:tcPr>
-        <w:shd w:val="clear" w:color="ffffff" w:themeColor="accent2" w:themeTint="97" w:fill="da9796" w:themeFill="accent2" w:themeFillTint="97"/>
+        <w:shd w:val="clear" w:color="ffffff" w:themeColor="accent2" w:themeTint="97" w:fill="f4b285" w:themeFill="accent2" w:themeFillTint="97"/>
         <w:tcBorders>
           <w:top w:val="single" w:color="000000" w:themeColor="light1" w:sz="4" w:space="0"/>
           <w:bottom w:val="single" w:color="000000" w:themeColor="light1" w:sz="4" w:space="0"/>
@@ -21628,7 +20830,7 @@
         <w:tblBorders/>
       </w:tblPr>
       <w:tcPr>
-        <w:shd w:val="clear" w:color="ffffff" w:themeColor="accent2" w:themeTint="97" w:fill="da9796" w:themeFill="accent2" w:themeFillTint="97"/>
+        <w:shd w:val="clear" w:color="ffffff" w:themeColor="accent2" w:themeTint="97" w:fill="f4b285" w:themeFill="accent2" w:themeFillTint="97"/>
         <w:tcBorders>
           <w:left w:val="single" w:color="000000" w:themeColor="light1" w:sz="4" w:space="0"/>
           <w:right w:val="single" w:color="000000" w:themeColor="light1" w:sz="4" w:space="0"/>
@@ -21645,7 +20847,7 @@
         <w:tblBorders/>
       </w:tblPr>
       <w:tcPr>
-        <w:shd w:val="clear" w:color="ffffff" w:themeColor="accent2" w:themeTint="97" w:fill="da9796" w:themeFill="accent2" w:themeFillTint="97"/>
+        <w:shd w:val="clear" w:color="ffffff" w:themeColor="accent2" w:themeTint="97" w:fill="f4b285" w:themeFill="accent2" w:themeFillTint="97"/>
         <w:tcBorders>
           <w:top w:val="single" w:color="000000" w:themeColor="light1" w:sz="4" w:space="0"/>
           <w:bottom w:val="single" w:color="000000" w:themeColor="light1" w:sz="4" w:space="0"/>
@@ -21706,7 +20908,7 @@
         <w:tblBorders/>
       </w:tblPr>
       <w:tcPr>
-        <w:shd w:val="clear" w:color="ffffff" w:themeColor="accent2" w:themeTint="97" w:fill="da9796" w:themeFill="accent2" w:themeFillTint="97"/>
+        <w:shd w:val="clear" w:color="ffffff" w:themeColor="accent2" w:themeTint="97" w:fill="f4b285" w:themeFill="accent2" w:themeFillTint="97"/>
         <w:tcBorders>
           <w:top w:val="single" w:color="000000" w:themeColor="accent2" w:themeTint="97" w:sz="32" w:space="0"/>
           <w:bottom w:val="single" w:color="000000" w:themeColor="light1" w:sz="12" w:space="0"/>
@@ -21819,9 +21021,9 @@
       </w:tcPr>
     </w:tblStylePr>
   </w:style>
-  <w:style w:type="table" w:styleId="789">
+  <w:style w:type="table" w:styleId="872">
     <w:name w:val="List Table 5 Dark - Accent 3"/>
-    <w:basedOn w:val="701"/>
+    <w:basedOn w:val="971"/>
     <w:uiPriority w:val="99"/>
     <w:pPr>
       <w:pBdr/>
@@ -21838,7 +21040,7 @@
         <w:bottom w:val="single" w:color="000000" w:themeColor="accent3" w:themeTint="98" w:sz="32" w:space="0"/>
         <w:right w:val="single" w:color="000000" w:themeColor="accent3" w:themeTint="98" w:sz="32" w:space="0"/>
       </w:tblBorders>
-      <w:shd w:val="clear" w:color="ffffff" w:themeColor="accent3" w:themeTint="98" w:fill="c3d69c" w:themeFill="accent3" w:themeFillTint="98"/>
+      <w:shd w:val="clear" w:color="ffffff" w:themeColor="accent3" w:themeTint="98" w:fill="c9c9c9" w:themeFill="accent3" w:themeFillTint="98"/>
     </w:tblPr>
     <w:tcPr>
       <w:tcBorders/>
@@ -21853,7 +21055,7 @@
         <w:tblBorders/>
       </w:tblPr>
       <w:tcPr>
-        <w:shd w:val="clear" w:color="ffffff" w:themeColor="accent3" w:themeTint="98" w:fill="c3d69c" w:themeFill="accent3" w:themeFillTint="98"/>
+        <w:shd w:val="clear" w:color="ffffff" w:themeColor="accent3" w:themeTint="98" w:fill="c9c9c9" w:themeFill="accent3" w:themeFillTint="98"/>
         <w:tcBorders>
           <w:top w:val="single" w:color="000000" w:themeColor="light1" w:sz="4" w:space="0"/>
           <w:bottom w:val="single" w:color="000000" w:themeColor="light1" w:sz="4" w:space="0"/>
@@ -21870,7 +21072,7 @@
         <w:tblBorders/>
       </w:tblPr>
       <w:tcPr>
-        <w:shd w:val="clear" w:color="ffffff" w:themeColor="accent3" w:themeTint="98" w:fill="c3d69c" w:themeFill="accent3" w:themeFillTint="98"/>
+        <w:shd w:val="clear" w:color="ffffff" w:themeColor="accent3" w:themeTint="98" w:fill="c9c9c9" w:themeFill="accent3" w:themeFillTint="98"/>
         <w:tcBorders>
           <w:left w:val="single" w:color="000000" w:themeColor="light1" w:sz="4" w:space="0"/>
           <w:right w:val="single" w:color="000000" w:themeColor="light1" w:sz="4" w:space="0"/>
@@ -21887,7 +21089,7 @@
         <w:tblBorders/>
       </w:tblPr>
       <w:tcPr>
-        <w:shd w:val="clear" w:color="ffffff" w:themeColor="accent3" w:themeTint="98" w:fill="c3d69c" w:themeFill="accent3" w:themeFillTint="98"/>
+        <w:shd w:val="clear" w:color="ffffff" w:themeColor="accent3" w:themeTint="98" w:fill="c9c9c9" w:themeFill="accent3" w:themeFillTint="98"/>
         <w:tcBorders>
           <w:top w:val="single" w:color="000000" w:themeColor="light1" w:sz="4" w:space="0"/>
           <w:bottom w:val="single" w:color="000000" w:themeColor="light1" w:sz="4" w:space="0"/>
@@ -21948,7 +21150,7 @@
         <w:tblBorders/>
       </w:tblPr>
       <w:tcPr>
-        <w:shd w:val="clear" w:color="ffffff" w:themeColor="accent3" w:themeTint="98" w:fill="c3d69c" w:themeFill="accent3" w:themeFillTint="98"/>
+        <w:shd w:val="clear" w:color="ffffff" w:themeColor="accent3" w:themeTint="98" w:fill="c9c9c9" w:themeFill="accent3" w:themeFillTint="98"/>
         <w:tcBorders>
           <w:top w:val="single" w:color="000000" w:themeColor="accent3" w:themeTint="98" w:sz="32" w:space="0"/>
           <w:bottom w:val="single" w:color="000000" w:themeColor="light1" w:sz="12" w:space="0"/>
@@ -22061,9 +21263,9 @@
       </w:tcPr>
     </w:tblStylePr>
   </w:style>
-  <w:style w:type="table" w:styleId="790">
+  <w:style w:type="table" w:styleId="873">
     <w:name w:val="List Table 5 Dark - Accent 4"/>
-    <w:basedOn w:val="701"/>
+    <w:basedOn w:val="971"/>
     <w:uiPriority w:val="99"/>
     <w:pPr>
       <w:pBdr/>
@@ -22080,7 +21282,7 @@
         <w:bottom w:val="single" w:color="000000" w:themeColor="accent4" w:themeTint="9A" w:sz="32" w:space="0"/>
         <w:right w:val="single" w:color="000000" w:themeColor="accent4" w:themeTint="9A" w:sz="32" w:space="0"/>
       </w:tblBorders>
-      <w:shd w:val="clear" w:color="ffffff" w:themeColor="accent4" w:themeTint="9A" w:fill="b2a1c7" w:themeFill="accent4" w:themeFillTint="9A"/>
+      <w:shd w:val="clear" w:color="ffffff" w:themeColor="accent4" w:themeTint="9A" w:fill="ffd965" w:themeFill="accent4" w:themeFillTint="9A"/>
     </w:tblPr>
     <w:tcPr>
       <w:tcBorders/>
@@ -22095,7 +21297,7 @@
         <w:tblBorders/>
       </w:tblPr>
       <w:tcPr>
-        <w:shd w:val="clear" w:color="ffffff" w:themeColor="accent4" w:themeTint="9A" w:fill="b2a1c7" w:themeFill="accent4" w:themeFillTint="9A"/>
+        <w:shd w:val="clear" w:color="ffffff" w:themeColor="accent4" w:themeTint="9A" w:fill="ffd965" w:themeFill="accent4" w:themeFillTint="9A"/>
         <w:tcBorders>
           <w:top w:val="single" w:color="000000" w:themeColor="light1" w:sz="4" w:space="0"/>
           <w:bottom w:val="single" w:color="000000" w:themeColor="light1" w:sz="4" w:space="0"/>
@@ -22112,7 +21314,7 @@
         <w:tblBorders/>
       </w:tblPr>
       <w:tcPr>
-        <w:shd w:val="clear" w:color="ffffff" w:themeColor="accent4" w:themeTint="9A" w:fill="b2a1c7" w:themeFill="accent4" w:themeFillTint="9A"/>
+        <w:shd w:val="clear" w:color="ffffff" w:themeColor="accent4" w:themeTint="9A" w:fill="ffd965" w:themeFill="accent4" w:themeFillTint="9A"/>
         <w:tcBorders>
           <w:left w:val="single" w:color="000000" w:themeColor="light1" w:sz="4" w:space="0"/>
           <w:right w:val="single" w:color="000000" w:themeColor="light1" w:sz="4" w:space="0"/>
@@ -22129,7 +21331,7 @@
         <w:tblBorders/>
       </w:tblPr>
       <w:tcPr>
-        <w:shd w:val="clear" w:color="ffffff" w:themeColor="accent4" w:themeTint="9A" w:fill="b2a1c7" w:themeFill="accent4" w:themeFillTint="9A"/>
+        <w:shd w:val="clear" w:color="ffffff" w:themeColor="accent4" w:themeTint="9A" w:fill="ffd965" w:themeFill="accent4" w:themeFillTint="9A"/>
         <w:tcBorders>
           <w:top w:val="single" w:color="000000" w:themeColor="light1" w:sz="4" w:space="0"/>
           <w:bottom w:val="single" w:color="000000" w:themeColor="light1" w:sz="4" w:space="0"/>
@@ -22190,7 +21392,7 @@
         <w:tblBorders/>
       </w:tblPr>
       <w:tcPr>
-        <w:shd w:val="clear" w:color="ffffff" w:themeColor="accent4" w:themeTint="9A" w:fill="b2a1c7" w:themeFill="accent4" w:themeFillTint="9A"/>
+        <w:shd w:val="clear" w:color="ffffff" w:themeColor="accent4" w:themeTint="9A" w:fill="ffd965" w:themeFill="accent4" w:themeFillTint="9A"/>
         <w:tcBorders>
           <w:top w:val="single" w:color="000000" w:themeColor="accent4" w:themeTint="9A" w:sz="32" w:space="0"/>
           <w:bottom w:val="single" w:color="000000" w:themeColor="light1" w:sz="12" w:space="0"/>
@@ -22303,9 +21505,9 @@
       </w:tcPr>
     </w:tblStylePr>
   </w:style>
-  <w:style w:type="table" w:styleId="791">
+  <w:style w:type="table" w:styleId="874">
     <w:name w:val="List Table 5 Dark - Accent 5"/>
-    <w:basedOn w:val="701"/>
+    <w:basedOn w:val="971"/>
     <w:uiPriority w:val="99"/>
     <w:pPr>
       <w:pBdr/>
@@ -22322,7 +21524,7 @@
         <w:bottom w:val="single" w:color="000000" w:themeColor="accent5" w:themeTint="9A" w:sz="32" w:space="0"/>
         <w:right w:val="single" w:color="000000" w:themeColor="accent5" w:themeTint="9A" w:sz="32" w:space="0"/>
       </w:tblBorders>
-      <w:shd w:val="clear" w:color="ffffff" w:themeColor="accent5" w:themeTint="9A" w:fill="92cddd" w:themeFill="accent5" w:themeFillTint="9A"/>
+      <w:shd w:val="clear" w:color="ffffff" w:themeColor="accent5" w:themeTint="9A" w:fill="8eaadb" w:themeFill="accent5" w:themeFillTint="9A"/>
     </w:tblPr>
     <w:tcPr>
       <w:tcBorders/>
@@ -22337,7 +21539,7 @@
         <w:tblBorders/>
       </w:tblPr>
       <w:tcPr>
-        <w:shd w:val="clear" w:color="ffffff" w:themeColor="accent5" w:themeTint="9A" w:fill="92cddd" w:themeFill="accent5" w:themeFillTint="9A"/>
+        <w:shd w:val="clear" w:color="ffffff" w:themeColor="accent5" w:themeTint="9A" w:fill="8eaadb" w:themeFill="accent5" w:themeFillTint="9A"/>
         <w:tcBorders>
           <w:top w:val="single" w:color="000000" w:themeColor="light1" w:sz="4" w:space="0"/>
           <w:bottom w:val="single" w:color="000000" w:themeColor="light1" w:sz="4" w:space="0"/>
@@ -22354,7 +21556,7 @@
         <w:tblBorders/>
       </w:tblPr>
       <w:tcPr>
-        <w:shd w:val="clear" w:color="ffffff" w:themeColor="accent5" w:themeTint="9A" w:fill="92cddd" w:themeFill="accent5" w:themeFillTint="9A"/>
+        <w:shd w:val="clear" w:color="ffffff" w:themeColor="accent5" w:themeTint="9A" w:fill="8eaadb" w:themeFill="accent5" w:themeFillTint="9A"/>
         <w:tcBorders>
           <w:left w:val="single" w:color="000000" w:themeColor="light1" w:sz="4" w:space="0"/>
           <w:right w:val="single" w:color="000000" w:themeColor="light1" w:sz="4" w:space="0"/>
@@ -22371,7 +21573,7 @@
         <w:tblBorders/>
       </w:tblPr>
       <w:tcPr>
-        <w:shd w:val="clear" w:color="ffffff" w:themeColor="accent5" w:themeTint="9A" w:fill="92cddd" w:themeFill="accent5" w:themeFillTint="9A"/>
+        <w:shd w:val="clear" w:color="ffffff" w:themeColor="accent5" w:themeTint="9A" w:fill="8eaadb" w:themeFill="accent5" w:themeFillTint="9A"/>
         <w:tcBorders>
           <w:top w:val="single" w:color="000000" w:themeColor="light1" w:sz="4" w:space="0"/>
           <w:bottom w:val="single" w:color="000000" w:themeColor="light1" w:sz="4" w:space="0"/>
@@ -22432,7 +21634,7 @@
         <w:tblBorders/>
       </w:tblPr>
       <w:tcPr>
-        <w:shd w:val="clear" w:color="ffffff" w:themeColor="accent5" w:themeTint="9A" w:fill="92cddd" w:themeFill="accent5" w:themeFillTint="9A"/>
+        <w:shd w:val="clear" w:color="ffffff" w:themeColor="accent5" w:themeTint="9A" w:fill="8eaadb" w:themeFill="accent5" w:themeFillTint="9A"/>
         <w:tcBorders>
           <w:top w:val="single" w:color="000000" w:themeColor="accent5" w:themeTint="9A" w:sz="32" w:space="0"/>
           <w:bottom w:val="single" w:color="000000" w:themeColor="light1" w:sz="12" w:space="0"/>
@@ -22545,9 +21747,9 @@
       </w:tcPr>
     </w:tblStylePr>
   </w:style>
-  <w:style w:type="table" w:styleId="792">
+  <w:style w:type="table" w:styleId="875">
     <w:name w:val="List Table 5 Dark - Accent 6"/>
-    <w:basedOn w:val="701"/>
+    <w:basedOn w:val="971"/>
     <w:uiPriority w:val="99"/>
     <w:pPr>
       <w:pBdr/>
@@ -22564,7 +21766,7 @@
         <w:bottom w:val="single" w:color="000000" w:themeColor="accent6" w:themeTint="98" w:sz="32" w:space="0"/>
         <w:right w:val="single" w:color="000000" w:themeColor="accent6" w:themeTint="98" w:sz="32" w:space="0"/>
       </w:tblBorders>
-      <w:shd w:val="clear" w:color="ffffff" w:themeColor="accent6" w:themeTint="98" w:fill="fac091" w:themeFill="accent6" w:themeFillTint="98"/>
+      <w:shd w:val="clear" w:color="ffffff" w:themeColor="accent6" w:themeTint="98" w:fill="a9d18f" w:themeFill="accent6" w:themeFillTint="98"/>
     </w:tblPr>
     <w:tcPr>
       <w:tcBorders/>
@@ -22579,7 +21781,7 @@
         <w:tblBorders/>
       </w:tblPr>
       <w:tcPr>
-        <w:shd w:val="clear" w:color="ffffff" w:themeColor="accent6" w:themeTint="98" w:fill="fac091" w:themeFill="accent6" w:themeFillTint="98"/>
+        <w:shd w:val="clear" w:color="ffffff" w:themeColor="accent6" w:themeTint="98" w:fill="a9d18f" w:themeFill="accent6" w:themeFillTint="98"/>
         <w:tcBorders>
           <w:top w:val="single" w:color="000000" w:themeColor="light1" w:sz="4" w:space="0"/>
           <w:bottom w:val="single" w:color="000000" w:themeColor="light1" w:sz="4" w:space="0"/>
@@ -22596,7 +21798,7 @@
         <w:tblBorders/>
       </w:tblPr>
       <w:tcPr>
-        <w:shd w:val="clear" w:color="ffffff" w:themeColor="accent6" w:themeTint="98" w:fill="fac091" w:themeFill="accent6" w:themeFillTint="98"/>
+        <w:shd w:val="clear" w:color="ffffff" w:themeColor="accent6" w:themeTint="98" w:fill="a9d18f" w:themeFill="accent6" w:themeFillTint="98"/>
         <w:tcBorders>
           <w:left w:val="single" w:color="000000" w:themeColor="light1" w:sz="4" w:space="0"/>
           <w:right w:val="single" w:color="000000" w:themeColor="light1" w:sz="4" w:space="0"/>
@@ -22613,7 +21815,7 @@
         <w:tblBorders/>
       </w:tblPr>
       <w:tcPr>
-        <w:shd w:val="clear" w:color="ffffff" w:themeColor="accent6" w:themeTint="98" w:fill="fac091" w:themeFill="accent6" w:themeFillTint="98"/>
+        <w:shd w:val="clear" w:color="ffffff" w:themeColor="accent6" w:themeTint="98" w:fill="a9d18f" w:themeFill="accent6" w:themeFillTint="98"/>
         <w:tcBorders>
           <w:top w:val="single" w:color="000000" w:themeColor="light1" w:sz="4" w:space="0"/>
           <w:bottom w:val="single" w:color="000000" w:themeColor="light1" w:sz="4" w:space="0"/>
@@ -22674,7 +21876,7 @@
         <w:tblBorders/>
       </w:tblPr>
       <w:tcPr>
-        <w:shd w:val="clear" w:color="ffffff" w:themeColor="accent6" w:themeTint="98" w:fill="fac091" w:themeFill="accent6" w:themeFillTint="98"/>
+        <w:shd w:val="clear" w:color="ffffff" w:themeColor="accent6" w:themeTint="98" w:fill="a9d18f" w:themeFill="accent6" w:themeFillTint="98"/>
         <w:tcBorders>
           <w:top w:val="single" w:color="000000" w:themeColor="accent6" w:themeTint="98" w:sz="32" w:space="0"/>
           <w:bottom w:val="single" w:color="000000" w:themeColor="light1" w:sz="12" w:space="0"/>
@@ -22787,9 +21989,9 @@
       </w:tcPr>
     </w:tblStylePr>
   </w:style>
-  <w:style w:type="table" w:styleId="793">
+  <w:style w:type="table" w:styleId="876">
     <w:name w:val="List Table 6 Colorful"/>
-    <w:basedOn w:val="701"/>
+    <w:basedOn w:val="971"/>
     <w:uiPriority w:val="99"/>
     <w:pPr>
       <w:pBdr/>
@@ -23010,9 +22212,9 @@
       </w:tcPr>
     </w:tblStylePr>
   </w:style>
-  <w:style w:type="table" w:styleId="794">
+  <w:style w:type="table" w:styleId="877">
     <w:name w:val="List Table 6 Colorful - Accent 1"/>
-    <w:basedOn w:val="701"/>
+    <w:basedOn w:val="971"/>
     <w:uiPriority w:val="99"/>
     <w:pPr>
       <w:pBdr/>
@@ -23046,7 +22248,7 @@
         <w:tblBorders/>
       </w:tblPr>
       <w:tcPr>
-        <w:shd w:val="clear" w:color="ffffff" w:themeColor="accent1" w:themeTint="40" w:fill="d3dfee" w:themeFill="accent1" w:themeFillTint="40"/>
+        <w:shd w:val="clear" w:color="ffffff" w:themeColor="accent1" w:themeTint="40" w:fill="d6e6f4" w:themeFill="accent1" w:themeFillTint="40"/>
         <w:tcBorders/>
       </w:tcPr>
     </w:tblStylePr>
@@ -23060,7 +22262,7 @@
         <w:tblBorders/>
       </w:tblPr>
       <w:tcPr>
-        <w:shd w:val="clear" w:color="ffffff" w:themeColor="accent1" w:themeTint="40" w:fill="d3dfee" w:themeFill="accent1" w:themeFillTint="40"/>
+        <w:shd w:val="clear" w:color="ffffff" w:themeColor="accent1" w:themeTint="40" w:fill="d6e6f4" w:themeFill="accent1" w:themeFillTint="40"/>
         <w:tcBorders/>
       </w:tcPr>
     </w:tblStylePr>
@@ -23098,7 +22300,7 @@
     <w:tblStylePr w:type="firstCol">
       <w:rPr>
         <w:b/>
-        <w:color w:val="2b4b72" w:themeColor="accent1" w:themeShade="95"/>
+        <w:color w:val="245b8d" w:themeColor="accent1" w:themeShade="95"/>
       </w:rPr>
       <w:pPr>
         <w:pBdr/>
@@ -23115,7 +22317,7 @@
     <w:tblStylePr w:type="firstRow">
       <w:rPr>
         <w:b/>
-        <w:color w:val="2b4b72" w:themeColor="accent1" w:themeShade="95"/>
+        <w:color w:val="245b8d" w:themeColor="accent1" w:themeShade="95"/>
       </w:rPr>
       <w:pPr>
         <w:pBdr/>
@@ -23134,7 +22336,7 @@
     <w:tblStylePr w:type="lastCol">
       <w:rPr>
         <w:b/>
-        <w:color w:val="2b4b72" w:themeColor="accent1" w:themeShade="95"/>
+        <w:color w:val="245b8d" w:themeColor="accent1" w:themeShade="95"/>
       </w:rPr>
       <w:pPr>
         <w:pBdr/>
@@ -23151,7 +22353,7 @@
     <w:tblStylePr w:type="lastRow">
       <w:rPr>
         <w:b/>
-        <w:color w:val="2b4b72" w:themeColor="accent1" w:themeShade="95"/>
+        <w:color w:val="245b8d" w:themeColor="accent1" w:themeShade="95"/>
       </w:rPr>
       <w:pPr>
         <w:pBdr/>
@@ -23233,9 +22435,9 @@
       </w:tcPr>
     </w:tblStylePr>
   </w:style>
-  <w:style w:type="table" w:styleId="795">
+  <w:style w:type="table" w:styleId="878">
     <w:name w:val="List Table 6 Colorful - Accent 2"/>
-    <w:basedOn w:val="701"/>
+    <w:basedOn w:val="971"/>
     <w:uiPriority w:val="99"/>
     <w:pPr>
       <w:pBdr/>
@@ -23269,7 +22471,7 @@
         <w:tblBorders/>
       </w:tblPr>
       <w:tcPr>
-        <w:shd w:val="clear" w:color="ffffff" w:themeColor="accent2" w:themeTint="40" w:fill="efd3d2" w:themeFill="accent2" w:themeFillTint="40"/>
+        <w:shd w:val="clear" w:color="ffffff" w:themeColor="accent2" w:themeTint="40" w:fill="fadecb" w:themeFill="accent2" w:themeFillTint="40"/>
         <w:tcBorders/>
       </w:tcPr>
     </w:tblStylePr>
@@ -23283,7 +22485,7 @@
         <w:tblBorders/>
       </w:tblPr>
       <w:tcPr>
-        <w:shd w:val="clear" w:color="ffffff" w:themeColor="accent2" w:themeTint="40" w:fill="efd3d2" w:themeFill="accent2" w:themeFillTint="40"/>
+        <w:shd w:val="clear" w:color="ffffff" w:themeColor="accent2" w:themeTint="40" w:fill="fadecb" w:themeFill="accent2" w:themeFillTint="40"/>
         <w:tcBorders/>
       </w:tcPr>
     </w:tblStylePr>
@@ -23321,7 +22523,7 @@
     <w:tblStylePr w:type="firstCol">
       <w:rPr>
         <w:b/>
-        <w:color w:val="9f3b38" w:themeColor="accent2" w:themeTint="97" w:themeShade="95"/>
+        <w:color w:val="cb5d12" w:themeColor="accent2" w:themeTint="97" w:themeShade="95"/>
       </w:rPr>
       <w:pPr>
         <w:pBdr/>
@@ -23338,7 +22540,7 @@
     <w:tblStylePr w:type="firstRow">
       <w:rPr>
         <w:b/>
-        <w:color w:val="9f3b38" w:themeColor="accent2" w:themeTint="97" w:themeShade="95"/>
+        <w:color w:val="cb5d12" w:themeColor="accent2" w:themeTint="97" w:themeShade="95"/>
       </w:rPr>
       <w:pPr>
         <w:pBdr/>
@@ -23357,7 +22559,7 @@
     <w:tblStylePr w:type="lastCol">
       <w:rPr>
         <w:b/>
-        <w:color w:val="9f3b38" w:themeColor="accent2" w:themeTint="97" w:themeShade="95"/>
+        <w:color w:val="cb5d12" w:themeColor="accent2" w:themeTint="97" w:themeShade="95"/>
       </w:rPr>
       <w:pPr>
         <w:pBdr/>
@@ -23374,7 +22576,7 @@
     <w:tblStylePr w:type="lastRow">
       <w:rPr>
         <w:b/>
-        <w:color w:val="9f3b38" w:themeColor="accent2" w:themeTint="97" w:themeShade="95"/>
+        <w:color w:val="cb5d12" w:themeColor="accent2" w:themeTint="97" w:themeShade="95"/>
       </w:rPr>
       <w:pPr>
         <w:pBdr/>
@@ -23456,9 +22658,9 @@
       </w:tcPr>
     </w:tblStylePr>
   </w:style>
-  <w:style w:type="table" w:styleId="796">
+  <w:style w:type="table" w:styleId="879">
     <w:name w:val="List Table 6 Colorful - Accent 3"/>
-    <w:basedOn w:val="701"/>
+    <w:basedOn w:val="971"/>
     <w:uiPriority w:val="99"/>
     <w:pPr>
       <w:pBdr/>
@@ -23492,7 +22694,7 @@
         <w:tblBorders/>
       </w:tblPr>
       <w:tcPr>
-        <w:shd w:val="clear" w:color="ffffff" w:themeColor="accent3" w:themeTint="40" w:fill="e6eed5" w:themeFill="accent3" w:themeFillTint="40"/>
+        <w:shd w:val="clear" w:color="ffffff" w:themeColor="accent3" w:themeTint="40" w:fill="e8e8e8" w:themeFill="accent3" w:themeFillTint="40"/>
         <w:tcBorders/>
       </w:tcPr>
     </w:tblStylePr>
@@ -23506,7 +22708,7 @@
         <w:tblBorders/>
       </w:tblPr>
       <w:tcPr>
-        <w:shd w:val="clear" w:color="ffffff" w:themeColor="accent3" w:themeTint="40" w:fill="e6eed5" w:themeFill="accent3" w:themeFillTint="40"/>
+        <w:shd w:val="clear" w:color="ffffff" w:themeColor="accent3" w:themeTint="40" w:fill="e8e8e8" w:themeFill="accent3" w:themeFillTint="40"/>
         <w:tcBorders/>
       </w:tcPr>
     </w:tblStylePr>
@@ -23544,7 +22746,7 @@
     <w:tblStylePr w:type="firstCol">
       <w:rPr>
         <w:b/>
-        <w:color w:val="7c9a3f" w:themeColor="accent3" w:themeTint="98" w:themeShade="95"/>
+        <w:color w:val="767676" w:themeColor="accent3" w:themeTint="98" w:themeShade="95"/>
       </w:rPr>
       <w:pPr>
         <w:pBdr/>
@@ -23561,7 +22763,7 @@
     <w:tblStylePr w:type="firstRow">
       <w:rPr>
         <w:b/>
-        <w:color w:val="7c9a3f" w:themeColor="accent3" w:themeTint="98" w:themeShade="95"/>
+        <w:color w:val="767676" w:themeColor="accent3" w:themeTint="98" w:themeShade="95"/>
       </w:rPr>
       <w:pPr>
         <w:pBdr/>
@@ -23580,7 +22782,7 @@
     <w:tblStylePr w:type="lastCol">
       <w:rPr>
         <w:b/>
-        <w:color w:val="7c9a3f" w:themeColor="accent3" w:themeTint="98" w:themeShade="95"/>
+        <w:color w:val="767676" w:themeColor="accent3" w:themeTint="98" w:themeShade="95"/>
       </w:rPr>
       <w:pPr>
         <w:pBdr/>
@@ -23597,7 +22799,7 @@
     <w:tblStylePr w:type="lastRow">
       <w:rPr>
         <w:b/>
-        <w:color w:val="7c9a3f" w:themeColor="accent3" w:themeTint="98" w:themeShade="95"/>
+        <w:color w:val="767676" w:themeColor="accent3" w:themeTint="98" w:themeShade="95"/>
       </w:rPr>
       <w:pPr>
         <w:pBdr/>
@@ -23679,9 +22881,9 @@
       </w:tcPr>
     </w:tblStylePr>
   </w:style>
-  <w:style w:type="table" w:styleId="797">
+  <w:style w:type="table" w:styleId="880">
     <w:name w:val="List Table 6 Colorful - Accent 4"/>
-    <w:basedOn w:val="701"/>
+    <w:basedOn w:val="971"/>
     <w:uiPriority w:val="99"/>
     <w:pPr>
       <w:pBdr/>
@@ -23715,7 +22917,7 @@
         <w:tblBorders/>
       </w:tblPr>
       <w:tcPr>
-        <w:shd w:val="clear" w:color="ffffff" w:themeColor="accent4" w:themeTint="40" w:fill="dfd8e8" w:themeFill="accent4" w:themeFillTint="40"/>
+        <w:shd w:val="clear" w:color="ffffff" w:themeColor="accent4" w:themeTint="40" w:fill="ffefbf" w:themeFill="accent4" w:themeFillTint="40"/>
         <w:tcBorders/>
       </w:tcPr>
     </w:tblStylePr>
@@ -23729,7 +22931,7 @@
         <w:tblBorders/>
       </w:tblPr>
       <w:tcPr>
-        <w:shd w:val="clear" w:color="ffffff" w:themeColor="accent4" w:themeTint="40" w:fill="dfd8e8" w:themeFill="accent4" w:themeFillTint="40"/>
+        <w:shd w:val="clear" w:color="ffffff" w:themeColor="accent4" w:themeTint="40" w:fill="ffefbf" w:themeFill="accent4" w:themeFillTint="40"/>
         <w:tcBorders/>
       </w:tcPr>
     </w:tblStylePr>
@@ -23767,7 +22969,7 @@
     <w:tblStylePr w:type="firstCol">
       <w:rPr>
         <w:b/>
-        <w:color w:val="674f84" w:themeColor="accent4" w:themeTint="9A" w:themeShade="95"/>
+        <w:color w:val="d09d00" w:themeColor="accent4" w:themeTint="9A" w:themeShade="95"/>
       </w:rPr>
       <w:pPr>
         <w:pBdr/>
@@ -23784,7 +22986,7 @@
     <w:tblStylePr w:type="firstRow">
       <w:rPr>
         <w:b/>
-        <w:color w:val="674f84" w:themeColor="accent4" w:themeTint="9A" w:themeShade="95"/>
+        <w:color w:val="d09d00" w:themeColor="accent4" w:themeTint="9A" w:themeShade="95"/>
       </w:rPr>
       <w:pPr>
         <w:pBdr/>
@@ -23803,7 +23005,7 @@
     <w:tblStylePr w:type="lastCol">
       <w:rPr>
         <w:b/>
-        <w:color w:val="674f84" w:themeColor="accent4" w:themeTint="9A" w:themeShade="95"/>
+        <w:color w:val="d09d00" w:themeColor="accent4" w:themeTint="9A" w:themeShade="95"/>
       </w:rPr>
       <w:pPr>
         <w:pBdr/>
@@ -23820,7 +23022,7 @@
     <w:tblStylePr w:type="lastRow">
       <w:rPr>
         <w:b/>
-        <w:color w:val="674f84" w:themeColor="accent4" w:themeTint="9A" w:themeShade="95"/>
+        <w:color w:val="d09d00" w:themeColor="accent4" w:themeTint="9A" w:themeShade="95"/>
       </w:rPr>
       <w:pPr>
         <w:pBdr/>
@@ -23902,9 +23104,9 @@
       </w:tcPr>
     </w:tblStylePr>
   </w:style>
-  <w:style w:type="table" w:styleId="798">
+  <w:style w:type="table" w:styleId="881">
     <w:name w:val="List Table 6 Colorful - Accent 5"/>
-    <w:basedOn w:val="701"/>
+    <w:basedOn w:val="971"/>
     <w:uiPriority w:val="99"/>
     <w:pPr>
       <w:pBdr/>
@@ -23938,7 +23140,7 @@
         <w:tblBorders/>
       </w:tblPr>
       <w:tcPr>
-        <w:shd w:val="clear" w:color="ffffff" w:themeColor="accent5" w:themeTint="40" w:fill="d2eaf1" w:themeFill="accent5" w:themeFillTint="40"/>
+        <w:shd w:val="clear" w:color="ffffff" w:themeColor="accent5" w:themeTint="40" w:fill="d0dcf0" w:themeFill="accent5" w:themeFillTint="40"/>
         <w:tcBorders/>
       </w:tcPr>
     </w:tblStylePr>
@@ -23952,7 +23154,7 @@
         <w:tblBorders/>
       </w:tblPr>
       <w:tcPr>
-        <w:shd w:val="clear" w:color="ffffff" w:themeColor="accent5" w:themeTint="40" w:fill="d2eaf1" w:themeFill="accent5" w:themeFillTint="40"/>
+        <w:shd w:val="clear" w:color="ffffff" w:themeColor="accent5" w:themeTint="40" w:fill="d0dcf0" w:themeFill="accent5" w:themeFillTint="40"/>
         <w:tcBorders/>
       </w:tcPr>
     </w:tblStylePr>
@@ -23990,7 +23192,7 @@
     <w:tblStylePr w:type="firstCol">
       <w:rPr>
         <w:b/>
-        <w:color w:val="348ba3" w:themeColor="accent5" w:themeTint="9A" w:themeShade="95"/>
+        <w:color w:val="335aa1" w:themeColor="accent5" w:themeTint="9A" w:themeShade="95"/>
       </w:rPr>
       <w:pPr>
         <w:pBdr/>
@@ -24007,7 +23209,7 @@
     <w:tblStylePr w:type="firstRow">
       <w:rPr>
         <w:b/>
-        <w:color w:val="348ba3" w:themeColor="accent5" w:themeTint="9A" w:themeShade="95"/>
+        <w:color w:val="335aa1" w:themeColor="accent5" w:themeTint="9A" w:themeShade="95"/>
       </w:rPr>
       <w:pPr>
         <w:pBdr/>
@@ -24026,7 +23228,7 @@
     <w:tblStylePr w:type="lastCol">
       <w:rPr>
         <w:b/>
-        <w:color w:val="348ba3" w:themeColor="accent5" w:themeTint="9A" w:themeShade="95"/>
+        <w:color w:val="335aa1" w:themeColor="accent5" w:themeTint="9A" w:themeShade="95"/>
       </w:rPr>
       <w:pPr>
         <w:pBdr/>
@@ -24043,7 +23245,7 @@
     <w:tblStylePr w:type="lastRow">
       <w:rPr>
         <w:b/>
-        <w:color w:val="348ba3" w:themeColor="accent5" w:themeTint="9A" w:themeShade="95"/>
+        <w:color w:val="335aa1" w:themeColor="accent5" w:themeTint="9A" w:themeShade="95"/>
       </w:rPr>
       <w:pPr>
         <w:pBdr/>
@@ -24125,9 +23327,9 @@
       </w:tcPr>
     </w:tblStylePr>
   </w:style>
-  <w:style w:type="table" w:styleId="799">
+  <w:style w:type="table" w:styleId="882">
     <w:name w:val="List Table 6 Colorful - Accent 6"/>
-    <w:basedOn w:val="701"/>
+    <w:basedOn w:val="971"/>
     <w:uiPriority w:val="99"/>
     <w:pPr>
       <w:pBdr/>
@@ -24161,7 +23363,7 @@
         <w:tblBorders/>
       </w:tblPr>
       <w:tcPr>
-        <w:shd w:val="clear" w:color="ffffff" w:themeColor="accent6" w:themeTint="40" w:fill="fde5d1" w:themeFill="accent6" w:themeFillTint="40"/>
+        <w:shd w:val="clear" w:color="ffffff" w:themeColor="accent6" w:themeTint="40" w:fill="dbecd0" w:themeFill="accent6" w:themeFillTint="40"/>
         <w:tcBorders/>
       </w:tcPr>
     </w:tblStylePr>
@@ -24175,7 +23377,7 @@
         <w:tblBorders/>
       </w:tblPr>
       <w:tcPr>
-        <w:shd w:val="clear" w:color="ffffff" w:themeColor="accent6" w:themeTint="40" w:fill="fde5d1" w:themeFill="accent6" w:themeFillTint="40"/>
+        <w:shd w:val="clear" w:color="ffffff" w:themeColor="accent6" w:themeTint="40" w:fill="dbecd0" w:themeFill="accent6" w:themeFillTint="40"/>
         <w:tcBorders/>
       </w:tcPr>
     </w:tblStylePr>
@@ -24213,7 +23415,7 @@
     <w:tblStylePr w:type="firstCol">
       <w:rPr>
         <w:b/>
-        <w:color w:val="dd690a" w:themeColor="accent6" w:themeTint="98" w:themeShade="95"/>
+        <w:color w:val="5e923c" w:themeColor="accent6" w:themeTint="98" w:themeShade="95"/>
       </w:rPr>
       <w:pPr>
         <w:pBdr/>
@@ -24230,7 +23432,7 @@
     <w:tblStylePr w:type="firstRow">
       <w:rPr>
         <w:b/>
-        <w:color w:val="dd690a" w:themeColor="accent6" w:themeTint="98" w:themeShade="95"/>
+        <w:color w:val="5e923c" w:themeColor="accent6" w:themeTint="98" w:themeShade="95"/>
       </w:rPr>
       <w:pPr>
         <w:pBdr/>
@@ -24249,7 +23451,7 @@
     <w:tblStylePr w:type="lastCol">
       <w:rPr>
         <w:b/>
-        <w:color w:val="dd690a" w:themeColor="accent6" w:themeTint="98" w:themeShade="95"/>
+        <w:color w:val="5e923c" w:themeColor="accent6" w:themeTint="98" w:themeShade="95"/>
       </w:rPr>
       <w:pPr>
         <w:pBdr/>
@@ -24266,7 +23468,7 @@
     <w:tblStylePr w:type="lastRow">
       <w:rPr>
         <w:b/>
-        <w:color w:val="dd690a" w:themeColor="accent6" w:themeTint="98" w:themeShade="95"/>
+        <w:color w:val="5e923c" w:themeColor="accent6" w:themeTint="98" w:themeShade="95"/>
       </w:rPr>
       <w:pPr>
         <w:pBdr/>
@@ -24348,9 +23550,9 @@
       </w:tcPr>
     </w:tblStylePr>
   </w:style>
-  <w:style w:type="table" w:styleId="800">
+  <w:style w:type="table" w:styleId="883">
     <w:name w:val="List Table 7 Colorful"/>
-    <w:basedOn w:val="701"/>
+    <w:basedOn w:val="971"/>
     <w:uiPriority w:val="99"/>
     <w:pPr>
       <w:pBdr/>
@@ -24604,9 +23806,9 @@
       </w:tcPr>
     </w:tblStylePr>
   </w:style>
-  <w:style w:type="table" w:styleId="801">
+  <w:style w:type="table" w:styleId="884">
     <w:name w:val="List Table 7 Colorful - Accent 1"/>
-    <w:basedOn w:val="701"/>
+    <w:basedOn w:val="971"/>
     <w:uiPriority w:val="99"/>
     <w:pPr>
       <w:pBdr/>
@@ -24627,19 +23829,19 @@
     <w:tblStylePr w:type="band1Horz">
       <w:rPr>
         <w:rFonts w:ascii="Arial" w:hAnsi="Arial"/>
-        <w:color w:val="2b4b72" w:themeColor="accent1" w:themeShade="95"/>
-        <w:sz w:val="22"/>
-      </w:rPr>
-      <w:pPr>
-        <w:pBdr/>
-        <w:spacing/>
-        <w:ind/>
-      </w:pPr>
-      <w:tblPr>
-        <w:tblBorders/>
-      </w:tblPr>
-      <w:tcPr>
-        <w:shd w:val="clear" w:color="ffffff" w:themeColor="accent1" w:themeTint="40" w:fill="d3dfee" w:themeFill="accent1" w:themeFillTint="40"/>
+        <w:color w:val="245b8d" w:themeColor="accent1" w:themeShade="95"/>
+        <w:sz w:val="22"/>
+      </w:rPr>
+      <w:pPr>
+        <w:pBdr/>
+        <w:spacing/>
+        <w:ind/>
+      </w:pPr>
+      <w:tblPr>
+        <w:tblBorders/>
+      </w:tblPr>
+      <w:tcPr>
+        <w:shd w:val="clear" w:color="ffffff" w:themeColor="accent1" w:themeTint="40" w:fill="d6e6f4" w:themeFill="accent1" w:themeFillTint="40"/>
         <w:tcBorders/>
       </w:tcPr>
     </w:tblStylePr>
@@ -24653,14 +23855,14 @@
         <w:tblBorders/>
       </w:tblPr>
       <w:tcPr>
-        <w:shd w:val="clear" w:color="ffffff" w:themeColor="accent1" w:themeTint="40" w:fill="d3dfee" w:themeFill="accent1" w:themeFillTint="40"/>
+        <w:shd w:val="clear" w:color="ffffff" w:themeColor="accent1" w:themeTint="40" w:fill="d6e6f4" w:themeFill="accent1" w:themeFillTint="40"/>
         <w:tcBorders/>
       </w:tcPr>
     </w:tblStylePr>
     <w:tblStylePr w:type="band2Horz">
       <w:rPr>
         <w:rFonts w:ascii="Arial" w:hAnsi="Arial"/>
-        <w:color w:val="2b4b72" w:themeColor="accent1" w:themeShade="95"/>
+        <w:color w:val="245b8d" w:themeColor="accent1" w:themeShade="95"/>
         <w:sz w:val="22"/>
       </w:rPr>
       <w:pPr>
@@ -24692,7 +23894,7 @@
       <w:rPr>
         <w:rFonts w:ascii="Arial" w:hAnsi="Arial"/>
         <w:i/>
-        <w:color w:val="2b4b72" w:themeColor="accent1" w:themeShade="95"/>
+        <w:color w:val="245b8d" w:themeColor="accent1" w:themeShade="95"/>
         <w:sz w:val="22"/>
       </w:rPr>
       <w:pPr>
@@ -24718,7 +23920,7 @@
       <w:rPr>
         <w:rFonts w:ascii="Arial" w:hAnsi="Arial"/>
         <w:i/>
-        <w:color w:val="2b4b72" w:themeColor="accent1" w:themeShade="95"/>
+        <w:color w:val="245b8d" w:themeColor="accent1" w:themeShade="95"/>
         <w:sz w:val="22"/>
       </w:rPr>
       <w:pPr>
@@ -24743,7 +23945,7 @@
       <w:rPr>
         <w:rFonts w:ascii="Arial" w:hAnsi="Arial"/>
         <w:i/>
-        <w:color w:val="2b4b72" w:themeColor="accent1" w:themeShade="95"/>
+        <w:color w:val="245b8d" w:themeColor="accent1" w:themeShade="95"/>
         <w:sz w:val="22"/>
       </w:rPr>
       <w:pPr>
@@ -24768,7 +23970,7 @@
       <w:rPr>
         <w:rFonts w:ascii="Arial" w:hAnsi="Arial"/>
         <w:i/>
-        <w:color w:val="2b4b72" w:themeColor="accent1" w:themeShade="95"/>
+        <w:color w:val="245b8d" w:themeColor="accent1" w:themeShade="95"/>
         <w:sz w:val="22"/>
       </w:rPr>
       <w:pPr>
@@ -24844,7 +24046,7 @@
     <w:tblStylePr w:type="wholeTable">
       <w:rPr>
         <w:rFonts w:ascii="Arial" w:hAnsi="Arial"/>
-        <w:color w:val="2b4b72" w:themeColor="accent1" w:themeShade="95"/>
+        <w:color w:val="245b8d" w:themeColor="accent1" w:themeShade="95"/>
         <w:sz w:val="22"/>
       </w:rPr>
       <w:pPr>
@@ -24860,9 +24062,9 @@
       </w:tcPr>
     </w:tblStylePr>
   </w:style>
-  <w:style w:type="table" w:styleId="802">
+  <w:style w:type="table" w:styleId="885">
     <w:name w:val="List Table 7 Colorful - Accent 2"/>
-    <w:basedOn w:val="701"/>
+    <w:basedOn w:val="971"/>
     <w:uiPriority w:val="99"/>
     <w:pPr>
       <w:pBdr/>
@@ -24883,19 +24085,19 @@
     <w:tblStylePr w:type="band1Horz">
       <w:rPr>
         <w:rFonts w:ascii="Arial" w:hAnsi="Arial"/>
-        <w:color w:val="9f3b38" w:themeColor="accent2" w:themeTint="97" w:themeShade="95"/>
-        <w:sz w:val="22"/>
-      </w:rPr>
-      <w:pPr>
-        <w:pBdr/>
-        <w:spacing/>
-        <w:ind/>
-      </w:pPr>
-      <w:tblPr>
-        <w:tblBorders/>
-      </w:tblPr>
-      <w:tcPr>
-        <w:shd w:val="clear" w:color="ffffff" w:themeColor="accent2" w:themeTint="40" w:fill="efd3d2" w:themeFill="accent2" w:themeFillTint="40"/>
+        <w:color w:val="cb5d12" w:themeColor="accent2" w:themeTint="97" w:themeShade="95"/>
+        <w:sz w:val="22"/>
+      </w:rPr>
+      <w:pPr>
+        <w:pBdr/>
+        <w:spacing/>
+        <w:ind/>
+      </w:pPr>
+      <w:tblPr>
+        <w:tblBorders/>
+      </w:tblPr>
+      <w:tcPr>
+        <w:shd w:val="clear" w:color="ffffff" w:themeColor="accent2" w:themeTint="40" w:fill="fadecb" w:themeFill="accent2" w:themeFillTint="40"/>
         <w:tcBorders/>
       </w:tcPr>
     </w:tblStylePr>
@@ -24909,14 +24111,14 @@
         <w:tblBorders/>
       </w:tblPr>
       <w:tcPr>
-        <w:shd w:val="clear" w:color="ffffff" w:themeColor="accent2" w:themeTint="40" w:fill="efd3d2" w:themeFill="accent2" w:themeFillTint="40"/>
+        <w:shd w:val="clear" w:color="ffffff" w:themeColor="accent2" w:themeTint="40" w:fill="fadecb" w:themeFill="accent2" w:themeFillTint="40"/>
         <w:tcBorders/>
       </w:tcPr>
     </w:tblStylePr>
     <w:tblStylePr w:type="band2Horz">
       <w:rPr>
         <w:rFonts w:ascii="Arial" w:hAnsi="Arial"/>
-        <w:color w:val="9f3b38" w:themeColor="accent2" w:themeTint="97" w:themeShade="95"/>
+        <w:color w:val="cb5d12" w:themeColor="accent2" w:themeTint="97" w:themeShade="95"/>
         <w:sz w:val="22"/>
       </w:rPr>
       <w:pPr>
@@ -24948,7 +24150,7 @@
       <w:rPr>
         <w:rFonts w:ascii="Arial" w:hAnsi="Arial"/>
         <w:i/>
-        <w:color w:val="9f3b38" w:themeColor="accent2" w:themeTint="97" w:themeShade="95"/>
+        <w:color w:val="cb5d12" w:themeColor="accent2" w:themeTint="97" w:themeShade="95"/>
         <w:sz w:val="22"/>
       </w:rPr>
       <w:pPr>
@@ -24974,7 +24176,7 @@
       <w:rPr>
         <w:rFonts w:ascii="Arial" w:hAnsi="Arial"/>
         <w:i/>
-        <w:color w:val="9f3b38" w:themeColor="accent2" w:themeTint="97" w:themeShade="95"/>
+        <w:color w:val="cb5d12" w:themeColor="accent2" w:themeTint="97" w:themeShade="95"/>
         <w:sz w:val="22"/>
       </w:rPr>
       <w:pPr>
@@ -24999,7 +24201,7 @@
       <w:rPr>
         <w:rFonts w:ascii="Arial" w:hAnsi="Arial"/>
         <w:i/>
-        <w:color w:val="9f3b38" w:themeColor="accent2" w:themeTint="97" w:themeShade="95"/>
+        <w:color w:val="cb5d12" w:themeColor="accent2" w:themeTint="97" w:themeShade="95"/>
         <w:sz w:val="22"/>
       </w:rPr>
       <w:pPr>
@@ -25024,7 +24226,7 @@
       <w:rPr>
         <w:rFonts w:ascii="Arial" w:hAnsi="Arial"/>
         <w:i/>
-        <w:color w:val="9f3b38" w:themeColor="accent2" w:themeTint="97" w:themeShade="95"/>
+        <w:color w:val="cb5d12" w:themeColor="accent2" w:themeTint="97" w:themeShade="95"/>
         <w:sz w:val="22"/>
       </w:rPr>
       <w:pPr>
@@ -25100,7 +24302,7 @@
     <w:tblStylePr w:type="wholeTable">
       <w:rPr>
         <w:rFonts w:ascii="Arial" w:hAnsi="Arial"/>
-        <w:color w:val="9f3b38" w:themeColor="accent2" w:themeTint="97" w:themeShade="95"/>
+        <w:color w:val="cb5d12" w:themeColor="accent2" w:themeTint="97" w:themeShade="95"/>
         <w:sz w:val="22"/>
       </w:rPr>
       <w:pPr>
@@ -25116,9 +24318,9 @@
       </w:tcPr>
     </w:tblStylePr>
   </w:style>
-  <w:style w:type="table" w:styleId="803">
+  <w:style w:type="table" w:styleId="886">
     <w:name w:val="List Table 7 Colorful - Accent 3"/>
-    <w:basedOn w:val="701"/>
+    <w:basedOn w:val="971"/>
     <w:uiPriority w:val="99"/>
     <w:pPr>
       <w:pBdr/>
@@ -25139,19 +24341,19 @@
     <w:tblStylePr w:type="band1Horz">
       <w:rPr>
         <w:rFonts w:ascii="Arial" w:hAnsi="Arial"/>
-        <w:color w:val="7c9a3f" w:themeColor="accent3" w:themeTint="98" w:themeShade="95"/>
-        <w:sz w:val="22"/>
-      </w:rPr>
-      <w:pPr>
-        <w:pBdr/>
-        <w:spacing/>
-        <w:ind/>
-      </w:pPr>
-      <w:tblPr>
-        <w:tblBorders/>
-      </w:tblPr>
-      <w:tcPr>
-        <w:shd w:val="clear" w:color="ffffff" w:themeColor="accent3" w:themeTint="40" w:fill="e6eed5" w:themeFill="accent3" w:themeFillTint="40"/>
+        <w:color w:val="767676" w:themeColor="accent3" w:themeTint="98" w:themeShade="95"/>
+        <w:sz w:val="22"/>
+      </w:rPr>
+      <w:pPr>
+        <w:pBdr/>
+        <w:spacing/>
+        <w:ind/>
+      </w:pPr>
+      <w:tblPr>
+        <w:tblBorders/>
+      </w:tblPr>
+      <w:tcPr>
+        <w:shd w:val="clear" w:color="ffffff" w:themeColor="accent3" w:themeTint="40" w:fill="e8e8e8" w:themeFill="accent3" w:themeFillTint="40"/>
         <w:tcBorders/>
       </w:tcPr>
     </w:tblStylePr>
@@ -25165,14 +24367,14 @@
         <w:tblBorders/>
       </w:tblPr>
       <w:tcPr>
-        <w:shd w:val="clear" w:color="ffffff" w:themeColor="accent3" w:themeTint="40" w:fill="e6eed5" w:themeFill="accent3" w:themeFillTint="40"/>
+        <w:shd w:val="clear" w:color="ffffff" w:themeColor="accent3" w:themeTint="40" w:fill="e8e8e8" w:themeFill="accent3" w:themeFillTint="40"/>
         <w:tcBorders/>
       </w:tcPr>
     </w:tblStylePr>
     <w:tblStylePr w:type="band2Horz">
       <w:rPr>
         <w:rFonts w:ascii="Arial" w:hAnsi="Arial"/>
-        <w:color w:val="7c9a3f" w:themeColor="accent3" w:themeTint="98" w:themeShade="95"/>
+        <w:color w:val="767676" w:themeColor="accent3" w:themeTint="98" w:themeShade="95"/>
         <w:sz w:val="22"/>
       </w:rPr>
       <w:pPr>
@@ -25204,7 +24406,7 @@
       <w:rPr>
         <w:rFonts w:ascii="Arial" w:hAnsi="Arial"/>
         <w:i/>
-        <w:color w:val="7c9a3f" w:themeColor="accent3" w:themeTint="98" w:themeShade="95"/>
+        <w:color w:val="767676" w:themeColor="accent3" w:themeTint="98" w:themeShade="95"/>
         <w:sz w:val="22"/>
       </w:rPr>
       <w:pPr>
@@ -25230,7 +24432,7 @@
       <w:rPr>
         <w:rFonts w:ascii="Arial" w:hAnsi="Arial"/>
         <w:i/>
-        <w:color w:val="7c9a3f" w:themeColor="accent3" w:themeTint="98" w:themeShade="95"/>
+        <w:color w:val="767676" w:themeColor="accent3" w:themeTint="98" w:themeShade="95"/>
         <w:sz w:val="22"/>
       </w:rPr>
       <w:pPr>
@@ -25255,7 +24457,7 @@
       <w:rPr>
         <w:rFonts w:ascii="Arial" w:hAnsi="Arial"/>
         <w:i/>
-        <w:color w:val="7c9a3f" w:themeColor="accent3" w:themeTint="98" w:themeShade="95"/>
+        <w:color w:val="767676" w:themeColor="accent3" w:themeTint="98" w:themeShade="95"/>
         <w:sz w:val="22"/>
       </w:rPr>
       <w:pPr>
@@ -25280,7 +24482,7 @@
       <w:rPr>
         <w:rFonts w:ascii="Arial" w:hAnsi="Arial"/>
         <w:i/>
-        <w:color w:val="7c9a3f" w:themeColor="accent3" w:themeTint="98" w:themeShade="95"/>
+        <w:color w:val="767676" w:themeColor="accent3" w:themeTint="98" w:themeShade="95"/>
         <w:sz w:val="22"/>
       </w:rPr>
       <w:pPr>
@@ -25356,7 +24558,7 @@
     <w:tblStylePr w:type="wholeTable">
       <w:rPr>
         <w:rFonts w:ascii="Arial" w:hAnsi="Arial"/>
-        <w:color w:val="7c9a3f" w:themeColor="accent3" w:themeTint="98" w:themeShade="95"/>
+        <w:color w:val="767676" w:themeColor="accent3" w:themeTint="98" w:themeShade="95"/>
         <w:sz w:val="22"/>
       </w:rPr>
       <w:pPr>
@@ -25372,9 +24574,9 @@
       </w:tcPr>
     </w:tblStylePr>
   </w:style>
-  <w:style w:type="table" w:styleId="804">
+  <w:style w:type="table" w:styleId="887">
     <w:name w:val="List Table 7 Colorful - Accent 4"/>
-    <w:basedOn w:val="701"/>
+    <w:basedOn w:val="971"/>
     <w:uiPriority w:val="99"/>
     <w:pPr>
       <w:pBdr/>
@@ -25395,19 +24597,19 @@
     <w:tblStylePr w:type="band1Horz">
       <w:rPr>
         <w:rFonts w:ascii="Arial" w:hAnsi="Arial"/>
-        <w:color w:val="674f84" w:themeColor="accent4" w:themeTint="9A" w:themeShade="95"/>
-        <w:sz w:val="22"/>
-      </w:rPr>
-      <w:pPr>
-        <w:pBdr/>
-        <w:spacing/>
-        <w:ind/>
-      </w:pPr>
-      <w:tblPr>
-        <w:tblBorders/>
-      </w:tblPr>
-      <w:tcPr>
-        <w:shd w:val="clear" w:color="ffffff" w:themeColor="accent4" w:themeTint="40" w:fill="dfd8e8" w:themeFill="accent4" w:themeFillTint="40"/>
+        <w:color w:val="d09d00" w:themeColor="accent4" w:themeTint="9A" w:themeShade="95"/>
+        <w:sz w:val="22"/>
+      </w:rPr>
+      <w:pPr>
+        <w:pBdr/>
+        <w:spacing/>
+        <w:ind/>
+      </w:pPr>
+      <w:tblPr>
+        <w:tblBorders/>
+      </w:tblPr>
+      <w:tcPr>
+        <w:shd w:val="clear" w:color="ffffff" w:themeColor="accent4" w:themeTint="40" w:fill="ffefbf" w:themeFill="accent4" w:themeFillTint="40"/>
         <w:tcBorders/>
       </w:tcPr>
     </w:tblStylePr>
@@ -25421,14 +24623,14 @@
         <w:tblBorders/>
       </w:tblPr>
       <w:tcPr>
-        <w:shd w:val="clear" w:color="ffffff" w:themeColor="accent4" w:themeTint="40" w:fill="dfd8e8" w:themeFill="accent4" w:themeFillTint="40"/>
+        <w:shd w:val="clear" w:color="ffffff" w:themeColor="accent4" w:themeTint="40" w:fill="ffefbf" w:themeFill="accent4" w:themeFillTint="40"/>
         <w:tcBorders/>
       </w:tcPr>
     </w:tblStylePr>
     <w:tblStylePr w:type="band2Horz">
       <w:rPr>
         <w:rFonts w:ascii="Arial" w:hAnsi="Arial"/>
-        <w:color w:val="674f84" w:themeColor="accent4" w:themeTint="9A" w:themeShade="95"/>
+        <w:color w:val="d09d00" w:themeColor="accent4" w:themeTint="9A" w:themeShade="95"/>
         <w:sz w:val="22"/>
       </w:rPr>
       <w:pPr>
@@ -25460,7 +24662,7 @@
       <w:rPr>
         <w:rFonts w:ascii="Arial" w:hAnsi="Arial"/>
         <w:i/>
-        <w:color w:val="674f84" w:themeColor="accent4" w:themeTint="9A" w:themeShade="95"/>
+        <w:color w:val="d09d00" w:themeColor="accent4" w:themeTint="9A" w:themeShade="95"/>
         <w:sz w:val="22"/>
       </w:rPr>
       <w:pPr>
@@ -25486,7 +24688,7 @@
       <w:rPr>
         <w:rFonts w:ascii="Arial" w:hAnsi="Arial"/>
         <w:i/>
-        <w:color w:val="674f84" w:themeColor="accent4" w:themeTint="9A" w:themeShade="95"/>
+        <w:color w:val="d09d00" w:themeColor="accent4" w:themeTint="9A" w:themeShade="95"/>
         <w:sz w:val="22"/>
       </w:rPr>
       <w:pPr>
@@ -25511,7 +24713,7 @@
       <w:rPr>
         <w:rFonts w:ascii="Arial" w:hAnsi="Arial"/>
         <w:i/>
-        <w:color w:val="674f84" w:themeColor="accent4" w:themeTint="9A" w:themeShade="95"/>
+        <w:color w:val="d09d00" w:themeColor="accent4" w:themeTint="9A" w:themeShade="95"/>
         <w:sz w:val="22"/>
       </w:rPr>
       <w:pPr>
@@ -25536,7 +24738,7 @@
       <w:rPr>
         <w:rFonts w:ascii="Arial" w:hAnsi="Arial"/>
         <w:i/>
-        <w:color w:val="674f84" w:themeColor="accent4" w:themeTint="9A" w:themeShade="95"/>
+        <w:color w:val="d09d00" w:themeColor="accent4" w:themeTint="9A" w:themeShade="95"/>
         <w:sz w:val="22"/>
       </w:rPr>
       <w:pPr>
@@ -25612,7 +24814,7 @@
     <w:tblStylePr w:type="wholeTable">
       <w:rPr>
         <w:rFonts w:ascii="Arial" w:hAnsi="Arial"/>
-        <w:color w:val="674f84" w:themeColor="accent4" w:themeTint="9A" w:themeShade="95"/>
+        <w:color w:val="d09d00" w:themeColor="accent4" w:themeTint="9A" w:themeShade="95"/>
         <w:sz w:val="22"/>
       </w:rPr>
       <w:pPr>
@@ -25628,9 +24830,9 @@
       </w:tcPr>
     </w:tblStylePr>
   </w:style>
-  <w:style w:type="table" w:styleId="805">
+  <w:style w:type="table" w:styleId="888">
     <w:name w:val="List Table 7 Colorful - Accent 5"/>
-    <w:basedOn w:val="701"/>
+    <w:basedOn w:val="971"/>
     <w:uiPriority w:val="99"/>
     <w:pPr>
       <w:pBdr/>
@@ -25651,19 +24853,19 @@
     <w:tblStylePr w:type="band1Horz">
       <w:rPr>
         <w:rFonts w:ascii="Arial" w:hAnsi="Arial"/>
-        <w:color w:val="348ba3" w:themeColor="accent5" w:themeTint="9A" w:themeShade="95"/>
-        <w:sz w:val="22"/>
-      </w:rPr>
-      <w:pPr>
-        <w:pBdr/>
-        <w:spacing/>
-        <w:ind/>
-      </w:pPr>
-      <w:tblPr>
-        <w:tblBorders/>
-      </w:tblPr>
-      <w:tcPr>
-        <w:shd w:val="clear" w:color="ffffff" w:themeColor="accent5" w:themeTint="40" w:fill="d2eaf1" w:themeFill="accent5" w:themeFillTint="40"/>
+        <w:color w:val="335aa1" w:themeColor="accent5" w:themeTint="9A" w:themeShade="95"/>
+        <w:sz w:val="22"/>
+      </w:rPr>
+      <w:pPr>
+        <w:pBdr/>
+        <w:spacing/>
+        <w:ind/>
+      </w:pPr>
+      <w:tblPr>
+        <w:tblBorders/>
+      </w:tblPr>
+      <w:tcPr>
+        <w:shd w:val="clear" w:color="ffffff" w:themeColor="accent5" w:themeTint="40" w:fill="d0dcf0" w:themeFill="accent5" w:themeFillTint="40"/>
         <w:tcBorders/>
       </w:tcPr>
     </w:tblStylePr>
@@ -25677,14 +24879,14 @@
         <w:tblBorders/>
       </w:tblPr>
       <w:tcPr>
-        <w:shd w:val="clear" w:color="ffffff" w:themeColor="accent5" w:themeTint="40" w:fill="d2eaf1" w:themeFill="accent5" w:themeFillTint="40"/>
+        <w:shd w:val="clear" w:color="ffffff" w:themeColor="accent5" w:themeTint="40" w:fill="d0dcf0" w:themeFill="accent5" w:themeFillTint="40"/>
         <w:tcBorders/>
       </w:tcPr>
     </w:tblStylePr>
     <w:tblStylePr w:type="band2Horz">
       <w:rPr>
         <w:rFonts w:ascii="Arial" w:hAnsi="Arial"/>
-        <w:color w:val="348ba3" w:themeColor="accent5" w:themeTint="9A" w:themeShade="95"/>
+        <w:color w:val="335aa1" w:themeColor="accent5" w:themeTint="9A" w:themeShade="95"/>
         <w:sz w:val="22"/>
       </w:rPr>
       <w:pPr>
@@ -25716,7 +24918,7 @@
       <w:rPr>
         <w:rFonts w:ascii="Arial" w:hAnsi="Arial"/>
         <w:i/>
-        <w:color w:val="348ba3" w:themeColor="accent5" w:themeTint="9A" w:themeShade="95"/>
+        <w:color w:val="335aa1" w:themeColor="accent5" w:themeTint="9A" w:themeShade="95"/>
         <w:sz w:val="22"/>
       </w:rPr>
       <w:pPr>
@@ -25742,7 +24944,7 @@
       <w:rPr>
         <w:rFonts w:ascii="Arial" w:hAnsi="Arial"/>
         <w:i/>
-        <w:color w:val="348ba3" w:themeColor="accent5" w:themeTint="9A" w:themeShade="95"/>
+        <w:color w:val="335aa1" w:themeColor="accent5" w:themeTint="9A" w:themeShade="95"/>
         <w:sz w:val="22"/>
       </w:rPr>
       <w:pPr>
@@ -25767,7 +24969,7 @@
       <w:rPr>
         <w:rFonts w:ascii="Arial" w:hAnsi="Arial"/>
         <w:i/>
-        <w:color w:val="348ba3" w:themeColor="accent5" w:themeTint="9A" w:themeShade="95"/>
+        <w:color w:val="335aa1" w:themeColor="accent5" w:themeTint="9A" w:themeShade="95"/>
         <w:sz w:val="22"/>
       </w:rPr>
       <w:pPr>
@@ -25792,7 +24994,7 @@
       <w:rPr>
         <w:rFonts w:ascii="Arial" w:hAnsi="Arial"/>
         <w:i/>
-        <w:color w:val="348ba3" w:themeColor="accent5" w:themeTint="9A" w:themeShade="95"/>
+        <w:color w:val="335aa1" w:themeColor="accent5" w:themeTint="9A" w:themeShade="95"/>
         <w:sz w:val="22"/>
       </w:rPr>
       <w:pPr>
@@ -25868,7 +25070,7 @@
     <w:tblStylePr w:type="wholeTable">
       <w:rPr>
         <w:rFonts w:ascii="Arial" w:hAnsi="Arial"/>
-        <w:color w:val="348ba3" w:themeColor="accent5" w:themeTint="9A" w:themeShade="95"/>
+        <w:color w:val="335aa1" w:themeColor="accent5" w:themeTint="9A" w:themeShade="95"/>
         <w:sz w:val="22"/>
       </w:rPr>
       <w:pPr>
@@ -25884,9 +25086,9 @@
       </w:tcPr>
     </w:tblStylePr>
   </w:style>
-  <w:style w:type="table" w:styleId="806">
+  <w:style w:type="table" w:styleId="889">
     <w:name w:val="List Table 7 Colorful - Accent 6"/>
-    <w:basedOn w:val="701"/>
+    <w:basedOn w:val="971"/>
     <w:uiPriority w:val="99"/>
     <w:pPr>
       <w:pBdr/>
@@ -25907,19 +25109,19 @@
     <w:tblStylePr w:type="band1Horz">
       <w:rPr>
         <w:rFonts w:ascii="Arial" w:hAnsi="Arial"/>
-        <w:color w:val="dd690a" w:themeColor="accent6" w:themeTint="98" w:themeShade="95"/>
-        <w:sz w:val="22"/>
-      </w:rPr>
-      <w:pPr>
-        <w:pBdr/>
-        <w:spacing/>
-        <w:ind/>
-      </w:pPr>
-      <w:tblPr>
-        <w:tblBorders/>
-      </w:tblPr>
-      <w:tcPr>
-        <w:shd w:val="clear" w:color="ffffff" w:themeColor="accent6" w:themeTint="40" w:fill="fde5d1" w:themeFill="accent6" w:themeFillTint="40"/>
+        <w:color w:val="5e923c" w:themeColor="accent6" w:themeTint="98" w:themeShade="95"/>
+        <w:sz w:val="22"/>
+      </w:rPr>
+      <w:pPr>
+        <w:pBdr/>
+        <w:spacing/>
+        <w:ind/>
+      </w:pPr>
+      <w:tblPr>
+        <w:tblBorders/>
+      </w:tblPr>
+      <w:tcPr>
+        <w:shd w:val="clear" w:color="ffffff" w:themeColor="accent6" w:themeTint="40" w:fill="dbecd0" w:themeFill="accent6" w:themeFillTint="40"/>
         <w:tcBorders/>
       </w:tcPr>
     </w:tblStylePr>
@@ -25933,14 +25135,14 @@
         <w:tblBorders/>
       </w:tblPr>
       <w:tcPr>
-        <w:shd w:val="clear" w:color="ffffff" w:themeColor="accent6" w:themeTint="40" w:fill="fde5d1" w:themeFill="accent6" w:themeFillTint="40"/>
+        <w:shd w:val="clear" w:color="ffffff" w:themeColor="accent6" w:themeTint="40" w:fill="dbecd0" w:themeFill="accent6" w:themeFillTint="40"/>
         <w:tcBorders/>
       </w:tcPr>
     </w:tblStylePr>
     <w:tblStylePr w:type="band2Horz">
       <w:rPr>
         <w:rFonts w:ascii="Arial" w:hAnsi="Arial"/>
-        <w:color w:val="dd690a" w:themeColor="accent6" w:themeTint="98" w:themeShade="95"/>
+        <w:color w:val="5e923c" w:themeColor="accent6" w:themeTint="98" w:themeShade="95"/>
         <w:sz w:val="22"/>
       </w:rPr>
       <w:pPr>
@@ -25972,7 +25174,7 @@
       <w:rPr>
         <w:rFonts w:ascii="Arial" w:hAnsi="Arial"/>
         <w:i/>
-        <w:color w:val="dd690a" w:themeColor="accent6" w:themeTint="98" w:themeShade="95"/>
+        <w:color w:val="5e923c" w:themeColor="accent6" w:themeTint="98" w:themeShade="95"/>
         <w:sz w:val="22"/>
       </w:rPr>
       <w:pPr>
@@ -25998,7 +25200,7 @@
       <w:rPr>
         <w:rFonts w:ascii="Arial" w:hAnsi="Arial"/>
         <w:i/>
-        <w:color w:val="dd690a" w:themeColor="accent6" w:themeTint="98" w:themeShade="95"/>
+        <w:color w:val="5e923c" w:themeColor="accent6" w:themeTint="98" w:themeShade="95"/>
         <w:sz w:val="22"/>
       </w:rPr>
       <w:pPr>
@@ -26023,7 +25225,7 @@
       <w:rPr>
         <w:rFonts w:ascii="Arial" w:hAnsi="Arial"/>
         <w:i/>
-        <w:color w:val="dd690a" w:themeColor="accent6" w:themeTint="98" w:themeShade="95"/>
+        <w:color w:val="5e923c" w:themeColor="accent6" w:themeTint="98" w:themeShade="95"/>
         <w:sz w:val="22"/>
       </w:rPr>
       <w:pPr>
@@ -26048,7 +25250,7 @@
       <w:rPr>
         <w:rFonts w:ascii="Arial" w:hAnsi="Arial"/>
         <w:i/>
-        <w:color w:val="dd690a" w:themeColor="accent6" w:themeTint="98" w:themeShade="95"/>
+        <w:color w:val="5e923c" w:themeColor="accent6" w:themeTint="98" w:themeShade="95"/>
         <w:sz w:val="22"/>
       </w:rPr>
       <w:pPr>
@@ -26124,7 +25326,7 @@
     <w:tblStylePr w:type="wholeTable">
       <w:rPr>
         <w:rFonts w:ascii="Arial" w:hAnsi="Arial"/>
-        <w:color w:val="dd690a" w:themeColor="accent6" w:themeTint="98" w:themeShade="95"/>
+        <w:color w:val="5e923c" w:themeColor="accent6" w:themeTint="98" w:themeShade="95"/>
         <w:sz w:val="22"/>
       </w:rPr>
       <w:pPr>
@@ -26140,9 +25342,9 @@
       </w:tcPr>
     </w:tblStylePr>
   </w:style>
-  <w:style w:type="table" w:styleId="807">
+  <w:style w:type="table" w:styleId="890">
     <w:name w:val="Lined - Accent"/>
-    <w:basedOn w:val="701"/>
+    <w:basedOn w:val="971"/>
     <w:uiPriority w:val="99"/>
     <w:pPr>
       <w:pBdr/>
@@ -26377,9 +25579,9 @@
       </w:tcPr>
     </w:tblStylePr>
   </w:style>
-  <w:style w:type="table" w:styleId="808">
+  <w:style w:type="table" w:styleId="891">
     <w:name w:val="Lined - Accent 1"/>
-    <w:basedOn w:val="701"/>
+    <w:basedOn w:val="971"/>
     <w:uiPriority w:val="99"/>
     <w:pPr>
       <w:pBdr/>
@@ -26449,7 +25651,7 @@
         <w:tblBorders/>
       </w:tblPr>
       <w:tcPr>
-        <w:shd w:val="clear" w:color="ffffff" w:themeColor="accent1" w:themeTint="50" w:fill="c8d7ea" w:themeFill="accent1" w:themeFillTint="50"/>
+        <w:shd w:val="clear" w:color="ffffff" w:themeColor="accent1" w:themeTint="50" w:fill="cce0f2" w:themeFill="accent1" w:themeFillTint="50"/>
         <w:tcBorders/>
       </w:tcPr>
     </w:tblStylePr>
@@ -26468,7 +25670,7 @@
         <w:tblBorders/>
       </w:tblPr>
       <w:tcPr>
-        <w:shd w:val="clear" w:color="ffffff" w:themeColor="accent1" w:themeTint="50" w:fill="c8d7ea" w:themeFill="accent1" w:themeFillTint="50"/>
+        <w:shd w:val="clear" w:color="ffffff" w:themeColor="accent1" w:themeTint="50" w:fill="cce0f2" w:themeFill="accent1" w:themeFillTint="50"/>
         <w:tcBorders/>
       </w:tcPr>
     </w:tblStylePr>
@@ -26487,7 +25689,7 @@
         <w:tblBorders/>
       </w:tblPr>
       <w:tcPr>
-        <w:shd w:val="clear" w:color="ffffff" w:themeColor="accent1" w:themeTint="EA" w:fill="5d8bc2" w:themeFill="accent1" w:themeFillTint="EA"/>
+        <w:shd w:val="clear" w:color="ffffff" w:themeColor="accent1" w:themeTint="EA" w:fill="69a3d8" w:themeFill="accent1" w:themeFillTint="EA"/>
         <w:tcBorders/>
       </w:tcPr>
     </w:tblStylePr>
@@ -26506,7 +25708,7 @@
         <w:tblBorders/>
       </w:tblPr>
       <w:tcPr>
-        <w:shd w:val="clear" w:color="ffffff" w:themeColor="accent1" w:themeTint="EA" w:fill="5d8bc2" w:themeFill="accent1" w:themeFillTint="EA"/>
+        <w:shd w:val="clear" w:color="ffffff" w:themeColor="accent1" w:themeTint="EA" w:fill="69a3d8" w:themeFill="accent1" w:themeFillTint="EA"/>
         <w:tcBorders/>
       </w:tcPr>
     </w:tblStylePr>
@@ -26525,7 +25727,7 @@
         <w:tblBorders/>
       </w:tblPr>
       <w:tcPr>
-        <w:shd w:val="clear" w:color="ffffff" w:themeColor="accent1" w:themeTint="EA" w:fill="5d8bc2" w:themeFill="accent1" w:themeFillTint="EA"/>
+        <w:shd w:val="clear" w:color="ffffff" w:themeColor="accent1" w:themeTint="EA" w:fill="69a3d8" w:themeFill="accent1" w:themeFillTint="EA"/>
         <w:tcBorders/>
       </w:tcPr>
     </w:tblStylePr>
@@ -26544,7 +25746,7 @@
         <w:tblBorders/>
       </w:tblPr>
       <w:tcPr>
-        <w:shd w:val="clear" w:color="ffffff" w:themeColor="accent1" w:themeTint="EA" w:fill="5d8bc2" w:themeFill="accent1" w:themeFillTint="EA"/>
+        <w:shd w:val="clear" w:color="ffffff" w:themeColor="accent1" w:themeTint="EA" w:fill="69a3d8" w:themeFill="accent1" w:themeFillTint="EA"/>
         <w:tcBorders/>
       </w:tcPr>
     </w:tblStylePr>
@@ -26614,9 +25816,9 @@
       </w:tcPr>
     </w:tblStylePr>
   </w:style>
-  <w:style w:type="table" w:styleId="809">
+  <w:style w:type="table" w:styleId="892">
     <w:name w:val="Lined - Accent 2"/>
-    <w:basedOn w:val="701"/>
+    <w:basedOn w:val="971"/>
     <w:uiPriority w:val="99"/>
     <w:pPr>
       <w:pBdr/>
@@ -26686,7 +25888,7 @@
         <w:tblBorders/>
       </w:tblPr>
       <w:tcPr>
-        <w:shd w:val="clear" w:color="ffffff" w:themeColor="accent2" w:themeTint="32" w:fill="f3dddc" w:themeFill="accent2" w:themeFillTint="32"/>
+        <w:shd w:val="clear" w:color="ffffff" w:themeColor="accent2" w:themeTint="32" w:fill="fbe6d7" w:themeFill="accent2" w:themeFillTint="32"/>
         <w:tcBorders/>
       </w:tcPr>
     </w:tblStylePr>
@@ -26705,7 +25907,7 @@
         <w:tblBorders/>
       </w:tblPr>
       <w:tcPr>
-        <w:shd w:val="clear" w:color="ffffff" w:themeColor="accent2" w:themeTint="32" w:fill="f3dddc" w:themeFill="accent2" w:themeFillTint="32"/>
+        <w:shd w:val="clear" w:color="ffffff" w:themeColor="accent2" w:themeTint="32" w:fill="fbe6d7" w:themeFill="accent2" w:themeFillTint="32"/>
         <w:tcBorders/>
       </w:tcPr>
     </w:tblStylePr>
@@ -26724,7 +25926,7 @@
         <w:tblBorders/>
       </w:tblPr>
       <w:tcPr>
-        <w:shd w:val="clear" w:color="ffffff" w:themeColor="accent2" w:themeTint="97" w:fill="da9796" w:themeFill="accent2" w:themeFillTint="97"/>
+        <w:shd w:val="clear" w:color="ffffff" w:themeColor="accent2" w:themeTint="97" w:fill="f4b285" w:themeFill="accent2" w:themeFillTint="97"/>
         <w:tcBorders/>
       </w:tcPr>
     </w:tblStylePr>
@@ -26743,7 +25945,7 @@
         <w:tblBorders/>
       </w:tblPr>
       <w:tcPr>
-        <w:shd w:val="clear" w:color="ffffff" w:themeColor="accent2" w:themeTint="97" w:fill="da9796" w:themeFill="accent2" w:themeFillTint="97"/>
+        <w:shd w:val="clear" w:color="ffffff" w:themeColor="accent2" w:themeTint="97" w:fill="f4b285" w:themeFill="accent2" w:themeFillTint="97"/>
         <w:tcBorders/>
       </w:tcPr>
     </w:tblStylePr>
@@ -26762,7 +25964,7 @@
         <w:tblBorders/>
       </w:tblPr>
       <w:tcPr>
-        <w:shd w:val="clear" w:color="ffffff" w:themeColor="accent2" w:themeTint="97" w:fill="da9796" w:themeFill="accent2" w:themeFillTint="97"/>
+        <w:shd w:val="clear" w:color="ffffff" w:themeColor="accent2" w:themeTint="97" w:fill="f4b285" w:themeFill="accent2" w:themeFillTint="97"/>
         <w:tcBorders/>
       </w:tcPr>
     </w:tblStylePr>
@@ -26781,7 +25983,7 @@
         <w:tblBorders/>
       </w:tblPr>
       <w:tcPr>
-        <w:shd w:val="clear" w:color="ffffff" w:themeColor="accent2" w:themeTint="97" w:fill="da9796" w:themeFill="accent2" w:themeFillTint="97"/>
+        <w:shd w:val="clear" w:color="ffffff" w:themeColor="accent2" w:themeTint="97" w:fill="f4b285" w:themeFill="accent2" w:themeFillTint="97"/>
         <w:tcBorders/>
       </w:tcPr>
     </w:tblStylePr>
@@ -26851,9 +26053,9 @@
       </w:tcPr>
     </w:tblStylePr>
   </w:style>
-  <w:style w:type="table" w:styleId="810">
+  <w:style w:type="table" w:styleId="893">
     <w:name w:val="Lined - Accent 3"/>
-    <w:basedOn w:val="701"/>
+    <w:basedOn w:val="971"/>
     <w:uiPriority w:val="99"/>
     <w:pPr>
       <w:pBdr/>
@@ -26923,7 +26125,7 @@
         <w:tblBorders/>
       </w:tblPr>
       <w:tcPr>
-        <w:shd w:val="clear" w:color="ffffff" w:themeColor="accent3" w:themeTint="34" w:fill="ebf1dd" w:themeFill="accent3" w:themeFillTint="34"/>
+        <w:shd w:val="clear" w:color="ffffff" w:themeColor="accent3" w:themeTint="34" w:fill="ededed" w:themeFill="accent3" w:themeFillTint="34"/>
         <w:tcBorders/>
       </w:tcPr>
     </w:tblStylePr>
@@ -26942,7 +26144,7 @@
         <w:tblBorders/>
       </w:tblPr>
       <w:tcPr>
-        <w:shd w:val="clear" w:color="ffffff" w:themeColor="accent3" w:themeTint="34" w:fill="ebf1dd" w:themeFill="accent3" w:themeFillTint="34"/>
+        <w:shd w:val="clear" w:color="ffffff" w:themeColor="accent3" w:themeTint="34" w:fill="ededed" w:themeFill="accent3" w:themeFillTint="34"/>
         <w:tcBorders/>
       </w:tcPr>
     </w:tblStylePr>
@@ -26961,7 +26163,7 @@
         <w:tblBorders/>
       </w:tblPr>
       <w:tcPr>
-        <w:shd w:val="clear" w:color="ffffff" w:themeColor="accent3" w:themeTint="FE" w:fill="9bbb5a" w:themeFill="accent3" w:themeFillTint="FE"/>
+        <w:shd w:val="clear" w:color="ffffff" w:themeColor="accent3" w:themeTint="FE" w:fill="a5a5a5" w:themeFill="accent3" w:themeFillTint="FE"/>
         <w:tcBorders/>
       </w:tcPr>
     </w:tblStylePr>
@@ -26980,7 +26182,7 @@
         <w:tblBorders/>
       </w:tblPr>
       <w:tcPr>
-        <w:shd w:val="clear" w:color="ffffff" w:themeColor="accent3" w:themeTint="FE" w:fill="9bbb5a" w:themeFill="accent3" w:themeFillTint="FE"/>
+        <w:shd w:val="clear" w:color="ffffff" w:themeColor="accent3" w:themeTint="FE" w:fill="a5a5a5" w:themeFill="accent3" w:themeFillTint="FE"/>
         <w:tcBorders/>
       </w:tcPr>
     </w:tblStylePr>
@@ -26999,7 +26201,7 @@
         <w:tblBorders/>
       </w:tblPr>
       <w:tcPr>
-        <w:shd w:val="clear" w:color="ffffff" w:themeColor="accent3" w:themeTint="FE" w:fill="9bbb5a" w:themeFill="accent3" w:themeFillTint="FE"/>
+        <w:shd w:val="clear" w:color="ffffff" w:themeColor="accent3" w:themeTint="FE" w:fill="a5a5a5" w:themeFill="accent3" w:themeFillTint="FE"/>
         <w:tcBorders/>
       </w:tcPr>
     </w:tblStylePr>
@@ -27018,7 +26220,7 @@
         <w:tblBorders/>
       </w:tblPr>
       <w:tcPr>
-        <w:shd w:val="clear" w:color="ffffff" w:themeColor="accent3" w:themeTint="FE" w:fill="9bbb5a" w:themeFill="accent3" w:themeFillTint="FE"/>
+        <w:shd w:val="clear" w:color="ffffff" w:themeColor="accent3" w:themeTint="FE" w:fill="a5a5a5" w:themeFill="accent3" w:themeFillTint="FE"/>
         <w:tcBorders/>
       </w:tcPr>
     </w:tblStylePr>
@@ -27088,9 +26290,9 @@
       </w:tcPr>
     </w:tblStylePr>
   </w:style>
-  <w:style w:type="table" w:styleId="811">
+  <w:style w:type="table" w:styleId="894">
     <w:name w:val="Lined - Accent 4"/>
-    <w:basedOn w:val="701"/>
+    <w:basedOn w:val="971"/>
     <w:uiPriority w:val="99"/>
     <w:pPr>
       <w:pBdr/>
@@ -27160,7 +26362,7 @@
         <w:tblBorders/>
       </w:tblPr>
       <w:tcPr>
-        <w:shd w:val="clear" w:color="ffffff" w:themeColor="accent4" w:themeTint="34" w:fill="e5dfec" w:themeFill="accent4" w:themeFillTint="34"/>
+        <w:shd w:val="clear" w:color="ffffff" w:themeColor="accent4" w:themeTint="34" w:fill="fff2cb" w:themeFill="accent4" w:themeFillTint="34"/>
         <w:tcBorders/>
       </w:tcPr>
     </w:tblStylePr>
@@ -27179,7 +26381,7 @@
         <w:tblBorders/>
       </w:tblPr>
       <w:tcPr>
-        <w:shd w:val="clear" w:color="ffffff" w:themeColor="accent4" w:themeTint="34" w:fill="e5dfec" w:themeFill="accent4" w:themeFillTint="34"/>
+        <w:shd w:val="clear" w:color="ffffff" w:themeColor="accent4" w:themeTint="34" w:fill="fff2cb" w:themeFill="accent4" w:themeFillTint="34"/>
         <w:tcBorders/>
       </w:tcPr>
     </w:tblStylePr>
@@ -27198,7 +26400,7 @@
         <w:tblBorders/>
       </w:tblPr>
       <w:tcPr>
-        <w:shd w:val="clear" w:color="ffffff" w:themeColor="accent4" w:themeTint="9A" w:fill="b2a1c7" w:themeFill="accent4" w:themeFillTint="9A"/>
+        <w:shd w:val="clear" w:color="ffffff" w:themeColor="accent4" w:themeTint="9A" w:fill="ffd965" w:themeFill="accent4" w:themeFillTint="9A"/>
         <w:tcBorders/>
       </w:tcPr>
     </w:tblStylePr>
@@ -27217,7 +26419,7 @@
         <w:tblBorders/>
       </w:tblPr>
       <w:tcPr>
-        <w:shd w:val="clear" w:color="ffffff" w:themeColor="accent4" w:themeTint="9A" w:fill="b2a1c7" w:themeFill="accent4" w:themeFillTint="9A"/>
+        <w:shd w:val="clear" w:color="ffffff" w:themeColor="accent4" w:themeTint="9A" w:fill="ffd965" w:themeFill="accent4" w:themeFillTint="9A"/>
         <w:tcBorders/>
       </w:tcPr>
     </w:tblStylePr>
@@ -27236,7 +26438,7 @@
         <w:tblBorders/>
       </w:tblPr>
       <w:tcPr>
-        <w:shd w:val="clear" w:color="ffffff" w:themeColor="accent4" w:themeTint="9A" w:fill="b2a1c7" w:themeFill="accent4" w:themeFillTint="9A"/>
+        <w:shd w:val="clear" w:color="ffffff" w:themeColor="accent4" w:themeTint="9A" w:fill="ffd965" w:themeFill="accent4" w:themeFillTint="9A"/>
         <w:tcBorders/>
       </w:tcPr>
     </w:tblStylePr>
@@ -27255,7 +26457,7 @@
         <w:tblBorders/>
       </w:tblPr>
       <w:tcPr>
-        <w:shd w:val="clear" w:color="ffffff" w:themeColor="accent4" w:themeTint="9A" w:fill="b2a1c7" w:themeFill="accent4" w:themeFillTint="9A"/>
+        <w:shd w:val="clear" w:color="ffffff" w:themeColor="accent4" w:themeTint="9A" w:fill="ffd965" w:themeFill="accent4" w:themeFillTint="9A"/>
         <w:tcBorders/>
       </w:tcPr>
     </w:tblStylePr>
@@ -27325,9 +26527,9 @@
       </w:tcPr>
     </w:tblStylePr>
   </w:style>
-  <w:style w:type="table" w:styleId="812">
+  <w:style w:type="table" w:styleId="895">
     <w:name w:val="Lined - Accent 5"/>
-    <w:basedOn w:val="701"/>
+    <w:basedOn w:val="971"/>
     <w:uiPriority w:val="99"/>
     <w:pPr>
       <w:pBdr/>
@@ -27397,7 +26599,7 @@
         <w:tblBorders/>
       </w:tblPr>
       <w:tcPr>
-        <w:shd w:val="clear" w:color="ffffff" w:themeColor="accent5" w:themeTint="34" w:fill="daeef3" w:themeFill="accent5" w:themeFillTint="34"/>
+        <w:shd w:val="clear" w:color="ffffff" w:themeColor="accent5" w:themeTint="34" w:fill="d9e2f3" w:themeFill="accent5" w:themeFillTint="34"/>
         <w:tcBorders/>
       </w:tcPr>
     </w:tblStylePr>
@@ -27416,7 +26618,7 @@
         <w:tblBorders/>
       </w:tblPr>
       <w:tcPr>
-        <w:shd w:val="clear" w:color="ffffff" w:themeColor="accent5" w:themeTint="34" w:fill="daeef3" w:themeFill="accent5" w:themeFillTint="34"/>
+        <w:shd w:val="clear" w:color="ffffff" w:themeColor="accent5" w:themeTint="34" w:fill="d9e2f3" w:themeFill="accent5" w:themeFillTint="34"/>
         <w:tcBorders/>
       </w:tcPr>
     </w:tblStylePr>
@@ -27435,7 +26637,7 @@
         <w:tblBorders/>
       </w:tblPr>
       <w:tcPr>
-        <w:shd w:val="clear" w:color="ffffff" w:themeColor="accent5" w:fill="4bacc6" w:themeFill="accent5"/>
+        <w:shd w:val="clear" w:color="ffffff" w:themeColor="accent5" w:fill="4472c4" w:themeFill="accent5"/>
         <w:tcBorders/>
       </w:tcPr>
     </w:tblStylePr>
@@ -27454,7 +26656,7 @@
         <w:tblBorders/>
       </w:tblPr>
       <w:tcPr>
-        <w:shd w:val="clear" w:color="ffffff" w:themeColor="accent5" w:fill="4bacc6" w:themeFill="accent5"/>
+        <w:shd w:val="clear" w:color="ffffff" w:themeColor="accent5" w:fill="4472c4" w:themeFill="accent5"/>
         <w:tcBorders/>
       </w:tcPr>
     </w:tblStylePr>
@@ -27473,7 +26675,7 @@
         <w:tblBorders/>
       </w:tblPr>
       <w:tcPr>
-        <w:shd w:val="clear" w:color="ffffff" w:themeColor="accent5" w:fill="4bacc6" w:themeFill="accent5"/>
+        <w:shd w:val="clear" w:color="ffffff" w:themeColor="accent5" w:fill="4472c4" w:themeFill="accent5"/>
         <w:tcBorders/>
       </w:tcPr>
     </w:tblStylePr>
@@ -27492,7 +26694,7 @@
         <w:tblBorders/>
       </w:tblPr>
       <w:tcPr>
-        <w:shd w:val="clear" w:color="ffffff" w:themeColor="accent5" w:fill="4bacc6" w:themeFill="accent5"/>
+        <w:shd w:val="clear" w:color="ffffff" w:themeColor="accent5" w:fill="4472c4" w:themeFill="accent5"/>
         <w:tcBorders/>
       </w:tcPr>
     </w:tblStylePr>
@@ -27562,9 +26764,9 @@
       </w:tcPr>
     </w:tblStylePr>
   </w:style>
-  <w:style w:type="table" w:styleId="813">
+  <w:style w:type="table" w:styleId="896">
     <w:name w:val="Lined - Accent 6"/>
-    <w:basedOn w:val="701"/>
+    <w:basedOn w:val="971"/>
     <w:uiPriority w:val="99"/>
     <w:pPr>
       <w:pBdr/>
@@ -27634,7 +26836,7 @@
         <w:tblBorders/>
       </w:tblPr>
       <w:tcPr>
-        <w:shd w:val="clear" w:color="ffffff" w:themeColor="accent6" w:themeTint="34" w:fill="fdead9" w:themeFill="accent6" w:themeFillTint="34"/>
+        <w:shd w:val="clear" w:color="ffffff" w:themeColor="accent6" w:themeTint="34" w:fill="e2efd9" w:themeFill="accent6" w:themeFillTint="34"/>
         <w:tcBorders/>
       </w:tcPr>
     </w:tblStylePr>
@@ -27653,7 +26855,7 @@
         <w:tblBorders/>
       </w:tblPr>
       <w:tcPr>
-        <w:shd w:val="clear" w:color="ffffff" w:themeColor="accent6" w:themeTint="34" w:fill="fdead9" w:themeFill="accent6" w:themeFillTint="34"/>
+        <w:shd w:val="clear" w:color="ffffff" w:themeColor="accent6" w:themeTint="34" w:fill="e2efd9" w:themeFill="accent6" w:themeFillTint="34"/>
         <w:tcBorders/>
       </w:tcPr>
     </w:tblStylePr>
@@ -27672,7 +26874,7 @@
         <w:tblBorders/>
       </w:tblPr>
       <w:tcPr>
-        <w:shd w:val="clear" w:color="ffffff" w:themeColor="accent6" w:fill="f79646" w:themeFill="accent6"/>
+        <w:shd w:val="clear" w:color="ffffff" w:themeColor="accent6" w:fill="70ad47" w:themeFill="accent6"/>
         <w:tcBorders/>
       </w:tcPr>
     </w:tblStylePr>
@@ -27691,7 +26893,7 @@
         <w:tblBorders/>
       </w:tblPr>
       <w:tcPr>
-        <w:shd w:val="clear" w:color="ffffff" w:themeColor="accent6" w:fill="f79646" w:themeFill="accent6"/>
+        <w:shd w:val="clear" w:color="ffffff" w:themeColor="accent6" w:fill="70ad47" w:themeFill="accent6"/>
         <w:tcBorders/>
       </w:tcPr>
     </w:tblStylePr>
@@ -27710,7 +26912,7 @@
         <w:tblBorders/>
       </w:tblPr>
       <w:tcPr>
-        <w:shd w:val="clear" w:color="ffffff" w:themeColor="accent6" w:fill="f79646" w:themeFill="accent6"/>
+        <w:shd w:val="clear" w:color="ffffff" w:themeColor="accent6" w:fill="70ad47" w:themeFill="accent6"/>
         <w:tcBorders/>
       </w:tcPr>
     </w:tblStylePr>
@@ -27729,7 +26931,7 @@
         <w:tblBorders/>
       </w:tblPr>
       <w:tcPr>
-        <w:shd w:val="clear" w:color="ffffff" w:themeColor="accent6" w:fill="f79646" w:themeFill="accent6"/>
+        <w:shd w:val="clear" w:color="ffffff" w:themeColor="accent6" w:fill="70ad47" w:themeFill="accent6"/>
         <w:tcBorders/>
       </w:tcPr>
     </w:tblStylePr>
@@ -27799,9 +27001,9 @@
       </w:tcPr>
     </w:tblStylePr>
   </w:style>
-  <w:style w:type="table" w:styleId="814">
+  <w:style w:type="table" w:styleId="897">
     <w:name w:val="Bordered &amp; Lined - Accent"/>
-    <w:basedOn w:val="701"/>
+    <w:basedOn w:val="971"/>
     <w:uiPriority w:val="99"/>
     <w:pPr>
       <w:pBdr/>
@@ -28043,9 +27245,9 @@
       </w:tcPr>
     </w:tblStylePr>
   </w:style>
-  <w:style w:type="table" w:styleId="815">
+  <w:style w:type="table" w:styleId="898">
     <w:name w:val="Bordered &amp; Lined - Accent 1"/>
-    <w:basedOn w:val="701"/>
+    <w:basedOn w:val="971"/>
     <w:uiPriority w:val="99"/>
     <w:pPr>
       <w:pBdr/>
@@ -28122,7 +27324,7 @@
         <w:tblBorders/>
       </w:tblPr>
       <w:tcPr>
-        <w:shd w:val="clear" w:color="ffffff" w:themeColor="accent1" w:themeTint="50" w:fill="c8d7ea" w:themeFill="accent1" w:themeFillTint="50"/>
+        <w:shd w:val="clear" w:color="ffffff" w:themeColor="accent1" w:themeTint="50" w:fill="cce0f2" w:themeFill="accent1" w:themeFillTint="50"/>
         <w:tcBorders/>
       </w:tcPr>
     </w:tblStylePr>
@@ -28141,7 +27343,7 @@
         <w:tblBorders/>
       </w:tblPr>
       <w:tcPr>
-        <w:shd w:val="clear" w:color="ffffff" w:themeColor="accent1" w:themeTint="50" w:fill="c8d7ea" w:themeFill="accent1" w:themeFillTint="50"/>
+        <w:shd w:val="clear" w:color="ffffff" w:themeColor="accent1" w:themeTint="50" w:fill="cce0f2" w:themeFill="accent1" w:themeFillTint="50"/>
         <w:tcBorders/>
       </w:tcPr>
     </w:tblStylePr>
@@ -28160,7 +27362,7 @@
         <w:tblBorders/>
       </w:tblPr>
       <w:tcPr>
-        <w:shd w:val="clear" w:color="ffffff" w:themeColor="accent1" w:themeTint="EA" w:fill="5d8bc2" w:themeFill="accent1" w:themeFillTint="EA"/>
+        <w:shd w:val="clear" w:color="ffffff" w:themeColor="accent1" w:themeTint="EA" w:fill="69a3d8" w:themeFill="accent1" w:themeFillTint="EA"/>
         <w:tcBorders/>
       </w:tcPr>
     </w:tblStylePr>
@@ -28179,7 +27381,7 @@
         <w:tblBorders/>
       </w:tblPr>
       <w:tcPr>
-        <w:shd w:val="clear" w:color="ffffff" w:themeColor="accent1" w:themeTint="EA" w:fill="5d8bc2" w:themeFill="accent1" w:themeFillTint="EA"/>
+        <w:shd w:val="clear" w:color="ffffff" w:themeColor="accent1" w:themeTint="EA" w:fill="69a3d8" w:themeFill="accent1" w:themeFillTint="EA"/>
         <w:tcBorders/>
       </w:tcPr>
     </w:tblStylePr>
@@ -28198,7 +27400,7 @@
         <w:tblBorders/>
       </w:tblPr>
       <w:tcPr>
-        <w:shd w:val="clear" w:color="ffffff" w:themeColor="accent1" w:themeTint="EA" w:fill="5d8bc2" w:themeFill="accent1" w:themeFillTint="EA"/>
+        <w:shd w:val="clear" w:color="ffffff" w:themeColor="accent1" w:themeTint="EA" w:fill="69a3d8" w:themeFill="accent1" w:themeFillTint="EA"/>
         <w:tcBorders/>
       </w:tcPr>
     </w:tblStylePr>
@@ -28217,7 +27419,7 @@
         <w:tblBorders/>
       </w:tblPr>
       <w:tcPr>
-        <w:shd w:val="clear" w:color="ffffff" w:themeColor="accent1" w:themeTint="EA" w:fill="5d8bc2" w:themeFill="accent1" w:themeFillTint="EA"/>
+        <w:shd w:val="clear" w:color="ffffff" w:themeColor="accent1" w:themeTint="EA" w:fill="69a3d8" w:themeFill="accent1" w:themeFillTint="EA"/>
         <w:tcBorders/>
       </w:tcPr>
     </w:tblStylePr>
@@ -28287,9 +27489,9 @@
       </w:tcPr>
     </w:tblStylePr>
   </w:style>
-  <w:style w:type="table" w:styleId="816">
+  <w:style w:type="table" w:styleId="899">
     <w:name w:val="Bordered &amp; Lined - Accent 2"/>
-    <w:basedOn w:val="701"/>
+    <w:basedOn w:val="971"/>
     <w:uiPriority w:val="99"/>
     <w:pPr>
       <w:pBdr/>
@@ -28366,7 +27568,7 @@
         <w:tblBorders/>
       </w:tblPr>
       <w:tcPr>
-        <w:shd w:val="clear" w:color="ffffff" w:themeColor="accent2" w:themeTint="32" w:fill="f3dddc" w:themeFill="accent2" w:themeFillTint="32"/>
+        <w:shd w:val="clear" w:color="ffffff" w:themeColor="accent2" w:themeTint="32" w:fill="fbe6d7" w:themeFill="accent2" w:themeFillTint="32"/>
         <w:tcBorders/>
       </w:tcPr>
     </w:tblStylePr>
@@ -28385,7 +27587,7 @@
         <w:tblBorders/>
       </w:tblPr>
       <w:tcPr>
-        <w:shd w:val="clear" w:color="ffffff" w:themeColor="accent2" w:themeTint="32" w:fill="f3dddc" w:themeFill="accent2" w:themeFillTint="32"/>
+        <w:shd w:val="clear" w:color="ffffff" w:themeColor="accent2" w:themeTint="32" w:fill="fbe6d7" w:themeFill="accent2" w:themeFillTint="32"/>
         <w:tcBorders/>
       </w:tcPr>
     </w:tblStylePr>
@@ -28404,7 +27606,7 @@
         <w:tblBorders/>
       </w:tblPr>
       <w:tcPr>
-        <w:shd w:val="clear" w:color="ffffff" w:themeColor="accent2" w:themeTint="97" w:fill="da9796" w:themeFill="accent2" w:themeFillTint="97"/>
+        <w:shd w:val="clear" w:color="ffffff" w:themeColor="accent2" w:themeTint="97" w:fill="f4b285" w:themeFill="accent2" w:themeFillTint="97"/>
         <w:tcBorders/>
       </w:tcPr>
     </w:tblStylePr>
@@ -28423,7 +27625,7 @@
         <w:tblBorders/>
       </w:tblPr>
       <w:tcPr>
-        <w:shd w:val="clear" w:color="ffffff" w:themeColor="accent2" w:themeTint="97" w:fill="da9796" w:themeFill="accent2" w:themeFillTint="97"/>
+        <w:shd w:val="clear" w:color="ffffff" w:themeColor="accent2" w:themeTint="97" w:fill="f4b285" w:themeFill="accent2" w:themeFillTint="97"/>
         <w:tcBorders/>
       </w:tcPr>
     </w:tblStylePr>
@@ -28442,7 +27644,7 @@
         <w:tblBorders/>
       </w:tblPr>
       <w:tcPr>
-        <w:shd w:val="clear" w:color="ffffff" w:themeColor="accent2" w:themeTint="97" w:fill="da9796" w:themeFill="accent2" w:themeFillTint="97"/>
+        <w:shd w:val="clear" w:color="ffffff" w:themeColor="accent2" w:themeTint="97" w:fill="f4b285" w:themeFill="accent2" w:themeFillTint="97"/>
         <w:tcBorders/>
       </w:tcPr>
     </w:tblStylePr>
@@ -28461,7 +27663,7 @@
         <w:tblBorders/>
       </w:tblPr>
       <w:tcPr>
-        <w:shd w:val="clear" w:color="ffffff" w:themeColor="accent2" w:themeTint="97" w:fill="da9796" w:themeFill="accent2" w:themeFillTint="97"/>
+        <w:shd w:val="clear" w:color="ffffff" w:themeColor="accent2" w:themeTint="97" w:fill="f4b285" w:themeFill="accent2" w:themeFillTint="97"/>
         <w:tcBorders/>
       </w:tcPr>
     </w:tblStylePr>
@@ -28531,9 +27733,9 @@
       </w:tcPr>
     </w:tblStylePr>
   </w:style>
-  <w:style w:type="table" w:styleId="817">
+  <w:style w:type="table" w:styleId="900">
     <w:name w:val="Bordered &amp; Lined - Accent 3"/>
-    <w:basedOn w:val="701"/>
+    <w:basedOn w:val="971"/>
     <w:uiPriority w:val="99"/>
     <w:pPr>
       <w:pBdr/>
@@ -28610,7 +27812,7 @@
         <w:tblBorders/>
       </w:tblPr>
       <w:tcPr>
-        <w:shd w:val="clear" w:color="ffffff" w:themeColor="accent3" w:themeTint="34" w:fill="ebf1dd" w:themeFill="accent3" w:themeFillTint="34"/>
+        <w:shd w:val="clear" w:color="ffffff" w:themeColor="accent3" w:themeTint="34" w:fill="ededed" w:themeFill="accent3" w:themeFillTint="34"/>
         <w:tcBorders/>
       </w:tcPr>
     </w:tblStylePr>
@@ -28629,7 +27831,7 @@
         <w:tblBorders/>
       </w:tblPr>
       <w:tcPr>
-        <w:shd w:val="clear" w:color="ffffff" w:themeColor="accent3" w:themeTint="34" w:fill="ebf1dd" w:themeFill="accent3" w:themeFillTint="34"/>
+        <w:shd w:val="clear" w:color="ffffff" w:themeColor="accent3" w:themeTint="34" w:fill="ededed" w:themeFill="accent3" w:themeFillTint="34"/>
         <w:tcBorders/>
       </w:tcPr>
     </w:tblStylePr>
@@ -28648,7 +27850,7 @@
         <w:tblBorders/>
       </w:tblPr>
       <w:tcPr>
-        <w:shd w:val="clear" w:color="ffffff" w:themeColor="accent3" w:themeTint="FE" w:fill="9bbb5a" w:themeFill="accent3" w:themeFillTint="FE"/>
+        <w:shd w:val="clear" w:color="ffffff" w:themeColor="accent3" w:themeTint="FE" w:fill="a5a5a5" w:themeFill="accent3" w:themeFillTint="FE"/>
         <w:tcBorders/>
       </w:tcPr>
     </w:tblStylePr>
@@ -28667,7 +27869,7 @@
         <w:tblBorders/>
       </w:tblPr>
       <w:tcPr>
-        <w:shd w:val="clear" w:color="ffffff" w:themeColor="accent3" w:themeTint="FE" w:fill="9bbb5a" w:themeFill="accent3" w:themeFillTint="FE"/>
+        <w:shd w:val="clear" w:color="ffffff" w:themeColor="accent3" w:themeTint="FE" w:fill="a5a5a5" w:themeFill="accent3" w:themeFillTint="FE"/>
         <w:tcBorders/>
       </w:tcPr>
     </w:tblStylePr>
@@ -28686,7 +27888,7 @@
         <w:tblBorders/>
       </w:tblPr>
       <w:tcPr>
-        <w:shd w:val="clear" w:color="ffffff" w:themeColor="accent3" w:themeTint="FE" w:fill="9bbb5a" w:themeFill="accent3" w:themeFillTint="FE"/>
+        <w:shd w:val="clear" w:color="ffffff" w:themeColor="accent3" w:themeTint="FE" w:fill="a5a5a5" w:themeFill="accent3" w:themeFillTint="FE"/>
         <w:tcBorders/>
       </w:tcPr>
     </w:tblStylePr>
@@ -28705,7 +27907,7 @@
         <w:tblBorders/>
       </w:tblPr>
       <w:tcPr>
-        <w:shd w:val="clear" w:color="ffffff" w:themeColor="accent3" w:themeTint="FE" w:fill="9bbb5a" w:themeFill="accent3" w:themeFillTint="FE"/>
+        <w:shd w:val="clear" w:color="ffffff" w:themeColor="accent3" w:themeTint="FE" w:fill="a5a5a5" w:themeFill="accent3" w:themeFillTint="FE"/>
         <w:tcBorders/>
       </w:tcPr>
     </w:tblStylePr>
@@ -28775,9 +27977,9 @@
       </w:tcPr>
     </w:tblStylePr>
   </w:style>
-  <w:style w:type="table" w:styleId="818">
+  <w:style w:type="table" w:styleId="901">
     <w:name w:val="Bordered &amp; Lined - Accent 4"/>
-    <w:basedOn w:val="701"/>
+    <w:basedOn w:val="971"/>
     <w:uiPriority w:val="99"/>
     <w:pPr>
       <w:pBdr/>
@@ -28854,7 +28056,7 @@
         <w:tblBorders/>
       </w:tblPr>
       <w:tcPr>
-        <w:shd w:val="clear" w:color="ffffff" w:themeColor="accent4" w:themeTint="34" w:fill="e5dfec" w:themeFill="accent4" w:themeFillTint="34"/>
+        <w:shd w:val="clear" w:color="ffffff" w:themeColor="accent4" w:themeTint="34" w:fill="fff2cb" w:themeFill="accent4" w:themeFillTint="34"/>
         <w:tcBorders/>
       </w:tcPr>
     </w:tblStylePr>
@@ -28873,7 +28075,7 @@
         <w:tblBorders/>
       </w:tblPr>
       <w:tcPr>
-        <w:shd w:val="clear" w:color="ffffff" w:themeColor="accent4" w:themeTint="34" w:fill="e5dfec" w:themeFill="accent4" w:themeFillTint="34"/>
+        <w:shd w:val="clear" w:color="ffffff" w:themeColor="accent4" w:themeTint="34" w:fill="fff2cb" w:themeFill="accent4" w:themeFillTint="34"/>
         <w:tcBorders/>
       </w:tcPr>
     </w:tblStylePr>
@@ -28892,7 +28094,7 @@
         <w:tblBorders/>
       </w:tblPr>
       <w:tcPr>
-        <w:shd w:val="clear" w:color="ffffff" w:themeColor="accent4" w:themeTint="9A" w:fill="b2a1c7" w:themeFill="accent4" w:themeFillTint="9A"/>
+        <w:shd w:val="clear" w:color="ffffff" w:themeColor="accent4" w:themeTint="9A" w:fill="ffd965" w:themeFill="accent4" w:themeFillTint="9A"/>
         <w:tcBorders/>
       </w:tcPr>
     </w:tblStylePr>
@@ -28911,7 +28113,7 @@
         <w:tblBorders/>
       </w:tblPr>
       <w:tcPr>
-        <w:shd w:val="clear" w:color="ffffff" w:themeColor="accent4" w:themeTint="9A" w:fill="b2a1c7" w:themeFill="accent4" w:themeFillTint="9A"/>
+        <w:shd w:val="clear" w:color="ffffff" w:themeColor="accent4" w:themeTint="9A" w:fill="ffd965" w:themeFill="accent4" w:themeFillTint="9A"/>
         <w:tcBorders/>
       </w:tcPr>
     </w:tblStylePr>
@@ -28930,7 +28132,7 @@
         <w:tblBorders/>
       </w:tblPr>
       <w:tcPr>
-        <w:shd w:val="clear" w:color="ffffff" w:themeColor="accent4" w:themeTint="9A" w:fill="b2a1c7" w:themeFill="accent4" w:themeFillTint="9A"/>
+        <w:shd w:val="clear" w:color="ffffff" w:themeColor="accent4" w:themeTint="9A" w:fill="ffd965" w:themeFill="accent4" w:themeFillTint="9A"/>
         <w:tcBorders/>
       </w:tcPr>
     </w:tblStylePr>
@@ -28949,7 +28151,7 @@
         <w:tblBorders/>
       </w:tblPr>
       <w:tcPr>
-        <w:shd w:val="clear" w:color="ffffff" w:themeColor="accent4" w:themeTint="9A" w:fill="b2a1c7" w:themeFill="accent4" w:themeFillTint="9A"/>
+        <w:shd w:val="clear" w:color="ffffff" w:themeColor="accent4" w:themeTint="9A" w:fill="ffd965" w:themeFill="accent4" w:themeFillTint="9A"/>
         <w:tcBorders/>
       </w:tcPr>
     </w:tblStylePr>
@@ -29019,9 +28221,9 @@
       </w:tcPr>
     </w:tblStylePr>
   </w:style>
-  <w:style w:type="table" w:styleId="819">
+  <w:style w:type="table" w:styleId="902">
     <w:name w:val="Bordered &amp; Lined - Accent 5"/>
-    <w:basedOn w:val="701"/>
+    <w:basedOn w:val="971"/>
     <w:uiPriority w:val="99"/>
     <w:pPr>
       <w:pBdr/>
@@ -29098,7 +28300,7 @@
         <w:tblBorders/>
       </w:tblPr>
       <w:tcPr>
-        <w:shd w:val="clear" w:color="ffffff" w:themeColor="accent5" w:themeTint="34" w:fill="daeef3" w:themeFill="accent5" w:themeFillTint="34"/>
+        <w:shd w:val="clear" w:color="ffffff" w:themeColor="accent5" w:themeTint="34" w:fill="d9e2f3" w:themeFill="accent5" w:themeFillTint="34"/>
         <w:tcBorders/>
       </w:tcPr>
     </w:tblStylePr>
@@ -29117,7 +28319,7 @@
         <w:tblBorders/>
       </w:tblPr>
       <w:tcPr>
-        <w:shd w:val="clear" w:color="ffffff" w:themeColor="accent5" w:themeTint="34" w:fill="daeef3" w:themeFill="accent5" w:themeFillTint="34"/>
+        <w:shd w:val="clear" w:color="ffffff" w:themeColor="accent5" w:themeTint="34" w:fill="d9e2f3" w:themeFill="accent5" w:themeFillTint="34"/>
         <w:tcBorders/>
       </w:tcPr>
     </w:tblStylePr>
@@ -29136,7 +28338,7 @@
         <w:tblBorders/>
       </w:tblPr>
       <w:tcPr>
-        <w:shd w:val="clear" w:color="ffffff" w:themeColor="accent5" w:fill="4bacc6" w:themeFill="accent5"/>
+        <w:shd w:val="clear" w:color="ffffff" w:themeColor="accent5" w:fill="4472c4" w:themeFill="accent5"/>
         <w:tcBorders/>
       </w:tcPr>
     </w:tblStylePr>
@@ -29155,7 +28357,7 @@
         <w:tblBorders/>
       </w:tblPr>
       <w:tcPr>
-        <w:shd w:val="clear" w:color="ffffff" w:themeColor="accent5" w:fill="4bacc6" w:themeFill="accent5"/>
+        <w:shd w:val="clear" w:color="ffffff" w:themeColor="accent5" w:fill="4472c4" w:themeFill="accent5"/>
         <w:tcBorders/>
       </w:tcPr>
     </w:tblStylePr>
@@ -29174,7 +28376,7 @@
         <w:tblBorders/>
       </w:tblPr>
       <w:tcPr>
-        <w:shd w:val="clear" w:color="ffffff" w:themeColor="accent5" w:fill="4bacc6" w:themeFill="accent5"/>
+        <w:shd w:val="clear" w:color="ffffff" w:themeColor="accent5" w:fill="4472c4" w:themeFill="accent5"/>
         <w:tcBorders/>
       </w:tcPr>
     </w:tblStylePr>
@@ -29193,7 +28395,7 @@
         <w:tblBorders/>
       </w:tblPr>
       <w:tcPr>
-        <w:shd w:val="clear" w:color="ffffff" w:themeColor="accent5" w:fill="4bacc6" w:themeFill="accent5"/>
+        <w:shd w:val="clear" w:color="ffffff" w:themeColor="accent5" w:fill="4472c4" w:themeFill="accent5"/>
         <w:tcBorders/>
       </w:tcPr>
     </w:tblStylePr>
@@ -29263,9 +28465,9 @@
       </w:tcPr>
     </w:tblStylePr>
   </w:style>
-  <w:style w:type="table" w:styleId="820">
+  <w:style w:type="table" w:styleId="903">
     <w:name w:val="Bordered &amp; Lined - Accent 6"/>
-    <w:basedOn w:val="701"/>
+    <w:basedOn w:val="971"/>
     <w:uiPriority w:val="99"/>
     <w:pPr>
       <w:pBdr/>
@@ -29342,7 +28544,7 @@
         <w:tblBorders/>
       </w:tblPr>
       <w:tcPr>
-        <w:shd w:val="clear" w:color="ffffff" w:themeColor="accent6" w:themeTint="34" w:fill="fdead9" w:themeFill="accent6" w:themeFillTint="34"/>
+        <w:shd w:val="clear" w:color="ffffff" w:themeColor="accent6" w:themeTint="34" w:fill="e2efd9" w:themeFill="accent6" w:themeFillTint="34"/>
         <w:tcBorders/>
       </w:tcPr>
     </w:tblStylePr>
@@ -29361,7 +28563,7 @@
         <w:tblBorders/>
       </w:tblPr>
       <w:tcPr>
-        <w:shd w:val="clear" w:color="ffffff" w:themeColor="accent6" w:themeTint="34" w:fill="fdead9" w:themeFill="accent6" w:themeFillTint="34"/>
+        <w:shd w:val="clear" w:color="ffffff" w:themeColor="accent6" w:themeTint="34" w:fill="e2efd9" w:themeFill="accent6" w:themeFillTint="34"/>
         <w:tcBorders/>
       </w:tcPr>
     </w:tblStylePr>
@@ -29380,7 +28582,7 @@
         <w:tblBorders/>
       </w:tblPr>
       <w:tcPr>
-        <w:shd w:val="clear" w:color="ffffff" w:themeColor="accent6" w:fill="f79646" w:themeFill="accent6"/>
+        <w:shd w:val="clear" w:color="ffffff" w:themeColor="accent6" w:fill="70ad47" w:themeFill="accent6"/>
         <w:tcBorders/>
       </w:tcPr>
     </w:tblStylePr>
@@ -29399,7 +28601,7 @@
         <w:tblBorders/>
       </w:tblPr>
       <w:tcPr>
-        <w:shd w:val="clear" w:color="ffffff" w:themeColor="accent6" w:fill="f79646" w:themeFill="accent6"/>
+        <w:shd w:val="clear" w:color="ffffff" w:themeColor="accent6" w:fill="70ad47" w:themeFill="accent6"/>
         <w:tcBorders/>
       </w:tcPr>
     </w:tblStylePr>
@@ -29418,7 +28620,7 @@
         <w:tblBorders/>
       </w:tblPr>
       <w:tcPr>
-        <w:shd w:val="clear" w:color="ffffff" w:themeColor="accent6" w:fill="f79646" w:themeFill="accent6"/>
+        <w:shd w:val="clear" w:color="ffffff" w:themeColor="accent6" w:fill="70ad47" w:themeFill="accent6"/>
         <w:tcBorders/>
       </w:tcPr>
     </w:tblStylePr>
@@ -29437,7 +28639,7 @@
         <w:tblBorders/>
       </w:tblPr>
       <w:tcPr>
-        <w:shd w:val="clear" w:color="ffffff" w:themeColor="accent6" w:fill="f79646" w:themeFill="accent6"/>
+        <w:shd w:val="clear" w:color="ffffff" w:themeColor="accent6" w:fill="70ad47" w:themeFill="accent6"/>
         <w:tcBorders/>
       </w:tcPr>
     </w:tblStylePr>
@@ -29507,9 +28709,9 @@
       </w:tcPr>
     </w:tblStylePr>
   </w:style>
-  <w:style w:type="table" w:styleId="821">
+  <w:style w:type="table" w:styleId="904">
     <w:name w:val="Bordered"/>
-    <w:basedOn w:val="701"/>
+    <w:basedOn w:val="971"/>
     <w:uiPriority w:val="99"/>
     <w:pPr>
       <w:pBdr/>
@@ -29738,9 +28940,9 @@
       </w:tcPr>
     </w:tblStylePr>
   </w:style>
-  <w:style w:type="table" w:styleId="822">
+  <w:style w:type="table" w:styleId="905">
     <w:name w:val="Bordered - Accent 1"/>
-    <w:basedOn w:val="701"/>
+    <w:basedOn w:val="971"/>
     <w:uiPriority w:val="99"/>
     <w:pPr>
       <w:pBdr/>
@@ -29969,9 +29171,9 @@
       </w:tcPr>
     </w:tblStylePr>
   </w:style>
-  <w:style w:type="table" w:styleId="823">
+  <w:style w:type="table" w:styleId="906">
     <w:name w:val="Bordered - Accent 2"/>
-    <w:basedOn w:val="701"/>
+    <w:basedOn w:val="971"/>
     <w:uiPriority w:val="99"/>
     <w:pPr>
       <w:pBdr/>
@@ -30200,9 +29402,9 @@
       </w:tcPr>
     </w:tblStylePr>
   </w:style>
-  <w:style w:type="table" w:styleId="824">
+  <w:style w:type="table" w:styleId="907">
     <w:name w:val="Bordered - Accent 3"/>
-    <w:basedOn w:val="701"/>
+    <w:basedOn w:val="971"/>
     <w:uiPriority w:val="99"/>
     <w:pPr>
       <w:pBdr/>
@@ -30431,9 +29633,9 @@
       </w:tcPr>
     </w:tblStylePr>
   </w:style>
-  <w:style w:type="table" w:styleId="825">
+  <w:style w:type="table" w:styleId="908">
     <w:name w:val="Bordered - Accent 4"/>
-    <w:basedOn w:val="701"/>
+    <w:basedOn w:val="971"/>
     <w:uiPriority w:val="99"/>
     <w:pPr>
       <w:pBdr/>
@@ -30662,9 +29864,9 @@
       </w:tcPr>
     </w:tblStylePr>
   </w:style>
-  <w:style w:type="table" w:styleId="826">
+  <w:style w:type="table" w:styleId="909">
     <w:name w:val="Bordered - Accent 5"/>
-    <w:basedOn w:val="701"/>
+    <w:basedOn w:val="971"/>
     <w:uiPriority w:val="99"/>
     <w:pPr>
       <w:pBdr/>
@@ -30893,9 +30095,9 @@
       </w:tcPr>
     </w:tblStylePr>
   </w:style>
-  <w:style w:type="table" w:styleId="827">
+  <w:style w:type="table" w:styleId="910">
     <w:name w:val="Bordered - Accent 6"/>
-    <w:basedOn w:val="701"/>
+    <w:basedOn w:val="971"/>
     <w:uiPriority w:val="99"/>
     <w:pPr>
       <w:pBdr/>
@@ -31124,7 +30326,1178 @@
       </w:tcPr>
     </w:tblStylePr>
   </w:style>
-  <w:style w:type="numbering" w:styleId="828" w:default="1">
+  <w:style w:type="paragraph" w:styleId="911">
+    <w:name w:val="Heading 1"/>
+    <w:basedOn w:val="970"/>
+    <w:next w:val="970"/>
+    <w:link w:val="921"/>
+    <w:uiPriority w:val="9"/>
+    <w:qFormat/>
+    <w:pPr>
+      <w:keepNext w:val="true"/>
+      <w:keepLines w:val="true"/>
+      <w:pBdr/>
+      <w:spacing w:after="80" w:before="360"/>
+      <w:ind/>
+      <w:outlineLvl w:val="0"/>
+    </w:pPr>
+    <w:rPr>
+      <w:rFonts w:ascii="Arial" w:hAnsi="Arial" w:eastAsia="Arial" w:cs="Arial"/>
+      <w:color w:val="0f4761" w:themeColor="accent1" w:themeShade="BF"/>
+      <w:sz w:val="40"/>
+      <w:szCs w:val="40"/>
+    </w:rPr>
+  </w:style>
+  <w:style w:type="paragraph" w:styleId="912">
+    <w:name w:val="Heading 2"/>
+    <w:basedOn w:val="970"/>
+    <w:next w:val="970"/>
+    <w:link w:val="922"/>
+    <w:uiPriority w:val="9"/>
+    <w:unhideWhenUsed/>
+    <w:qFormat/>
+    <w:pPr>
+      <w:keepNext w:val="true"/>
+      <w:keepLines w:val="true"/>
+      <w:pBdr/>
+      <w:spacing w:after="80" w:before="160"/>
+      <w:ind/>
+      <w:outlineLvl w:val="1"/>
+    </w:pPr>
+    <w:rPr>
+      <w:rFonts w:ascii="Arial" w:hAnsi="Arial" w:eastAsia="Arial" w:cs="Arial"/>
+      <w:color w:val="0f4761" w:themeColor="accent1" w:themeShade="BF"/>
+      <w:sz w:val="32"/>
+      <w:szCs w:val="32"/>
+    </w:rPr>
+  </w:style>
+  <w:style w:type="paragraph" w:styleId="913">
+    <w:name w:val="Heading 3"/>
+    <w:basedOn w:val="970"/>
+    <w:next w:val="970"/>
+    <w:link w:val="923"/>
+    <w:uiPriority w:val="9"/>
+    <w:unhideWhenUsed/>
+    <w:qFormat/>
+    <w:pPr>
+      <w:keepNext w:val="true"/>
+      <w:keepLines w:val="true"/>
+      <w:pBdr/>
+      <w:spacing w:after="80" w:before="160"/>
+      <w:ind/>
+      <w:outlineLvl w:val="2"/>
+    </w:pPr>
+    <w:rPr>
+      <w:rFonts w:ascii="Arial" w:hAnsi="Arial" w:eastAsia="Arial" w:cs="Arial"/>
+      <w:color w:val="0f4761" w:themeColor="accent1" w:themeShade="BF"/>
+      <w:sz w:val="28"/>
+      <w:szCs w:val="28"/>
+    </w:rPr>
+  </w:style>
+  <w:style w:type="paragraph" w:styleId="914">
+    <w:name w:val="Heading 4"/>
+    <w:basedOn w:val="970"/>
+    <w:next w:val="970"/>
+    <w:link w:val="924"/>
+    <w:uiPriority w:val="9"/>
+    <w:unhideWhenUsed/>
+    <w:qFormat/>
+    <w:pPr>
+      <w:keepNext w:val="true"/>
+      <w:keepLines w:val="true"/>
+      <w:pBdr/>
+      <w:spacing w:after="40" w:before="80"/>
+      <w:ind/>
+      <w:outlineLvl w:val="3"/>
+    </w:pPr>
+    <w:rPr>
+      <w:rFonts w:ascii="Arial" w:hAnsi="Arial" w:eastAsia="Arial" w:cs="Arial"/>
+      <w:i/>
+      <w:iCs/>
+      <w:color w:val="0f4761" w:themeColor="accent1" w:themeShade="BF"/>
+    </w:rPr>
+  </w:style>
+  <w:style w:type="paragraph" w:styleId="915">
+    <w:name w:val="Heading 5"/>
+    <w:basedOn w:val="970"/>
+    <w:next w:val="970"/>
+    <w:link w:val="925"/>
+    <w:uiPriority w:val="9"/>
+    <w:unhideWhenUsed/>
+    <w:qFormat/>
+    <w:pPr>
+      <w:keepNext w:val="true"/>
+      <w:keepLines w:val="true"/>
+      <w:pBdr/>
+      <w:spacing w:after="40" w:before="80"/>
+      <w:ind/>
+      <w:outlineLvl w:val="4"/>
+    </w:pPr>
+    <w:rPr>
+      <w:rFonts w:ascii="Arial" w:hAnsi="Arial" w:eastAsia="Arial" w:cs="Arial"/>
+      <w:color w:val="0f4761" w:themeColor="accent1" w:themeShade="BF"/>
+    </w:rPr>
+  </w:style>
+  <w:style w:type="paragraph" w:styleId="916">
+    <w:name w:val="Heading 6"/>
+    <w:basedOn w:val="970"/>
+    <w:next w:val="970"/>
+    <w:link w:val="926"/>
+    <w:uiPriority w:val="9"/>
+    <w:unhideWhenUsed/>
+    <w:qFormat/>
+    <w:pPr>
+      <w:keepNext w:val="true"/>
+      <w:keepLines w:val="true"/>
+      <w:pBdr/>
+      <w:spacing w:after="0" w:before="40"/>
+      <w:ind/>
+      <w:outlineLvl w:val="5"/>
+    </w:pPr>
+    <w:rPr>
+      <w:rFonts w:ascii="Arial" w:hAnsi="Arial" w:eastAsia="Arial" w:cs="Arial"/>
+      <w:i/>
+      <w:iCs/>
+      <w:color w:val="595959" w:themeColor="text1" w:themeTint="A6"/>
+    </w:rPr>
+  </w:style>
+  <w:style w:type="paragraph" w:styleId="917">
+    <w:name w:val="Heading 7"/>
+    <w:basedOn w:val="970"/>
+    <w:next w:val="970"/>
+    <w:link w:val="927"/>
+    <w:uiPriority w:val="9"/>
+    <w:unhideWhenUsed/>
+    <w:qFormat/>
+    <w:pPr>
+      <w:keepNext w:val="true"/>
+      <w:keepLines w:val="true"/>
+      <w:pBdr/>
+      <w:spacing w:after="0" w:before="40"/>
+      <w:ind/>
+      <w:outlineLvl w:val="6"/>
+    </w:pPr>
+    <w:rPr>
+      <w:rFonts w:ascii="Arial" w:hAnsi="Arial" w:eastAsia="Arial" w:cs="Arial"/>
+      <w:color w:val="595959" w:themeColor="text1" w:themeTint="A6"/>
+    </w:rPr>
+  </w:style>
+  <w:style w:type="paragraph" w:styleId="918">
+    <w:name w:val="Heading 8"/>
+    <w:basedOn w:val="970"/>
+    <w:next w:val="970"/>
+    <w:link w:val="928"/>
+    <w:uiPriority w:val="9"/>
+    <w:unhideWhenUsed/>
+    <w:qFormat/>
+    <w:pPr>
+      <w:keepNext w:val="true"/>
+      <w:keepLines w:val="true"/>
+      <w:pBdr/>
+      <w:spacing w:after="0"/>
+      <w:ind/>
+      <w:outlineLvl w:val="7"/>
+    </w:pPr>
+    <w:rPr>
+      <w:rFonts w:ascii="Arial" w:hAnsi="Arial" w:eastAsia="Arial" w:cs="Arial"/>
+      <w:i/>
+      <w:iCs/>
+      <w:color w:val="272727" w:themeColor="text1" w:themeTint="D8"/>
+    </w:rPr>
+  </w:style>
+  <w:style w:type="paragraph" w:styleId="919">
+    <w:name w:val="Heading 9"/>
+    <w:basedOn w:val="970"/>
+    <w:next w:val="970"/>
+    <w:link w:val="929"/>
+    <w:uiPriority w:val="9"/>
+    <w:unhideWhenUsed/>
+    <w:qFormat/>
+    <w:pPr>
+      <w:keepNext w:val="true"/>
+      <w:keepLines w:val="true"/>
+      <w:pBdr/>
+      <w:spacing w:after="0"/>
+      <w:ind/>
+      <w:outlineLvl w:val="8"/>
+    </w:pPr>
+    <w:rPr>
+      <w:rFonts w:ascii="Arial" w:hAnsi="Arial" w:eastAsia="Arial" w:cs="Arial"/>
+      <w:i/>
+      <w:iCs/>
+      <w:color w:val="272727" w:themeColor="text1" w:themeTint="D8"/>
+    </w:rPr>
+  </w:style>
+  <w:style w:type="character" w:styleId="920" w:default="1">
+    <w:name w:val="Default Paragraph Font"/>
+    <w:uiPriority w:val="1"/>
+    <w:semiHidden/>
+    <w:unhideWhenUsed/>
+    <w:pPr>
+      <w:pBdr/>
+      <w:spacing/>
+      <w:ind/>
+    </w:pPr>
+  </w:style>
+  <w:style w:type="character" w:styleId="921">
+    <w:name w:val="Heading 1 Char"/>
+    <w:basedOn w:val="920"/>
+    <w:link w:val="911"/>
+    <w:uiPriority w:val="9"/>
+    <w:pPr>
+      <w:pBdr/>
+      <w:spacing/>
+      <w:ind/>
+    </w:pPr>
+    <w:rPr>
+      <w:rFonts w:ascii="Arial" w:hAnsi="Arial" w:eastAsia="Arial" w:cs="Arial"/>
+      <w:color w:val="0f4761" w:themeColor="accent1" w:themeShade="BF"/>
+      <w:sz w:val="40"/>
+      <w:szCs w:val="40"/>
+    </w:rPr>
+  </w:style>
+  <w:style w:type="character" w:styleId="922">
+    <w:name w:val="Heading 2 Char"/>
+    <w:basedOn w:val="920"/>
+    <w:link w:val="912"/>
+    <w:uiPriority w:val="9"/>
+    <w:pPr>
+      <w:pBdr/>
+      <w:spacing/>
+      <w:ind/>
+    </w:pPr>
+    <w:rPr>
+      <w:rFonts w:ascii="Arial" w:hAnsi="Arial" w:eastAsia="Arial" w:cs="Arial"/>
+      <w:color w:val="0f4761" w:themeColor="accent1" w:themeShade="BF"/>
+      <w:sz w:val="32"/>
+      <w:szCs w:val="32"/>
+    </w:rPr>
+  </w:style>
+  <w:style w:type="character" w:styleId="923">
+    <w:name w:val="Heading 3 Char"/>
+    <w:basedOn w:val="920"/>
+    <w:link w:val="913"/>
+    <w:uiPriority w:val="9"/>
+    <w:pPr>
+      <w:pBdr/>
+      <w:spacing/>
+      <w:ind/>
+    </w:pPr>
+    <w:rPr>
+      <w:rFonts w:ascii="Arial" w:hAnsi="Arial" w:eastAsia="Arial" w:cs="Arial"/>
+      <w:color w:val="0f4761" w:themeColor="accent1" w:themeShade="BF"/>
+      <w:sz w:val="28"/>
+      <w:szCs w:val="28"/>
+    </w:rPr>
+  </w:style>
+  <w:style w:type="character" w:styleId="924">
+    <w:name w:val="Heading 4 Char"/>
+    <w:basedOn w:val="920"/>
+    <w:link w:val="914"/>
+    <w:uiPriority w:val="9"/>
+    <w:pPr>
+      <w:pBdr/>
+      <w:spacing/>
+      <w:ind/>
+    </w:pPr>
+    <w:rPr>
+      <w:rFonts w:ascii="Arial" w:hAnsi="Arial" w:eastAsia="Arial" w:cs="Arial"/>
+      <w:i/>
+      <w:iCs/>
+      <w:color w:val="0f4761" w:themeColor="accent1" w:themeShade="BF"/>
+    </w:rPr>
+  </w:style>
+  <w:style w:type="character" w:styleId="925">
+    <w:name w:val="Heading 5 Char"/>
+    <w:basedOn w:val="920"/>
+    <w:link w:val="915"/>
+    <w:uiPriority w:val="9"/>
+    <w:pPr>
+      <w:pBdr/>
+      <w:spacing/>
+      <w:ind/>
+    </w:pPr>
+    <w:rPr>
+      <w:rFonts w:ascii="Arial" w:hAnsi="Arial" w:eastAsia="Arial" w:cs="Arial"/>
+      <w:color w:val="0f4761" w:themeColor="accent1" w:themeShade="BF"/>
+    </w:rPr>
+  </w:style>
+  <w:style w:type="character" w:styleId="926">
+    <w:name w:val="Heading 6 Char"/>
+    <w:basedOn w:val="920"/>
+    <w:link w:val="916"/>
+    <w:uiPriority w:val="9"/>
+    <w:pPr>
+      <w:pBdr/>
+      <w:spacing/>
+      <w:ind/>
+    </w:pPr>
+    <w:rPr>
+      <w:rFonts w:ascii="Arial" w:hAnsi="Arial" w:eastAsia="Arial" w:cs="Arial"/>
+      <w:i/>
+      <w:iCs/>
+      <w:color w:val="595959" w:themeColor="text1" w:themeTint="A6"/>
+    </w:rPr>
+  </w:style>
+  <w:style w:type="character" w:styleId="927">
+    <w:name w:val="Heading 7 Char"/>
+    <w:basedOn w:val="920"/>
+    <w:link w:val="917"/>
+    <w:uiPriority w:val="9"/>
+    <w:pPr>
+      <w:pBdr/>
+      <w:spacing/>
+      <w:ind/>
+    </w:pPr>
+    <w:rPr>
+      <w:rFonts w:ascii="Arial" w:hAnsi="Arial" w:eastAsia="Arial" w:cs="Arial"/>
+      <w:color w:val="595959" w:themeColor="text1" w:themeTint="A6"/>
+    </w:rPr>
+  </w:style>
+  <w:style w:type="character" w:styleId="928">
+    <w:name w:val="Heading 8 Char"/>
+    <w:basedOn w:val="920"/>
+    <w:link w:val="918"/>
+    <w:uiPriority w:val="9"/>
+    <w:pPr>
+      <w:pBdr/>
+      <w:spacing/>
+      <w:ind/>
+    </w:pPr>
+    <w:rPr>
+      <w:rFonts w:ascii="Arial" w:hAnsi="Arial" w:eastAsia="Arial" w:cs="Arial"/>
+      <w:i/>
+      <w:iCs/>
+      <w:color w:val="272727" w:themeColor="text1" w:themeTint="D8"/>
+    </w:rPr>
+  </w:style>
+  <w:style w:type="character" w:styleId="929">
+    <w:name w:val="Heading 9 Char"/>
+    <w:basedOn w:val="920"/>
+    <w:link w:val="919"/>
+    <w:uiPriority w:val="9"/>
+    <w:pPr>
+      <w:pBdr/>
+      <w:spacing/>
+      <w:ind/>
+    </w:pPr>
+    <w:rPr>
+      <w:rFonts w:ascii="Arial" w:hAnsi="Arial" w:eastAsia="Arial" w:cs="Arial"/>
+      <w:i/>
+      <w:iCs/>
+      <w:color w:val="272727" w:themeColor="text1" w:themeTint="D8"/>
+    </w:rPr>
+  </w:style>
+  <w:style w:type="paragraph" w:styleId="930">
+    <w:name w:val="Title"/>
+    <w:basedOn w:val="970"/>
+    <w:next w:val="970"/>
+    <w:link w:val="931"/>
+    <w:uiPriority w:val="10"/>
+    <w:qFormat/>
+    <w:pPr>
+      <w:pBdr/>
+      <w:spacing w:after="80" w:line="240" w:lineRule="auto"/>
+      <w:ind/>
+      <w:contextualSpacing w:val="true"/>
+    </w:pPr>
+    <w:rPr>
+      <w:rFonts w:ascii="Arial" w:hAnsi="Arial" w:eastAsia="Arial" w:cs="Arial"/>
+      <w:spacing w:val="-10"/>
+      <w:sz w:val="56"/>
+      <w:szCs w:val="56"/>
+    </w:rPr>
+  </w:style>
+  <w:style w:type="character" w:styleId="931">
+    <w:name w:val="Title Char"/>
+    <w:basedOn w:val="920"/>
+    <w:link w:val="930"/>
+    <w:uiPriority w:val="10"/>
+    <w:pPr>
+      <w:pBdr/>
+      <w:spacing/>
+      <w:ind/>
+    </w:pPr>
+    <w:rPr>
+      <w:rFonts w:ascii="Arial" w:hAnsi="Arial" w:eastAsia="Arial" w:cs="Arial"/>
+      <w:spacing w:val="-10"/>
+      <w:sz w:val="56"/>
+      <w:szCs w:val="56"/>
+    </w:rPr>
+  </w:style>
+  <w:style w:type="paragraph" w:styleId="932">
+    <w:name w:val="Subtitle"/>
+    <w:basedOn w:val="970"/>
+    <w:next w:val="970"/>
+    <w:link w:val="933"/>
+    <w:uiPriority w:val="11"/>
+    <w:qFormat/>
+    <w:pPr>
+      <w:numPr>
+        <w:ilvl w:val="1"/>
+      </w:numPr>
+      <w:pBdr/>
+      <w:spacing/>
+      <w:ind/>
+    </w:pPr>
+    <w:rPr>
+      <w:color w:val="595959" w:themeColor="text1" w:themeTint="A6"/>
+      <w:spacing w:val="15"/>
+      <w:sz w:val="28"/>
+      <w:szCs w:val="28"/>
+    </w:rPr>
+  </w:style>
+  <w:style w:type="character" w:styleId="933">
+    <w:name w:val="Subtitle Char"/>
+    <w:basedOn w:val="920"/>
+    <w:link w:val="932"/>
+    <w:uiPriority w:val="11"/>
+    <w:pPr>
+      <w:pBdr/>
+      <w:spacing/>
+      <w:ind/>
+    </w:pPr>
+    <w:rPr>
+      <w:color w:val="595959" w:themeColor="text1" w:themeTint="A6"/>
+      <w:spacing w:val="15"/>
+      <w:sz w:val="28"/>
+      <w:szCs w:val="28"/>
+    </w:rPr>
+  </w:style>
+  <w:style w:type="paragraph" w:styleId="934">
+    <w:name w:val="Quote"/>
+    <w:basedOn w:val="970"/>
+    <w:next w:val="970"/>
+    <w:link w:val="935"/>
+    <w:uiPriority w:val="29"/>
+    <w:qFormat/>
+    <w:pPr>
+      <w:pBdr/>
+      <w:spacing w:before="160"/>
+      <w:ind/>
+      <w:jc w:val="center"/>
+    </w:pPr>
+    <w:rPr>
+      <w:i/>
+      <w:iCs/>
+      <w:color w:val="404040" w:themeColor="text1" w:themeTint="BF"/>
+    </w:rPr>
+  </w:style>
+  <w:style w:type="character" w:styleId="935">
+    <w:name w:val="Quote Char"/>
+    <w:basedOn w:val="920"/>
+    <w:link w:val="934"/>
+    <w:uiPriority w:val="29"/>
+    <w:pPr>
+      <w:pBdr/>
+      <w:spacing/>
+      <w:ind/>
+    </w:pPr>
+    <w:rPr>
+      <w:i/>
+      <w:iCs/>
+      <w:color w:val="404040" w:themeColor="text1" w:themeTint="BF"/>
+    </w:rPr>
+  </w:style>
+  <w:style w:type="character" w:styleId="936">
+    <w:name w:val="Intense Emphasis"/>
+    <w:basedOn w:val="920"/>
+    <w:uiPriority w:val="21"/>
+    <w:qFormat/>
+    <w:pPr>
+      <w:pBdr/>
+      <w:spacing/>
+      <w:ind/>
+    </w:pPr>
+    <w:rPr>
+      <w:i/>
+      <w:iCs/>
+      <w:color w:val="0f4761" w:themeColor="accent1" w:themeShade="BF"/>
+    </w:rPr>
+  </w:style>
+  <w:style w:type="paragraph" w:styleId="937">
+    <w:name w:val="Intense Quote"/>
+    <w:basedOn w:val="970"/>
+    <w:next w:val="970"/>
+    <w:link w:val="938"/>
+    <w:uiPriority w:val="30"/>
+    <w:qFormat/>
+    <w:pPr>
+      <w:pBdr>
+        <w:top w:val="single" w:color="0f4761" w:themeColor="accent1" w:themeShade="BF" w:sz="4" w:space="10"/>
+        <w:bottom w:val="single" w:color="0f4761" w:themeColor="accent1" w:themeShade="BF" w:sz="4" w:space="10"/>
+      </w:pBdr>
+      <w:spacing w:after="360" w:before="360"/>
+      <w:ind w:right="864" w:left="864"/>
+      <w:jc w:val="center"/>
+    </w:pPr>
+    <w:rPr>
+      <w:i/>
+      <w:iCs/>
+      <w:color w:val="0f4761" w:themeColor="accent1" w:themeShade="BF"/>
+    </w:rPr>
+  </w:style>
+  <w:style w:type="character" w:styleId="938">
+    <w:name w:val="Intense Quote Char"/>
+    <w:basedOn w:val="920"/>
+    <w:link w:val="937"/>
+    <w:uiPriority w:val="30"/>
+    <w:pPr>
+      <w:pBdr/>
+      <w:spacing/>
+      <w:ind/>
+    </w:pPr>
+    <w:rPr>
+      <w:i/>
+      <w:iCs/>
+      <w:color w:val="0f4761" w:themeColor="accent1" w:themeShade="BF"/>
+    </w:rPr>
+  </w:style>
+  <w:style w:type="character" w:styleId="939">
+    <w:name w:val="Intense Reference"/>
+    <w:basedOn w:val="920"/>
+    <w:uiPriority w:val="32"/>
+    <w:qFormat/>
+    <w:pPr>
+      <w:pBdr/>
+      <w:spacing/>
+      <w:ind/>
+    </w:pPr>
+    <w:rPr>
+      <w:b/>
+      <w:bCs/>
+      <w:smallCaps/>
+      <w:color w:val="0f4761" w:themeColor="accent1" w:themeShade="BF"/>
+      <w:spacing w:val="5"/>
+    </w:rPr>
+  </w:style>
+  <w:style w:type="character" w:styleId="940">
+    <w:name w:val="Subtle Emphasis"/>
+    <w:basedOn w:val="920"/>
+    <w:uiPriority w:val="19"/>
+    <w:qFormat/>
+    <w:pPr>
+      <w:pBdr/>
+      <w:spacing/>
+      <w:ind/>
+    </w:pPr>
+    <w:rPr>
+      <w:i/>
+      <w:iCs/>
+      <w:color w:val="404040" w:themeColor="text1" w:themeTint="BF"/>
+    </w:rPr>
+  </w:style>
+  <w:style w:type="character" w:styleId="941">
+    <w:name w:val="Emphasis"/>
+    <w:basedOn w:val="920"/>
+    <w:uiPriority w:val="20"/>
+    <w:qFormat/>
+    <w:pPr>
+      <w:pBdr/>
+      <w:spacing/>
+      <w:ind/>
+    </w:pPr>
+    <w:rPr>
+      <w:i/>
+      <w:iCs/>
+    </w:rPr>
+  </w:style>
+  <w:style w:type="character" w:styleId="942">
+    <w:name w:val="Strong"/>
+    <w:basedOn w:val="920"/>
+    <w:uiPriority w:val="22"/>
+    <w:qFormat/>
+    <w:pPr>
+      <w:pBdr/>
+      <w:spacing/>
+      <w:ind/>
+    </w:pPr>
+    <w:rPr>
+      <w:b/>
+      <w:bCs/>
+    </w:rPr>
+  </w:style>
+  <w:style w:type="character" w:styleId="943">
+    <w:name w:val="Subtle Reference"/>
+    <w:basedOn w:val="920"/>
+    <w:uiPriority w:val="31"/>
+    <w:qFormat/>
+    <w:pPr>
+      <w:pBdr/>
+      <w:spacing/>
+      <w:ind/>
+    </w:pPr>
+    <w:rPr>
+      <w:smallCaps/>
+      <w:color w:val="5a5a5a" w:themeColor="text1" w:themeTint="A5"/>
+    </w:rPr>
+  </w:style>
+  <w:style w:type="character" w:styleId="944">
+    <w:name w:val="Book Title"/>
+    <w:basedOn w:val="920"/>
+    <w:uiPriority w:val="33"/>
+    <w:qFormat/>
+    <w:pPr>
+      <w:pBdr/>
+      <w:spacing/>
+      <w:ind/>
+    </w:pPr>
+    <w:rPr>
+      <w:b/>
+      <w:bCs/>
+      <w:i/>
+      <w:iCs/>
+      <w:spacing w:val="5"/>
+    </w:rPr>
+  </w:style>
+  <w:style w:type="paragraph" w:styleId="945">
+    <w:name w:val="Header"/>
+    <w:basedOn w:val="970"/>
+    <w:link w:val="946"/>
+    <w:uiPriority w:val="99"/>
+    <w:unhideWhenUsed/>
+    <w:pPr>
+      <w:pBdr/>
+      <w:tabs>
+        <w:tab w:val="center" w:leader="none" w:pos="4844"/>
+        <w:tab w:val="right" w:leader="none" w:pos="9689"/>
+      </w:tabs>
+      <w:spacing w:after="0" w:line="240" w:lineRule="auto"/>
+      <w:ind/>
+    </w:pPr>
+  </w:style>
+  <w:style w:type="character" w:styleId="946">
+    <w:name w:val="Header Char"/>
+    <w:basedOn w:val="920"/>
+    <w:link w:val="945"/>
+    <w:uiPriority w:val="99"/>
+    <w:pPr>
+      <w:pBdr/>
+      <w:spacing/>
+      <w:ind/>
+    </w:pPr>
+  </w:style>
+  <w:style w:type="paragraph" w:styleId="947">
+    <w:name w:val="Footer"/>
+    <w:basedOn w:val="970"/>
+    <w:link w:val="948"/>
+    <w:uiPriority w:val="99"/>
+    <w:unhideWhenUsed/>
+    <w:pPr>
+      <w:pBdr/>
+      <w:tabs>
+        <w:tab w:val="center" w:leader="none" w:pos="4844"/>
+        <w:tab w:val="right" w:leader="none" w:pos="9689"/>
+      </w:tabs>
+      <w:spacing w:after="0" w:line="240" w:lineRule="auto"/>
+      <w:ind/>
+    </w:pPr>
+  </w:style>
+  <w:style w:type="character" w:styleId="948">
+    <w:name w:val="Footer Char"/>
+    <w:basedOn w:val="920"/>
+    <w:link w:val="947"/>
+    <w:uiPriority w:val="99"/>
+    <w:pPr>
+      <w:pBdr/>
+      <w:spacing/>
+      <w:ind/>
+    </w:pPr>
+  </w:style>
+  <w:style w:type="paragraph" w:styleId="949">
+    <w:name w:val="Caption"/>
+    <w:basedOn w:val="970"/>
+    <w:next w:val="970"/>
+    <w:uiPriority w:val="35"/>
+    <w:unhideWhenUsed/>
+    <w:qFormat/>
+    <w:pPr>
+      <w:pBdr/>
+      <w:spacing w:after="200" w:line="240" w:lineRule="auto"/>
+      <w:ind/>
+    </w:pPr>
+    <w:rPr>
+      <w:i/>
+      <w:iCs/>
+      <w:color w:val="0e2841" w:themeColor="text2"/>
+      <w:sz w:val="18"/>
+      <w:szCs w:val="18"/>
+    </w:rPr>
+  </w:style>
+  <w:style w:type="paragraph" w:styleId="950">
+    <w:name w:val="footnote text"/>
+    <w:basedOn w:val="970"/>
+    <w:link w:val="951"/>
+    <w:uiPriority w:val="99"/>
+    <w:semiHidden/>
+    <w:unhideWhenUsed/>
+    <w:pPr>
+      <w:pBdr/>
+      <w:spacing w:after="0" w:line="240" w:lineRule="auto"/>
+      <w:ind/>
+    </w:pPr>
+    <w:rPr>
+      <w:sz w:val="20"/>
+      <w:szCs w:val="20"/>
+    </w:rPr>
+  </w:style>
+  <w:style w:type="character" w:styleId="951">
+    <w:name w:val="Footnote Text Char"/>
+    <w:basedOn w:val="920"/>
+    <w:link w:val="950"/>
+    <w:uiPriority w:val="99"/>
+    <w:semiHidden/>
+    <w:pPr>
+      <w:pBdr/>
+      <w:spacing/>
+      <w:ind/>
+    </w:pPr>
+    <w:rPr>
+      <w:sz w:val="20"/>
+      <w:szCs w:val="20"/>
+    </w:rPr>
+  </w:style>
+  <w:style w:type="character" w:styleId="952">
+    <w:name w:val="footnote reference"/>
+    <w:basedOn w:val="920"/>
+    <w:uiPriority w:val="99"/>
+    <w:semiHidden/>
+    <w:unhideWhenUsed/>
+    <w:pPr>
+      <w:pBdr/>
+      <w:spacing/>
+      <w:ind/>
+    </w:pPr>
+    <w:rPr>
+      <w:vertAlign w:val="superscript"/>
+    </w:rPr>
+  </w:style>
+  <w:style w:type="paragraph" w:styleId="953">
+    <w:name w:val="endnote text"/>
+    <w:basedOn w:val="970"/>
+    <w:link w:val="954"/>
+    <w:uiPriority w:val="99"/>
+    <w:semiHidden/>
+    <w:unhideWhenUsed/>
+    <w:pPr>
+      <w:pBdr/>
+      <w:spacing w:after="0" w:line="240" w:lineRule="auto"/>
+      <w:ind/>
+    </w:pPr>
+    <w:rPr>
+      <w:sz w:val="20"/>
+      <w:szCs w:val="20"/>
+    </w:rPr>
+  </w:style>
+  <w:style w:type="character" w:styleId="954">
+    <w:name w:val="Endnote Text Char"/>
+    <w:basedOn w:val="920"/>
+    <w:link w:val="953"/>
+    <w:uiPriority w:val="99"/>
+    <w:semiHidden/>
+    <w:pPr>
+      <w:pBdr/>
+      <w:spacing/>
+      <w:ind/>
+    </w:pPr>
+    <w:rPr>
+      <w:sz w:val="20"/>
+      <w:szCs w:val="20"/>
+    </w:rPr>
+  </w:style>
+  <w:style w:type="character" w:styleId="955">
+    <w:name w:val="endnote reference"/>
+    <w:basedOn w:val="920"/>
+    <w:uiPriority w:val="99"/>
+    <w:semiHidden/>
+    <w:unhideWhenUsed/>
+    <w:pPr>
+      <w:pBdr/>
+      <w:spacing/>
+      <w:ind/>
+    </w:pPr>
+    <w:rPr>
+      <w:vertAlign w:val="superscript"/>
+    </w:rPr>
+  </w:style>
+  <w:style w:type="character" w:styleId="956">
+    <w:name w:val="Hyperlink"/>
+    <w:basedOn w:val="920"/>
+    <w:uiPriority w:val="99"/>
+    <w:unhideWhenUsed/>
+    <w:pPr>
+      <w:pBdr/>
+      <w:spacing/>
+      <w:ind/>
+    </w:pPr>
+    <w:rPr>
+      <w:color w:val="0563c1" w:themeColor="hyperlink"/>
+      <w:u w:val="single"/>
+    </w:rPr>
+  </w:style>
+  <w:style w:type="character" w:styleId="957">
+    <w:name w:val="FollowedHyperlink"/>
+    <w:basedOn w:val="920"/>
+    <w:uiPriority w:val="99"/>
+    <w:semiHidden/>
+    <w:unhideWhenUsed/>
+    <w:pPr>
+      <w:pBdr/>
+      <w:spacing/>
+      <w:ind/>
+    </w:pPr>
+    <w:rPr>
+      <w:color w:val="954f72" w:themeColor="followedHyperlink"/>
+      <w:u w:val="single"/>
+    </w:rPr>
+  </w:style>
+  <w:style w:type="paragraph" w:styleId="958">
+    <w:name w:val="toc 1"/>
+    <w:basedOn w:val="970"/>
+    <w:next w:val="970"/>
+    <w:uiPriority w:val="39"/>
+    <w:unhideWhenUsed/>
+    <w:pPr>
+      <w:pBdr/>
+      <w:spacing w:after="100"/>
+      <w:ind/>
+    </w:pPr>
+  </w:style>
+  <w:style w:type="paragraph" w:styleId="959">
+    <w:name w:val="toc 2"/>
+    <w:basedOn w:val="970"/>
+    <w:next w:val="970"/>
+    <w:uiPriority w:val="39"/>
+    <w:unhideWhenUsed/>
+    <w:pPr>
+      <w:pBdr/>
+      <w:spacing w:after="100"/>
+      <w:ind w:left="220"/>
+    </w:pPr>
+  </w:style>
+  <w:style w:type="paragraph" w:styleId="960">
+    <w:name w:val="toc 3"/>
+    <w:basedOn w:val="970"/>
+    <w:next w:val="970"/>
+    <w:uiPriority w:val="39"/>
+    <w:unhideWhenUsed/>
+    <w:pPr>
+      <w:pBdr/>
+      <w:spacing w:after="100"/>
+      <w:ind w:left="440"/>
+    </w:pPr>
+  </w:style>
+  <w:style w:type="paragraph" w:styleId="961">
+    <w:name w:val="toc 4"/>
+    <w:basedOn w:val="970"/>
+    <w:next w:val="970"/>
+    <w:uiPriority w:val="39"/>
+    <w:unhideWhenUsed/>
+    <w:pPr>
+      <w:pBdr/>
+      <w:spacing w:after="100"/>
+      <w:ind w:left="660"/>
+    </w:pPr>
+  </w:style>
+  <w:style w:type="paragraph" w:styleId="962">
+    <w:name w:val="toc 5"/>
+    <w:basedOn w:val="970"/>
+    <w:next w:val="970"/>
+    <w:uiPriority w:val="39"/>
+    <w:unhideWhenUsed/>
+    <w:pPr>
+      <w:pBdr/>
+      <w:spacing w:after="100"/>
+      <w:ind w:left="880"/>
+    </w:pPr>
+  </w:style>
+  <w:style w:type="paragraph" w:styleId="963">
+    <w:name w:val="toc 6"/>
+    <w:basedOn w:val="970"/>
+    <w:next w:val="970"/>
+    <w:uiPriority w:val="39"/>
+    <w:unhideWhenUsed/>
+    <w:pPr>
+      <w:pBdr/>
+      <w:spacing w:after="100"/>
+      <w:ind w:left="1100"/>
+    </w:pPr>
+  </w:style>
+  <w:style w:type="paragraph" w:styleId="964">
+    <w:name w:val="toc 7"/>
+    <w:basedOn w:val="970"/>
+    <w:next w:val="970"/>
+    <w:uiPriority w:val="39"/>
+    <w:unhideWhenUsed/>
+    <w:pPr>
+      <w:pBdr/>
+      <w:spacing w:after="100"/>
+      <w:ind w:left="1320"/>
+    </w:pPr>
+  </w:style>
+  <w:style w:type="paragraph" w:styleId="965">
+    <w:name w:val="toc 8"/>
+    <w:basedOn w:val="970"/>
+    <w:next w:val="970"/>
+    <w:uiPriority w:val="39"/>
+    <w:unhideWhenUsed/>
+    <w:pPr>
+      <w:pBdr/>
+      <w:spacing w:after="100"/>
+      <w:ind w:left="1540"/>
+    </w:pPr>
+  </w:style>
+  <w:style w:type="paragraph" w:styleId="966">
+    <w:name w:val="toc 9"/>
+    <w:basedOn w:val="970"/>
+    <w:next w:val="970"/>
+    <w:uiPriority w:val="39"/>
+    <w:unhideWhenUsed/>
+    <w:pPr>
+      <w:pBdr/>
+      <w:spacing w:after="100"/>
+      <w:ind w:left="1760"/>
+    </w:pPr>
+  </w:style>
+  <w:style w:type="character" w:styleId="967">
+    <w:name w:val="Placeholder Text"/>
+    <w:basedOn w:val="920"/>
+    <w:uiPriority w:val="99"/>
+    <w:semiHidden/>
+    <w:pPr>
+      <w:pBdr/>
+      <w:spacing/>
+      <w:ind/>
+    </w:pPr>
+    <w:rPr>
+      <w:color w:val="666666"/>
+    </w:rPr>
+  </w:style>
+  <w:style w:type="paragraph" w:styleId="968">
+    <w:name w:val="TOC Heading"/>
+    <w:uiPriority w:val="39"/>
+    <w:unhideWhenUsed/>
+    <w:pPr>
+      <w:pBdr/>
+      <w:spacing/>
+      <w:ind/>
+    </w:pPr>
+  </w:style>
+  <w:style w:type="paragraph" w:styleId="969">
+    <w:name w:val="table of figures"/>
+    <w:basedOn w:val="970"/>
+    <w:next w:val="970"/>
+    <w:uiPriority w:val="99"/>
+    <w:unhideWhenUsed/>
+    <w:pPr>
+      <w:pBdr/>
+      <w:spacing w:after="0" w:afterAutospacing="0"/>
+      <w:ind/>
+    </w:pPr>
+  </w:style>
+  <w:style w:type="paragraph" w:styleId="970" w:default="1">
+    <w:name w:val="Normal"/>
+    <w:qFormat/>
+    <w:pPr>
+      <w:pBdr/>
+      <w:spacing/>
+      <w:ind/>
+    </w:pPr>
+  </w:style>
+  <w:style w:type="table" w:styleId="971" w:default="1">
+    <w:name w:val="Normal Table"/>
+    <w:uiPriority w:val="99"/>
+    <w:semiHidden/>
+    <w:unhideWhenUsed/>
+    <w:pPr>
+      <w:pBdr/>
+      <w:spacing/>
+      <w:ind/>
+    </w:pPr>
+    <w:tblPr>
+      <w:tblInd w:w="0" w:type="dxa"/>
+      <w:tblCellMar>
+        <w:left w:w="108" w:type="dxa"/>
+        <w:top w:w="0" w:type="dxa"/>
+        <w:right w:w="108" w:type="dxa"/>
+        <w:bottom w:w="0" w:type="dxa"/>
+      </w:tblCellMar>
+      <w:tblBorders/>
+    </w:tblPr>
+    <w:tcPr>
+      <w:tcBorders/>
+    </w:tcPr>
+    <w:tblStylePr w:type="band1Horz">
+      <w:pPr>
+        <w:pBdr/>
+        <w:spacing/>
+        <w:ind/>
+      </w:pPr>
+      <w:tblPr>
+        <w:tblBorders/>
+      </w:tblPr>
+      <w:tcPr>
+        <w:tcBorders/>
+      </w:tcPr>
+    </w:tblStylePr>
+    <w:tblStylePr w:type="band1Vert">
+      <w:pPr>
+        <w:pBdr/>
+        <w:spacing/>
+        <w:ind/>
+      </w:pPr>
+      <w:tblPr>
+        <w:tblBorders/>
+      </w:tblPr>
+      <w:tcPr>
+        <w:tcBorders/>
+      </w:tcPr>
+    </w:tblStylePr>
+    <w:tblStylePr w:type="band2Horz">
+      <w:pPr>
+        <w:pBdr/>
+        <w:spacing/>
+        <w:ind/>
+      </w:pPr>
+      <w:tblPr>
+        <w:tblBorders/>
+      </w:tblPr>
+      <w:tcPr>
+        <w:tcBorders/>
+      </w:tcPr>
+    </w:tblStylePr>
+    <w:tblStylePr w:type="band2Vert">
+      <w:pPr>
+        <w:pBdr/>
+        <w:spacing/>
+        <w:ind/>
+      </w:pPr>
+      <w:tblPr>
+        <w:tblBorders/>
+      </w:tblPr>
+      <w:tcPr>
+        <w:tcBorders/>
+      </w:tcPr>
+    </w:tblStylePr>
+    <w:tblStylePr w:type="firstCol">
+      <w:pPr>
+        <w:pBdr/>
+        <w:spacing/>
+        <w:ind/>
+      </w:pPr>
+      <w:tblPr>
+        <w:tblBorders/>
+      </w:tblPr>
+      <w:tcPr>
+        <w:tcBorders/>
+      </w:tcPr>
+    </w:tblStylePr>
+    <w:tblStylePr w:type="firstRow">
+      <w:pPr>
+        <w:pBdr/>
+        <w:spacing/>
+        <w:ind/>
+      </w:pPr>
+      <w:tblPr>
+        <w:tblBorders/>
+      </w:tblPr>
+      <w:tcPr>
+        <w:tcBorders/>
+      </w:tcPr>
+    </w:tblStylePr>
+    <w:tblStylePr w:type="lastCol">
+      <w:pPr>
+        <w:pBdr/>
+        <w:spacing/>
+        <w:ind/>
+      </w:pPr>
+      <w:tblPr>
+        <w:tblBorders/>
+      </w:tblPr>
+      <w:tcPr>
+        <w:tcBorders/>
+      </w:tcPr>
+    </w:tblStylePr>
+    <w:tblStylePr w:type="lastRow">
+      <w:pPr>
+        <w:pBdr/>
+        <w:spacing/>
+        <w:ind/>
+      </w:pPr>
+      <w:tblPr>
+        <w:tblBorders/>
+      </w:tblPr>
+      <w:tcPr>
+        <w:tcBorders/>
+      </w:tcPr>
+    </w:tblStylePr>
+    <w:tblStylePr w:type="nwCell">
+      <w:pPr>
+        <w:pBdr/>
+        <w:spacing/>
+        <w:ind/>
+      </w:pPr>
+      <w:tblPr>
+        <w:tblBorders/>
+      </w:tblPr>
+      <w:tcPr>
+        <w:tcBorders/>
+      </w:tcPr>
+    </w:tblStylePr>
+    <w:tblStylePr w:type="neCell">
+      <w:pPr>
+        <w:pBdr/>
+        <w:spacing/>
+        <w:ind/>
+      </w:pPr>
+      <w:tblPr>
+        <w:tblBorders/>
+      </w:tblPr>
+      <w:tcPr>
+        <w:tcBorders/>
+      </w:tcPr>
+    </w:tblStylePr>
+    <w:tblStylePr w:type="swCell">
+      <w:pPr>
+        <w:pBdr/>
+        <w:spacing/>
+        <w:ind/>
+      </w:pPr>
+      <w:tblPr>
+        <w:tblBorders/>
+      </w:tblPr>
+      <w:tcPr>
+        <w:tcBorders/>
+      </w:tcPr>
+    </w:tblStylePr>
+    <w:tblStylePr w:type="seCell">
+      <w:pPr>
+        <w:pBdr/>
+        <w:spacing/>
+        <w:ind/>
+      </w:pPr>
+      <w:tblPr>
+        <w:tblBorders/>
+      </w:tblPr>
+      <w:tcPr>
+        <w:tcBorders/>
+      </w:tcPr>
+    </w:tblStylePr>
+    <w:tblStylePr w:type="wholeTable">
+      <w:pPr>
+        <w:pBdr/>
+        <w:spacing/>
+        <w:ind/>
+      </w:pPr>
+      <w:tblPr>
+        <w:tblBorders/>
+      </w:tblPr>
+      <w:tcPr>
+        <w:tcBorders/>
+      </w:tcPr>
+    </w:tblStylePr>
+  </w:style>
+  <w:style w:type="numbering" w:styleId="972" w:default="1">
     <w:name w:val="No List"/>
     <w:uiPriority w:val="99"/>
     <w:semiHidden/>
@@ -31135,910 +31508,10 @@
       <w:ind/>
     </w:pPr>
   </w:style>
-  <w:style w:type="paragraph" w:styleId="829">
-    <w:name w:val="DStyle_paragraph"/>
-    <w:pPr>
-      <w:pBdr/>
-      <w:spacing w:before="0" w:line="240" w:lineRule="auto"/>
-      <w:ind/>
-    </w:pPr>
-    <w:rPr>
-      <w:rFonts w:ascii="等线" w:hAnsi="等线" w:cs="等线"/>
-      <w:sz w:val="22"/>
-      <w:szCs w:val="22"/>
-      <w:lang w:val="zh-CN" w:bidi="ar-SA"/>
-    </w:rPr>
-  </w:style>
-  <w:style w:type="character" w:styleId="830">
-    <w:name w:val="DStyle_text"/>
-    <w:pPr>
-      <w:pBdr/>
-      <w:spacing/>
-      <w:ind/>
-    </w:pPr>
-    <w:rPr>
-      <w:rFonts w:ascii="等线" w:hAnsi="等线" w:cs="等线"/>
-      <w:sz w:val="22"/>
-      <w:szCs w:val="22"/>
-      <w:lang w:val="zh-CN" w:bidi="ar-SA"/>
-    </w:rPr>
-  </w:style>
-  <w:style w:type="paragraph" w:styleId="831" w:customStyle="1">
-    <w:name w:val="DStyle_paragraph"/>
-    <w:basedOn w:val="829"/>
-    <w:qFormat/>
-    <w:pPr>
-      <w:pBdr/>
-      <w:spacing w:before="0" w:line="240" w:lineRule="auto"/>
-      <w:ind/>
-    </w:pPr>
-    <w:rPr>
-      <w:rFonts w:ascii="等线" w:hAnsi="等线" w:cs="等线"/>
-      <w:sz w:val="22"/>
-      <w:szCs w:val="22"/>
-      <w:lang w:val="zh-CN" w:bidi="ar-SA"/>
-    </w:rPr>
-  </w:style>
-  <w:style w:type="character" w:styleId="832" w:customStyle="1">
-    <w:name w:val="DStyle_text"/>
-    <w:basedOn w:val="829"/>
-    <w:qFormat/>
-    <w:pPr>
-      <w:pBdr/>
-      <w:spacing/>
-      <w:ind/>
-    </w:pPr>
-    <w:rPr>
-      <w:rFonts w:ascii="等线" w:hAnsi="等线" w:cs="等线"/>
-      <w:sz w:val="22"/>
-      <w:szCs w:val="22"/>
-      <w:lang w:val="zh-CN" w:bidi="ar-SA"/>
-    </w:rPr>
-  </w:style>
-  <w:style w:type="paragraph" w:styleId="833" w:customStyle="1">
-    <w:name w:val="Heading 1"/>
-    <w:basedOn w:val="894"/>
-    <w:qFormat/>
-    <w:pPr>
-      <w:pBdr/>
-      <w:spacing w:after="80" w:before="360"/>
-      <w:ind/>
-    </w:pPr>
-    <w:rPr>
-      <w:rFonts w:ascii="Arial" w:hAnsi="Arial" w:cs="Arial"/>
-      <w:color w:val="0f4761"/>
-      <w:sz w:val="40"/>
-      <w:szCs w:val="40"/>
-    </w:rPr>
-  </w:style>
-  <w:style w:type="paragraph" w:styleId="834" w:customStyle="1">
-    <w:name w:val="Heading 2"/>
-    <w:basedOn w:val="894"/>
-    <w:qFormat/>
-    <w:pPr>
-      <w:pBdr/>
-      <w:spacing w:after="80" w:before="160"/>
-      <w:ind/>
-    </w:pPr>
-    <w:rPr>
-      <w:rFonts w:ascii="Arial" w:hAnsi="Arial" w:cs="Arial"/>
-      <w:color w:val="0f4761"/>
-      <w:sz w:val="32"/>
-      <w:szCs w:val="32"/>
-    </w:rPr>
-  </w:style>
-  <w:style w:type="paragraph" w:styleId="835" w:customStyle="1">
-    <w:name w:val="Heading 3"/>
-    <w:basedOn w:val="894"/>
-    <w:qFormat/>
-    <w:pPr>
-      <w:pBdr/>
-      <w:spacing w:after="80" w:before="160"/>
-      <w:ind/>
-    </w:pPr>
-    <w:rPr>
-      <w:rFonts w:ascii="Arial" w:hAnsi="Arial" w:cs="Arial"/>
-      <w:color w:val="0f4761"/>
-      <w:sz w:val="28"/>
-      <w:szCs w:val="28"/>
-    </w:rPr>
-  </w:style>
-  <w:style w:type="paragraph" w:styleId="836" w:customStyle="1">
-    <w:name w:val="Heading 4"/>
-    <w:basedOn w:val="894"/>
-    <w:qFormat/>
-    <w:pPr>
-      <w:pBdr/>
-      <w:spacing w:after="40" w:before="80"/>
-      <w:ind/>
-    </w:pPr>
-    <w:rPr>
-      <w:rFonts w:ascii="Arial" w:hAnsi="Arial" w:cs="Arial"/>
-      <w:i/>
-      <w:color w:val="0f4761"/>
-    </w:rPr>
-  </w:style>
-  <w:style w:type="paragraph" w:styleId="837" w:customStyle="1">
-    <w:name w:val="Heading 5"/>
-    <w:basedOn w:val="894"/>
-    <w:qFormat/>
-    <w:pPr>
-      <w:pBdr/>
-      <w:spacing w:after="40" w:before="80"/>
-      <w:ind/>
-    </w:pPr>
-    <w:rPr>
-      <w:rFonts w:ascii="Arial" w:hAnsi="Arial" w:cs="Arial"/>
-      <w:color w:val="0f4761"/>
-    </w:rPr>
-  </w:style>
-  <w:style w:type="paragraph" w:styleId="838" w:customStyle="1">
-    <w:name w:val="Heading 6"/>
-    <w:basedOn w:val="894"/>
-    <w:qFormat/>
-    <w:pPr>
-      <w:pBdr/>
-      <w:spacing w:after="0" w:before="40"/>
-      <w:ind/>
-    </w:pPr>
-    <w:rPr>
-      <w:rFonts w:ascii="Arial" w:hAnsi="Arial" w:cs="Arial"/>
-      <w:i/>
-      <w:color w:val="595959"/>
-    </w:rPr>
-  </w:style>
-  <w:style w:type="paragraph" w:styleId="839" w:customStyle="1">
-    <w:name w:val="Heading 7"/>
-    <w:basedOn w:val="894"/>
-    <w:qFormat/>
-    <w:pPr>
-      <w:pBdr/>
-      <w:spacing w:after="0" w:before="40"/>
-      <w:ind/>
-    </w:pPr>
-    <w:rPr>
-      <w:rFonts w:ascii="Arial" w:hAnsi="Arial" w:cs="Arial"/>
-      <w:color w:val="595959"/>
-    </w:rPr>
-  </w:style>
-  <w:style w:type="paragraph" w:styleId="840" w:customStyle="1">
-    <w:name w:val="Heading 8"/>
-    <w:basedOn w:val="894"/>
-    <w:qFormat/>
-    <w:pPr>
-      <w:pBdr/>
-      <w:spacing w:after="0"/>
-      <w:ind/>
-    </w:pPr>
-    <w:rPr>
-      <w:rFonts w:ascii="Arial" w:hAnsi="Arial" w:cs="Arial"/>
-      <w:i/>
-      <w:color w:val="272727"/>
-    </w:rPr>
-  </w:style>
-  <w:style w:type="paragraph" w:styleId="841" w:customStyle="1">
-    <w:name w:val="Heading 9"/>
-    <w:basedOn w:val="894"/>
-    <w:qFormat/>
-    <w:pPr>
-      <w:pBdr/>
-      <w:spacing w:after="0"/>
-      <w:ind/>
-    </w:pPr>
-    <w:rPr>
-      <w:rFonts w:ascii="Arial" w:hAnsi="Arial" w:cs="Arial"/>
-      <w:i/>
-      <w:color w:val="272727"/>
-    </w:rPr>
-  </w:style>
-  <w:style w:type="character" w:styleId="842" w:default="1">
-    <w:name w:val="Default Paragraph Font"/>
-    <w:qFormat/>
-    <w:pPr>
-      <w:pBdr/>
-      <w:spacing w:before="0" w:line="240" w:lineRule="auto"/>
-      <w:ind/>
-    </w:pPr>
-  </w:style>
-  <w:style w:type="character" w:styleId="843" w:customStyle="1">
-    <w:name w:val="Heading 1 Char"/>
-    <w:basedOn w:val="842"/>
-    <w:qFormat/>
-    <w:pPr>
-      <w:pBdr/>
-      <w:spacing/>
-      <w:ind/>
-    </w:pPr>
-    <w:rPr>
-      <w:rFonts w:ascii="Arial" w:hAnsi="Arial" w:cs="Arial"/>
-      <w:color w:val="0f4761"/>
-      <w:sz w:val="40"/>
-      <w:szCs w:val="40"/>
-    </w:rPr>
-  </w:style>
-  <w:style w:type="character" w:styleId="844" w:customStyle="1">
-    <w:name w:val="Heading 2 Char"/>
-    <w:basedOn w:val="842"/>
-    <w:qFormat/>
-    <w:pPr>
-      <w:pBdr/>
-      <w:spacing/>
-      <w:ind/>
-    </w:pPr>
-    <w:rPr>
-      <w:rFonts w:ascii="Arial" w:hAnsi="Arial" w:cs="Arial"/>
-      <w:color w:val="0f4761"/>
-      <w:sz w:val="32"/>
-      <w:szCs w:val="32"/>
-    </w:rPr>
-  </w:style>
-  <w:style w:type="character" w:styleId="845" w:customStyle="1">
-    <w:name w:val="Heading 3 Char"/>
-    <w:basedOn w:val="842"/>
-    <w:qFormat/>
-    <w:pPr>
-      <w:pBdr/>
-      <w:spacing/>
-      <w:ind/>
-    </w:pPr>
-    <w:rPr>
-      <w:rFonts w:ascii="Arial" w:hAnsi="Arial" w:cs="Arial"/>
-      <w:color w:val="0f4761"/>
-      <w:sz w:val="28"/>
-      <w:szCs w:val="28"/>
-    </w:rPr>
-  </w:style>
-  <w:style w:type="character" w:styleId="846" w:customStyle="1">
-    <w:name w:val="Heading 4 Char"/>
-    <w:basedOn w:val="842"/>
-    <w:qFormat/>
-    <w:pPr>
-      <w:pBdr/>
-      <w:spacing/>
-      <w:ind/>
-    </w:pPr>
-    <w:rPr>
-      <w:rFonts w:ascii="Arial" w:hAnsi="Arial" w:cs="Arial"/>
-      <w:i/>
-      <w:color w:val="0f4761"/>
-    </w:rPr>
-  </w:style>
-  <w:style w:type="character" w:styleId="847" w:customStyle="1">
-    <w:name w:val="Heading 5 Char"/>
-    <w:basedOn w:val="842"/>
-    <w:qFormat/>
-    <w:pPr>
-      <w:pBdr/>
-      <w:spacing/>
-      <w:ind/>
-    </w:pPr>
-    <w:rPr>
-      <w:rFonts w:ascii="Arial" w:hAnsi="Arial" w:cs="Arial"/>
-      <w:color w:val="0f4761"/>
-    </w:rPr>
-  </w:style>
-  <w:style w:type="character" w:styleId="848" w:customStyle="1">
-    <w:name w:val="Heading 6 Char"/>
-    <w:basedOn w:val="842"/>
-    <w:qFormat/>
-    <w:pPr>
-      <w:pBdr/>
-      <w:spacing/>
-      <w:ind/>
-    </w:pPr>
-    <w:rPr>
-      <w:rFonts w:ascii="Arial" w:hAnsi="Arial" w:cs="Arial"/>
-      <w:i/>
-      <w:color w:val="595959"/>
-    </w:rPr>
-  </w:style>
-  <w:style w:type="character" w:styleId="849" w:customStyle="1">
-    <w:name w:val="Heading 7 Char"/>
-    <w:basedOn w:val="842"/>
-    <w:qFormat/>
-    <w:pPr>
-      <w:pBdr/>
-      <w:spacing/>
-      <w:ind/>
-    </w:pPr>
-    <w:rPr>
-      <w:rFonts w:ascii="Arial" w:hAnsi="Arial" w:cs="Arial"/>
-      <w:color w:val="595959"/>
-    </w:rPr>
-  </w:style>
-  <w:style w:type="character" w:styleId="850" w:customStyle="1">
-    <w:name w:val="Heading 8 Char"/>
-    <w:basedOn w:val="842"/>
-    <w:qFormat/>
-    <w:pPr>
-      <w:pBdr/>
-      <w:spacing/>
-      <w:ind/>
-    </w:pPr>
-    <w:rPr>
-      <w:rFonts w:ascii="Arial" w:hAnsi="Arial" w:cs="Arial"/>
-      <w:i/>
-      <w:color w:val="272727"/>
-    </w:rPr>
-  </w:style>
-  <w:style w:type="character" w:styleId="851" w:customStyle="1">
-    <w:name w:val="Heading 9 Char"/>
-    <w:basedOn w:val="842"/>
-    <w:qFormat/>
-    <w:pPr>
-      <w:pBdr/>
-      <w:spacing/>
-      <w:ind/>
-    </w:pPr>
-    <w:rPr>
-      <w:rFonts w:ascii="Arial" w:hAnsi="Arial" w:cs="Arial"/>
-      <w:i/>
-      <w:color w:val="272727"/>
-    </w:rPr>
-  </w:style>
-  <w:style w:type="paragraph" w:styleId="852" w:customStyle="1">
-    <w:name w:val="Title"/>
-    <w:basedOn w:val="894"/>
-    <w:qFormat/>
-    <w:pPr>
-      <w:pBdr/>
-      <w:spacing w:after="80" w:line="240" w:lineRule="auto"/>
-      <w:ind/>
-    </w:pPr>
-    <w:rPr>
-      <w:rFonts w:ascii="Arial" w:hAnsi="Arial" w:cs="Arial"/>
-      <w:spacing w:val="-10"/>
-      <w:sz w:val="56"/>
-      <w:szCs w:val="56"/>
-    </w:rPr>
-  </w:style>
-  <w:style w:type="character" w:styleId="853" w:customStyle="1">
-    <w:name w:val="Title Char"/>
-    <w:basedOn w:val="842"/>
-    <w:qFormat/>
-    <w:pPr>
-      <w:pBdr/>
-      <w:spacing/>
-      <w:ind/>
-    </w:pPr>
-    <w:rPr>
-      <w:rFonts w:ascii="Arial" w:hAnsi="Arial" w:cs="Arial"/>
-      <w:spacing w:val="-10"/>
-      <w:sz w:val="56"/>
-      <w:szCs w:val="56"/>
-    </w:rPr>
-  </w:style>
-  <w:style w:type="paragraph" w:styleId="854" w:customStyle="1">
-    <w:name w:val="Subtitle"/>
-    <w:basedOn w:val="894"/>
-    <w:qFormat/>
-    <w:pPr>
-      <w:pBdr/>
-      <w:spacing/>
-      <w:ind/>
-    </w:pPr>
-    <w:rPr>
-      <w:color w:val="595959"/>
-      <w:spacing w:val="15"/>
-      <w:sz w:val="28"/>
-      <w:szCs w:val="28"/>
-    </w:rPr>
-  </w:style>
-  <w:style w:type="character" w:styleId="855" w:customStyle="1">
-    <w:name w:val="Subtitle Char"/>
-    <w:basedOn w:val="842"/>
-    <w:qFormat/>
-    <w:pPr>
-      <w:pBdr/>
-      <w:spacing/>
-      <w:ind/>
-    </w:pPr>
-    <w:rPr>
-      <w:color w:val="595959"/>
-      <w:spacing w:val="15"/>
-      <w:sz w:val="28"/>
-      <w:szCs w:val="28"/>
-    </w:rPr>
-  </w:style>
-  <w:style w:type="paragraph" w:styleId="856" w:customStyle="1">
-    <w:name w:val="Quote"/>
-    <w:basedOn w:val="894"/>
-    <w:qFormat/>
-    <w:pPr>
-      <w:pBdr/>
-      <w:spacing w:before="160"/>
-      <w:ind/>
-      <w:jc w:val="center"/>
-    </w:pPr>
-    <w:rPr>
-      <w:i/>
-      <w:color w:val="404040"/>
-    </w:rPr>
-  </w:style>
-  <w:style w:type="character" w:styleId="857" w:customStyle="1">
-    <w:name w:val="Quote Char"/>
-    <w:basedOn w:val="842"/>
-    <w:qFormat/>
-    <w:pPr>
-      <w:pBdr/>
-      <w:spacing/>
-      <w:ind/>
-    </w:pPr>
-    <w:rPr>
-      <w:i/>
-      <w:color w:val="404040"/>
-    </w:rPr>
-  </w:style>
-  <w:style w:type="character" w:styleId="858" w:customStyle="1">
-    <w:name w:val="Intense Emphasis"/>
-    <w:basedOn w:val="842"/>
-    <w:qFormat/>
-    <w:pPr>
-      <w:pBdr/>
-      <w:spacing/>
-      <w:ind/>
-    </w:pPr>
-    <w:rPr>
-      <w:i/>
-      <w:color w:val="0f4761"/>
-    </w:rPr>
-  </w:style>
-  <w:style w:type="paragraph" w:styleId="859" w:customStyle="1">
-    <w:name w:val="Intense Quote"/>
-    <w:basedOn w:val="894"/>
-    <w:qFormat/>
-    <w:pPr>
-      <w:pBdr>
-        <w:top w:val="single" w:color="0f4761" w:sz="4" w:space="0"/>
-        <w:bottom w:val="single" w:color="0f4761" w:sz="4" w:space="0"/>
-      </w:pBdr>
-      <w:spacing w:after="360" w:before="360"/>
-      <w:ind w:right="864" w:firstLine="0" w:left="864"/>
-      <w:jc w:val="center"/>
-    </w:pPr>
-    <w:rPr>
-      <w:i/>
-      <w:color w:val="0f4761"/>
-    </w:rPr>
-  </w:style>
-  <w:style w:type="character" w:styleId="860" w:customStyle="1">
-    <w:name w:val="Intense Quote Char"/>
-    <w:basedOn w:val="842"/>
-    <w:qFormat/>
-    <w:pPr>
-      <w:pBdr/>
-      <w:spacing/>
-      <w:ind/>
-    </w:pPr>
-    <w:rPr>
-      <w:i/>
-      <w:color w:val="0f4761"/>
-    </w:rPr>
-  </w:style>
-  <w:style w:type="character" w:styleId="861" w:customStyle="1">
-    <w:name w:val="Intense Reference"/>
-    <w:basedOn w:val="842"/>
-    <w:qFormat/>
-    <w:pPr>
-      <w:pBdr/>
-      <w:spacing/>
-      <w:ind/>
-    </w:pPr>
-    <w:rPr>
-      <w:b/>
-      <w:smallCaps/>
-      <w:color w:val="0f4761"/>
-      <w:spacing w:val="5"/>
-    </w:rPr>
-  </w:style>
-  <w:style w:type="character" w:styleId="862" w:customStyle="1">
-    <w:name w:val="Subtle Emphasis"/>
-    <w:basedOn w:val="842"/>
-    <w:qFormat/>
-    <w:pPr>
-      <w:pBdr/>
-      <w:spacing/>
-      <w:ind/>
-    </w:pPr>
-    <w:rPr>
-      <w:i/>
-      <w:color w:val="404040"/>
-    </w:rPr>
-  </w:style>
-  <w:style w:type="character" w:styleId="863" w:customStyle="1">
-    <w:name w:val="Emphasis"/>
-    <w:basedOn w:val="842"/>
-    <w:qFormat/>
-    <w:pPr>
-      <w:pBdr/>
-      <w:spacing/>
-      <w:ind/>
-    </w:pPr>
-    <w:rPr>
-      <w:i/>
-    </w:rPr>
-  </w:style>
-  <w:style w:type="character" w:styleId="864" w:customStyle="1">
-    <w:name w:val="Strong"/>
-    <w:basedOn w:val="842"/>
-    <w:qFormat/>
-    <w:pPr>
-      <w:pBdr/>
-      <w:spacing/>
-      <w:ind/>
-    </w:pPr>
-    <w:rPr>
-      <w:b/>
-    </w:rPr>
-  </w:style>
-  <w:style w:type="character" w:styleId="865" w:customStyle="1">
-    <w:name w:val="Subtle Reference"/>
-    <w:basedOn w:val="842"/>
-    <w:qFormat/>
-    <w:pPr>
-      <w:pBdr/>
-      <w:spacing/>
-      <w:ind/>
-    </w:pPr>
-    <w:rPr>
-      <w:smallCaps/>
-      <w:color w:val="5a5a5a"/>
-    </w:rPr>
-  </w:style>
-  <w:style w:type="character" w:styleId="866" w:customStyle="1">
-    <w:name w:val="Book Title"/>
-    <w:basedOn w:val="842"/>
-    <w:qFormat/>
-    <w:pPr>
-      <w:pBdr/>
-      <w:spacing/>
-      <w:ind/>
-    </w:pPr>
-    <w:rPr>
-      <w:b/>
-      <w:i/>
-      <w:spacing w:val="5"/>
-    </w:rPr>
-  </w:style>
-  <w:style w:type="paragraph" w:styleId="867" w:customStyle="1">
-    <w:name w:val="Header"/>
-    <w:basedOn w:val="894"/>
-    <w:qFormat/>
-    <w:pPr>
-      <w:pBdr/>
-      <w:tabs>
-        <w:tab w:val="center" w:leader="none" w:pos="4844"/>
-        <w:tab w:val="right" w:leader="none" w:pos="9688"/>
-      </w:tabs>
-      <w:spacing w:after="0" w:line="240" w:lineRule="auto"/>
-      <w:ind/>
-    </w:pPr>
-  </w:style>
-  <w:style w:type="character" w:styleId="868" w:customStyle="1">
-    <w:name w:val="Header Char"/>
-    <w:basedOn w:val="842"/>
-    <w:qFormat/>
-    <w:pPr>
-      <w:pBdr/>
-      <w:spacing/>
-      <w:ind/>
-    </w:pPr>
-  </w:style>
-  <w:style w:type="paragraph" w:styleId="869" w:customStyle="1">
-    <w:name w:val="Footer"/>
-    <w:basedOn w:val="894"/>
-    <w:qFormat/>
-    <w:pPr>
-      <w:pBdr/>
-      <w:tabs>
-        <w:tab w:val="center" w:leader="none" w:pos="4844"/>
-        <w:tab w:val="right" w:leader="none" w:pos="9688"/>
-      </w:tabs>
-      <w:spacing w:after="0" w:line="240" w:lineRule="auto"/>
-      <w:ind/>
-    </w:pPr>
-  </w:style>
-  <w:style w:type="character" w:styleId="870" w:customStyle="1">
-    <w:name w:val="Footer Char"/>
-    <w:basedOn w:val="842"/>
-    <w:qFormat/>
-    <w:pPr>
-      <w:pBdr/>
-      <w:spacing/>
-      <w:ind/>
-    </w:pPr>
-  </w:style>
-  <w:style w:type="paragraph" w:styleId="871" w:customStyle="1">
-    <w:name w:val="Caption"/>
-    <w:basedOn w:val="894"/>
-    <w:qFormat/>
-    <w:pPr>
-      <w:pBdr/>
-      <w:spacing w:after="200" w:line="240" w:lineRule="auto"/>
-      <w:ind/>
-    </w:pPr>
-    <w:rPr>
-      <w:i/>
-      <w:color w:val="0e2841"/>
-      <w:sz w:val="18"/>
-      <w:szCs w:val="18"/>
-    </w:rPr>
-  </w:style>
-  <w:style w:type="paragraph" w:styleId="872" w:customStyle="1">
-    <w:name w:val="footnote text"/>
-    <w:basedOn w:val="894"/>
-    <w:qFormat/>
-    <w:pPr>
-      <w:pBdr/>
-      <w:spacing w:after="0" w:line="240" w:lineRule="auto"/>
-      <w:ind/>
-    </w:pPr>
-    <w:rPr>
-      <w:sz w:val="20"/>
-      <w:szCs w:val="20"/>
-    </w:rPr>
-  </w:style>
-  <w:style w:type="character" w:styleId="873" w:customStyle="1">
-    <w:name w:val="Footnote Text Char"/>
-    <w:basedOn w:val="842"/>
-    <w:qFormat/>
-    <w:pPr>
-      <w:pBdr/>
-      <w:spacing/>
-      <w:ind/>
-    </w:pPr>
-    <w:rPr>
-      <w:sz w:val="20"/>
-      <w:szCs w:val="20"/>
-    </w:rPr>
-  </w:style>
-  <w:style w:type="character" w:styleId="874" w:customStyle="1">
-    <w:name w:val="footnote reference"/>
-    <w:basedOn w:val="842"/>
-    <w:qFormat/>
-    <w:pPr>
-      <w:pBdr/>
-      <w:spacing/>
-      <w:ind/>
-    </w:pPr>
-    <w:rPr>
-      <w:vertAlign w:val="superscript"/>
-    </w:rPr>
-  </w:style>
-  <w:style w:type="paragraph" w:styleId="875" w:customStyle="1">
-    <w:name w:val="endnote text"/>
-    <w:basedOn w:val="894"/>
-    <w:qFormat/>
-    <w:pPr>
-      <w:pBdr/>
-      <w:spacing w:after="0" w:line="240" w:lineRule="auto"/>
-      <w:ind/>
-    </w:pPr>
-    <w:rPr>
-      <w:sz w:val="20"/>
-      <w:szCs w:val="20"/>
-    </w:rPr>
-  </w:style>
-  <w:style w:type="character" w:styleId="876" w:customStyle="1">
-    <w:name w:val="Endnote Text Char"/>
-    <w:basedOn w:val="842"/>
-    <w:qFormat/>
-    <w:pPr>
-      <w:pBdr/>
-      <w:spacing/>
-      <w:ind/>
-    </w:pPr>
-    <w:rPr>
-      <w:sz w:val="20"/>
-      <w:szCs w:val="20"/>
-    </w:rPr>
-  </w:style>
-  <w:style w:type="character" w:styleId="877" w:customStyle="1">
-    <w:name w:val="endnote reference"/>
-    <w:basedOn w:val="842"/>
-    <w:qFormat/>
-    <w:pPr>
-      <w:pBdr/>
-      <w:spacing/>
-      <w:ind/>
-    </w:pPr>
-    <w:rPr>
-      <w:vertAlign w:val="superscript"/>
-    </w:rPr>
-  </w:style>
-  <w:style w:type="character" w:styleId="878" w:customStyle="1">
-    <w:name w:val="Hyperlink"/>
-    <w:basedOn w:val="842"/>
-    <w:qFormat/>
-    <w:pPr>
-      <w:pBdr/>
-      <w:spacing/>
-      <w:ind/>
-    </w:pPr>
-    <w:rPr>
-      <w:color w:val="0563c1"/>
-      <w:u w:val="single"/>
-    </w:rPr>
-  </w:style>
-  <w:style w:type="character" w:styleId="879" w:customStyle="1">
-    <w:name w:val="Internet link"/>
-    <w:basedOn w:val="829"/>
-    <w:qFormat/>
-    <w:pPr>
-      <w:pBdr/>
-      <w:spacing/>
-      <w:ind/>
-    </w:pPr>
-    <w:rPr>
-      <w:color w:val="0563c1"/>
-      <w:u w:val="single"/>
-    </w:rPr>
-  </w:style>
-  <w:style w:type="character" w:styleId="880" w:customStyle="1">
-    <w:name w:val="Internet link"/>
-    <w:basedOn w:val="829"/>
-    <w:qFormat/>
-    <w:pPr>
-      <w:pBdr/>
-      <w:spacing/>
-      <w:ind/>
-    </w:pPr>
-    <w:rPr>
-      <w:color w:val="0563c1"/>
-      <w:u w:val="single"/>
-    </w:rPr>
-  </w:style>
-  <w:style w:type="character" w:styleId="881" w:customStyle="1">
-    <w:name w:val="FollowedHyperlink"/>
-    <w:basedOn w:val="842"/>
-    <w:qFormat/>
-    <w:pPr>
-      <w:pBdr/>
-      <w:spacing/>
-      <w:ind/>
-    </w:pPr>
-    <w:rPr>
-      <w:color w:val="954f72"/>
-      <w:u w:val="single"/>
-    </w:rPr>
-  </w:style>
-  <w:style w:type="paragraph" w:styleId="882" w:customStyle="1">
-    <w:name w:val="toc 1"/>
-    <w:basedOn w:val="894"/>
-    <w:qFormat/>
-    <w:pPr>
-      <w:pBdr/>
-      <w:spacing w:after="100"/>
-      <w:ind/>
-    </w:pPr>
-  </w:style>
-  <w:style w:type="paragraph" w:styleId="883" w:customStyle="1">
-    <w:name w:val="toc 2"/>
-    <w:basedOn w:val="894"/>
-    <w:qFormat/>
-    <w:pPr>
-      <w:pBdr/>
-      <w:spacing w:after="100"/>
-      <w:ind w:right="0" w:firstLine="0" w:left="220"/>
-    </w:pPr>
-  </w:style>
-  <w:style w:type="paragraph" w:styleId="884" w:customStyle="1">
-    <w:name w:val="toc 3"/>
-    <w:basedOn w:val="894"/>
-    <w:qFormat/>
-    <w:pPr>
-      <w:pBdr/>
-      <w:spacing w:after="100"/>
-      <w:ind w:right="0" w:firstLine="0" w:left="440"/>
-    </w:pPr>
-  </w:style>
-  <w:style w:type="paragraph" w:styleId="885" w:customStyle="1">
-    <w:name w:val="toc 4"/>
-    <w:basedOn w:val="894"/>
-    <w:qFormat/>
-    <w:pPr>
-      <w:pBdr/>
-      <w:spacing w:after="100"/>
-      <w:ind w:right="0" w:firstLine="0" w:left="660"/>
-    </w:pPr>
-  </w:style>
-  <w:style w:type="paragraph" w:styleId="886" w:customStyle="1">
-    <w:name w:val="toc 5"/>
-    <w:basedOn w:val="894"/>
-    <w:qFormat/>
-    <w:pPr>
-      <w:pBdr/>
-      <w:spacing w:after="100"/>
-      <w:ind w:right="0" w:firstLine="0" w:left="880"/>
-    </w:pPr>
-  </w:style>
-  <w:style w:type="paragraph" w:styleId="887" w:customStyle="1">
-    <w:name w:val="toc 6"/>
-    <w:basedOn w:val="894"/>
-    <w:qFormat/>
-    <w:pPr>
-      <w:pBdr/>
-      <w:spacing w:after="100"/>
-      <w:ind w:right="0" w:firstLine="0" w:left="1100"/>
-    </w:pPr>
-  </w:style>
-  <w:style w:type="paragraph" w:styleId="888" w:customStyle="1">
-    <w:name w:val="toc 7"/>
-    <w:basedOn w:val="894"/>
-    <w:qFormat/>
-    <w:pPr>
-      <w:pBdr/>
-      <w:spacing w:after="100"/>
-      <w:ind w:right="0" w:firstLine="0" w:left="1320"/>
-    </w:pPr>
-  </w:style>
-  <w:style w:type="paragraph" w:styleId="889" w:customStyle="1">
-    <w:name w:val="toc 8"/>
-    <w:basedOn w:val="894"/>
-    <w:qFormat/>
-    <w:pPr>
-      <w:pBdr/>
-      <w:spacing w:after="100"/>
-      <w:ind w:right="0" w:firstLine="0" w:left="1540"/>
-    </w:pPr>
-  </w:style>
-  <w:style w:type="paragraph" w:styleId="890" w:customStyle="1">
-    <w:name w:val="toc 9"/>
-    <w:basedOn w:val="894"/>
-    <w:qFormat/>
-    <w:pPr>
-      <w:pBdr/>
-      <w:spacing w:after="100"/>
-      <w:ind w:right="0" w:firstLine="0" w:left="1760"/>
-    </w:pPr>
-  </w:style>
-  <w:style w:type="character" w:styleId="891" w:customStyle="1">
-    <w:name w:val="Placeholder Text"/>
-    <w:basedOn w:val="842"/>
-    <w:qFormat/>
-    <w:pPr>
-      <w:pBdr/>
-      <w:spacing/>
-      <w:ind/>
-    </w:pPr>
-    <w:rPr>
-      <w:color w:val="666666"/>
-    </w:rPr>
-  </w:style>
-  <w:style w:type="paragraph" w:styleId="892" w:customStyle="1">
-    <w:name w:val="TOC Heading"/>
-    <w:basedOn w:val="831"/>
-    <w:qFormat/>
-    <w:pPr>
-      <w:pBdr/>
-      <w:spacing/>
-      <w:ind/>
-    </w:pPr>
-  </w:style>
-  <w:style w:type="paragraph" w:styleId="893" w:customStyle="1">
-    <w:name w:val="table of figures"/>
-    <w:basedOn w:val="894"/>
-    <w:qFormat/>
-    <w:pPr>
-      <w:pBdr/>
-      <w:spacing w:after="0"/>
-      <w:ind/>
-    </w:pPr>
-  </w:style>
-  <w:style w:type="paragraph" w:styleId="894" w:default="1">
-    <w:name w:val="Normal"/>
-    <w:next w:val="894"/>
-    <w:qFormat/>
-    <w:pPr>
-      <w:pBdr/>
-      <w:spacing w:before="0" w:line="240" w:lineRule="auto"/>
-      <w:ind/>
-    </w:pPr>
-  </w:style>
-  <w:style w:type="paragraph" w:styleId="895" w:customStyle="1">
+  <w:style w:type="paragraph" w:styleId="973">
     <w:name w:val="No Spacing"/>
-    <w:basedOn w:val="894"/>
-    <w:next w:val="894"/>
+    <w:basedOn w:val="970"/>
+    <w:uiPriority w:val="1"/>
     <w:qFormat/>
     <w:pPr>
       <w:pBdr/>
@@ -32046,74 +31519,75 @@
       <w:ind/>
     </w:pPr>
   </w:style>
-  <w:style w:type="paragraph" w:styleId="896" w:customStyle="1">
+  <w:style w:type="paragraph" w:styleId="974">
     <w:name w:val="List Paragraph"/>
-    <w:basedOn w:val="894"/>
-    <w:next w:val="894"/>
+    <w:basedOn w:val="970"/>
+    <w:uiPriority w:val="34"/>
     <w:qFormat/>
     <w:pPr>
       <w:pBdr/>
       <w:spacing/>
-      <w:ind w:right="0" w:firstLine="0" w:left="720"/>
+      <w:ind w:left="720"/>
+      <w:contextualSpacing w:val="true"/>
     </w:pPr>
   </w:style>
 </w:styles>
 </file>
 
 <file path=word/theme/theme1.xml><?xml version="1.0" encoding="utf-8"?>
-<a:theme xmlns:a="http://schemas.openxmlformats.org/drawingml/2006/main" xmlns:r="http://schemas.openxmlformats.org/officeDocument/2006/relationships" xmlns:p="http://schemas.openxmlformats.org/presentationml/2006/main" name="">
+<a:theme xmlns:a="http://schemas.openxmlformats.org/drawingml/2006/main" xmlns:r="http://schemas.openxmlformats.org/officeDocument/2006/relationships" xmlns:p="http://schemas.openxmlformats.org/presentationml/2006/main" name="Office Theme">
   <a:themeElements>
-    <a:clrScheme name="">
+    <a:clrScheme name="New Office">
       <a:dk1>
-        <a:srgbClr val="000000"/>
+        <a:sysClr val="windowText" lastClr="000000"/>
       </a:dk1>
       <a:lt1>
-        <a:srgbClr val="FFFFFF"/>
+        <a:sysClr val="window" lastClr="FFFFFF"/>
       </a:lt1>
       <a:dk2>
-        <a:srgbClr val="1F497D"/>
+        <a:srgbClr val="44546A"/>
       </a:dk2>
       <a:lt2>
-        <a:srgbClr val="EEECE1"/>
+        <a:srgbClr val="E7E6E6"/>
       </a:lt2>
       <a:accent1>
-        <a:srgbClr val="4F81BD"/>
+        <a:srgbClr val="5B9BD5"/>
       </a:accent1>
       <a:accent2>
-        <a:srgbClr val="C0504D"/>
+        <a:srgbClr val="ED7D31"/>
       </a:accent2>
       <a:accent3>
-        <a:srgbClr val="9BBB59"/>
+        <a:srgbClr val="A5A5A5"/>
       </a:accent3>
       <a:accent4>
-        <a:srgbClr val="8064A2"/>
+        <a:srgbClr val="FFC000"/>
       </a:accent4>
       <a:accent5>
-        <a:srgbClr val="4BACC6"/>
+        <a:srgbClr val="4472C4"/>
       </a:accent5>
       <a:accent6>
-        <a:srgbClr val="F79646"/>
+        <a:srgbClr val="70AD47"/>
       </a:accent6>
       <a:hlink>
-        <a:srgbClr val="0000FF"/>
+        <a:srgbClr val="0563C1"/>
       </a:hlink>
       <a:folHlink>
-        <a:srgbClr val="800080"/>
+        <a:srgbClr val="954F72"/>
       </a:folHlink>
     </a:clrScheme>
-    <a:fontScheme name="">
+    <a:fontScheme name="Office Classic 2">
       <a:majorFont>
-        <a:latin typeface="Arial"/>
+        <a:latin typeface="等线 Light"/>
         <a:ea typeface="Arial"/>
         <a:cs typeface="Arial"/>
       </a:majorFont>
       <a:minorFont>
-        <a:latin typeface="Arial"/>
+        <a:latin typeface="等线"/>
         <a:ea typeface="Arial"/>
         <a:cs typeface="Arial"/>
       </a:minorFont>
     </a:fontScheme>
-    <a:fmtScheme name="">
+    <a:fmtScheme name="Office">
       <a:fillStyleLst>
         <a:solidFill>
           <a:schemeClr val="phClr"/>
@@ -32166,7 +31640,7 @@
         </a:gradFill>
       </a:fillStyleLst>
       <a:lnStyleLst>
-        <a:ln w="9525">
+        <a:ln w="6350" cap="flat" cmpd="sng" algn="ctr">
           <a:solidFill>
             <a:schemeClr val="phClr">
               <a:shade val="95000"/>
@@ -32174,12 +31648,12 @@
             </a:schemeClr>
           </a:solidFill>
         </a:ln>
-        <a:ln w="25400">
+        <a:ln w="12700" cap="flat" cmpd="sng" algn="ctr">
           <a:solidFill>
             <a:schemeClr val="phClr"/>
           </a:solidFill>
         </a:ln>
-        <a:ln w="38100">
+        <a:ln w="19050" cap="flat" cmpd="sng" algn="ctr">
           <a:solidFill>
             <a:schemeClr val="phClr"/>
           </a:solidFill>
@@ -32187,16 +31661,28 @@
       </a:lnStyleLst>
       <a:effectStyleLst>
         <a:effectStyle>
-          <a:effectLst/>
-        </a:effectStyle>
-        <a:effectStyle>
-          <a:effectLst/>
+          <a:effectLst>
+            <a:outerShdw blurRad="40000" dist="20000" dir="5400000" rotWithShape="0">
+              <a:srgbClr val="000000">
+                <a:alpha val="38000"/>
+              </a:srgbClr>
+            </a:outerShdw>
+          </a:effectLst>
         </a:effectStyle>
         <a:effectStyle>
           <a:effectLst>
-            <a:outerShdw blurRad="57150" dist="19050" dir="5400000" algn="ctr" rotWithShape="0">
+            <a:outerShdw blurRad="40000" dist="23000" dir="5400000" rotWithShape="0">
               <a:srgbClr val="000000">
-                <a:alpha val="63000"/>
+                <a:alpha val="35000"/>
+              </a:srgbClr>
+            </a:outerShdw>
+          </a:effectLst>
+        </a:effectStyle>
+        <a:effectStyle>
+          <a:effectLst>
+            <a:outerShdw blurRad="40000" dist="23000" dir="5400000" rotWithShape="0">
+              <a:srgbClr val="000000">
+                <a:alpha val="35000"/>
               </a:srgbClr>
             </a:outerShdw>
           </a:effectLst>
@@ -32206,12 +31692,47 @@
         <a:solidFill>
           <a:schemeClr val="phClr"/>
         </a:solidFill>
-        <a:solidFill>
-          <a:srgbClr val="000000"/>
-        </a:solidFill>
-        <a:solidFill>
-          <a:srgbClr val="000000"/>
-        </a:solidFill>
+        <a:gradFill>
+          <a:gsLst>
+            <a:gs pos="0">
+              <a:schemeClr val="phClr">
+                <a:tint val="40000"/>
+                <a:satMod val="350000"/>
+              </a:schemeClr>
+            </a:gs>
+            <a:gs pos="40000">
+              <a:schemeClr val="phClr">
+                <a:tint val="45000"/>
+                <a:shade val="99000"/>
+                <a:satMod val="350000"/>
+              </a:schemeClr>
+            </a:gs>
+            <a:gs pos="100000">
+              <a:schemeClr val="phClr">
+                <a:shade val="20000"/>
+                <a:satMod val="255000"/>
+              </a:schemeClr>
+            </a:gs>
+          </a:gsLst>
+          <a:path path="circle"/>
+        </a:gradFill>
+        <a:gradFill>
+          <a:gsLst>
+            <a:gs pos="0">
+              <a:schemeClr val="phClr">
+                <a:tint val="80000"/>
+                <a:satMod val="300000"/>
+              </a:schemeClr>
+            </a:gs>
+            <a:gs pos="100000">
+              <a:schemeClr val="phClr">
+                <a:shade val="30000"/>
+                <a:satMod val="200000"/>
+              </a:schemeClr>
+            </a:gs>
+          </a:gsLst>
+          <a:path path="circle"/>
+        </a:gradFill>
       </a:bgFillStyleLst>
     </a:fmtScheme>
   </a:themeElements>

--- a/template_2.docx
+++ b/template_2.docx
@@ -565,6 +565,12 @@
     <w:tblPr>
       <w:tblStyle w:val="785"/>
       <w:tblW w:w="0" w:type="auto"/>
+      <w:tblCellMar>
+        <w:left w:w="0" w:type="dxa"/>
+        <w:top w:w="0" w:type="dxa"/>
+        <w:right w:w="0" w:type="dxa"/>
+        <w:bottom w:w="0" w:type="dxa"/>
+      </w:tblCellMar>
       <w:tblBorders/>
       <w:tblLook w:val="04A0" w:firstRow="1" w:lastRow="0" w:firstColumn="1" w:lastColumn="0" w:noHBand="0" w:noVBand="1"/>
     </w:tblPr>
@@ -669,6 +675,12 @@
     <w:tblPr>
       <w:tblStyle w:val="785"/>
       <w:tblW w:w="0" w:type="auto"/>
+      <w:tblCellMar>
+        <w:left w:w="0" w:type="dxa"/>
+        <w:top w:w="0" w:type="dxa"/>
+        <w:right w:w="0" w:type="dxa"/>
+        <w:bottom w:w="0" w:type="dxa"/>
+      </w:tblCellMar>
       <w:tblBorders/>
       <w:tblLook w:val="04A0" w:firstRow="1" w:lastRow="0" w:firstColumn="1" w:lastColumn="0" w:noHBand="0" w:noVBand="1"/>
     </w:tblPr>
@@ -730,6 +742,7 @@
       <w:pBdr/>
       <w:spacing/>
       <w:ind/>
+      <w:jc w:val="center"/>
       <w:rPr/>
     </w:pPr>
     <w:r/>
